--- a/docs/manuals/金桥融通WMS系统管理员操作手册.docx
+++ b/docs/manuals/金桥融通WMS系统管理员操作手册.docx
@@ -13,7 +13,7 @@
         <w:rPr/>
         <w:drawing>
           <wp:inline distT="0" distB="0" distL="0" distR="0">
-            <wp:extent cx="9753600" cy="9753600"/>
+            <wp:extent cx="838200" cy="838200"/>
             <wp:effectExtent l="0" t="0" r="0" b="0"/>
             <wp:docPr id="1" name="Image1" descr="" title="金桥融通"/>
             <wp:cNvGraphicFramePr>
@@ -37,7 +37,7 @@
                   <pic:spPr bwMode="auto">
                     <a:xfrm>
                       <a:off x="0" y="0"/>
-                      <a:ext cx="9753600" cy="9753600"/>
+                      <a:ext cx="838200" cy="838200"/>
                     </a:xfrm>
                     <a:prstGeom prst="rect">
                       <a:avLst/>
@@ -117,7 +117,7 @@
       </w:r>
       <w:r>
         <w:rPr/>
-        <w:t>V2.0</w:t>
+        <w:t>V2.1</w:t>
       </w:r>
     </w:p>
     <w:p>
@@ -134,7 +134,7 @@
       </w:r>
       <w:r>
         <w:rPr/>
-        <w:t xml:space="preserve">2026-08-04 </w:t>
+        <w:t xml:space="preserve">2026-09-07 </w:t>
       </w:r>
       <w:r>
         <w:rPr/>
@@ -190,6 +190,7 @@
     <w:p>
       <w:pPr>
         <w:pStyle w:val="Heading1"/>
+        <w:pageBreakBefore w:val="1"/>
         <w:bidi w:val="0"/>
         <w:jc w:val="start"/>
         <w:rPr/>
@@ -294,7 +295,33 @@
         <w:jc w:val="start"/>
         <w:rPr/>
       </w:pPr>
-      <w:hyperlink w:anchor="section-4-账号和数据范围">
+      <w:hyperlink w:anchor="section-4-登录失效与切换账号">
+        <w:r>
+          <w:rPr>
+            <w:rStyle w:val="Hyperlink"/>
+          </w:rPr>
+          <w:t>登录失效与切换账号</w:t>
+        </w:r>
+      </w:hyperlink>
+    </w:p>
+    <w:p>
+      <w:pPr>
+        <w:pStyle w:val="BodyText"/>
+        <w:numPr>
+          <w:ilvl w:val="0"/>
+          <w:numId w:val="1"/>
+        </w:numPr>
+        <w:tabs>
+          <w:tab w:val="clear" w:pos="1134"/>
+          <w:tab w:val="left" w:pos="709" w:leader="none"/>
+        </w:tabs>
+        <w:bidi w:val="0"/>
+        <w:spacing w:before="0" w:after="0"/>
+        <w:ind w:hanging="283" w:start="709"/>
+        <w:jc w:val="start"/>
+        <w:rPr/>
+      </w:pPr>
+      <w:hyperlink w:anchor="section-5-账号和数据范围">
         <w:r>
           <w:rPr>
             <w:rStyle w:val="Hyperlink"/>
@@ -320,7 +347,7 @@
         <w:jc w:val="start"/>
         <w:rPr/>
       </w:pPr>
-      <w:hyperlink w:anchor="section-5-通用操作原则">
+      <w:hyperlink w:anchor="section-6-通用操作原则">
         <w:r>
           <w:rPr>
             <w:rStyle w:val="Hyperlink"/>
@@ -346,7 +373,7 @@
         <w:jc w:val="start"/>
         <w:rPr/>
       </w:pPr>
-      <w:hyperlink w:anchor="section-6-修改密码与退出">
+      <w:hyperlink w:anchor="section-7-修改密码与退出">
         <w:r>
           <w:rPr>
             <w:rStyle w:val="Hyperlink"/>
@@ -372,7 +399,7 @@
         <w:jc w:val="start"/>
         <w:rPr/>
       </w:pPr>
-      <w:hyperlink w:anchor="section-7-角色定位与权限边界">
+      <w:hyperlink w:anchor="section-8-角色定位与权限边界">
         <w:r>
           <w:rPr>
             <w:rStyle w:val="Hyperlink"/>
@@ -398,7 +425,7 @@
         <w:jc w:val="start"/>
         <w:rPr/>
       </w:pPr>
-      <w:hyperlink w:anchor="section-8-用户和角色范围管理">
+      <w:hyperlink w:anchor="section-9-用户和角色范围管理">
         <w:r>
           <w:rPr>
             <w:rStyle w:val="Hyperlink"/>
@@ -424,7 +451,7 @@
         <w:jc w:val="start"/>
         <w:rPr/>
       </w:pPr>
-      <w:hyperlink w:anchor="section-9-新建用户">
+      <w:hyperlink w:anchor="section-10-新建用户">
         <w:r>
           <w:rPr>
             <w:rStyle w:val="Hyperlink"/>
@@ -450,7 +477,7 @@
         <w:jc w:val="start"/>
         <w:rPr/>
       </w:pPr>
-      <w:hyperlink w:anchor="section-10-范围规则">
+      <w:hyperlink w:anchor="section-11-范围规则">
         <w:r>
           <w:rPr>
             <w:rStyle w:val="Hyperlink"/>
@@ -476,7 +503,7 @@
         <w:jc w:val="start"/>
         <w:rPr/>
       </w:pPr>
-      <w:hyperlink w:anchor="section-11-规范角色组与-仓库主管-说明">
+      <w:hyperlink w:anchor="section-12-规范角色组与-仓库主管-说明">
         <w:r>
           <w:rPr>
             <w:rStyle w:val="Hyperlink"/>
@@ -502,7 +529,7 @@
         <w:jc w:val="start"/>
         <w:rPr/>
       </w:pPr>
-      <w:hyperlink w:anchor="section-12-额外权限管理">
+      <w:hyperlink w:anchor="section-13-额外权限管理">
         <w:r>
           <w:rPr>
             <w:rStyle w:val="Hyperlink"/>
@@ -528,7 +555,33 @@
         <w:jc w:val="start"/>
         <w:rPr/>
       </w:pPr>
-      <w:hyperlink w:anchor="section-13-基础资料维护顺序">
+      <w:hyperlink w:anchor="section-14-移库-补货的启用与岗位分工">
+        <w:r>
+          <w:rPr>
+            <w:rStyle w:val="Hyperlink"/>
+          </w:rPr>
+          <w:t>移库、补货的启用与岗位分工</w:t>
+        </w:r>
+      </w:hyperlink>
+    </w:p>
+    <w:p>
+      <w:pPr>
+        <w:pStyle w:val="BodyText"/>
+        <w:numPr>
+          <w:ilvl w:val="0"/>
+          <w:numId w:val="1"/>
+        </w:numPr>
+        <w:tabs>
+          <w:tab w:val="clear" w:pos="1134"/>
+          <w:tab w:val="left" w:pos="709" w:leader="none"/>
+        </w:tabs>
+        <w:bidi w:val="0"/>
+        <w:spacing w:before="0" w:after="0"/>
+        <w:ind w:hanging="283" w:start="709"/>
+        <w:jc w:val="start"/>
+        <w:rPr/>
+      </w:pPr>
+      <w:hyperlink w:anchor="section-15-基础资料维护顺序">
         <w:r>
           <w:rPr>
             <w:rStyle w:val="Hyperlink"/>
@@ -554,7 +607,7 @@
         <w:jc w:val="start"/>
         <w:rPr/>
       </w:pPr>
-      <w:hyperlink w:anchor="section-14-商品标识历史维护">
+      <w:hyperlink w:anchor="section-16-商品标识历史维护">
         <w:r>
           <w:rPr>
             <w:rStyle w:val="Hyperlink"/>
@@ -580,7 +633,39 @@
         <w:jc w:val="start"/>
         <w:rPr/>
       </w:pPr>
-      <w:hyperlink w:anchor="section-15-Excel-导入与批量配置">
+      <w:hyperlink w:anchor="section-17-GS1-辅助建档的准备与核对">
+        <w:r>
+          <w:rPr>
+            <w:rStyle w:val="Hyperlink"/>
+          </w:rPr>
+          <w:t xml:space="preserve">GS1 </w:t>
+        </w:r>
+        <w:r>
+          <w:rPr>
+            <w:rStyle w:val="Hyperlink"/>
+          </w:rPr>
+          <w:t>辅助建档的准备与核对</w:t>
+        </w:r>
+      </w:hyperlink>
+    </w:p>
+    <w:p>
+      <w:pPr>
+        <w:pStyle w:val="BodyText"/>
+        <w:numPr>
+          <w:ilvl w:val="0"/>
+          <w:numId w:val="1"/>
+        </w:numPr>
+        <w:tabs>
+          <w:tab w:val="clear" w:pos="1134"/>
+          <w:tab w:val="left" w:pos="709" w:leader="none"/>
+        </w:tabs>
+        <w:bidi w:val="0"/>
+        <w:spacing w:before="0" w:after="0"/>
+        <w:ind w:hanging="283" w:start="709"/>
+        <w:jc w:val="start"/>
+        <w:rPr/>
+      </w:pPr>
+      <w:hyperlink w:anchor="section-18-Excel-导入与批量配置">
         <w:r>
           <w:rPr>
             <w:rStyle w:val="Hyperlink"/>
@@ -612,7 +697,7 @@
         <w:jc w:val="start"/>
         <w:rPr/>
       </w:pPr>
-      <w:hyperlink w:anchor="section-16-商城-POS-与计费管理边界">
+      <w:hyperlink w:anchor="section-19-商城-POS-与计费管理边界">
         <w:r>
           <w:rPr>
             <w:rStyle w:val="Hyperlink"/>
@@ -650,7 +735,7 @@
         <w:jc w:val="start"/>
         <w:rPr/>
       </w:pPr>
-      <w:hyperlink w:anchor="section-17-审计-账号安全与故障处理">
+      <w:hyperlink w:anchor="section-20-审计-账号安全与故障处理">
         <w:r>
           <w:rPr>
             <w:rStyle w:val="Hyperlink"/>
@@ -676,7 +761,7 @@
         <w:jc w:val="start"/>
         <w:rPr/>
       </w:pPr>
-      <w:hyperlink w:anchor="section-18-用户开通验收表">
+      <w:hyperlink w:anchor="section-21-用户开通验收表">
         <w:r>
           <w:rPr>
             <w:rStyle w:val="Hyperlink"/>
@@ -702,7 +787,7 @@
         <w:jc w:val="start"/>
         <w:rPr/>
       </w:pPr>
-      <w:hyperlink w:anchor="section-19-常见状态与控制点">
+      <w:hyperlink w:anchor="section-22-常见状态与控制点">
         <w:r>
           <w:rPr>
             <w:rStyle w:val="Hyperlink"/>
@@ -728,7 +813,7 @@
         <w:jc w:val="start"/>
         <w:rPr/>
       </w:pPr>
-      <w:hyperlink w:anchor="section-20-异常处理与问题上报">
+      <w:hyperlink w:anchor="section-23-异常处理与问题上报">
         <w:r>
           <w:rPr>
             <w:rStyle w:val="Hyperlink"/>
@@ -754,7 +839,7 @@
         <w:jc w:val="start"/>
         <w:rPr/>
       </w:pPr>
-      <w:hyperlink w:anchor="section-21-无法登录或菜单缺失">
+      <w:hyperlink w:anchor="section-24-无法登录或菜单缺失">
         <w:r>
           <w:rPr>
             <w:rStyle w:val="Hyperlink"/>
@@ -780,7 +865,7 @@
         <w:jc w:val="start"/>
         <w:rPr/>
       </w:pPr>
-      <w:hyperlink w:anchor="section-22-数据为空或范围不正确">
+      <w:hyperlink w:anchor="section-25-数据为空或范围不正确">
         <w:r>
           <w:rPr>
             <w:rStyle w:val="Hyperlink"/>
@@ -806,7 +891,7 @@
         <w:jc w:val="start"/>
         <w:rPr/>
       </w:pPr>
-      <w:hyperlink w:anchor="section-23-网络超时或重复提交提示">
+      <w:hyperlink w:anchor="section-26-网络超时或重复提交提示">
         <w:r>
           <w:rPr>
             <w:rStyle w:val="Hyperlink"/>
@@ -832,7 +917,59 @@
         <w:jc w:val="start"/>
         <w:rPr/>
       </w:pPr>
-      <w:hyperlink w:anchor="section-24-库存-任务或账单不一致">
+      <w:hyperlink w:anchor="section-27-打印失败或打印页过期">
+        <w:r>
+          <w:rPr>
+            <w:rStyle w:val="Hyperlink"/>
+          </w:rPr>
+          <w:t>打印失败或打印页过期</w:t>
+        </w:r>
+      </w:hyperlink>
+    </w:p>
+    <w:p>
+      <w:pPr>
+        <w:pStyle w:val="BodyText"/>
+        <w:numPr>
+          <w:ilvl w:val="0"/>
+          <w:numId w:val="1"/>
+        </w:numPr>
+        <w:tabs>
+          <w:tab w:val="clear" w:pos="1134"/>
+          <w:tab w:val="left" w:pos="709" w:leader="none"/>
+        </w:tabs>
+        <w:bidi w:val="0"/>
+        <w:spacing w:before="0" w:after="0"/>
+        <w:ind w:hanging="283" w:start="709"/>
+        <w:jc w:val="start"/>
+        <w:rPr/>
+      </w:pPr>
+      <w:hyperlink w:anchor="section-28-移库-补货过账失败">
+        <w:r>
+          <w:rPr>
+            <w:rStyle w:val="Hyperlink"/>
+          </w:rPr>
+          <w:t>移库、补货过账失败</w:t>
+        </w:r>
+      </w:hyperlink>
+    </w:p>
+    <w:p>
+      <w:pPr>
+        <w:pStyle w:val="BodyText"/>
+        <w:numPr>
+          <w:ilvl w:val="0"/>
+          <w:numId w:val="1"/>
+        </w:numPr>
+        <w:tabs>
+          <w:tab w:val="clear" w:pos="1134"/>
+          <w:tab w:val="left" w:pos="709" w:leader="none"/>
+        </w:tabs>
+        <w:bidi w:val="0"/>
+        <w:spacing w:before="0" w:after="0"/>
+        <w:ind w:hanging="283" w:start="709"/>
+        <w:jc w:val="start"/>
+        <w:rPr/>
+      </w:pPr>
+      <w:hyperlink w:anchor="section-29-库存-任务或账单不一致">
         <w:r>
           <w:rPr>
             <w:rStyle w:val="Hyperlink"/>
@@ -858,7 +995,7 @@
         <w:jc w:val="start"/>
         <w:rPr/>
       </w:pPr>
-      <w:hyperlink w:anchor="section-25-问题上报模板">
+      <w:hyperlink w:anchor="section-30-问题上报模板">
         <w:r>
           <w:rPr>
             <w:rStyle w:val="Hyperlink"/>
@@ -884,7 +1021,7 @@
         <w:jc w:val="start"/>
         <w:rPr/>
       </w:pPr>
-      <w:hyperlink w:anchor="section-26-日常自检与培训验收">
+      <w:hyperlink w:anchor="section-31-日常自检与培训验收">
         <w:r>
           <w:rPr>
             <w:rStyle w:val="Hyperlink"/>
@@ -910,7 +1047,7 @@
         <w:jc w:val="start"/>
         <w:rPr/>
       </w:pPr>
-      <w:hyperlink w:anchor="section-27-专项手册与边界">
+      <w:hyperlink w:anchor="section-32-专项手册与边界">
         <w:r>
           <w:rPr>
             <w:rStyle w:val="Hyperlink"/>
@@ -935,7 +1072,7 @@
         <w:jc w:val="start"/>
         <w:rPr/>
       </w:pPr>
-      <w:hyperlink w:anchor="section-28-文档修订记录">
+      <w:hyperlink w:anchor="section-33-文档修订记录">
         <w:r>
           <w:rPr>
             <w:rStyle w:val="Hyperlink"/>
@@ -947,6 +1084,7 @@
     <w:p>
       <w:pPr>
         <w:pStyle w:val="BodyText"/>
+        <w:pageBreakBefore w:val="1"/>
         <w:bidi w:val="0"/>
         <w:jc w:val="start"/>
         <w:rPr/>
@@ -975,7 +1113,7 @@
       </w:r>
       <w:r>
         <w:rPr/>
-        <w:t>V2.0</w:t>
+        <w:t>V2.1</w:t>
       </w:r>
     </w:p>
     <w:p>
@@ -997,7 +1135,7 @@
       </w:r>
       <w:r>
         <w:rPr/>
-        <w:t xml:space="preserve">2026-08-04 </w:t>
+        <w:t xml:space="preserve">2026-09-07 </w:t>
       </w:r>
       <w:r>
         <w:rPr/>
@@ -1123,20 +1261,20 @@
     </w:p>
     <w:tbl>
       <w:tblPr>
-        <w:tblW w:w="7097" w:type="dxa"/>
+        <w:tblW w:w="10050" w:type="dxa"/>
         <w:jc w:val="start"/>
         <w:tblInd w:w="0" w:type="dxa"/>
         <w:tblLayout w:type="fixed"/>
         <w:tblCellMar>
-          <w:top w:w="28" w:type="dxa"/>
-          <w:start w:w="28" w:type="dxa"/>
-          <w:bottom w:w="28" w:type="dxa"/>
-          <w:end w:w="28" w:type="dxa"/>
+          <w:top w:w="80" w:type="dxa"/>
+          <w:start w:w="80" w:type="dxa"/>
+          <w:bottom w:w="80" w:type="dxa"/>
+          <w:end w:w="80" w:type="dxa"/>
         </w:tblCellMar>
       </w:tblPr>
       <w:tblGrid>
-        <w:gridCol w:w="1096"/>
-        <w:gridCol w:w="6001"/>
+        <w:gridCol w:w="1634"/>
+        <w:gridCol w:w="8415"/>
       </w:tblGrid>
       <w:tr>
         <w:trPr>
@@ -1144,42 +1282,58 @@
         </w:trPr>
         <w:tc>
           <w:tcPr>
-            <w:tcW w:w="1096" w:type="dxa"/>
-            <w:tcBorders/>
-            <w:vAlign w:val="center"/>
+            <w:tcW w:w="1634" w:type="dxa"/>
+            <w:tcBorders>
+              <w:top w:val="single" w:sz="2" w:space="0" w:color="BDC9DA"/>
+              <w:start w:val="single" w:sz="2" w:space="0" w:color="BDC9DA"/>
+              <w:bottom w:val="single" w:sz="2" w:space="0" w:color="BDC9DA"/>
+              <w:end w:val="single" w:sz="2" w:space="0" w:color="BDC9DA"/>
+            </w:tcBorders>
+            <w:shd w:fill="EAF1FD" w:val="clear"/>
           </w:tcPr>
           <w:p>
             <w:pPr>
               <w:pStyle w:val="TableHeading"/>
-              <w:suppressLineNumbers/>
               <w:bidi w:val="0"/>
               <w:spacing w:before="0" w:after="283"/>
-              <w:jc w:val="center"/>
-              <w:rPr/>
+              <w:ind w:hanging="0" w:start="0" w:end="0"/>
+              <w:rPr>
+                <w:sz w:val="18"/>
+              </w:rPr>
             </w:pPr>
             <w:r>
-              <w:rPr/>
+              <w:rPr>
+                <w:sz w:val="18"/>
+              </w:rPr>
               <w:t>项目</w:t>
             </w:r>
           </w:p>
         </w:tc>
         <w:tc>
           <w:tcPr>
-            <w:tcW w:w="6001" w:type="dxa"/>
-            <w:tcBorders/>
-            <w:vAlign w:val="center"/>
+            <w:tcW w:w="8415" w:type="dxa"/>
+            <w:tcBorders>
+              <w:top w:val="single" w:sz="2" w:space="0" w:color="BDC9DA"/>
+              <w:start w:val="single" w:sz="2" w:space="0" w:color="BDC9DA"/>
+              <w:bottom w:val="single" w:sz="2" w:space="0" w:color="BDC9DA"/>
+              <w:end w:val="single" w:sz="2" w:space="0" w:color="BDC9DA"/>
+            </w:tcBorders>
+            <w:shd w:fill="EAF1FD" w:val="clear"/>
           </w:tcPr>
           <w:p>
             <w:pPr>
               <w:pStyle w:val="TableHeading"/>
-              <w:suppressLineNumbers/>
               <w:bidi w:val="0"/>
               <w:spacing w:before="0" w:after="283"/>
-              <w:jc w:val="center"/>
-              <w:rPr/>
+              <w:ind w:hanging="0" w:start="0" w:end="0"/>
+              <w:rPr>
+                <w:sz w:val="18"/>
+              </w:rPr>
             </w:pPr>
             <w:r>
-              <w:rPr/>
+              <w:rPr>
+                <w:sz w:val="18"/>
+              </w:rPr>
               <w:t>本角色要求</w:t>
             </w:r>
           </w:p>
@@ -1189,40 +1343,58 @@
         <w:trPr/>
         <w:tc>
           <w:tcPr>
-            <w:tcW w:w="1096" w:type="dxa"/>
-            <w:tcBorders/>
-            <w:vAlign w:val="center"/>
+            <w:tcW w:w="1634" w:type="dxa"/>
+            <w:tcBorders>
+              <w:top w:val="single" w:sz="2" w:space="0" w:color="BDC9DA"/>
+              <w:start w:val="single" w:sz="2" w:space="0" w:color="BDC9DA"/>
+              <w:bottom w:val="single" w:sz="2" w:space="0" w:color="BDC9DA"/>
+              <w:end w:val="single" w:sz="2" w:space="0" w:color="BDC9DA"/>
+            </w:tcBorders>
           </w:tcPr>
           <w:p>
             <w:pPr>
               <w:pStyle w:val="TableContents"/>
               <w:bidi w:val="0"/>
               <w:spacing w:before="0" w:after="283"/>
+              <w:ind w:hanging="0" w:start="0" w:end="0"/>
               <w:jc w:val="start"/>
-              <w:rPr/>
+              <w:rPr>
+                <w:sz w:val="18"/>
+              </w:rPr>
             </w:pPr>
             <w:r>
-              <w:rPr/>
+              <w:rPr>
+                <w:sz w:val="18"/>
+              </w:rPr>
               <w:t>角色</w:t>
             </w:r>
           </w:p>
         </w:tc>
         <w:tc>
           <w:tcPr>
-            <w:tcW w:w="6001" w:type="dxa"/>
-            <w:tcBorders/>
-            <w:vAlign w:val="center"/>
+            <w:tcW w:w="8415" w:type="dxa"/>
+            <w:tcBorders>
+              <w:top w:val="single" w:sz="2" w:space="0" w:color="BDC9DA"/>
+              <w:start w:val="single" w:sz="2" w:space="0" w:color="BDC9DA"/>
+              <w:bottom w:val="single" w:sz="2" w:space="0" w:color="BDC9DA"/>
+              <w:end w:val="single" w:sz="2" w:space="0" w:color="BDC9DA"/>
+            </w:tcBorders>
           </w:tcPr>
           <w:p>
             <w:pPr>
               <w:pStyle w:val="TableContents"/>
               <w:bidi w:val="0"/>
               <w:spacing w:before="0" w:after="283"/>
+              <w:ind w:hanging="0" w:start="0" w:end="0"/>
               <w:jc w:val="start"/>
-              <w:rPr/>
+              <w:rPr>
+                <w:sz w:val="18"/>
+              </w:rPr>
             </w:pPr>
             <w:r>
-              <w:rPr/>
+              <w:rPr>
+                <w:sz w:val="18"/>
+              </w:rPr>
               <w:t>系统管理员</w:t>
             </w:r>
           </w:p>
@@ -1232,41 +1404,56 @@
         <w:trPr/>
         <w:tc>
           <w:tcPr>
-            <w:tcW w:w="1096" w:type="dxa"/>
-            <w:tcBorders/>
-            <w:vAlign w:val="center"/>
+            <w:tcW w:w="1634" w:type="dxa"/>
+            <w:tcBorders>
+              <w:top w:val="single" w:sz="2" w:space="0" w:color="BDC9DA"/>
+              <w:start w:val="single" w:sz="2" w:space="0" w:color="BDC9DA"/>
+              <w:bottom w:val="single" w:sz="2" w:space="0" w:color="BDC9DA"/>
+              <w:end w:val="single" w:sz="2" w:space="0" w:color="BDC9DA"/>
+            </w:tcBorders>
           </w:tcPr>
           <w:p>
             <w:pPr>
               <w:pStyle w:val="TableContents"/>
               <w:bidi w:val="0"/>
               <w:spacing w:before="0" w:after="283"/>
+              <w:ind w:hanging="0" w:start="0" w:end="0"/>
               <w:jc w:val="start"/>
-              <w:rPr/>
+              <w:rPr>
+                <w:sz w:val="18"/>
+              </w:rPr>
             </w:pPr>
             <w:r>
-              <w:rPr/>
+              <w:rPr>
+                <w:sz w:val="18"/>
+              </w:rPr>
               <w:t>正式权限组</w:t>
             </w:r>
           </w:p>
         </w:tc>
         <w:tc>
           <w:tcPr>
-            <w:tcW w:w="6001" w:type="dxa"/>
-            <w:tcBorders/>
-            <w:vAlign w:val="center"/>
+            <w:tcW w:w="8415" w:type="dxa"/>
+            <w:tcBorders>
+              <w:top w:val="single" w:sz="2" w:space="0" w:color="BDC9DA"/>
+              <w:start w:val="single" w:sz="2" w:space="0" w:color="BDC9DA"/>
+              <w:bottom w:val="single" w:sz="2" w:space="0" w:color="BDC9DA"/>
+              <w:end w:val="single" w:sz="2" w:space="0" w:color="BDC9DA"/>
+            </w:tcBorders>
           </w:tcPr>
           <w:p>
             <w:pPr>
               <w:pStyle w:val="TableContents"/>
               <w:bidi w:val="0"/>
               <w:spacing w:before="0" w:after="283"/>
+              <w:ind w:hanging="0" w:start="0" w:end="0"/>
               <w:jc w:val="start"/>
               <w:rPr/>
             </w:pPr>
             <w:r>
               <w:rPr>
                 <w:rStyle w:val="SourceText"/>
+                <w:sz w:val="18"/>
               </w:rPr>
               <w:t>超级管理员或经过审批的后台管理权限组</w:t>
             </w:r>
@@ -1277,48 +1464,68 @@
         <w:trPr/>
         <w:tc>
           <w:tcPr>
-            <w:tcW w:w="1096" w:type="dxa"/>
-            <w:tcBorders/>
-            <w:vAlign w:val="center"/>
+            <w:tcW w:w="1634" w:type="dxa"/>
+            <w:tcBorders>
+              <w:top w:val="single" w:sz="2" w:space="0" w:color="BDC9DA"/>
+              <w:start w:val="single" w:sz="2" w:space="0" w:color="BDC9DA"/>
+              <w:bottom w:val="single" w:sz="2" w:space="0" w:color="BDC9DA"/>
+              <w:end w:val="single" w:sz="2" w:space="0" w:color="BDC9DA"/>
+            </w:tcBorders>
           </w:tcPr>
           <w:p>
             <w:pPr>
               <w:pStyle w:val="TableContents"/>
               <w:bidi w:val="0"/>
               <w:spacing w:before="0" w:after="283"/>
+              <w:ind w:hanging="0" w:start="0" w:end="0"/>
               <w:jc w:val="start"/>
-              <w:rPr/>
+              <w:rPr>
+                <w:sz w:val="18"/>
+              </w:rPr>
             </w:pPr>
             <w:r>
-              <w:rPr/>
+              <w:rPr>
+                <w:sz w:val="18"/>
+              </w:rPr>
               <w:t>主要入口</w:t>
             </w:r>
           </w:p>
         </w:tc>
         <w:tc>
           <w:tcPr>
-            <w:tcW w:w="6001" w:type="dxa"/>
-            <w:tcBorders/>
-            <w:vAlign w:val="center"/>
+            <w:tcW w:w="8415" w:type="dxa"/>
+            <w:tcBorders>
+              <w:top w:val="single" w:sz="2" w:space="0" w:color="BDC9DA"/>
+              <w:start w:val="single" w:sz="2" w:space="0" w:color="BDC9DA"/>
+              <w:bottom w:val="single" w:sz="2" w:space="0" w:color="BDC9DA"/>
+              <w:end w:val="single" w:sz="2" w:space="0" w:color="BDC9DA"/>
+            </w:tcBorders>
           </w:tcPr>
           <w:p>
             <w:pPr>
               <w:pStyle w:val="TableContents"/>
               <w:bidi w:val="0"/>
               <w:spacing w:before="0" w:after="283"/>
+              <w:ind w:hanging="0" w:start="0" w:end="0"/>
               <w:jc w:val="start"/>
               <w:rPr/>
             </w:pPr>
             <w:r>
-              <w:rPr/>
+              <w:rPr>
+                <w:sz w:val="18"/>
+              </w:rPr>
               <w:t xml:space="preserve">Web </w:t>
             </w:r>
             <w:r>
-              <w:rPr/>
+              <w:rPr>
+                <w:sz w:val="18"/>
+              </w:rPr>
               <w:t xml:space="preserve">控制台 </w:t>
             </w:r>
             <w:r>
-              <w:rPr/>
+              <w:rPr>
+                <w:sz w:val="18"/>
+              </w:rPr>
               <w:t>/ Django Admin</w:t>
             </w:r>
           </w:p>
@@ -1328,9 +1535,42 @@
         <w:trPr/>
         <w:tc>
           <w:tcPr>
-            <w:tcW w:w="1096" w:type="dxa"/>
-            <w:tcBorders/>
-            <w:vAlign w:val="center"/>
+            <w:tcW w:w="1634" w:type="dxa"/>
+            <w:tcBorders>
+              <w:top w:val="single" w:sz="2" w:space="0" w:color="BDC9DA"/>
+              <w:start w:val="single" w:sz="2" w:space="0" w:color="BDC9DA"/>
+              <w:bottom w:val="single" w:sz="2" w:space="0" w:color="BDC9DA"/>
+              <w:end w:val="single" w:sz="2" w:space="0" w:color="BDC9DA"/>
+            </w:tcBorders>
+          </w:tcPr>
+          <w:p>
+            <w:pPr>
+              <w:pStyle w:val="TableContents"/>
+              <w:bidi w:val="0"/>
+              <w:spacing w:before="0" w:after="283"/>
+              <w:ind w:hanging="0" w:start="0" w:end="0"/>
+              <w:jc w:val="start"/>
+              <w:rPr>
+                <w:sz w:val="18"/>
+              </w:rPr>
+            </w:pPr>
+            <w:r>
+              <w:rPr>
+                <w:sz w:val="18"/>
+              </w:rPr>
+              <w:t>数据范围</w:t>
+            </w:r>
+          </w:p>
+        </w:tc>
+        <w:tc>
+          <w:tcPr>
+            <w:tcW w:w="8415" w:type="dxa"/>
+            <w:tcBorders>
+              <w:top w:val="single" w:sz="2" w:space="0" w:color="BDC9DA"/>
+              <w:start w:val="single" w:sz="2" w:space="0" w:color="BDC9DA"/>
+              <w:bottom w:val="single" w:sz="2" w:space="0" w:color="BDC9DA"/>
+              <w:end w:val="single" w:sz="2" w:space="0" w:color="BDC9DA"/>
+            </w:tcBorders>
           </w:tcPr>
           <w:p>
             <w:pPr>
@@ -1338,30 +1578,14 @@
               <w:bidi w:val="0"/>
               <w:spacing w:before="0" w:after="283"/>
               <w:jc w:val="start"/>
-              <w:rPr/>
+              <w:rPr>
+                <w:sz w:val="18"/>
+              </w:rPr>
             </w:pPr>
             <w:r>
-              <w:rPr/>
-              <w:t>数据范围</w:t>
-            </w:r>
-          </w:p>
-        </w:tc>
-        <w:tc>
-          <w:tcPr>
-            <w:tcW w:w="6001" w:type="dxa"/>
-            <w:tcBorders/>
-            <w:vAlign w:val="center"/>
-          </w:tcPr>
-          <w:p>
-            <w:pPr>
-              <w:pStyle w:val="TableContents"/>
-              <w:bidi w:val="0"/>
-              <w:spacing w:before="0" w:after="283"/>
-              <w:jc w:val="start"/>
-              <w:rPr/>
-            </w:pPr>
-            <w:r>
-              <w:rPr/>
+              <w:rPr>
+                <w:sz w:val="18"/>
+              </w:rPr>
               <w:t>超级管理员为全局范围；普通后台账号仍受显式角色范围和权限限制</w:t>
             </w:r>
           </w:p>
@@ -1543,10 +1767,134 @@
         <w:jc w:val="start"/>
         <w:rPr/>
       </w:pPr>
-      <w:bookmarkStart w:id="3" w:name="section-4-账号和数据范围"/>
+      <w:bookmarkStart w:id="3" w:name="section-4-登录失效与切换账号"/>
       <w:bookmarkEnd w:id="3"/>
       <w:r>
         <w:rPr/>
+        <w:t>登录失效与切换账号</w:t>
+      </w:r>
+    </w:p>
+    <w:p>
+      <w:pPr>
+        <w:pStyle w:val="BodyText"/>
+        <w:numPr>
+          <w:ilvl w:val="0"/>
+          <w:numId w:val="3"/>
+        </w:numPr>
+        <w:tabs>
+          <w:tab w:val="clear" w:pos="1134"/>
+          <w:tab w:val="left" w:pos="709" w:leader="none"/>
+        </w:tabs>
+        <w:bidi w:val="0"/>
+        <w:spacing w:before="0" w:after="0"/>
+        <w:ind w:hanging="283" w:start="709"/>
+        <w:jc w:val="start"/>
+        <w:rPr/>
+      </w:pPr>
+      <w:r>
+        <w:rPr/>
+        <w:t xml:space="preserve">使用管理员提供的正式入口；客户端的服务地址由部署配置决定，不在登录页自行改接其他服务器。 </w:t>
+      </w:r>
+    </w:p>
+    <w:p>
+      <w:pPr>
+        <w:pStyle w:val="BodyText"/>
+        <w:numPr>
+          <w:ilvl w:val="0"/>
+          <w:numId w:val="3"/>
+        </w:numPr>
+        <w:tabs>
+          <w:tab w:val="clear" w:pos="1134"/>
+          <w:tab w:val="left" w:pos="709" w:leader="none"/>
+        </w:tabs>
+        <w:bidi w:val="0"/>
+        <w:spacing w:before="0" w:after="0"/>
+        <w:ind w:hanging="283" w:start="709"/>
+        <w:jc w:val="start"/>
+        <w:rPr/>
+      </w:pPr>
+      <w:r>
+        <w:rPr/>
+        <w:t xml:space="preserve">使用过程中客户端会尝试续期登录。临时断网或服务器繁忙时先检查网络，恢复后重新查询当前单据；不能把网络故障当成业务未提交。 </w:t>
+      </w:r>
+    </w:p>
+    <w:p>
+      <w:pPr>
+        <w:pStyle w:val="BodyText"/>
+        <w:numPr>
+          <w:ilvl w:val="0"/>
+          <w:numId w:val="3"/>
+        </w:numPr>
+        <w:tabs>
+          <w:tab w:val="clear" w:pos="1134"/>
+          <w:tab w:val="left" w:pos="709" w:leader="none"/>
+        </w:tabs>
+        <w:bidi w:val="0"/>
+        <w:spacing w:before="0" w:after="0"/>
+        <w:ind w:hanging="283" w:start="709"/>
+        <w:jc w:val="start"/>
+        <w:rPr/>
+      </w:pPr>
+      <w:r>
+        <w:rPr/>
+        <w:t xml:space="preserve">明确提示登录失效并返回登录页时，重新登录本人账号，再核对角色、仓库或货主范围。 </w:t>
+      </w:r>
+    </w:p>
+    <w:p>
+      <w:pPr>
+        <w:pStyle w:val="BodyText"/>
+        <w:numPr>
+          <w:ilvl w:val="0"/>
+          <w:numId w:val="3"/>
+        </w:numPr>
+        <w:tabs>
+          <w:tab w:val="clear" w:pos="1134"/>
+          <w:tab w:val="left" w:pos="709" w:leader="none"/>
+        </w:tabs>
+        <w:bidi w:val="0"/>
+        <w:spacing w:before="0" w:after="0"/>
+        <w:ind w:hanging="283" w:start="709"/>
+        <w:jc w:val="start"/>
+        <w:rPr/>
+      </w:pPr>
+      <w:r>
+        <w:rPr/>
+        <w:t xml:space="preserve">看到“登录账号已变化”或“登录状态已变化”时停止当前操作，刷新页面并重新选择业务对象。旧账号的页面结果不能作为新账号继续操作的依据。 </w:t>
+      </w:r>
+    </w:p>
+    <w:p>
+      <w:pPr>
+        <w:pStyle w:val="BodyText"/>
+        <w:numPr>
+          <w:ilvl w:val="0"/>
+          <w:numId w:val="3"/>
+        </w:numPr>
+        <w:tabs>
+          <w:tab w:val="clear" w:pos="1134"/>
+          <w:tab w:val="left" w:pos="709" w:leader="none"/>
+        </w:tabs>
+        <w:bidi w:val="0"/>
+        <w:ind w:hanging="283" w:start="709"/>
+        <w:jc w:val="start"/>
+        <w:rPr/>
+      </w:pPr>
+      <w:r>
+        <w:rPr/>
+        <w:t xml:space="preserve">连续登录过频时按提示等待，不连续点击；仍不能登录则联系管理员检查账号。 </w:t>
+      </w:r>
+    </w:p>
+    <w:p>
+      <w:pPr>
+        <w:pStyle w:val="Heading3"/>
+        <w:bidi w:val="0"/>
+        <w:ind w:hanging="0" w:start="0" w:end="0"/>
+        <w:jc w:val="start"/>
+        <w:rPr/>
+      </w:pPr>
+      <w:bookmarkStart w:id="4" w:name="section-5-账号和数据范围"/>
+      <w:bookmarkEnd w:id="4"/>
+      <w:r>
+        <w:rPr/>
         <w:t>账号和数据范围</w:t>
       </w:r>
     </w:p>
@@ -1555,7 +1903,7 @@
         <w:pStyle w:val="BodyText"/>
         <w:numPr>
           <w:ilvl w:val="0"/>
-          <w:numId w:val="3"/>
+          <w:numId w:val="4"/>
         </w:numPr>
         <w:tabs>
           <w:tab w:val="clear" w:pos="1134"/>
@@ -1585,7 +1933,7 @@
         <w:pStyle w:val="BodyText"/>
         <w:numPr>
           <w:ilvl w:val="0"/>
-          <w:numId w:val="3"/>
+          <w:numId w:val="4"/>
         </w:numPr>
         <w:tabs>
           <w:tab w:val="clear" w:pos="1134"/>
@@ -1607,7 +1955,7 @@
         <w:pStyle w:val="BodyText"/>
         <w:numPr>
           <w:ilvl w:val="0"/>
-          <w:numId w:val="3"/>
+          <w:numId w:val="4"/>
         </w:numPr>
         <w:tabs>
           <w:tab w:val="clear" w:pos="1134"/>
@@ -1637,7 +1985,7 @@
         <w:pStyle w:val="BodyText"/>
         <w:numPr>
           <w:ilvl w:val="0"/>
-          <w:numId w:val="3"/>
+          <w:numId w:val="4"/>
         </w:numPr>
         <w:tabs>
           <w:tab w:val="clear" w:pos="1134"/>
@@ -1659,7 +2007,7 @@
         <w:pStyle w:val="BodyText"/>
         <w:numPr>
           <w:ilvl w:val="0"/>
-          <w:numId w:val="3"/>
+          <w:numId w:val="4"/>
         </w:numPr>
         <w:tabs>
           <w:tab w:val="clear" w:pos="1134"/>
@@ -1683,8 +2031,8 @@
         <w:jc w:val="start"/>
         <w:rPr/>
       </w:pPr>
-      <w:bookmarkStart w:id="4" w:name="section-5-通用操作原则"/>
-      <w:bookmarkEnd w:id="4"/>
+      <w:bookmarkStart w:id="5" w:name="section-6-通用操作原则"/>
+      <w:bookmarkEnd w:id="5"/>
       <w:r>
         <w:rPr/>
         <w:t>通用操作原则</w:t>
@@ -1695,7 +2043,7 @@
         <w:pStyle w:val="BodyText"/>
         <w:numPr>
           <w:ilvl w:val="0"/>
-          <w:numId w:val="4"/>
+          <w:numId w:val="5"/>
         </w:numPr>
         <w:tabs>
           <w:tab w:val="clear" w:pos="1134"/>
@@ -1717,7 +2065,7 @@
         <w:pStyle w:val="BodyText"/>
         <w:numPr>
           <w:ilvl w:val="0"/>
-          <w:numId w:val="4"/>
+          <w:numId w:val="5"/>
         </w:numPr>
         <w:tabs>
           <w:tab w:val="clear" w:pos="1134"/>
@@ -1739,7 +2087,7 @@
         <w:pStyle w:val="BodyText"/>
         <w:numPr>
           <w:ilvl w:val="0"/>
-          <w:numId w:val="4"/>
+          <w:numId w:val="5"/>
         </w:numPr>
         <w:tabs>
           <w:tab w:val="clear" w:pos="1134"/>
@@ -1761,7 +2109,7 @@
         <w:pStyle w:val="BodyText"/>
         <w:numPr>
           <w:ilvl w:val="0"/>
-          <w:numId w:val="4"/>
+          <w:numId w:val="5"/>
         </w:numPr>
         <w:tabs>
           <w:tab w:val="clear" w:pos="1134"/>
@@ -1783,7 +2131,7 @@
         <w:pStyle w:val="BodyText"/>
         <w:numPr>
           <w:ilvl w:val="0"/>
-          <w:numId w:val="4"/>
+          <w:numId w:val="5"/>
         </w:numPr>
         <w:tabs>
           <w:tab w:val="clear" w:pos="1134"/>
@@ -1805,7 +2153,7 @@
         <w:pStyle w:val="BodyText"/>
         <w:numPr>
           <w:ilvl w:val="0"/>
-          <w:numId w:val="4"/>
+          <w:numId w:val="5"/>
         </w:numPr>
         <w:tabs>
           <w:tab w:val="clear" w:pos="1134"/>
@@ -1829,8 +2177,8 @@
         <w:jc w:val="start"/>
         <w:rPr/>
       </w:pPr>
-      <w:bookmarkStart w:id="5" w:name="section-6-修改密码与退出"/>
-      <w:bookmarkEnd w:id="5"/>
+      <w:bookmarkStart w:id="6" w:name="section-7-修改密码与退出"/>
+      <w:bookmarkEnd w:id="6"/>
       <w:r>
         <w:rPr/>
         <w:t>修改密码与退出</w:t>
@@ -1841,7 +2189,7 @@
         <w:pStyle w:val="BodyText"/>
         <w:numPr>
           <w:ilvl w:val="0"/>
-          <w:numId w:val="5"/>
+          <w:numId w:val="6"/>
         </w:numPr>
         <w:tabs>
           <w:tab w:val="clear" w:pos="1134"/>
@@ -1863,7 +2211,7 @@
         <w:pStyle w:val="BodyText"/>
         <w:numPr>
           <w:ilvl w:val="0"/>
-          <w:numId w:val="5"/>
+          <w:numId w:val="6"/>
         </w:numPr>
         <w:tabs>
           <w:tab w:val="clear" w:pos="1134"/>
@@ -1885,13 +2233,14 @@
         <w:pStyle w:val="BodyText"/>
         <w:numPr>
           <w:ilvl w:val="0"/>
-          <w:numId w:val="5"/>
-        </w:numPr>
-        <w:tabs>
-          <w:tab w:val="clear" w:pos="1134"/>
-          <w:tab w:val="left" w:pos="709" w:leader="none"/>
-        </w:tabs>
-        <w:bidi w:val="0"/>
+          <w:numId w:val="6"/>
+        </w:numPr>
+        <w:tabs>
+          <w:tab w:val="clear" w:pos="1134"/>
+          <w:tab w:val="left" w:pos="709" w:leader="none"/>
+        </w:tabs>
+        <w:bidi w:val="0"/>
+        <w:spacing w:before="0" w:after="0"/>
         <w:ind w:hanging="283" w:start="709"/>
         <w:jc w:val="start"/>
         <w:rPr/>
@@ -1903,6 +2252,27 @@
     </w:p>
     <w:p>
       <w:pPr>
+        <w:pStyle w:val="BodyText"/>
+        <w:numPr>
+          <w:ilvl w:val="0"/>
+          <w:numId w:val="6"/>
+        </w:numPr>
+        <w:tabs>
+          <w:tab w:val="clear" w:pos="1134"/>
+          <w:tab w:val="left" w:pos="709" w:leader="none"/>
+        </w:tabs>
+        <w:bidi w:val="0"/>
+        <w:ind w:hanging="283" w:start="709"/>
+        <w:jc w:val="start"/>
+        <w:rPr/>
+      </w:pPr>
+      <w:r>
+        <w:rPr/>
+        <w:t xml:space="preserve">切换账号前先记录尚未确认的单号、任务号及收付款结果；下一位人员使用自己的账号重新打开业务页面，不接着提交上一账号遗留的内容。 </w:t>
+      </w:r>
+    </w:p>
+    <w:p>
+      <w:pPr>
         <w:pStyle w:val="HorizontalLine"/>
         <w:bidi w:val="0"/>
         <w:jc w:val="start"/>
@@ -1914,82 +2284,14 @@
     </w:p>
     <w:p>
       <w:pPr>
-        <w:pStyle w:val="BodyText"/>
-        <w:bidi w:val="0"/>
-        <w:jc w:val="start"/>
-        <w:rPr/>
-      </w:pPr>
-      <w:r>
-        <w:rPr/>
-        <w:drawing>
-          <wp:inline distT="0" distB="0" distL="0" distR="0">
-            <wp:extent cx="5715000" cy="4019550"/>
-            <wp:effectExtent l="0" t="0" r="0" b="0"/>
-            <wp:docPr id="2" name="Image2" descr="" title="Web 管理后台登录界面"/>
-            <wp:cNvGraphicFramePr>
-              <a:graphicFrameLocks xmlns:a="http://schemas.openxmlformats.org/drawingml/2006/main" noChangeAspect="1"/>
-            </wp:cNvGraphicFramePr>
-            <a:graphic xmlns:a="http://schemas.openxmlformats.org/drawingml/2006/main">
-              <a:graphicData uri="http://schemas.openxmlformats.org/drawingml/2006/picture">
-                <pic:pic xmlns:pic="http://schemas.openxmlformats.org/drawingml/2006/picture">
-                  <pic:nvPicPr>
-                    <pic:cNvPr id="2" name="Image2" descr="" title="Web 管理后台登录界面"/>
-                    <pic:cNvPicPr>
-                      <a:picLocks noChangeAspect="1" noChangeArrowheads="1"/>
-                    </pic:cNvPicPr>
-                  </pic:nvPicPr>
-                  <pic:blipFill>
-                    <a:blip r:embed="rId3"/>
-                    <a:stretch>
-                      <a:fillRect/>
-                    </a:stretch>
-                  </pic:blipFill>
-                  <pic:spPr bwMode="auto">
-                    <a:xfrm>
-                      <a:off x="0" y="0"/>
-                      <a:ext cx="5715000" cy="4019550"/>
-                    </a:xfrm>
-                    <a:prstGeom prst="rect">
-                      <a:avLst/>
-                    </a:prstGeom>
-                  </pic:spPr>
-                </pic:pic>
-              </a:graphicData>
-            </a:graphic>
-          </wp:inline>
-        </w:drawing>
-      </w:r>
-    </w:p>
-    <w:p>
-      <w:pPr>
-        <w:pStyle w:val="BodyText"/>
-        <w:bidi w:val="0"/>
-        <w:jc w:val="start"/>
-        <w:rPr/>
-      </w:pPr>
-      <w:r>
-        <w:rPr/>
-        <w:t>图：</w:t>
-      </w:r>
-      <w:r>
-        <w:rPr/>
-        <w:t xml:space="preserve">Web </w:t>
-      </w:r>
-      <w:r>
-        <w:rPr/>
-        <w:t>管理后台登录界面</w:t>
-      </w:r>
-    </w:p>
-    <w:p>
-      <w:pPr>
         <w:pStyle w:val="Heading2"/>
         <w:bidi w:val="0"/>
         <w:ind w:hanging="0" w:start="0" w:end="0"/>
         <w:jc w:val="start"/>
         <w:rPr/>
       </w:pPr>
-      <w:bookmarkStart w:id="6" w:name="section-7-角色定位与权限边界"/>
-      <w:bookmarkEnd w:id="6"/>
+      <w:bookmarkStart w:id="7" w:name="section-8-角色定位与权限边界"/>
+      <w:bookmarkEnd w:id="7"/>
       <w:r>
         <w:rPr/>
         <w:t>角色定位与权限边界</w:t>
@@ -2059,8 +2361,8 @@
         <w:jc w:val="start"/>
         <w:rPr/>
       </w:pPr>
-      <w:bookmarkStart w:id="7" w:name="section-8-用户和角色范围管理"/>
-      <w:bookmarkEnd w:id="7"/>
+      <w:bookmarkStart w:id="8" w:name="section-9-用户和角色范围管理"/>
+      <w:bookmarkEnd w:id="8"/>
       <w:r>
         <w:rPr/>
         <w:t>用户和角色范围管理</w:t>
@@ -2074,8 +2376,8 @@
         <w:jc w:val="start"/>
         <w:rPr/>
       </w:pPr>
-      <w:bookmarkStart w:id="8" w:name="section-9-新建用户"/>
-      <w:bookmarkEnd w:id="8"/>
+      <w:bookmarkStart w:id="9" w:name="section-10-新建用户"/>
+      <w:bookmarkEnd w:id="9"/>
       <w:r>
         <w:rPr/>
         <w:t>新建用户</w:t>
@@ -2086,7 +2388,7 @@
         <w:pStyle w:val="BodyText"/>
         <w:numPr>
           <w:ilvl w:val="0"/>
-          <w:numId w:val="6"/>
+          <w:numId w:val="7"/>
         </w:numPr>
         <w:tabs>
           <w:tab w:val="clear" w:pos="1134"/>
@@ -2108,7 +2410,7 @@
         <w:pStyle w:val="BodyText"/>
         <w:numPr>
           <w:ilvl w:val="0"/>
-          <w:numId w:val="6"/>
+          <w:numId w:val="7"/>
         </w:numPr>
         <w:tabs>
           <w:tab w:val="clear" w:pos="1134"/>
@@ -2138,7 +2440,7 @@
         <w:pStyle w:val="BodyText"/>
         <w:numPr>
           <w:ilvl w:val="0"/>
-          <w:numId w:val="6"/>
+          <w:numId w:val="7"/>
         </w:numPr>
         <w:tabs>
           <w:tab w:val="clear" w:pos="1134"/>
@@ -2160,7 +2462,7 @@
         <w:pStyle w:val="BodyText"/>
         <w:numPr>
           <w:ilvl w:val="0"/>
-          <w:numId w:val="6"/>
+          <w:numId w:val="7"/>
         </w:numPr>
         <w:tabs>
           <w:tab w:val="clear" w:pos="1134"/>
@@ -2182,7 +2484,7 @@
         <w:pStyle w:val="BodyText"/>
         <w:numPr>
           <w:ilvl w:val="0"/>
-          <w:numId w:val="6"/>
+          <w:numId w:val="7"/>
         </w:numPr>
         <w:tabs>
           <w:tab w:val="clear" w:pos="1134"/>
@@ -2204,7 +2506,7 @@
         <w:pStyle w:val="BodyText"/>
         <w:numPr>
           <w:ilvl w:val="0"/>
-          <w:numId w:val="6"/>
+          <w:numId w:val="7"/>
         </w:numPr>
         <w:tabs>
           <w:tab w:val="clear" w:pos="1134"/>
@@ -2228,8 +2530,8 @@
         <w:jc w:val="start"/>
         <w:rPr/>
       </w:pPr>
-      <w:bookmarkStart w:id="9" w:name="section-10-范围规则"/>
-      <w:bookmarkEnd w:id="9"/>
+      <w:bookmarkStart w:id="10" w:name="section-11-范围规则"/>
+      <w:bookmarkEnd w:id="10"/>
       <w:r>
         <w:rPr/>
         <w:t>范围规则</w:t>
@@ -2240,7 +2542,7 @@
         <w:pStyle w:val="BodyText"/>
         <w:numPr>
           <w:ilvl w:val="0"/>
-          <w:numId w:val="7"/>
+          <w:numId w:val="8"/>
         </w:numPr>
         <w:tabs>
           <w:tab w:val="clear" w:pos="1134"/>
@@ -2262,7 +2564,7 @@
         <w:pStyle w:val="BodyText"/>
         <w:numPr>
           <w:ilvl w:val="0"/>
-          <w:numId w:val="7"/>
+          <w:numId w:val="8"/>
         </w:numPr>
         <w:tabs>
           <w:tab w:val="clear" w:pos="1134"/>
@@ -2284,7 +2586,7 @@
         <w:pStyle w:val="BodyText"/>
         <w:numPr>
           <w:ilvl w:val="0"/>
-          <w:numId w:val="7"/>
+          <w:numId w:val="8"/>
         </w:numPr>
         <w:tabs>
           <w:tab w:val="clear" w:pos="1134"/>
@@ -2306,7 +2608,7 @@
         <w:pStyle w:val="BodyText"/>
         <w:numPr>
           <w:ilvl w:val="0"/>
-          <w:numId w:val="7"/>
+          <w:numId w:val="8"/>
         </w:numPr>
         <w:tabs>
           <w:tab w:val="clear" w:pos="1134"/>
@@ -2328,7 +2630,7 @@
         <w:pStyle w:val="BodyText"/>
         <w:numPr>
           <w:ilvl w:val="0"/>
-          <w:numId w:val="7"/>
+          <w:numId w:val="8"/>
         </w:numPr>
         <w:tabs>
           <w:tab w:val="clear" w:pos="1134"/>
@@ -2350,7 +2652,7 @@
         <w:pStyle w:val="BodyText"/>
         <w:numPr>
           <w:ilvl w:val="0"/>
-          <w:numId w:val="7"/>
+          <w:numId w:val="8"/>
         </w:numPr>
         <w:tabs>
           <w:tab w:val="clear" w:pos="1134"/>
@@ -2414,8 +2716,8 @@
         <w:jc w:val="start"/>
         <w:rPr/>
       </w:pPr>
-      <w:bookmarkStart w:id="10" w:name="section-11-规范角色组与-仓库主管-说明"/>
-      <w:bookmarkEnd w:id="10"/>
+      <w:bookmarkStart w:id="11" w:name="section-12-规范角色组与-仓库主管-说明"/>
+      <w:bookmarkEnd w:id="11"/>
       <w:r>
         <w:rPr/>
         <w:t>规范角色组与“仓库主管”说明</w:t>
@@ -2438,7 +2740,7 @@
         <w:pStyle w:val="BodyText"/>
         <w:numPr>
           <w:ilvl w:val="0"/>
-          <w:numId w:val="8"/>
+          <w:numId w:val="9"/>
         </w:numPr>
         <w:tabs>
           <w:tab w:val="clear" w:pos="1134"/>
@@ -2472,7 +2774,7 @@
         <w:pStyle w:val="BodyText"/>
         <w:numPr>
           <w:ilvl w:val="0"/>
-          <w:numId w:val="8"/>
+          <w:numId w:val="9"/>
         </w:numPr>
         <w:tabs>
           <w:tab w:val="clear" w:pos="1134"/>
@@ -2506,7 +2808,7 @@
         <w:pStyle w:val="BodyText"/>
         <w:numPr>
           <w:ilvl w:val="0"/>
-          <w:numId w:val="8"/>
+          <w:numId w:val="9"/>
         </w:numPr>
         <w:tabs>
           <w:tab w:val="clear" w:pos="1134"/>
@@ -2540,7 +2842,7 @@
         <w:pStyle w:val="BodyText"/>
         <w:numPr>
           <w:ilvl w:val="0"/>
-          <w:numId w:val="8"/>
+          <w:numId w:val="9"/>
         </w:numPr>
         <w:tabs>
           <w:tab w:val="clear" w:pos="1134"/>
@@ -2574,7 +2876,7 @@
         <w:pStyle w:val="BodyText"/>
         <w:numPr>
           <w:ilvl w:val="0"/>
-          <w:numId w:val="8"/>
+          <w:numId w:val="9"/>
         </w:numPr>
         <w:tabs>
           <w:tab w:val="clear" w:pos="1134"/>
@@ -2654,8 +2956,8 @@
         <w:jc w:val="start"/>
         <w:rPr/>
       </w:pPr>
-      <w:bookmarkStart w:id="11" w:name="section-12-额外权限管理"/>
-      <w:bookmarkEnd w:id="11"/>
+      <w:bookmarkStart w:id="12" w:name="section-13-额外权限管理"/>
+      <w:bookmarkEnd w:id="12"/>
       <w:r>
         <w:rPr/>
         <w:t>额外权限管理</w:t>
@@ -2666,7 +2968,7 @@
         <w:pStyle w:val="BodyText"/>
         <w:numPr>
           <w:ilvl w:val="0"/>
-          <w:numId w:val="9"/>
+          <w:numId w:val="10"/>
         </w:numPr>
         <w:tabs>
           <w:tab w:val="clear" w:pos="1134"/>
@@ -2704,7 +3006,7 @@
         <w:pStyle w:val="BodyText"/>
         <w:numPr>
           <w:ilvl w:val="0"/>
-          <w:numId w:val="9"/>
+          <w:numId w:val="10"/>
         </w:numPr>
         <w:tabs>
           <w:tab w:val="clear" w:pos="1134"/>
@@ -2726,7 +3028,7 @@
         <w:pStyle w:val="BodyText"/>
         <w:numPr>
           <w:ilvl w:val="0"/>
-          <w:numId w:val="9"/>
+          <w:numId w:val="10"/>
         </w:numPr>
         <w:tabs>
           <w:tab w:val="clear" w:pos="1134"/>
@@ -2748,7 +3050,7 @@
         <w:pStyle w:val="BodyText"/>
         <w:numPr>
           <w:ilvl w:val="0"/>
-          <w:numId w:val="9"/>
+          <w:numId w:val="10"/>
         </w:numPr>
         <w:tabs>
           <w:tab w:val="clear" w:pos="1134"/>
@@ -2770,7 +3072,7 @@
         <w:pStyle w:val="BodyText"/>
         <w:numPr>
           <w:ilvl w:val="0"/>
-          <w:numId w:val="9"/>
+          <w:numId w:val="10"/>
         </w:numPr>
         <w:tabs>
           <w:tab w:val="clear" w:pos="1134"/>
@@ -2794,8 +3096,186 @@
         <w:jc w:val="start"/>
         <w:rPr/>
       </w:pPr>
-      <w:bookmarkStart w:id="12" w:name="section-13-基础资料维护顺序"/>
-      <w:bookmarkEnd w:id="12"/>
+      <w:bookmarkStart w:id="13" w:name="section-14-移库-补货的启用与岗位分工"/>
+      <w:bookmarkEnd w:id="13"/>
+      <w:r>
+        <w:rPr/>
+        <w:t>移库、补货的启用与岗位分工</w:t>
+      </w:r>
+    </w:p>
+    <w:p>
+      <w:pPr>
+        <w:pStyle w:val="BodyText"/>
+        <w:numPr>
+          <w:ilvl w:val="0"/>
+          <w:numId w:val="11"/>
+        </w:numPr>
+        <w:tabs>
+          <w:tab w:val="clear" w:pos="1134"/>
+          <w:tab w:val="left" w:pos="709" w:leader="none"/>
+        </w:tabs>
+        <w:bidi w:val="0"/>
+        <w:spacing w:before="0" w:after="0"/>
+        <w:ind w:hanging="283" w:start="709"/>
+        <w:jc w:val="start"/>
+        <w:rPr/>
+      </w:pPr>
+      <w:r>
+        <w:rPr/>
+        <w:t>先与仓库确认需要开放的能力：移库申请</w:t>
+      </w:r>
+      <w:r>
+        <w:rPr/>
+        <w:t>/</w:t>
+      </w:r>
+      <w:r>
+        <w:rPr/>
+        <w:t xml:space="preserve">管理、移库现场执行、整容器移库、手工要货、补货现场执行、阈值补货或出库需求补货。这些开关默认关闭，不能仅凭看到权限名称就宣布功能已可用。 </w:t>
+      </w:r>
+    </w:p>
+    <w:p>
+      <w:pPr>
+        <w:pStyle w:val="BodyText"/>
+        <w:numPr>
+          <w:ilvl w:val="0"/>
+          <w:numId w:val="11"/>
+        </w:numPr>
+        <w:tabs>
+          <w:tab w:val="clear" w:pos="1134"/>
+          <w:tab w:val="left" w:pos="709" w:leader="none"/>
+        </w:tabs>
+        <w:bidi w:val="0"/>
+        <w:spacing w:before="0" w:after="0"/>
+        <w:ind w:hanging="283" w:start="709"/>
+        <w:jc w:val="start"/>
+        <w:rPr/>
+      </w:pPr>
+      <w:r>
+        <w:rPr/>
+        <w:t xml:space="preserve">检查仓库操作员规范组的申请及任务领取权限，仓库管理员规范组的审核、移库管理和补货策略权限；岗位不得混配。既有组权限有定制时，以实际授予结果为准。 </w:t>
+      </w:r>
+    </w:p>
+    <w:p>
+      <w:pPr>
+        <w:pStyle w:val="BodyText"/>
+        <w:numPr>
+          <w:ilvl w:val="0"/>
+          <w:numId w:val="11"/>
+        </w:numPr>
+        <w:tabs>
+          <w:tab w:val="clear" w:pos="1134"/>
+          <w:tab w:val="left" w:pos="709" w:leader="none"/>
+        </w:tabs>
+        <w:bidi w:val="0"/>
+        <w:spacing w:before="0" w:after="0"/>
+        <w:ind w:hanging="283" w:start="709"/>
+        <w:jc w:val="start"/>
+        <w:rPr/>
+      </w:pPr>
+      <w:r>
+        <w:rPr/>
+        <w:t xml:space="preserve">由部署负责人按已批准范围启用对应功能；本手册不提供直接修改生产环境的操作命令。 </w:t>
+      </w:r>
+    </w:p>
+    <w:p>
+      <w:pPr>
+        <w:pStyle w:val="BodyText"/>
+        <w:numPr>
+          <w:ilvl w:val="0"/>
+          <w:numId w:val="11"/>
+        </w:numPr>
+        <w:tabs>
+          <w:tab w:val="clear" w:pos="1134"/>
+          <w:tab w:val="left" w:pos="709" w:leader="none"/>
+        </w:tabs>
+        <w:bidi w:val="0"/>
+        <w:spacing w:before="0" w:after="0"/>
+        <w:ind w:hanging="283" w:start="709"/>
+        <w:jc w:val="start"/>
+        <w:rPr/>
+      </w:pPr>
+      <w:r>
+        <w:rPr/>
+        <w:t xml:space="preserve">补货启用前，由仓库管理员核对有效策略、目标拣货位、来源库区、单位换算和库存；整容器移库另外核对容器层级及位置。 </w:t>
+      </w:r>
+    </w:p>
+    <w:p>
+      <w:pPr>
+        <w:pStyle w:val="BodyText"/>
+        <w:numPr>
+          <w:ilvl w:val="0"/>
+          <w:numId w:val="11"/>
+        </w:numPr>
+        <w:tabs>
+          <w:tab w:val="clear" w:pos="1134"/>
+          <w:tab w:val="left" w:pos="709" w:leader="none"/>
+        </w:tabs>
+        <w:bidi w:val="0"/>
+        <w:spacing w:before="0" w:after="0"/>
+        <w:ind w:hanging="283" w:start="709"/>
+        <w:jc w:val="start"/>
+        <w:rPr/>
+      </w:pPr>
+      <w:r>
+        <w:rPr/>
+        <w:t>使用实际岗位账号刷新首页权限资料，分别确认操作员能申请</w:t>
+      </w:r>
+      <w:r>
+        <w:rPr/>
+        <w:t>/</w:t>
+      </w:r>
+      <w:r>
+        <w:rPr/>
+        <w:t>领取</w:t>
+      </w:r>
+      <w:r>
+        <w:rPr/>
+        <w:t>/</w:t>
+      </w:r>
+      <w:r>
+        <w:rPr/>
+        <w:t>执行、管理员能审核</w:t>
+      </w:r>
+      <w:r>
+        <w:rPr/>
+        <w:t>/</w:t>
+      </w:r>
+      <w:r>
+        <w:rPr/>
+        <w:t xml:space="preserve">管理且不能代替普通操作员扫码；再验证未授权仓库和关闭的功能不可使用。 </w:t>
+      </w:r>
+    </w:p>
+    <w:p>
+      <w:pPr>
+        <w:pStyle w:val="BodyText"/>
+        <w:numPr>
+          <w:ilvl w:val="0"/>
+          <w:numId w:val="11"/>
+        </w:numPr>
+        <w:tabs>
+          <w:tab w:val="clear" w:pos="1134"/>
+          <w:tab w:val="left" w:pos="709" w:leader="none"/>
+        </w:tabs>
+        <w:bidi w:val="0"/>
+        <w:ind w:hanging="283" w:start="709"/>
+        <w:jc w:val="start"/>
+        <w:rPr/>
+      </w:pPr>
+      <w:r>
+        <w:rPr/>
+        <w:t xml:space="preserve">明确失败交接人：操作员记录实物和扫描状态，管理员处理恢复、作废或原任务过账重试，系统管理员排查配置和故障。 </w:t>
+      </w:r>
+    </w:p>
+    <w:p>
+      <w:pPr>
+        <w:pStyle w:val="Heading2"/>
+        <w:bidi w:val="0"/>
+        <w:ind w:hanging="0" w:start="0" w:end="0"/>
+        <w:jc w:val="start"/>
+        <w:rPr/>
+      </w:pPr>
+      <w:bookmarkStart w:id="14" w:name="section-15-基础资料维护顺序"/>
+      <w:bookmarkEnd w:id="14"/>
       <w:r>
         <w:rPr/>
         <w:t>基础资料维护顺序</w:t>
@@ -2818,7 +3298,7 @@
         <w:pStyle w:val="BodyText"/>
         <w:numPr>
           <w:ilvl w:val="0"/>
-          <w:numId w:val="10"/>
+          <w:numId w:val="12"/>
         </w:numPr>
         <w:tabs>
           <w:tab w:val="clear" w:pos="1134"/>
@@ -2840,7 +3320,7 @@
         <w:pStyle w:val="BodyText"/>
         <w:numPr>
           <w:ilvl w:val="0"/>
-          <w:numId w:val="10"/>
+          <w:numId w:val="12"/>
         </w:numPr>
         <w:tabs>
           <w:tab w:val="clear" w:pos="1134"/>
@@ -2862,7 +3342,7 @@
         <w:pStyle w:val="BodyText"/>
         <w:numPr>
           <w:ilvl w:val="0"/>
-          <w:numId w:val="10"/>
+          <w:numId w:val="12"/>
         </w:numPr>
         <w:tabs>
           <w:tab w:val="clear" w:pos="1134"/>
@@ -2884,7 +3364,7 @@
         <w:pStyle w:val="BodyText"/>
         <w:numPr>
           <w:ilvl w:val="0"/>
-          <w:numId w:val="10"/>
+          <w:numId w:val="12"/>
         </w:numPr>
         <w:tabs>
           <w:tab w:val="clear" w:pos="1134"/>
@@ -2906,7 +3386,7 @@
         <w:pStyle w:val="BodyText"/>
         <w:numPr>
           <w:ilvl w:val="0"/>
-          <w:numId w:val="10"/>
+          <w:numId w:val="12"/>
         </w:numPr>
         <w:tabs>
           <w:tab w:val="clear" w:pos="1134"/>
@@ -2928,7 +3408,7 @@
         <w:pStyle w:val="BodyText"/>
         <w:numPr>
           <w:ilvl w:val="0"/>
-          <w:numId w:val="10"/>
+          <w:numId w:val="12"/>
         </w:numPr>
         <w:tabs>
           <w:tab w:val="clear" w:pos="1134"/>
@@ -2950,7 +3430,7 @@
         <w:pStyle w:val="BodyText"/>
         <w:numPr>
           <w:ilvl w:val="0"/>
-          <w:numId w:val="10"/>
+          <w:numId w:val="12"/>
         </w:numPr>
         <w:tabs>
           <w:tab w:val="clear" w:pos="1134"/>
@@ -3010,8 +3490,8 @@
         <w:jc w:val="start"/>
         <w:rPr/>
       </w:pPr>
-      <w:bookmarkStart w:id="13" w:name="section-14-商品标识历史维护"/>
-      <w:bookmarkEnd w:id="13"/>
+      <w:bookmarkStart w:id="15" w:name="section-16-商品标识历史维护"/>
+      <w:bookmarkEnd w:id="15"/>
       <w:r>
         <w:rPr/>
         <w:t>商品标识历史维护</w:t>
@@ -3022,7 +3502,7 @@
         <w:pStyle w:val="BodyText"/>
         <w:numPr>
           <w:ilvl w:val="0"/>
-          <w:numId w:val="11"/>
+          <w:numId w:val="13"/>
         </w:numPr>
         <w:tabs>
           <w:tab w:val="clear" w:pos="1134"/>
@@ -3052,7 +3532,7 @@
         <w:pStyle w:val="BodyText"/>
         <w:numPr>
           <w:ilvl w:val="0"/>
-          <w:numId w:val="11"/>
+          <w:numId w:val="13"/>
         </w:numPr>
         <w:tabs>
           <w:tab w:val="clear" w:pos="1134"/>
@@ -3074,7 +3554,7 @@
         <w:pStyle w:val="BodyText"/>
         <w:numPr>
           <w:ilvl w:val="0"/>
-          <w:numId w:val="11"/>
+          <w:numId w:val="13"/>
         </w:numPr>
         <w:tabs>
           <w:tab w:val="clear" w:pos="1134"/>
@@ -3100,7 +3580,7 @@
         <w:pStyle w:val="BodyText"/>
         <w:numPr>
           <w:ilvl w:val="0"/>
-          <w:numId w:val="11"/>
+          <w:numId w:val="13"/>
         </w:numPr>
         <w:tabs>
           <w:tab w:val="clear" w:pos="1134"/>
@@ -3126,7 +3606,7 @@
         <w:pStyle w:val="BodyText"/>
         <w:numPr>
           <w:ilvl w:val="0"/>
-          <w:numId w:val="11"/>
+          <w:numId w:val="13"/>
         </w:numPr>
         <w:tabs>
           <w:tab w:val="clear" w:pos="1134"/>
@@ -3148,7 +3628,7 @@
         <w:pStyle w:val="BodyText"/>
         <w:numPr>
           <w:ilvl w:val="0"/>
-          <w:numId w:val="11"/>
+          <w:numId w:val="13"/>
         </w:numPr>
         <w:tabs>
           <w:tab w:val="clear" w:pos="1134"/>
@@ -3170,7 +3650,7 @@
         <w:pStyle w:val="BodyText"/>
         <w:numPr>
           <w:ilvl w:val="0"/>
-          <w:numId w:val="11"/>
+          <w:numId w:val="13"/>
         </w:numPr>
         <w:tabs>
           <w:tab w:val="clear" w:pos="1134"/>
@@ -3228,14 +3708,186 @@
     </w:p>
     <w:p>
       <w:pPr>
+        <w:pStyle w:val="BodyText"/>
+        <w:bidi w:val="0"/>
+        <w:jc w:val="start"/>
+        <w:rPr/>
+      </w:pPr>
+      <w:r>
+        <w:rPr/>
+        <w:t>例如厂家换箱码时，新增一条箱码并选择对应包装，再按需要设为主码；不要覆盖旧条码或把旧包装换算改成新箱规。扫码抽查新旧箱码各自的基本数量，确认历史商品仍可追溯。</w:t>
+      </w:r>
+    </w:p>
+    <w:p>
+      <w:pPr>
+        <w:pStyle w:val="Heading3"/>
+        <w:bidi w:val="0"/>
+        <w:ind w:hanging="0" w:start="0" w:end="0"/>
+        <w:jc w:val="start"/>
+        <w:rPr/>
+      </w:pPr>
+      <w:bookmarkStart w:id="16" w:name="section-17-GS1-辅助建档的准备与核对"/>
+      <w:bookmarkEnd w:id="16"/>
+      <w:r>
+        <w:rPr/>
+        <w:t xml:space="preserve">GS1 </w:t>
+      </w:r>
+      <w:r>
+        <w:rPr/>
+        <w:t>辅助建档的准备与核对</w:t>
+      </w:r>
+    </w:p>
+    <w:p>
+      <w:pPr>
+        <w:pStyle w:val="BodyText"/>
+        <w:numPr>
+          <w:ilvl w:val="0"/>
+          <w:numId w:val="14"/>
+        </w:numPr>
+        <w:tabs>
+          <w:tab w:val="clear" w:pos="1134"/>
+          <w:tab w:val="left" w:pos="709" w:leader="none"/>
+        </w:tabs>
+        <w:bidi w:val="0"/>
+        <w:spacing w:before="0" w:after="0"/>
+        <w:ind w:hanging="283" w:start="709"/>
+        <w:jc w:val="start"/>
+        <w:rPr/>
+      </w:pPr>
+      <w:r>
+        <w:rPr/>
+        <w:t xml:space="preserve">在系统设置维护已批准的 </w:t>
+      </w:r>
+      <w:r>
+        <w:rPr/>
+        <w:t xml:space="preserve">GS1 </w:t>
+      </w:r>
+      <w:r>
+        <w:rPr/>
+        <w:t xml:space="preserve">查询服务配置，按配置入口保存凭据，不把凭据抄入手册、工单或截图。 </w:t>
+      </w:r>
+    </w:p>
+    <w:p>
+      <w:pPr>
+        <w:pStyle w:val="BodyText"/>
+        <w:numPr>
+          <w:ilvl w:val="0"/>
+          <w:numId w:val="14"/>
+        </w:numPr>
+        <w:tabs>
+          <w:tab w:val="clear" w:pos="1134"/>
+          <w:tab w:val="left" w:pos="709" w:leader="none"/>
+        </w:tabs>
+        <w:bidi w:val="0"/>
+        <w:spacing w:before="0" w:after="0"/>
+        <w:ind w:hanging="283" w:start="709"/>
+        <w:jc w:val="start"/>
+        <w:rPr/>
+      </w:pPr>
+      <w:r>
+        <w:rPr/>
+        <w:t xml:space="preserve">确认操作员具有无订单收货权限，所选货主处于有效授权范围，并有可选的有效分类、基本单位。 </w:t>
+      </w:r>
+    </w:p>
+    <w:p>
+      <w:pPr>
+        <w:pStyle w:val="BodyText"/>
+        <w:numPr>
+          <w:ilvl w:val="0"/>
+          <w:numId w:val="14"/>
+        </w:numPr>
+        <w:tabs>
+          <w:tab w:val="clear" w:pos="1134"/>
+          <w:tab w:val="left" w:pos="709" w:leader="none"/>
+        </w:tabs>
+        <w:bidi w:val="0"/>
+        <w:spacing w:before="0" w:after="0"/>
+        <w:ind w:hanging="283" w:start="709"/>
+        <w:jc w:val="start"/>
+        <w:rPr/>
+      </w:pPr>
+      <w:r>
+        <w:rPr/>
+        <w:t xml:space="preserve">在无订单收货选品中核对“本地优先查询 → </w:t>
+      </w:r>
+      <w:r>
+        <w:rPr/>
+        <w:t xml:space="preserve">GS1 </w:t>
+      </w:r>
+      <w:r>
+        <w:rPr/>
+        <w:t xml:space="preserve">候选 → 补齐分类、单位和追溯信息 → 加入收货清单”的结果。查到资料不代表已入库，正式提交收货清单后才核对库存。 </w:t>
+      </w:r>
+    </w:p>
+    <w:p>
+      <w:pPr>
+        <w:pStyle w:val="BodyText"/>
+        <w:numPr>
+          <w:ilvl w:val="0"/>
+          <w:numId w:val="14"/>
+        </w:numPr>
+        <w:tabs>
+          <w:tab w:val="clear" w:pos="1134"/>
+          <w:tab w:val="left" w:pos="709" w:leader="none"/>
+        </w:tabs>
+        <w:bidi w:val="0"/>
+        <w:spacing w:before="0" w:after="0"/>
+        <w:ind w:hanging="283" w:start="709"/>
+        <w:jc w:val="start"/>
+        <w:rPr/>
+      </w:pPr>
+      <w:r>
+        <w:rPr/>
+        <w:t xml:space="preserve">服务未收录、资料不符、标识冲突或配置异常时先核对本地商品；必要时由有权限人员人工维护主数据，不能让操作员复用其他商品编码。 </w:t>
+      </w:r>
+    </w:p>
+    <w:p>
+      <w:pPr>
+        <w:pStyle w:val="BodyText"/>
+        <w:numPr>
+          <w:ilvl w:val="0"/>
+          <w:numId w:val="14"/>
+        </w:numPr>
+        <w:tabs>
+          <w:tab w:val="clear" w:pos="1134"/>
+          <w:tab w:val="left" w:pos="709" w:leader="none"/>
+        </w:tabs>
+        <w:bidi w:val="0"/>
+        <w:ind w:hanging="283" w:start="709"/>
+        <w:jc w:val="start"/>
+        <w:rPr/>
+      </w:pPr>
+      <w:r>
+        <w:rPr/>
+        <w:t xml:space="preserve">当前 </w:t>
+      </w:r>
+      <w:r>
+        <w:rPr/>
+        <w:t xml:space="preserve">PDA </w:t>
+      </w:r>
+      <w:r>
+        <w:rPr/>
+        <w:t xml:space="preserve">有订单收货页缺少序列号输入，不把后端序列号校验能力当作现成的 </w:t>
+      </w:r>
+      <w:r>
+        <w:rPr/>
+        <w:t xml:space="preserve">PDA </w:t>
+      </w:r>
+      <w:r>
+        <w:rPr/>
+        <w:t xml:space="preserve">操作入口；先安排经过验证的入口及培训。 </w:t>
+      </w:r>
+    </w:p>
+    <w:p>
+      <w:pPr>
         <w:pStyle w:val="Heading2"/>
         <w:bidi w:val="0"/>
         <w:ind w:hanging="0" w:start="0" w:end="0"/>
         <w:jc w:val="start"/>
         <w:rPr/>
       </w:pPr>
-      <w:bookmarkStart w:id="14" w:name="section-15-Excel-导入与批量配置"/>
-      <w:bookmarkEnd w:id="14"/>
+      <w:bookmarkStart w:id="17" w:name="section-18-Excel-导入与批量配置"/>
+      <w:bookmarkEnd w:id="17"/>
       <w:r>
         <w:rPr/>
         <w:t xml:space="preserve">Excel </w:t>
@@ -3250,7 +3902,7 @@
         <w:pStyle w:val="BodyText"/>
         <w:numPr>
           <w:ilvl w:val="0"/>
-          <w:numId w:val="12"/>
+          <w:numId w:val="15"/>
         </w:numPr>
         <w:tabs>
           <w:tab w:val="clear" w:pos="1134"/>
@@ -3272,7 +3924,7 @@
         <w:pStyle w:val="BodyText"/>
         <w:numPr>
           <w:ilvl w:val="0"/>
-          <w:numId w:val="12"/>
+          <w:numId w:val="15"/>
         </w:numPr>
         <w:tabs>
           <w:tab w:val="clear" w:pos="1134"/>
@@ -3294,7 +3946,7 @@
         <w:pStyle w:val="BodyText"/>
         <w:numPr>
           <w:ilvl w:val="0"/>
-          <w:numId w:val="12"/>
+          <w:numId w:val="15"/>
         </w:numPr>
         <w:tabs>
           <w:tab w:val="clear" w:pos="1134"/>
@@ -3316,7 +3968,7 @@
         <w:pStyle w:val="BodyText"/>
         <w:numPr>
           <w:ilvl w:val="0"/>
-          <w:numId w:val="12"/>
+          <w:numId w:val="15"/>
         </w:numPr>
         <w:tabs>
           <w:tab w:val="clear" w:pos="1134"/>
@@ -3338,7 +3990,7 @@
         <w:pStyle w:val="BodyText"/>
         <w:numPr>
           <w:ilvl w:val="0"/>
-          <w:numId w:val="12"/>
+          <w:numId w:val="15"/>
         </w:numPr>
         <w:tabs>
           <w:tab w:val="clear" w:pos="1134"/>
@@ -3376,7 +4028,7 @@
         <w:pStyle w:val="BodyText"/>
         <w:numPr>
           <w:ilvl w:val="0"/>
-          <w:numId w:val="12"/>
+          <w:numId w:val="15"/>
         </w:numPr>
         <w:tabs>
           <w:tab w:val="clear" w:pos="1134"/>
@@ -3398,7 +4050,7 @@
         <w:pStyle w:val="BodyText"/>
         <w:numPr>
           <w:ilvl w:val="0"/>
-          <w:numId w:val="12"/>
+          <w:numId w:val="15"/>
         </w:numPr>
         <w:tabs>
           <w:tab w:val="clear" w:pos="1134"/>
@@ -3422,8 +4074,8 @@
         <w:jc w:val="start"/>
         <w:rPr/>
       </w:pPr>
-      <w:bookmarkStart w:id="15" w:name="section-16-商城-POS-与计费管理边界"/>
-      <w:bookmarkEnd w:id="15"/>
+      <w:bookmarkStart w:id="18" w:name="section-19-商城-POS-与计费管理边界"/>
+      <w:bookmarkEnd w:id="18"/>
       <w:r>
         <w:rPr/>
         <w:t>商城、</w:t>
@@ -3442,7 +4094,7 @@
         <w:pStyle w:val="BodyText"/>
         <w:numPr>
           <w:ilvl w:val="0"/>
-          <w:numId w:val="13"/>
+          <w:numId w:val="16"/>
         </w:numPr>
         <w:tabs>
           <w:tab w:val="clear" w:pos="1134"/>
@@ -3460,7 +4112,7 @@
       </w:r>
       <w:r>
         <w:rPr/>
-        <w:t xml:space="preserve">权限、打印配置、撤销和退款按专项 </w:t>
+        <w:t xml:space="preserve">收银、仓库内 </w:t>
       </w:r>
       <w:r>
         <w:rPr/>
@@ -3468,7 +4120,7 @@
       </w:r>
       <w:r>
         <w:rPr/>
-        <w:t>手册管理；</w:t>
+        <w:t>客户、赊账还款、退货、班次和打印配置按《</w:t>
       </w:r>
       <w:r>
         <w:rPr/>
@@ -3476,15 +4128,23 @@
       </w:r>
       <w:r>
         <w:rPr/>
-        <w:t xml:space="preserve">销售通过统一任务和过账链路影响库存。 </w:t>
-      </w:r>
-    </w:p>
-    <w:p>
-      <w:pPr>
-        <w:pStyle w:val="BodyText"/>
-        <w:numPr>
-          <w:ilvl w:val="0"/>
-          <w:numId w:val="13"/>
+        <w:t>使用手册》管理；</w:t>
+      </w:r>
+      <w:r>
+        <w:rPr/>
+        <w:t xml:space="preserve">POS </w:t>
+      </w:r>
+      <w:r>
+        <w:rPr/>
+        <w:t xml:space="preserve">销售通过统一任务和过账链路影响库存。兼容仓库字段必须与有效授权范围一致，不能通过改旧字段跨仓收银。 </w:t>
+      </w:r>
+    </w:p>
+    <w:p>
+      <w:pPr>
+        <w:pStyle w:val="BodyText"/>
+        <w:numPr>
+          <w:ilvl w:val="0"/>
+          <w:numId w:val="16"/>
         </w:numPr>
         <w:tabs>
           <w:tab w:val="clear" w:pos="1134"/>
@@ -3514,7 +4174,7 @@
         <w:pStyle w:val="BodyText"/>
         <w:numPr>
           <w:ilvl w:val="0"/>
-          <w:numId w:val="13"/>
+          <w:numId w:val="16"/>
         </w:numPr>
         <w:tabs>
           <w:tab w:val="clear" w:pos="1134"/>
@@ -3536,13 +4196,14 @@
         <w:pStyle w:val="BodyText"/>
         <w:numPr>
           <w:ilvl w:val="0"/>
-          <w:numId w:val="13"/>
-        </w:numPr>
-        <w:tabs>
-          <w:tab w:val="clear" w:pos="1134"/>
-          <w:tab w:val="left" w:pos="709" w:leader="none"/>
-        </w:tabs>
-        <w:bidi w:val="0"/>
+          <w:numId w:val="16"/>
+        </w:numPr>
+        <w:tabs>
+          <w:tab w:val="clear" w:pos="1134"/>
+          <w:tab w:val="left" w:pos="709" w:leader="none"/>
+        </w:tabs>
+        <w:bidi w:val="0"/>
+        <w:spacing w:before="0" w:after="0"/>
         <w:ind w:hanging="283" w:start="709"/>
         <w:jc w:val="start"/>
         <w:rPr/>
@@ -3554,14 +4215,35 @@
     </w:p>
     <w:p>
       <w:pPr>
+        <w:pStyle w:val="BodyText"/>
+        <w:numPr>
+          <w:ilvl w:val="0"/>
+          <w:numId w:val="16"/>
+        </w:numPr>
+        <w:tabs>
+          <w:tab w:val="clear" w:pos="1134"/>
+          <w:tab w:val="left" w:pos="709" w:leader="none"/>
+        </w:tabs>
+        <w:bidi w:val="0"/>
+        <w:ind w:hanging="283" w:start="709"/>
+        <w:jc w:val="start"/>
+        <w:rPr/>
+      </w:pPr>
+      <w:r>
+        <w:rPr/>
+        <w:t xml:space="preserve">打印页过期时引导用户从原单重新打印；修改密码后旧打印凭据也会失效。打印成功提示不代表纸张已输出，不能因打印失败重复收银或收货。 </w:t>
+      </w:r>
+    </w:p>
+    <w:p>
+      <w:pPr>
         <w:pStyle w:val="Heading2"/>
         <w:bidi w:val="0"/>
         <w:ind w:hanging="0" w:start="0" w:end="0"/>
         <w:jc w:val="start"/>
         <w:rPr/>
       </w:pPr>
-      <w:bookmarkStart w:id="16" w:name="section-17-审计-账号安全与故障处理"/>
-      <w:bookmarkEnd w:id="16"/>
+      <w:bookmarkStart w:id="19" w:name="section-20-审计-账号安全与故障处理"/>
+      <w:bookmarkEnd w:id="19"/>
       <w:r>
         <w:rPr/>
         <w:t>审计、账号安全与故障处理</w:t>
@@ -3572,7 +4254,7 @@
         <w:pStyle w:val="BodyText"/>
         <w:numPr>
           <w:ilvl w:val="0"/>
-          <w:numId w:val="14"/>
+          <w:numId w:val="17"/>
         </w:numPr>
         <w:tabs>
           <w:tab w:val="clear" w:pos="1134"/>
@@ -3602,7 +4284,7 @@
         <w:pStyle w:val="BodyText"/>
         <w:numPr>
           <w:ilvl w:val="0"/>
-          <w:numId w:val="14"/>
+          <w:numId w:val="17"/>
         </w:numPr>
         <w:tabs>
           <w:tab w:val="clear" w:pos="1134"/>
@@ -3624,7 +4306,7 @@
         <w:pStyle w:val="BodyText"/>
         <w:numPr>
           <w:ilvl w:val="0"/>
-          <w:numId w:val="14"/>
+          <w:numId w:val="17"/>
         </w:numPr>
         <w:tabs>
           <w:tab w:val="clear" w:pos="1134"/>
@@ -3646,7 +4328,7 @@
         <w:pStyle w:val="BodyText"/>
         <w:numPr>
           <w:ilvl w:val="0"/>
-          <w:numId w:val="14"/>
+          <w:numId w:val="17"/>
         </w:numPr>
         <w:tabs>
           <w:tab w:val="clear" w:pos="1134"/>
@@ -3668,13 +4350,14 @@
         <w:pStyle w:val="BodyText"/>
         <w:numPr>
           <w:ilvl w:val="0"/>
-          <w:numId w:val="14"/>
-        </w:numPr>
-        <w:tabs>
-          <w:tab w:val="clear" w:pos="1134"/>
-          <w:tab w:val="left" w:pos="709" w:leader="none"/>
-        </w:tabs>
-        <w:bidi w:val="0"/>
+          <w:numId w:val="17"/>
+        </w:numPr>
+        <w:tabs>
+          <w:tab w:val="clear" w:pos="1134"/>
+          <w:tab w:val="left" w:pos="709" w:leader="none"/>
+        </w:tabs>
+        <w:bidi w:val="0"/>
+        <w:spacing w:before="0" w:after="0"/>
         <w:ind w:hanging="283" w:start="709"/>
         <w:jc w:val="start"/>
         <w:rPr/>
@@ -3687,6 +4370,27 @@
     <w:p>
       <w:pPr>
         <w:pStyle w:val="BodyText"/>
+        <w:numPr>
+          <w:ilvl w:val="0"/>
+          <w:numId w:val="17"/>
+        </w:numPr>
+        <w:tabs>
+          <w:tab w:val="clear" w:pos="1134"/>
+          <w:tab w:val="left" w:pos="709" w:leader="none"/>
+        </w:tabs>
+        <w:bidi w:val="0"/>
+        <w:ind w:hanging="283" w:start="709"/>
+        <w:jc w:val="start"/>
+        <w:rPr/>
+      </w:pPr>
+      <w:r>
+        <w:rPr/>
+        <w:t xml:space="preserve">登录过频时核对对应入口和时间，按限流提示等待；不通过反复尝试或更换入口绕过限制。临时网络故障与账号失效分别处理，切换账号后重新验证数据范围。 </w:t>
+      </w:r>
+    </w:p>
+    <w:p>
+      <w:pPr>
+        <w:pStyle w:val="BodyText"/>
         <w:bidi w:val="0"/>
         <w:jc w:val="start"/>
         <w:rPr/>
@@ -3704,8 +4408,8 @@
         <w:jc w:val="start"/>
         <w:rPr/>
       </w:pPr>
-      <w:bookmarkStart w:id="17" w:name="section-18-用户开通验收表"/>
-      <w:bookmarkEnd w:id="17"/>
+      <w:bookmarkStart w:id="20" w:name="section-21-用户开通验收表"/>
+      <w:bookmarkEnd w:id="20"/>
       <w:r>
         <w:rPr/>
         <w:t>用户开通验收表</w:t>
@@ -3716,7 +4420,7 @@
         <w:pStyle w:val="BodyText"/>
         <w:numPr>
           <w:ilvl w:val="0"/>
-          <w:numId w:val="15"/>
+          <w:numId w:val="18"/>
         </w:numPr>
         <w:tabs>
           <w:tab w:val="clear" w:pos="1134"/>
@@ -3738,7 +4442,7 @@
         <w:pStyle w:val="BodyText"/>
         <w:numPr>
           <w:ilvl w:val="0"/>
-          <w:numId w:val="15"/>
+          <w:numId w:val="18"/>
         </w:numPr>
         <w:tabs>
           <w:tab w:val="clear" w:pos="1134"/>
@@ -3768,7 +4472,7 @@
         <w:pStyle w:val="BodyText"/>
         <w:numPr>
           <w:ilvl w:val="0"/>
-          <w:numId w:val="15"/>
+          <w:numId w:val="18"/>
         </w:numPr>
         <w:tabs>
           <w:tab w:val="clear" w:pos="1134"/>
@@ -3790,7 +4494,7 @@
         <w:pStyle w:val="BodyText"/>
         <w:numPr>
           <w:ilvl w:val="0"/>
-          <w:numId w:val="15"/>
+          <w:numId w:val="18"/>
         </w:numPr>
         <w:tabs>
           <w:tab w:val="clear" w:pos="1134"/>
@@ -3812,7 +4516,7 @@
         <w:pStyle w:val="BodyText"/>
         <w:numPr>
           <w:ilvl w:val="0"/>
-          <w:numId w:val="15"/>
+          <w:numId w:val="18"/>
         </w:numPr>
         <w:tabs>
           <w:tab w:val="clear" w:pos="1134"/>
@@ -3834,7 +4538,7 @@
         <w:pStyle w:val="BodyText"/>
         <w:numPr>
           <w:ilvl w:val="0"/>
-          <w:numId w:val="15"/>
+          <w:numId w:val="18"/>
         </w:numPr>
         <w:tabs>
           <w:tab w:val="clear" w:pos="1134"/>
@@ -3856,7 +4560,7 @@
         <w:pStyle w:val="BodyText"/>
         <w:numPr>
           <w:ilvl w:val="0"/>
-          <w:numId w:val="15"/>
+          <w:numId w:val="18"/>
         </w:numPr>
         <w:tabs>
           <w:tab w:val="clear" w:pos="1134"/>
@@ -3878,7 +4582,7 @@
         <w:pStyle w:val="BodyText"/>
         <w:numPr>
           <w:ilvl w:val="0"/>
-          <w:numId w:val="15"/>
+          <w:numId w:val="18"/>
         </w:numPr>
         <w:tabs>
           <w:tab w:val="clear" w:pos="1134"/>
@@ -3900,7 +4604,37 @@
         <w:pStyle w:val="BodyText"/>
         <w:numPr>
           <w:ilvl w:val="0"/>
-          <w:numId w:val="15"/>
+          <w:numId w:val="18"/>
+        </w:numPr>
+        <w:tabs>
+          <w:tab w:val="clear" w:pos="1134"/>
+          <w:tab w:val="left" w:pos="709" w:leader="none"/>
+        </w:tabs>
+        <w:bidi w:val="0"/>
+        <w:spacing w:before="0" w:after="0"/>
+        <w:ind w:hanging="283" w:start="709"/>
+        <w:jc w:val="start"/>
+        <w:rPr/>
+      </w:pPr>
+      <w:r>
+        <w:rPr/>
+        <w:t xml:space="preserve">移库、补货各项开关与岗位能力一致，已说明当前 </w:t>
+      </w:r>
+      <w:r>
+        <w:rPr/>
+        <w:t xml:space="preserve">PDA </w:t>
+      </w:r>
+      <w:r>
+        <w:rPr/>
+        <w:t xml:space="preserve">序列号收货限制。 </w:t>
+      </w:r>
+    </w:p>
+    <w:p>
+      <w:pPr>
+        <w:pStyle w:val="BodyText"/>
+        <w:numPr>
+          <w:ilvl w:val="0"/>
+          <w:numId w:val="18"/>
         </w:numPr>
         <w:tabs>
           <w:tab w:val="clear" w:pos="1134"/>
@@ -3924,8 +4658,8 @@
         <w:jc w:val="start"/>
         <w:rPr/>
       </w:pPr>
-      <w:bookmarkStart w:id="18" w:name="section-19-常见状态与控制点"/>
-      <w:bookmarkEnd w:id="18"/>
+      <w:bookmarkStart w:id="21" w:name="section-22-常见状态与控制点"/>
+      <w:bookmarkEnd w:id="21"/>
       <w:r>
         <w:rPr/>
         <w:t>常见状态与控制点</w:t>
@@ -3933,21 +4667,21 @@
     </w:p>
     <w:tbl>
       <w:tblPr>
-        <w:tblW w:w="10923" w:type="dxa"/>
+        <w:tblW w:w="10050" w:type="dxa"/>
         <w:jc w:val="start"/>
         <w:tblInd w:w="0" w:type="dxa"/>
         <w:tblLayout w:type="fixed"/>
         <w:tblCellMar>
-          <w:top w:w="28" w:type="dxa"/>
-          <w:start w:w="28" w:type="dxa"/>
-          <w:bottom w:w="28" w:type="dxa"/>
-          <w:end w:w="28" w:type="dxa"/>
+          <w:top w:w="80" w:type="dxa"/>
+          <w:start w:w="80" w:type="dxa"/>
+          <w:bottom w:w="80" w:type="dxa"/>
+          <w:end w:w="80" w:type="dxa"/>
         </w:tblCellMar>
       </w:tblPr>
       <w:tblGrid>
-        <w:gridCol w:w="3061"/>
-        <w:gridCol w:w="3031"/>
-        <w:gridCol w:w="4831"/>
+        <w:gridCol w:w="2827"/>
+        <w:gridCol w:w="2749"/>
+        <w:gridCol w:w="4474"/>
       </w:tblGrid>
       <w:tr>
         <w:trPr>
@@ -3955,63 +4689,87 @@
         </w:trPr>
         <w:tc>
           <w:tcPr>
-            <w:tcW w:w="3061" w:type="dxa"/>
-            <w:tcBorders/>
-            <w:vAlign w:val="center"/>
+            <w:tcW w:w="2827" w:type="dxa"/>
+            <w:tcBorders>
+              <w:top w:val="single" w:sz="2" w:space="0" w:color="BDC9DA"/>
+              <w:start w:val="single" w:sz="2" w:space="0" w:color="BDC9DA"/>
+              <w:bottom w:val="single" w:sz="2" w:space="0" w:color="BDC9DA"/>
+              <w:end w:val="single" w:sz="2" w:space="0" w:color="BDC9DA"/>
+            </w:tcBorders>
+            <w:shd w:fill="EAF1FD" w:val="clear"/>
           </w:tcPr>
           <w:p>
             <w:pPr>
               <w:pStyle w:val="TableHeading"/>
-              <w:suppressLineNumbers/>
               <w:bidi w:val="0"/>
               <w:spacing w:before="0" w:after="283"/>
-              <w:jc w:val="center"/>
-              <w:rPr/>
+              <w:ind w:hanging="0" w:start="0" w:end="0"/>
+              <w:rPr>
+                <w:sz w:val="18"/>
+              </w:rPr>
             </w:pPr>
             <w:r>
-              <w:rPr/>
+              <w:rPr>
+                <w:sz w:val="18"/>
+              </w:rPr>
               <w:t>状态</w:t>
             </w:r>
           </w:p>
         </w:tc>
         <w:tc>
           <w:tcPr>
-            <w:tcW w:w="3031" w:type="dxa"/>
-            <w:tcBorders/>
-            <w:vAlign w:val="center"/>
+            <w:tcW w:w="2749" w:type="dxa"/>
+            <w:tcBorders>
+              <w:top w:val="single" w:sz="2" w:space="0" w:color="BDC9DA"/>
+              <w:start w:val="single" w:sz="2" w:space="0" w:color="BDC9DA"/>
+              <w:bottom w:val="single" w:sz="2" w:space="0" w:color="BDC9DA"/>
+              <w:end w:val="single" w:sz="2" w:space="0" w:color="BDC9DA"/>
+            </w:tcBorders>
+            <w:shd w:fill="EAF1FD" w:val="clear"/>
           </w:tcPr>
           <w:p>
             <w:pPr>
               <w:pStyle w:val="TableHeading"/>
-              <w:suppressLineNumbers/>
               <w:bidi w:val="0"/>
               <w:spacing w:before="0" w:after="283"/>
-              <w:jc w:val="center"/>
-              <w:rPr/>
+              <w:ind w:hanging="0" w:start="0" w:end="0"/>
+              <w:rPr>
+                <w:sz w:val="18"/>
+              </w:rPr>
             </w:pPr>
             <w:r>
-              <w:rPr/>
+              <w:rPr>
+                <w:sz w:val="18"/>
+              </w:rPr>
               <w:t>含义</w:t>
             </w:r>
           </w:p>
         </w:tc>
         <w:tc>
           <w:tcPr>
-            <w:tcW w:w="4831" w:type="dxa"/>
-            <w:tcBorders/>
-            <w:vAlign w:val="center"/>
+            <w:tcW w:w="4474" w:type="dxa"/>
+            <w:tcBorders>
+              <w:top w:val="single" w:sz="2" w:space="0" w:color="BDC9DA"/>
+              <w:start w:val="single" w:sz="2" w:space="0" w:color="BDC9DA"/>
+              <w:bottom w:val="single" w:sz="2" w:space="0" w:color="BDC9DA"/>
+              <w:end w:val="single" w:sz="2" w:space="0" w:color="BDC9DA"/>
+            </w:tcBorders>
+            <w:shd w:fill="EAF1FD" w:val="clear"/>
           </w:tcPr>
           <w:p>
             <w:pPr>
               <w:pStyle w:val="TableHeading"/>
-              <w:suppressLineNumbers/>
               <w:bidi w:val="0"/>
               <w:spacing w:before="0" w:after="283"/>
-              <w:jc w:val="center"/>
-              <w:rPr/>
+              <w:ind w:hanging="0" w:start="0" w:end="0"/>
+              <w:rPr>
+                <w:sz w:val="18"/>
+              </w:rPr>
             </w:pPr>
             <w:r>
-              <w:rPr/>
+              <w:rPr>
+                <w:sz w:val="18"/>
+              </w:rPr>
               <w:t>操作要求</w:t>
             </w:r>
           </w:p>
@@ -4021,64 +4779,91 @@
         <w:trPr/>
         <w:tc>
           <w:tcPr>
-            <w:tcW w:w="3061" w:type="dxa"/>
-            <w:tcBorders/>
-            <w:vAlign w:val="center"/>
+            <w:tcW w:w="2827" w:type="dxa"/>
+            <w:tcBorders>
+              <w:top w:val="single" w:sz="2" w:space="0" w:color="BDC9DA"/>
+              <w:start w:val="single" w:sz="2" w:space="0" w:color="BDC9DA"/>
+              <w:bottom w:val="single" w:sz="2" w:space="0" w:color="BDC9DA"/>
+              <w:end w:val="single" w:sz="2" w:space="0" w:color="BDC9DA"/>
+            </w:tcBorders>
           </w:tcPr>
           <w:p>
             <w:pPr>
               <w:pStyle w:val="TableContents"/>
               <w:bidi w:val="0"/>
               <w:spacing w:before="0" w:after="283"/>
+              <w:ind w:hanging="0" w:start="0" w:end="0"/>
               <w:jc w:val="start"/>
               <w:rPr/>
             </w:pPr>
             <w:r>
-              <w:rPr/>
+              <w:rPr>
+                <w:sz w:val="18"/>
+              </w:rPr>
               <w:t xml:space="preserve">草稿 </w:t>
             </w:r>
             <w:r>
-              <w:rPr/>
+              <w:rPr>
+                <w:sz w:val="18"/>
+              </w:rPr>
               <w:t>/ DRAFT</w:t>
             </w:r>
           </w:p>
         </w:tc>
         <w:tc>
           <w:tcPr>
-            <w:tcW w:w="3031" w:type="dxa"/>
-            <w:tcBorders/>
-            <w:vAlign w:val="center"/>
+            <w:tcW w:w="2749" w:type="dxa"/>
+            <w:tcBorders>
+              <w:top w:val="single" w:sz="2" w:space="0" w:color="BDC9DA"/>
+              <w:start w:val="single" w:sz="2" w:space="0" w:color="BDC9DA"/>
+              <w:bottom w:val="single" w:sz="2" w:space="0" w:color="BDC9DA"/>
+              <w:end w:val="single" w:sz="2" w:space="0" w:color="BDC9DA"/>
+            </w:tcBorders>
           </w:tcPr>
           <w:p>
             <w:pPr>
               <w:pStyle w:val="TableContents"/>
               <w:bidi w:val="0"/>
               <w:spacing w:before="0" w:after="283"/>
+              <w:ind w:hanging="0" w:start="0" w:end="0"/>
               <w:jc w:val="start"/>
-              <w:rPr/>
+              <w:rPr>
+                <w:sz w:val="18"/>
+              </w:rPr>
             </w:pPr>
             <w:r>
-              <w:rPr/>
+              <w:rPr>
+                <w:sz w:val="18"/>
+              </w:rPr>
               <w:t>单据尚未正式提交</w:t>
             </w:r>
           </w:p>
         </w:tc>
         <w:tc>
           <w:tcPr>
-            <w:tcW w:w="4831" w:type="dxa"/>
-            <w:tcBorders/>
-            <w:vAlign w:val="center"/>
+            <w:tcW w:w="4474" w:type="dxa"/>
+            <w:tcBorders>
+              <w:top w:val="single" w:sz="2" w:space="0" w:color="BDC9DA"/>
+              <w:start w:val="single" w:sz="2" w:space="0" w:color="BDC9DA"/>
+              <w:bottom w:val="single" w:sz="2" w:space="0" w:color="BDC9DA"/>
+              <w:end w:val="single" w:sz="2" w:space="0" w:color="BDC9DA"/>
+            </w:tcBorders>
           </w:tcPr>
           <w:p>
             <w:pPr>
               <w:pStyle w:val="TableContents"/>
               <w:bidi w:val="0"/>
               <w:spacing w:before="0" w:after="283"/>
+              <w:ind w:hanging="0" w:start="0" w:end="0"/>
               <w:jc w:val="start"/>
-              <w:rPr/>
+              <w:rPr>
+                <w:sz w:val="18"/>
+              </w:rPr>
             </w:pPr>
             <w:r>
-              <w:rPr/>
+              <w:rPr>
+                <w:sz w:val="18"/>
+              </w:rPr>
               <w:t>原创建人可在权限允许时修改、提交或删除未生效内容</w:t>
             </w:r>
           </w:p>
@@ -4088,64 +4873,91 @@
         <w:trPr/>
         <w:tc>
           <w:tcPr>
-            <w:tcW w:w="3061" w:type="dxa"/>
-            <w:tcBorders/>
-            <w:vAlign w:val="center"/>
+            <w:tcW w:w="2827" w:type="dxa"/>
+            <w:tcBorders>
+              <w:top w:val="single" w:sz="2" w:space="0" w:color="BDC9DA"/>
+              <w:start w:val="single" w:sz="2" w:space="0" w:color="BDC9DA"/>
+              <w:bottom w:val="single" w:sz="2" w:space="0" w:color="BDC9DA"/>
+              <w:end w:val="single" w:sz="2" w:space="0" w:color="BDC9DA"/>
+            </w:tcBorders>
           </w:tcPr>
           <w:p>
             <w:pPr>
               <w:pStyle w:val="TableContents"/>
               <w:bidi w:val="0"/>
               <w:spacing w:before="0" w:after="283"/>
+              <w:ind w:hanging="0" w:start="0" w:end="0"/>
               <w:jc w:val="start"/>
               <w:rPr/>
             </w:pPr>
             <w:r>
-              <w:rPr/>
+              <w:rPr>
+                <w:sz w:val="18"/>
+              </w:rPr>
               <w:t xml:space="preserve">待货主审核 </w:t>
             </w:r>
             <w:r>
-              <w:rPr/>
+              <w:rPr>
+                <w:sz w:val="18"/>
+              </w:rPr>
               <w:t>/ OWNER_PENDING</w:t>
             </w:r>
           </w:p>
         </w:tc>
         <w:tc>
           <w:tcPr>
-            <w:tcW w:w="3031" w:type="dxa"/>
-            <w:tcBorders/>
-            <w:vAlign w:val="center"/>
+            <w:tcW w:w="2749" w:type="dxa"/>
+            <w:tcBorders>
+              <w:top w:val="single" w:sz="2" w:space="0" w:color="BDC9DA"/>
+              <w:start w:val="single" w:sz="2" w:space="0" w:color="BDC9DA"/>
+              <w:bottom w:val="single" w:sz="2" w:space="0" w:color="BDC9DA"/>
+              <w:end w:val="single" w:sz="2" w:space="0" w:color="BDC9DA"/>
+            </w:tcBorders>
           </w:tcPr>
           <w:p>
             <w:pPr>
               <w:pStyle w:val="TableContents"/>
               <w:bidi w:val="0"/>
               <w:spacing w:before="0" w:after="283"/>
+              <w:ind w:hanging="0" w:start="0" w:end="0"/>
               <w:jc w:val="start"/>
-              <w:rPr/>
+              <w:rPr>
+                <w:sz w:val="18"/>
+              </w:rPr>
             </w:pPr>
             <w:r>
-              <w:rPr/>
+              <w:rPr>
+                <w:sz w:val="18"/>
+              </w:rPr>
               <w:t>业务员已经提交</w:t>
             </w:r>
           </w:p>
         </w:tc>
         <w:tc>
           <w:tcPr>
-            <w:tcW w:w="4831" w:type="dxa"/>
-            <w:tcBorders/>
-            <w:vAlign w:val="center"/>
+            <w:tcW w:w="4474" w:type="dxa"/>
+            <w:tcBorders>
+              <w:top w:val="single" w:sz="2" w:space="0" w:color="BDC9DA"/>
+              <w:start w:val="single" w:sz="2" w:space="0" w:color="BDC9DA"/>
+              <w:bottom w:val="single" w:sz="2" w:space="0" w:color="BDC9DA"/>
+              <w:end w:val="single" w:sz="2" w:space="0" w:color="BDC9DA"/>
+            </w:tcBorders>
           </w:tcPr>
           <w:p>
             <w:pPr>
               <w:pStyle w:val="TableContents"/>
               <w:bidi w:val="0"/>
               <w:spacing w:before="0" w:after="283"/>
+              <w:ind w:hanging="0" w:start="0" w:end="0"/>
               <w:jc w:val="start"/>
-              <w:rPr/>
+              <w:rPr>
+                <w:sz w:val="18"/>
+              </w:rPr>
             </w:pPr>
             <w:r>
-              <w:rPr/>
+              <w:rPr>
+                <w:sz w:val="18"/>
+              </w:rPr>
               <w:t>等待货主管理员通过、退回或取消</w:t>
             </w:r>
           </w:p>
@@ -4155,64 +4967,91 @@
         <w:trPr/>
         <w:tc>
           <w:tcPr>
-            <w:tcW w:w="3061" w:type="dxa"/>
-            <w:tcBorders/>
-            <w:vAlign w:val="center"/>
+            <w:tcW w:w="2827" w:type="dxa"/>
+            <w:tcBorders>
+              <w:top w:val="single" w:sz="2" w:space="0" w:color="BDC9DA"/>
+              <w:start w:val="single" w:sz="2" w:space="0" w:color="BDC9DA"/>
+              <w:bottom w:val="single" w:sz="2" w:space="0" w:color="BDC9DA"/>
+              <w:end w:val="single" w:sz="2" w:space="0" w:color="BDC9DA"/>
+            </w:tcBorders>
           </w:tcPr>
           <w:p>
             <w:pPr>
               <w:pStyle w:val="TableContents"/>
               <w:bidi w:val="0"/>
               <w:spacing w:before="0" w:after="283"/>
+              <w:ind w:hanging="0" w:start="0" w:end="0"/>
               <w:jc w:val="start"/>
               <w:rPr/>
             </w:pPr>
             <w:r>
-              <w:rPr/>
+              <w:rPr>
+                <w:sz w:val="18"/>
+              </w:rPr>
               <w:t xml:space="preserve">货主已通过 </w:t>
             </w:r>
             <w:r>
-              <w:rPr/>
+              <w:rPr>
+                <w:sz w:val="18"/>
+              </w:rPr>
               <w:t>/ OWNER_APPROVED</w:t>
             </w:r>
           </w:p>
         </w:tc>
         <w:tc>
           <w:tcPr>
-            <w:tcW w:w="3031" w:type="dxa"/>
-            <w:tcBorders/>
-            <w:vAlign w:val="center"/>
+            <w:tcW w:w="2749" w:type="dxa"/>
+            <w:tcBorders>
+              <w:top w:val="single" w:sz="2" w:space="0" w:color="BDC9DA"/>
+              <w:start w:val="single" w:sz="2" w:space="0" w:color="BDC9DA"/>
+              <w:bottom w:val="single" w:sz="2" w:space="0" w:color="BDC9DA"/>
+              <w:end w:val="single" w:sz="2" w:space="0" w:color="BDC9DA"/>
+            </w:tcBorders>
           </w:tcPr>
           <w:p>
             <w:pPr>
               <w:pStyle w:val="TableContents"/>
               <w:bidi w:val="0"/>
               <w:spacing w:before="0" w:after="283"/>
+              <w:ind w:hanging="0" w:start="0" w:end="0"/>
               <w:jc w:val="start"/>
-              <w:rPr/>
+              <w:rPr>
+                <w:sz w:val="18"/>
+              </w:rPr>
             </w:pPr>
             <w:r>
-              <w:rPr/>
+              <w:rPr>
+                <w:sz w:val="18"/>
+              </w:rPr>
               <w:t>商业条件已确认，库存可能已冻结</w:t>
             </w:r>
           </w:p>
         </w:tc>
         <w:tc>
           <w:tcPr>
-            <w:tcW w:w="4831" w:type="dxa"/>
-            <w:tcBorders/>
-            <w:vAlign w:val="center"/>
+            <w:tcW w:w="4474" w:type="dxa"/>
+            <w:tcBorders>
+              <w:top w:val="single" w:sz="2" w:space="0" w:color="BDC9DA"/>
+              <w:start w:val="single" w:sz="2" w:space="0" w:color="BDC9DA"/>
+              <w:bottom w:val="single" w:sz="2" w:space="0" w:color="BDC9DA"/>
+              <w:end w:val="single" w:sz="2" w:space="0" w:color="BDC9DA"/>
+            </w:tcBorders>
           </w:tcPr>
           <w:p>
             <w:pPr>
               <w:pStyle w:val="TableContents"/>
               <w:bidi w:val="0"/>
               <w:spacing w:before="0" w:after="283"/>
+              <w:ind w:hanging="0" w:start="0" w:end="0"/>
               <w:jc w:val="start"/>
-              <w:rPr/>
+              <w:rPr>
+                <w:sz w:val="18"/>
+              </w:rPr>
             </w:pPr>
             <w:r>
-              <w:rPr/>
+              <w:rPr>
+                <w:sz w:val="18"/>
+              </w:rPr>
               <w:t>等待仓库管理员确认并发布任务</w:t>
             </w:r>
           </w:p>
@@ -4222,64 +5061,91 @@
         <w:trPr/>
         <w:tc>
           <w:tcPr>
-            <w:tcW w:w="3061" w:type="dxa"/>
-            <w:tcBorders/>
-            <w:vAlign w:val="center"/>
+            <w:tcW w:w="2827" w:type="dxa"/>
+            <w:tcBorders>
+              <w:top w:val="single" w:sz="2" w:space="0" w:color="BDC9DA"/>
+              <w:start w:val="single" w:sz="2" w:space="0" w:color="BDC9DA"/>
+              <w:bottom w:val="single" w:sz="2" w:space="0" w:color="BDC9DA"/>
+              <w:end w:val="single" w:sz="2" w:space="0" w:color="BDC9DA"/>
+            </w:tcBorders>
           </w:tcPr>
           <w:p>
             <w:pPr>
               <w:pStyle w:val="TableContents"/>
               <w:bidi w:val="0"/>
               <w:spacing w:before="0" w:after="283"/>
+              <w:ind w:hanging="0" w:start="0" w:end="0"/>
               <w:jc w:val="start"/>
               <w:rPr/>
             </w:pPr>
             <w:r>
-              <w:rPr/>
+              <w:rPr>
+                <w:sz w:val="18"/>
+              </w:rPr>
               <w:t xml:space="preserve">待仓库确认 </w:t>
             </w:r>
             <w:r>
-              <w:rPr/>
+              <w:rPr>
+                <w:sz w:val="18"/>
+              </w:rPr>
               <w:t>/ WHS_PENDING</w:t>
             </w:r>
           </w:p>
         </w:tc>
         <w:tc>
           <w:tcPr>
-            <w:tcW w:w="3031" w:type="dxa"/>
-            <w:tcBorders/>
-            <w:vAlign w:val="center"/>
+            <w:tcW w:w="2749" w:type="dxa"/>
+            <w:tcBorders>
+              <w:top w:val="single" w:sz="2" w:space="0" w:color="BDC9DA"/>
+              <w:start w:val="single" w:sz="2" w:space="0" w:color="BDC9DA"/>
+              <w:bottom w:val="single" w:sz="2" w:space="0" w:color="BDC9DA"/>
+              <w:end w:val="single" w:sz="2" w:space="0" w:color="BDC9DA"/>
+            </w:tcBorders>
           </w:tcPr>
           <w:p>
             <w:pPr>
               <w:pStyle w:val="TableContents"/>
               <w:bidi w:val="0"/>
               <w:spacing w:before="0" w:after="283"/>
+              <w:ind w:hanging="0" w:start="0" w:end="0"/>
               <w:jc w:val="start"/>
-              <w:rPr/>
+              <w:rPr>
+                <w:sz w:val="18"/>
+              </w:rPr>
             </w:pPr>
             <w:r>
-              <w:rPr/>
+              <w:rPr>
+                <w:sz w:val="18"/>
+              </w:rPr>
               <w:t>等待仓库接单</w:t>
             </w:r>
           </w:p>
         </w:tc>
         <w:tc>
           <w:tcPr>
-            <w:tcW w:w="4831" w:type="dxa"/>
-            <w:tcBorders/>
-            <w:vAlign w:val="center"/>
+            <w:tcW w:w="4474" w:type="dxa"/>
+            <w:tcBorders>
+              <w:top w:val="single" w:sz="2" w:space="0" w:color="BDC9DA"/>
+              <w:start w:val="single" w:sz="2" w:space="0" w:color="BDC9DA"/>
+              <w:bottom w:val="single" w:sz="2" w:space="0" w:color="BDC9DA"/>
+              <w:end w:val="single" w:sz="2" w:space="0" w:color="BDC9DA"/>
+            </w:tcBorders>
           </w:tcPr>
           <w:p>
             <w:pPr>
               <w:pStyle w:val="TableContents"/>
               <w:bidi w:val="0"/>
               <w:spacing w:before="0" w:after="283"/>
+              <w:ind w:hanging="0" w:start="0" w:end="0"/>
               <w:jc w:val="start"/>
-              <w:rPr/>
+              <w:rPr>
+                <w:sz w:val="18"/>
+              </w:rPr>
             </w:pPr>
             <w:r>
-              <w:rPr/>
+              <w:rPr>
+                <w:sz w:val="18"/>
+              </w:rPr>
               <w:t>仓库管理员检查仓库、库存和履约条件</w:t>
             </w:r>
           </w:p>
@@ -4289,64 +5155,91 @@
         <w:trPr/>
         <w:tc>
           <w:tcPr>
-            <w:tcW w:w="3061" w:type="dxa"/>
-            <w:tcBorders/>
-            <w:vAlign w:val="center"/>
+            <w:tcW w:w="2827" w:type="dxa"/>
+            <w:tcBorders>
+              <w:top w:val="single" w:sz="2" w:space="0" w:color="BDC9DA"/>
+              <w:start w:val="single" w:sz="2" w:space="0" w:color="BDC9DA"/>
+              <w:bottom w:val="single" w:sz="2" w:space="0" w:color="BDC9DA"/>
+              <w:end w:val="single" w:sz="2" w:space="0" w:color="BDC9DA"/>
+            </w:tcBorders>
           </w:tcPr>
           <w:p>
             <w:pPr>
               <w:pStyle w:val="TableContents"/>
               <w:bidi w:val="0"/>
               <w:spacing w:before="0" w:after="283"/>
+              <w:ind w:hanging="0" w:start="0" w:end="0"/>
               <w:jc w:val="start"/>
               <w:rPr/>
             </w:pPr>
             <w:r>
-              <w:rPr/>
+              <w:rPr>
+                <w:sz w:val="18"/>
+              </w:rPr>
               <w:t xml:space="preserve">仓库已确认 </w:t>
             </w:r>
             <w:r>
-              <w:rPr/>
+              <w:rPr>
+                <w:sz w:val="18"/>
+              </w:rPr>
               <w:t>/ WHS_APPROVED</w:t>
             </w:r>
           </w:p>
         </w:tc>
         <w:tc>
           <w:tcPr>
-            <w:tcW w:w="3031" w:type="dxa"/>
-            <w:tcBorders/>
-            <w:vAlign w:val="center"/>
+            <w:tcW w:w="2749" w:type="dxa"/>
+            <w:tcBorders>
+              <w:top w:val="single" w:sz="2" w:space="0" w:color="BDC9DA"/>
+              <w:start w:val="single" w:sz="2" w:space="0" w:color="BDC9DA"/>
+              <w:bottom w:val="single" w:sz="2" w:space="0" w:color="BDC9DA"/>
+              <w:end w:val="single" w:sz="2" w:space="0" w:color="BDC9DA"/>
+            </w:tcBorders>
           </w:tcPr>
           <w:p>
             <w:pPr>
               <w:pStyle w:val="TableContents"/>
               <w:bidi w:val="0"/>
               <w:spacing w:before="0" w:after="283"/>
+              <w:ind w:hanging="0" w:start="0" w:end="0"/>
               <w:jc w:val="start"/>
-              <w:rPr/>
+              <w:rPr>
+                <w:sz w:val="18"/>
+              </w:rPr>
             </w:pPr>
             <w:r>
-              <w:rPr/>
+              <w:rPr>
+                <w:sz w:val="18"/>
+              </w:rPr>
               <w:t>已进入仓库履约</w:t>
             </w:r>
           </w:p>
         </w:tc>
         <w:tc>
           <w:tcPr>
-            <w:tcW w:w="4831" w:type="dxa"/>
-            <w:tcBorders/>
-            <w:vAlign w:val="center"/>
+            <w:tcW w:w="4474" w:type="dxa"/>
+            <w:tcBorders>
+              <w:top w:val="single" w:sz="2" w:space="0" w:color="BDC9DA"/>
+              <w:start w:val="single" w:sz="2" w:space="0" w:color="BDC9DA"/>
+              <w:bottom w:val="single" w:sz="2" w:space="0" w:color="BDC9DA"/>
+              <w:end w:val="single" w:sz="2" w:space="0" w:color="BDC9DA"/>
+            </w:tcBorders>
           </w:tcPr>
           <w:p>
             <w:pPr>
               <w:pStyle w:val="TableContents"/>
               <w:bidi w:val="0"/>
               <w:spacing w:before="0" w:after="283"/>
+              <w:ind w:hanging="0" w:start="0" w:end="0"/>
               <w:jc w:val="start"/>
-              <w:rPr/>
+              <w:rPr>
+                <w:sz w:val="18"/>
+              </w:rPr>
             </w:pPr>
             <w:r>
-              <w:rPr/>
+              <w:rPr>
+                <w:sz w:val="18"/>
+              </w:rPr>
               <w:t>不得随意修改原订单</w:t>
             </w:r>
           </w:p>
@@ -4356,64 +5249,91 @@
         <w:trPr/>
         <w:tc>
           <w:tcPr>
-            <w:tcW w:w="3061" w:type="dxa"/>
-            <w:tcBorders/>
-            <w:vAlign w:val="center"/>
+            <w:tcW w:w="2827" w:type="dxa"/>
+            <w:tcBorders>
+              <w:top w:val="single" w:sz="2" w:space="0" w:color="BDC9DA"/>
+              <w:start w:val="single" w:sz="2" w:space="0" w:color="BDC9DA"/>
+              <w:bottom w:val="single" w:sz="2" w:space="0" w:color="BDC9DA"/>
+              <w:end w:val="single" w:sz="2" w:space="0" w:color="BDC9DA"/>
+            </w:tcBorders>
           </w:tcPr>
           <w:p>
             <w:pPr>
               <w:pStyle w:val="TableContents"/>
               <w:bidi w:val="0"/>
               <w:spacing w:before="0" w:after="283"/>
+              <w:ind w:hanging="0" w:start="0" w:end="0"/>
               <w:jc w:val="start"/>
               <w:rPr/>
             </w:pPr>
             <w:r>
-              <w:rPr/>
+              <w:rPr>
+                <w:sz w:val="18"/>
+              </w:rPr>
               <w:t xml:space="preserve">保留 </w:t>
             </w:r>
             <w:r>
-              <w:rPr/>
+              <w:rPr>
+                <w:sz w:val="18"/>
+              </w:rPr>
               <w:t>/ RESERVED</w:t>
             </w:r>
           </w:p>
         </w:tc>
         <w:tc>
           <w:tcPr>
-            <w:tcW w:w="3031" w:type="dxa"/>
-            <w:tcBorders/>
-            <w:vAlign w:val="center"/>
+            <w:tcW w:w="2749" w:type="dxa"/>
+            <w:tcBorders>
+              <w:top w:val="single" w:sz="2" w:space="0" w:color="BDC9DA"/>
+              <w:start w:val="single" w:sz="2" w:space="0" w:color="BDC9DA"/>
+              <w:bottom w:val="single" w:sz="2" w:space="0" w:color="BDC9DA"/>
+              <w:end w:val="single" w:sz="2" w:space="0" w:color="BDC9DA"/>
+            </w:tcBorders>
           </w:tcPr>
           <w:p>
             <w:pPr>
               <w:pStyle w:val="TableContents"/>
               <w:bidi w:val="0"/>
               <w:spacing w:before="0" w:after="283"/>
+              <w:ind w:hanging="0" w:start="0" w:end="0"/>
               <w:jc w:val="start"/>
-              <w:rPr/>
+              <w:rPr>
+                <w:sz w:val="18"/>
+              </w:rPr>
             </w:pPr>
             <w:r>
-              <w:rPr/>
+              <w:rPr>
+                <w:sz w:val="18"/>
+              </w:rPr>
               <w:t>任务已因货主审核创建但尚未发布</w:t>
             </w:r>
           </w:p>
         </w:tc>
         <w:tc>
           <w:tcPr>
-            <w:tcW w:w="4831" w:type="dxa"/>
-            <w:tcBorders/>
-            <w:vAlign w:val="center"/>
+            <w:tcW w:w="4474" w:type="dxa"/>
+            <w:tcBorders>
+              <w:top w:val="single" w:sz="2" w:space="0" w:color="BDC9DA"/>
+              <w:start w:val="single" w:sz="2" w:space="0" w:color="BDC9DA"/>
+              <w:bottom w:val="single" w:sz="2" w:space="0" w:color="BDC9DA"/>
+              <w:end w:val="single" w:sz="2" w:space="0" w:color="BDC9DA"/>
+            </w:tcBorders>
           </w:tcPr>
           <w:p>
             <w:pPr>
               <w:pStyle w:val="TableContents"/>
               <w:bidi w:val="0"/>
               <w:spacing w:before="0" w:after="283"/>
+              <w:ind w:hanging="0" w:start="0" w:end="0"/>
               <w:jc w:val="start"/>
-              <w:rPr/>
+              <w:rPr>
+                <w:sz w:val="18"/>
+              </w:rPr>
             </w:pPr>
             <w:r>
-              <w:rPr/>
+              <w:rPr>
+                <w:sz w:val="18"/>
+              </w:rPr>
               <w:t>仓库确认前不得现场执行</w:t>
             </w:r>
           </w:p>
@@ -4423,64 +5343,91 @@
         <w:trPr/>
         <w:tc>
           <w:tcPr>
-            <w:tcW w:w="3061" w:type="dxa"/>
-            <w:tcBorders/>
-            <w:vAlign w:val="center"/>
+            <w:tcW w:w="2827" w:type="dxa"/>
+            <w:tcBorders>
+              <w:top w:val="single" w:sz="2" w:space="0" w:color="BDC9DA"/>
+              <w:start w:val="single" w:sz="2" w:space="0" w:color="BDC9DA"/>
+              <w:bottom w:val="single" w:sz="2" w:space="0" w:color="BDC9DA"/>
+              <w:end w:val="single" w:sz="2" w:space="0" w:color="BDC9DA"/>
+            </w:tcBorders>
           </w:tcPr>
           <w:p>
             <w:pPr>
               <w:pStyle w:val="TableContents"/>
               <w:bidi w:val="0"/>
               <w:spacing w:before="0" w:after="283"/>
+              <w:ind w:hanging="0" w:start="0" w:end="0"/>
               <w:jc w:val="start"/>
               <w:rPr/>
             </w:pPr>
             <w:r>
-              <w:rPr/>
+              <w:rPr>
+                <w:sz w:val="18"/>
+              </w:rPr>
               <w:t xml:space="preserve">待发布 </w:t>
             </w:r>
             <w:r>
-              <w:rPr/>
+              <w:rPr>
+                <w:sz w:val="18"/>
+              </w:rPr>
               <w:t>/ READY</w:t>
             </w:r>
           </w:p>
         </w:tc>
         <w:tc>
           <w:tcPr>
-            <w:tcW w:w="3031" w:type="dxa"/>
-            <w:tcBorders/>
-            <w:vAlign w:val="center"/>
+            <w:tcW w:w="2749" w:type="dxa"/>
+            <w:tcBorders>
+              <w:top w:val="single" w:sz="2" w:space="0" w:color="BDC9DA"/>
+              <w:start w:val="single" w:sz="2" w:space="0" w:color="BDC9DA"/>
+              <w:bottom w:val="single" w:sz="2" w:space="0" w:color="BDC9DA"/>
+              <w:end w:val="single" w:sz="2" w:space="0" w:color="BDC9DA"/>
+            </w:tcBorders>
           </w:tcPr>
           <w:p>
             <w:pPr>
               <w:pStyle w:val="TableContents"/>
               <w:bidi w:val="0"/>
               <w:spacing w:before="0" w:after="283"/>
+              <w:ind w:hanging="0" w:start="0" w:end="0"/>
               <w:jc w:val="start"/>
-              <w:rPr/>
+              <w:rPr>
+                <w:sz w:val="18"/>
+              </w:rPr>
             </w:pPr>
             <w:r>
-              <w:rPr/>
+              <w:rPr>
+                <w:sz w:val="18"/>
+              </w:rPr>
               <w:t>任务具备发布条件</w:t>
             </w:r>
           </w:p>
         </w:tc>
         <w:tc>
           <w:tcPr>
-            <w:tcW w:w="4831" w:type="dxa"/>
-            <w:tcBorders/>
-            <w:vAlign w:val="center"/>
+            <w:tcW w:w="4474" w:type="dxa"/>
+            <w:tcBorders>
+              <w:top w:val="single" w:sz="2" w:space="0" w:color="BDC9DA"/>
+              <w:start w:val="single" w:sz="2" w:space="0" w:color="BDC9DA"/>
+              <w:bottom w:val="single" w:sz="2" w:space="0" w:color="BDC9DA"/>
+              <w:end w:val="single" w:sz="2" w:space="0" w:color="BDC9DA"/>
+            </w:tcBorders>
           </w:tcPr>
           <w:p>
             <w:pPr>
               <w:pStyle w:val="TableContents"/>
               <w:bidi w:val="0"/>
               <w:spacing w:before="0" w:after="283"/>
+              <w:ind w:hanging="0" w:start="0" w:end="0"/>
               <w:jc w:val="start"/>
-              <w:rPr/>
+              <w:rPr>
+                <w:sz w:val="18"/>
+              </w:rPr>
             </w:pPr>
             <w:r>
-              <w:rPr/>
+              <w:rPr>
+                <w:sz w:val="18"/>
+              </w:rPr>
               <w:t>由仓库管理员发布</w:t>
             </w:r>
           </w:p>
@@ -4490,64 +5437,91 @@
         <w:trPr/>
         <w:tc>
           <w:tcPr>
-            <w:tcW w:w="3061" w:type="dxa"/>
-            <w:tcBorders/>
-            <w:vAlign w:val="center"/>
+            <w:tcW w:w="2827" w:type="dxa"/>
+            <w:tcBorders>
+              <w:top w:val="single" w:sz="2" w:space="0" w:color="BDC9DA"/>
+              <w:start w:val="single" w:sz="2" w:space="0" w:color="BDC9DA"/>
+              <w:bottom w:val="single" w:sz="2" w:space="0" w:color="BDC9DA"/>
+              <w:end w:val="single" w:sz="2" w:space="0" w:color="BDC9DA"/>
+            </w:tcBorders>
           </w:tcPr>
           <w:p>
             <w:pPr>
               <w:pStyle w:val="TableContents"/>
               <w:bidi w:val="0"/>
               <w:spacing w:before="0" w:after="283"/>
+              <w:ind w:hanging="0" w:start="0" w:end="0"/>
               <w:jc w:val="start"/>
               <w:rPr/>
             </w:pPr>
             <w:r>
-              <w:rPr/>
+              <w:rPr>
+                <w:sz w:val="18"/>
+              </w:rPr>
               <w:t xml:space="preserve">已发布 </w:t>
             </w:r>
             <w:r>
-              <w:rPr/>
+              <w:rPr>
+                <w:sz w:val="18"/>
+              </w:rPr>
               <w:t>/ RELEASED</w:t>
             </w:r>
           </w:p>
         </w:tc>
         <w:tc>
           <w:tcPr>
-            <w:tcW w:w="3031" w:type="dxa"/>
-            <w:tcBorders/>
-            <w:vAlign w:val="center"/>
+            <w:tcW w:w="2749" w:type="dxa"/>
+            <w:tcBorders>
+              <w:top w:val="single" w:sz="2" w:space="0" w:color="BDC9DA"/>
+              <w:start w:val="single" w:sz="2" w:space="0" w:color="BDC9DA"/>
+              <w:bottom w:val="single" w:sz="2" w:space="0" w:color="BDC9DA"/>
+              <w:end w:val="single" w:sz="2" w:space="0" w:color="BDC9DA"/>
+            </w:tcBorders>
           </w:tcPr>
           <w:p>
             <w:pPr>
               <w:pStyle w:val="TableContents"/>
               <w:bidi w:val="0"/>
               <w:spacing w:before="0" w:after="283"/>
+              <w:ind w:hanging="0" w:start="0" w:end="0"/>
               <w:jc w:val="start"/>
-              <w:rPr/>
+              <w:rPr>
+                <w:sz w:val="18"/>
+              </w:rPr>
             </w:pPr>
             <w:r>
-              <w:rPr/>
+              <w:rPr>
+                <w:sz w:val="18"/>
+              </w:rPr>
               <w:t>操作员可以领取或执行</w:t>
             </w:r>
           </w:p>
         </w:tc>
         <w:tc>
           <w:tcPr>
-            <w:tcW w:w="4831" w:type="dxa"/>
-            <w:tcBorders/>
-            <w:vAlign w:val="center"/>
+            <w:tcW w:w="4474" w:type="dxa"/>
+            <w:tcBorders>
+              <w:top w:val="single" w:sz="2" w:space="0" w:color="BDC9DA"/>
+              <w:start w:val="single" w:sz="2" w:space="0" w:color="BDC9DA"/>
+              <w:bottom w:val="single" w:sz="2" w:space="0" w:color="BDC9DA"/>
+              <w:end w:val="single" w:sz="2" w:space="0" w:color="BDC9DA"/>
+            </w:tcBorders>
           </w:tcPr>
           <w:p>
             <w:pPr>
               <w:pStyle w:val="TableContents"/>
               <w:bidi w:val="0"/>
               <w:spacing w:before="0" w:after="283"/>
+              <w:ind w:hanging="0" w:start="0" w:end="0"/>
               <w:jc w:val="start"/>
-              <w:rPr/>
+              <w:rPr>
+                <w:sz w:val="18"/>
+              </w:rPr>
             </w:pPr>
             <w:r>
-              <w:rPr/>
+              <w:rPr>
+                <w:sz w:val="18"/>
+              </w:rPr>
               <w:t>按任务逐行扫描作业</w:t>
             </w:r>
           </w:p>
@@ -4557,64 +5531,91 @@
         <w:trPr/>
         <w:tc>
           <w:tcPr>
-            <w:tcW w:w="3061" w:type="dxa"/>
-            <w:tcBorders/>
-            <w:vAlign w:val="center"/>
+            <w:tcW w:w="2827" w:type="dxa"/>
+            <w:tcBorders>
+              <w:top w:val="single" w:sz="2" w:space="0" w:color="BDC9DA"/>
+              <w:start w:val="single" w:sz="2" w:space="0" w:color="BDC9DA"/>
+              <w:bottom w:val="single" w:sz="2" w:space="0" w:color="BDC9DA"/>
+              <w:end w:val="single" w:sz="2" w:space="0" w:color="BDC9DA"/>
+            </w:tcBorders>
           </w:tcPr>
           <w:p>
             <w:pPr>
               <w:pStyle w:val="TableContents"/>
               <w:bidi w:val="0"/>
               <w:spacing w:before="0" w:after="283"/>
+              <w:ind w:hanging="0" w:start="0" w:end="0"/>
               <w:jc w:val="start"/>
               <w:rPr/>
             </w:pPr>
             <w:r>
-              <w:rPr/>
+              <w:rPr>
+                <w:sz w:val="18"/>
+              </w:rPr>
               <w:t xml:space="preserve">执行中 </w:t>
             </w:r>
             <w:r>
-              <w:rPr/>
+              <w:rPr>
+                <w:sz w:val="18"/>
+              </w:rPr>
               <w:t>/ IN_PROGRESS</w:t>
             </w:r>
           </w:p>
         </w:tc>
         <w:tc>
           <w:tcPr>
-            <w:tcW w:w="3031" w:type="dxa"/>
-            <w:tcBorders/>
-            <w:vAlign w:val="center"/>
+            <w:tcW w:w="2749" w:type="dxa"/>
+            <w:tcBorders>
+              <w:top w:val="single" w:sz="2" w:space="0" w:color="BDC9DA"/>
+              <w:start w:val="single" w:sz="2" w:space="0" w:color="BDC9DA"/>
+              <w:bottom w:val="single" w:sz="2" w:space="0" w:color="BDC9DA"/>
+              <w:end w:val="single" w:sz="2" w:space="0" w:color="BDC9DA"/>
+            </w:tcBorders>
           </w:tcPr>
           <w:p>
             <w:pPr>
               <w:pStyle w:val="TableContents"/>
               <w:bidi w:val="0"/>
               <w:spacing w:before="0" w:after="283"/>
+              <w:ind w:hanging="0" w:start="0" w:end="0"/>
               <w:jc w:val="start"/>
-              <w:rPr/>
+              <w:rPr>
+                <w:sz w:val="18"/>
+              </w:rPr>
             </w:pPr>
             <w:r>
-              <w:rPr/>
+              <w:rPr>
+                <w:sz w:val="18"/>
+              </w:rPr>
               <w:t>已发生现场作业记录</w:t>
             </w:r>
           </w:p>
         </w:tc>
         <w:tc>
           <w:tcPr>
-            <w:tcW w:w="4831" w:type="dxa"/>
-            <w:tcBorders/>
-            <w:vAlign w:val="center"/>
+            <w:tcW w:w="4474" w:type="dxa"/>
+            <w:tcBorders>
+              <w:top w:val="single" w:sz="2" w:space="0" w:color="BDC9DA"/>
+              <w:start w:val="single" w:sz="2" w:space="0" w:color="BDC9DA"/>
+              <w:bottom w:val="single" w:sz="2" w:space="0" w:color="BDC9DA"/>
+              <w:end w:val="single" w:sz="2" w:space="0" w:color="BDC9DA"/>
+            </w:tcBorders>
           </w:tcPr>
           <w:p>
             <w:pPr>
               <w:pStyle w:val="TableContents"/>
               <w:bidi w:val="0"/>
               <w:spacing w:before="0" w:after="283"/>
+              <w:ind w:hanging="0" w:start="0" w:end="0"/>
               <w:jc w:val="start"/>
-              <w:rPr/>
+              <w:rPr>
+                <w:sz w:val="18"/>
+              </w:rPr>
             </w:pPr>
             <w:r>
-              <w:rPr/>
+              <w:rPr>
+                <w:sz w:val="18"/>
+              </w:rPr>
               <w:t>继续完成剩余任务行，不得另建重复任务</w:t>
             </w:r>
           </w:p>
@@ -4624,64 +5625,91 @@
         <w:trPr/>
         <w:tc>
           <w:tcPr>
-            <w:tcW w:w="3061" w:type="dxa"/>
-            <w:tcBorders/>
-            <w:vAlign w:val="center"/>
+            <w:tcW w:w="2827" w:type="dxa"/>
+            <w:tcBorders>
+              <w:top w:val="single" w:sz="2" w:space="0" w:color="BDC9DA"/>
+              <w:start w:val="single" w:sz="2" w:space="0" w:color="BDC9DA"/>
+              <w:bottom w:val="single" w:sz="2" w:space="0" w:color="BDC9DA"/>
+              <w:end w:val="single" w:sz="2" w:space="0" w:color="BDC9DA"/>
+            </w:tcBorders>
           </w:tcPr>
           <w:p>
             <w:pPr>
               <w:pStyle w:val="TableContents"/>
               <w:bidi w:val="0"/>
               <w:spacing w:before="0" w:after="283"/>
+              <w:ind w:hanging="0" w:start="0" w:end="0"/>
               <w:jc w:val="start"/>
               <w:rPr/>
             </w:pPr>
             <w:r>
-              <w:rPr/>
+              <w:rPr>
+                <w:sz w:val="18"/>
+              </w:rPr>
               <w:t xml:space="preserve">已完成 </w:t>
             </w:r>
             <w:r>
-              <w:rPr/>
+              <w:rPr>
+                <w:sz w:val="18"/>
+              </w:rPr>
               <w:t>/ COMPLETED</w:t>
             </w:r>
           </w:p>
         </w:tc>
         <w:tc>
           <w:tcPr>
-            <w:tcW w:w="3031" w:type="dxa"/>
-            <w:tcBorders/>
-            <w:vAlign w:val="center"/>
+            <w:tcW w:w="2749" w:type="dxa"/>
+            <w:tcBorders>
+              <w:top w:val="single" w:sz="2" w:space="0" w:color="BDC9DA"/>
+              <w:start w:val="single" w:sz="2" w:space="0" w:color="BDC9DA"/>
+              <w:bottom w:val="single" w:sz="2" w:space="0" w:color="BDC9DA"/>
+              <w:end w:val="single" w:sz="2" w:space="0" w:color="BDC9DA"/>
+            </w:tcBorders>
           </w:tcPr>
           <w:p>
             <w:pPr>
               <w:pStyle w:val="TableContents"/>
               <w:bidi w:val="0"/>
               <w:spacing w:before="0" w:after="283"/>
+              <w:ind w:hanging="0" w:start="0" w:end="0"/>
               <w:jc w:val="start"/>
-              <w:rPr/>
+              <w:rPr>
+                <w:sz w:val="18"/>
+              </w:rPr>
             </w:pPr>
             <w:r>
-              <w:rPr/>
+              <w:rPr>
+                <w:sz w:val="18"/>
+              </w:rPr>
               <w:t>作业数量已经完成</w:t>
             </w:r>
           </w:p>
         </w:tc>
         <w:tc>
           <w:tcPr>
-            <w:tcW w:w="4831" w:type="dxa"/>
-            <w:tcBorders/>
-            <w:vAlign w:val="center"/>
+            <w:tcW w:w="4474" w:type="dxa"/>
+            <w:tcBorders>
+              <w:top w:val="single" w:sz="2" w:space="0" w:color="BDC9DA"/>
+              <w:start w:val="single" w:sz="2" w:space="0" w:color="BDC9DA"/>
+              <w:bottom w:val="single" w:sz="2" w:space="0" w:color="BDC9DA"/>
+              <w:end w:val="single" w:sz="2" w:space="0" w:color="BDC9DA"/>
+            </w:tcBorders>
           </w:tcPr>
           <w:p>
             <w:pPr>
               <w:pStyle w:val="TableContents"/>
               <w:bidi w:val="0"/>
               <w:spacing w:before="0" w:after="283"/>
+              <w:ind w:hanging="0" w:start="0" w:end="0"/>
               <w:jc w:val="start"/>
-              <w:rPr/>
+              <w:rPr>
+                <w:sz w:val="18"/>
+              </w:rPr>
             </w:pPr>
             <w:r>
-              <w:rPr/>
+              <w:rPr>
+                <w:sz w:val="18"/>
+              </w:rPr>
               <w:t>等待复核、审核或过账</w:t>
             </w:r>
           </w:p>
@@ -4691,64 +5719,91 @@
         <w:trPr/>
         <w:tc>
           <w:tcPr>
-            <w:tcW w:w="3061" w:type="dxa"/>
-            <w:tcBorders/>
-            <w:vAlign w:val="center"/>
+            <w:tcW w:w="2827" w:type="dxa"/>
+            <w:tcBorders>
+              <w:top w:val="single" w:sz="2" w:space="0" w:color="BDC9DA"/>
+              <w:start w:val="single" w:sz="2" w:space="0" w:color="BDC9DA"/>
+              <w:bottom w:val="single" w:sz="2" w:space="0" w:color="BDC9DA"/>
+              <w:end w:val="single" w:sz="2" w:space="0" w:color="BDC9DA"/>
+            </w:tcBorders>
           </w:tcPr>
           <w:p>
             <w:pPr>
               <w:pStyle w:val="TableContents"/>
               <w:bidi w:val="0"/>
               <w:spacing w:before="0" w:after="283"/>
+              <w:ind w:hanging="0" w:start="0" w:end="0"/>
               <w:jc w:val="start"/>
               <w:rPr/>
             </w:pPr>
             <w:r>
-              <w:rPr/>
+              <w:rPr>
+                <w:sz w:val="18"/>
+              </w:rPr>
               <w:t xml:space="preserve">待审核 </w:t>
             </w:r>
             <w:r>
-              <w:rPr/>
+              <w:rPr>
+                <w:sz w:val="18"/>
+              </w:rPr>
               <w:t>/ PENDING</w:t>
             </w:r>
           </w:p>
         </w:tc>
         <w:tc>
           <w:tcPr>
-            <w:tcW w:w="3031" w:type="dxa"/>
-            <w:tcBorders/>
-            <w:vAlign w:val="center"/>
+            <w:tcW w:w="2749" w:type="dxa"/>
+            <w:tcBorders>
+              <w:top w:val="single" w:sz="2" w:space="0" w:color="BDC9DA"/>
+              <w:start w:val="single" w:sz="2" w:space="0" w:color="BDC9DA"/>
+              <w:bottom w:val="single" w:sz="2" w:space="0" w:color="BDC9DA"/>
+              <w:end w:val="single" w:sz="2" w:space="0" w:color="BDC9DA"/>
+            </w:tcBorders>
           </w:tcPr>
           <w:p>
             <w:pPr>
               <w:pStyle w:val="TableContents"/>
               <w:bidi w:val="0"/>
               <w:spacing w:before="0" w:after="283"/>
+              <w:ind w:hanging="0" w:start="0" w:end="0"/>
               <w:jc w:val="start"/>
-              <w:rPr/>
+              <w:rPr>
+                <w:sz w:val="18"/>
+              </w:rPr>
             </w:pPr>
             <w:r>
-              <w:rPr/>
+              <w:rPr>
+                <w:sz w:val="18"/>
+              </w:rPr>
               <w:t>需要复核或管理确认</w:t>
             </w:r>
           </w:p>
         </w:tc>
         <w:tc>
           <w:tcPr>
-            <w:tcW w:w="4831" w:type="dxa"/>
-            <w:tcBorders/>
-            <w:vAlign w:val="center"/>
+            <w:tcW w:w="4474" w:type="dxa"/>
+            <w:tcBorders>
+              <w:top w:val="single" w:sz="2" w:space="0" w:color="BDC9DA"/>
+              <w:start w:val="single" w:sz="2" w:space="0" w:color="BDC9DA"/>
+              <w:bottom w:val="single" w:sz="2" w:space="0" w:color="BDC9DA"/>
+              <w:end w:val="single" w:sz="2" w:space="0" w:color="BDC9DA"/>
+            </w:tcBorders>
           </w:tcPr>
           <w:p>
             <w:pPr>
               <w:pStyle w:val="TableContents"/>
               <w:bidi w:val="0"/>
               <w:spacing w:before="0" w:after="283"/>
+              <w:ind w:hanging="0" w:start="0" w:end="0"/>
               <w:jc w:val="start"/>
-              <w:rPr/>
+              <w:rPr>
+                <w:sz w:val="18"/>
+              </w:rPr>
             </w:pPr>
             <w:r>
-              <w:rPr/>
+              <w:rPr>
+                <w:sz w:val="18"/>
+              </w:rPr>
               <w:t>核对实物、数量、批次和库位</w:t>
             </w:r>
           </w:p>
@@ -4758,64 +5813,91 @@
         <w:trPr/>
         <w:tc>
           <w:tcPr>
-            <w:tcW w:w="3061" w:type="dxa"/>
-            <w:tcBorders/>
-            <w:vAlign w:val="center"/>
+            <w:tcW w:w="2827" w:type="dxa"/>
+            <w:tcBorders>
+              <w:top w:val="single" w:sz="2" w:space="0" w:color="BDC9DA"/>
+              <w:start w:val="single" w:sz="2" w:space="0" w:color="BDC9DA"/>
+              <w:bottom w:val="single" w:sz="2" w:space="0" w:color="BDC9DA"/>
+              <w:end w:val="single" w:sz="2" w:space="0" w:color="BDC9DA"/>
+            </w:tcBorders>
           </w:tcPr>
           <w:p>
             <w:pPr>
               <w:pStyle w:val="TableContents"/>
               <w:bidi w:val="0"/>
               <w:spacing w:before="0" w:after="283"/>
+              <w:ind w:hanging="0" w:start="0" w:end="0"/>
               <w:jc w:val="start"/>
               <w:rPr/>
             </w:pPr>
             <w:r>
-              <w:rPr/>
+              <w:rPr>
+                <w:sz w:val="18"/>
+              </w:rPr>
               <w:t xml:space="preserve">已过账 </w:t>
             </w:r>
             <w:r>
-              <w:rPr/>
+              <w:rPr>
+                <w:sz w:val="18"/>
+              </w:rPr>
               <w:t>/ POSTED</w:t>
             </w:r>
           </w:p>
         </w:tc>
         <w:tc>
           <w:tcPr>
-            <w:tcW w:w="3031" w:type="dxa"/>
-            <w:tcBorders/>
-            <w:vAlign w:val="center"/>
+            <w:tcW w:w="2749" w:type="dxa"/>
+            <w:tcBorders>
+              <w:top w:val="single" w:sz="2" w:space="0" w:color="BDC9DA"/>
+              <w:start w:val="single" w:sz="2" w:space="0" w:color="BDC9DA"/>
+              <w:bottom w:val="single" w:sz="2" w:space="0" w:color="BDC9DA"/>
+              <w:end w:val="single" w:sz="2" w:space="0" w:color="BDC9DA"/>
+            </w:tcBorders>
           </w:tcPr>
           <w:p>
             <w:pPr>
               <w:pStyle w:val="TableContents"/>
               <w:bidi w:val="0"/>
               <w:spacing w:before="0" w:after="283"/>
+              <w:ind w:hanging="0" w:start="0" w:end="0"/>
               <w:jc w:val="start"/>
-              <w:rPr/>
+              <w:rPr>
+                <w:sz w:val="18"/>
+              </w:rPr>
             </w:pPr>
             <w:r>
-              <w:rPr/>
+              <w:rPr>
+                <w:sz w:val="18"/>
+              </w:rPr>
               <w:t>库存影响已正式生效</w:t>
             </w:r>
           </w:p>
         </w:tc>
         <w:tc>
           <w:tcPr>
-            <w:tcW w:w="4831" w:type="dxa"/>
-            <w:tcBorders/>
-            <w:vAlign w:val="center"/>
+            <w:tcW w:w="4474" w:type="dxa"/>
+            <w:tcBorders>
+              <w:top w:val="single" w:sz="2" w:space="0" w:color="BDC9DA"/>
+              <w:start w:val="single" w:sz="2" w:space="0" w:color="BDC9DA"/>
+              <w:bottom w:val="single" w:sz="2" w:space="0" w:color="BDC9DA"/>
+              <w:end w:val="single" w:sz="2" w:space="0" w:color="BDC9DA"/>
+            </w:tcBorders>
           </w:tcPr>
           <w:p>
             <w:pPr>
               <w:pStyle w:val="TableContents"/>
               <w:bidi w:val="0"/>
               <w:spacing w:before="0" w:after="283"/>
+              <w:ind w:hanging="0" w:start="0" w:end="0"/>
               <w:jc w:val="start"/>
-              <w:rPr/>
+              <w:rPr>
+                <w:sz w:val="18"/>
+              </w:rPr>
             </w:pPr>
             <w:r>
-              <w:rPr/>
+              <w:rPr>
+                <w:sz w:val="18"/>
+              </w:rPr>
               <w:t>错误只能通过规范冲销或批准的调整处理</w:t>
             </w:r>
           </w:p>
@@ -4825,64 +5907,91 @@
         <w:trPr/>
         <w:tc>
           <w:tcPr>
-            <w:tcW w:w="3061" w:type="dxa"/>
-            <w:tcBorders/>
-            <w:vAlign w:val="center"/>
+            <w:tcW w:w="2827" w:type="dxa"/>
+            <w:tcBorders>
+              <w:top w:val="single" w:sz="2" w:space="0" w:color="BDC9DA"/>
+              <w:start w:val="single" w:sz="2" w:space="0" w:color="BDC9DA"/>
+              <w:bottom w:val="single" w:sz="2" w:space="0" w:color="BDC9DA"/>
+              <w:end w:val="single" w:sz="2" w:space="0" w:color="BDC9DA"/>
+            </w:tcBorders>
           </w:tcPr>
           <w:p>
             <w:pPr>
               <w:pStyle w:val="TableContents"/>
               <w:bidi w:val="0"/>
               <w:spacing w:before="0" w:after="283"/>
+              <w:ind w:hanging="0" w:start="0" w:end="0"/>
               <w:jc w:val="start"/>
               <w:rPr/>
             </w:pPr>
             <w:r>
-              <w:rPr/>
+              <w:rPr>
+                <w:sz w:val="18"/>
+              </w:rPr>
               <w:t xml:space="preserve">过账失败 </w:t>
             </w:r>
             <w:r>
-              <w:rPr/>
+              <w:rPr>
+                <w:sz w:val="18"/>
+              </w:rPr>
               <w:t>/ FAILED</w:t>
             </w:r>
           </w:p>
         </w:tc>
         <w:tc>
           <w:tcPr>
-            <w:tcW w:w="3031" w:type="dxa"/>
-            <w:tcBorders/>
-            <w:vAlign w:val="center"/>
+            <w:tcW w:w="2749" w:type="dxa"/>
+            <w:tcBorders>
+              <w:top w:val="single" w:sz="2" w:space="0" w:color="BDC9DA"/>
+              <w:start w:val="single" w:sz="2" w:space="0" w:color="BDC9DA"/>
+              <w:bottom w:val="single" w:sz="2" w:space="0" w:color="BDC9DA"/>
+              <w:end w:val="single" w:sz="2" w:space="0" w:color="BDC9DA"/>
+            </w:tcBorders>
           </w:tcPr>
           <w:p>
             <w:pPr>
               <w:pStyle w:val="TableContents"/>
               <w:bidi w:val="0"/>
               <w:spacing w:before="0" w:after="283"/>
+              <w:ind w:hanging="0" w:start="0" w:end="0"/>
               <w:jc w:val="start"/>
-              <w:rPr/>
+              <w:rPr>
+                <w:sz w:val="18"/>
+              </w:rPr>
             </w:pPr>
             <w:r>
-              <w:rPr/>
+              <w:rPr>
+                <w:sz w:val="18"/>
+              </w:rPr>
               <w:t>库存写入没有成功完成</w:t>
             </w:r>
           </w:p>
         </w:tc>
         <w:tc>
           <w:tcPr>
-            <w:tcW w:w="4831" w:type="dxa"/>
-            <w:tcBorders/>
-            <w:vAlign w:val="center"/>
+            <w:tcW w:w="4474" w:type="dxa"/>
+            <w:tcBorders>
+              <w:top w:val="single" w:sz="2" w:space="0" w:color="BDC9DA"/>
+              <w:start w:val="single" w:sz="2" w:space="0" w:color="BDC9DA"/>
+              <w:bottom w:val="single" w:sz="2" w:space="0" w:color="BDC9DA"/>
+              <w:end w:val="single" w:sz="2" w:space="0" w:color="BDC9DA"/>
+            </w:tcBorders>
           </w:tcPr>
           <w:p>
             <w:pPr>
               <w:pStyle w:val="TableContents"/>
               <w:bidi w:val="0"/>
               <w:spacing w:before="0" w:after="283"/>
+              <w:ind w:hanging="0" w:start="0" w:end="0"/>
               <w:jc w:val="start"/>
-              <w:rPr/>
+              <w:rPr>
+                <w:sz w:val="18"/>
+              </w:rPr>
             </w:pPr>
             <w:r>
-              <w:rPr/>
+              <w:rPr>
+                <w:sz w:val="18"/>
+              </w:rPr>
               <w:t>保留原任务号和错误信息，交管理员处理</w:t>
             </w:r>
           </w:p>
@@ -4892,64 +6001,91 @@
         <w:trPr/>
         <w:tc>
           <w:tcPr>
-            <w:tcW w:w="3061" w:type="dxa"/>
-            <w:tcBorders/>
-            <w:vAlign w:val="center"/>
+            <w:tcW w:w="2827" w:type="dxa"/>
+            <w:tcBorders>
+              <w:top w:val="single" w:sz="2" w:space="0" w:color="BDC9DA"/>
+              <w:start w:val="single" w:sz="2" w:space="0" w:color="BDC9DA"/>
+              <w:bottom w:val="single" w:sz="2" w:space="0" w:color="BDC9DA"/>
+              <w:end w:val="single" w:sz="2" w:space="0" w:color="BDC9DA"/>
+            </w:tcBorders>
           </w:tcPr>
           <w:p>
             <w:pPr>
               <w:pStyle w:val="TableContents"/>
               <w:bidi w:val="0"/>
               <w:spacing w:before="0" w:after="283"/>
+              <w:ind w:hanging="0" w:start="0" w:end="0"/>
               <w:jc w:val="start"/>
               <w:rPr/>
             </w:pPr>
             <w:r>
-              <w:rPr/>
+              <w:rPr>
+                <w:sz w:val="18"/>
+              </w:rPr>
               <w:t xml:space="preserve">已驳回 </w:t>
             </w:r>
             <w:r>
-              <w:rPr/>
+              <w:rPr>
+                <w:sz w:val="18"/>
+              </w:rPr>
               <w:t>/ REJECTED</w:t>
             </w:r>
           </w:p>
         </w:tc>
         <w:tc>
           <w:tcPr>
-            <w:tcW w:w="3031" w:type="dxa"/>
-            <w:tcBorders/>
-            <w:vAlign w:val="center"/>
+            <w:tcW w:w="2749" w:type="dxa"/>
+            <w:tcBorders>
+              <w:top w:val="single" w:sz="2" w:space="0" w:color="BDC9DA"/>
+              <w:start w:val="single" w:sz="2" w:space="0" w:color="BDC9DA"/>
+              <w:bottom w:val="single" w:sz="2" w:space="0" w:color="BDC9DA"/>
+              <w:end w:val="single" w:sz="2" w:space="0" w:color="BDC9DA"/>
+            </w:tcBorders>
           </w:tcPr>
           <w:p>
             <w:pPr>
               <w:pStyle w:val="TableContents"/>
               <w:bidi w:val="0"/>
               <w:spacing w:before="0" w:after="283"/>
+              <w:ind w:hanging="0" w:start="0" w:end="0"/>
               <w:jc w:val="start"/>
-              <w:rPr/>
+              <w:rPr>
+                <w:sz w:val="18"/>
+              </w:rPr>
             </w:pPr>
             <w:r>
-              <w:rPr/>
+              <w:rPr>
+                <w:sz w:val="18"/>
+              </w:rPr>
               <w:t>审核未通过</w:t>
             </w:r>
           </w:p>
         </w:tc>
         <w:tc>
           <w:tcPr>
-            <w:tcW w:w="4831" w:type="dxa"/>
-            <w:tcBorders/>
-            <w:vAlign w:val="center"/>
+            <w:tcW w:w="4474" w:type="dxa"/>
+            <w:tcBorders>
+              <w:top w:val="single" w:sz="2" w:space="0" w:color="BDC9DA"/>
+              <w:start w:val="single" w:sz="2" w:space="0" w:color="BDC9DA"/>
+              <w:bottom w:val="single" w:sz="2" w:space="0" w:color="BDC9DA"/>
+              <w:end w:val="single" w:sz="2" w:space="0" w:color="BDC9DA"/>
+            </w:tcBorders>
           </w:tcPr>
           <w:p>
             <w:pPr>
               <w:pStyle w:val="TableContents"/>
               <w:bidi w:val="0"/>
               <w:spacing w:before="0" w:after="283"/>
+              <w:ind w:hanging="0" w:start="0" w:end="0"/>
               <w:jc w:val="start"/>
-              <w:rPr/>
+              <w:rPr>
+                <w:sz w:val="18"/>
+              </w:rPr>
             </w:pPr>
             <w:r>
-              <w:rPr/>
+              <w:rPr>
+                <w:sz w:val="18"/>
+              </w:rPr>
               <w:t>查看原因并按流程修改、重提或终止</w:t>
             </w:r>
           </w:p>
@@ -4959,9 +6095,169 @@
         <w:trPr/>
         <w:tc>
           <w:tcPr>
-            <w:tcW w:w="3061" w:type="dxa"/>
-            <w:tcBorders/>
-            <w:vAlign w:val="center"/>
+            <w:tcW w:w="2827" w:type="dxa"/>
+            <w:tcBorders>
+              <w:top w:val="single" w:sz="2" w:space="0" w:color="BDC9DA"/>
+              <w:start w:val="single" w:sz="2" w:space="0" w:color="BDC9DA"/>
+              <w:bottom w:val="single" w:sz="2" w:space="0" w:color="BDC9DA"/>
+              <w:end w:val="single" w:sz="2" w:space="0" w:color="BDC9DA"/>
+            </w:tcBorders>
+          </w:tcPr>
+          <w:p>
+            <w:pPr>
+              <w:pStyle w:val="TableContents"/>
+              <w:bidi w:val="0"/>
+              <w:spacing w:before="0" w:after="283"/>
+              <w:ind w:hanging="0" w:start="0" w:end="0"/>
+              <w:jc w:val="start"/>
+              <w:rPr/>
+            </w:pPr>
+            <w:r>
+              <w:rPr>
+                <w:sz w:val="18"/>
+              </w:rPr>
+              <w:t xml:space="preserve">已取消 </w:t>
+            </w:r>
+            <w:r>
+              <w:rPr>
+                <w:sz w:val="18"/>
+              </w:rPr>
+              <w:t>/ CANCELLED</w:t>
+            </w:r>
+          </w:p>
+        </w:tc>
+        <w:tc>
+          <w:tcPr>
+            <w:tcW w:w="2749" w:type="dxa"/>
+            <w:tcBorders>
+              <w:top w:val="single" w:sz="2" w:space="0" w:color="BDC9DA"/>
+              <w:start w:val="single" w:sz="2" w:space="0" w:color="BDC9DA"/>
+              <w:bottom w:val="single" w:sz="2" w:space="0" w:color="BDC9DA"/>
+              <w:end w:val="single" w:sz="2" w:space="0" w:color="BDC9DA"/>
+            </w:tcBorders>
+          </w:tcPr>
+          <w:p>
+            <w:pPr>
+              <w:pStyle w:val="TableContents"/>
+              <w:bidi w:val="0"/>
+              <w:spacing w:before="0" w:after="283"/>
+              <w:ind w:hanging="0" w:start="0" w:end="0"/>
+              <w:jc w:val="start"/>
+              <w:rPr>
+                <w:sz w:val="18"/>
+              </w:rPr>
+            </w:pPr>
+            <w:r>
+              <w:rPr>
+                <w:sz w:val="18"/>
+              </w:rPr>
+              <w:t>单据或任务终止</w:t>
+            </w:r>
+          </w:p>
+        </w:tc>
+        <w:tc>
+          <w:tcPr>
+            <w:tcW w:w="4474" w:type="dxa"/>
+            <w:tcBorders>
+              <w:top w:val="single" w:sz="2" w:space="0" w:color="BDC9DA"/>
+              <w:start w:val="single" w:sz="2" w:space="0" w:color="BDC9DA"/>
+              <w:bottom w:val="single" w:sz="2" w:space="0" w:color="BDC9DA"/>
+              <w:end w:val="single" w:sz="2" w:space="0" w:color="BDC9DA"/>
+            </w:tcBorders>
+          </w:tcPr>
+          <w:p>
+            <w:pPr>
+              <w:pStyle w:val="TableContents"/>
+              <w:bidi w:val="0"/>
+              <w:spacing w:before="0" w:after="283"/>
+              <w:ind w:hanging="0" w:start="0" w:end="0"/>
+              <w:jc w:val="start"/>
+              <w:rPr>
+                <w:sz w:val="18"/>
+              </w:rPr>
+            </w:pPr>
+            <w:r>
+              <w:rPr>
+                <w:sz w:val="18"/>
+              </w:rPr>
+              <w:t>核对冻结库存是否释放、现场实物是否隔离</w:t>
+            </w:r>
+          </w:p>
+        </w:tc>
+      </w:tr>
+      <w:tr>
+        <w:trPr/>
+        <w:tc>
+          <w:tcPr>
+            <w:tcW w:w="2827" w:type="dxa"/>
+            <w:tcBorders>
+              <w:top w:val="single" w:sz="2" w:space="0" w:color="BDC9DA"/>
+              <w:start w:val="single" w:sz="2" w:space="0" w:color="BDC9DA"/>
+              <w:bottom w:val="single" w:sz="2" w:space="0" w:color="BDC9DA"/>
+              <w:end w:val="single" w:sz="2" w:space="0" w:color="BDC9DA"/>
+            </w:tcBorders>
+          </w:tcPr>
+          <w:p>
+            <w:pPr>
+              <w:pStyle w:val="TableContents"/>
+              <w:bidi w:val="0"/>
+              <w:spacing w:before="0" w:after="283"/>
+              <w:ind w:hanging="0" w:start="0" w:end="0"/>
+              <w:jc w:val="start"/>
+              <w:rPr/>
+            </w:pPr>
+            <w:r>
+              <w:rPr>
+                <w:sz w:val="18"/>
+              </w:rPr>
+              <w:t xml:space="preserve">异常 </w:t>
+            </w:r>
+            <w:r>
+              <w:rPr>
+                <w:sz w:val="18"/>
+              </w:rPr>
+              <w:t>/ EXCEPTION</w:t>
+            </w:r>
+          </w:p>
+        </w:tc>
+        <w:tc>
+          <w:tcPr>
+            <w:tcW w:w="2749" w:type="dxa"/>
+            <w:tcBorders>
+              <w:top w:val="single" w:sz="2" w:space="0" w:color="BDC9DA"/>
+              <w:start w:val="single" w:sz="2" w:space="0" w:color="BDC9DA"/>
+              <w:bottom w:val="single" w:sz="2" w:space="0" w:color="BDC9DA"/>
+              <w:end w:val="single" w:sz="2" w:space="0" w:color="BDC9DA"/>
+            </w:tcBorders>
+          </w:tcPr>
+          <w:p>
+            <w:pPr>
+              <w:pStyle w:val="TableContents"/>
+              <w:bidi w:val="0"/>
+              <w:spacing w:before="0" w:after="283"/>
+              <w:ind w:hanging="0" w:start="0" w:end="0"/>
+              <w:jc w:val="start"/>
+              <w:rPr>
+                <w:sz w:val="18"/>
+              </w:rPr>
+            </w:pPr>
+            <w:r>
+              <w:rPr>
+                <w:sz w:val="18"/>
+              </w:rPr>
+              <w:t>移库任务处于异常执行状态</w:t>
+            </w:r>
+          </w:p>
+        </w:tc>
+        <w:tc>
+          <w:tcPr>
+            <w:tcW w:w="4474" w:type="dxa"/>
+            <w:tcBorders>
+              <w:top w:val="single" w:sz="2" w:space="0" w:color="BDC9DA"/>
+              <w:start w:val="single" w:sz="2" w:space="0" w:color="BDC9DA"/>
+              <w:bottom w:val="single" w:sz="2" w:space="0" w:color="BDC9DA"/>
+              <w:end w:val="single" w:sz="2" w:space="0" w:color="BDC9DA"/>
+            </w:tcBorders>
           </w:tcPr>
           <w:p>
             <w:pPr>
@@ -4969,55 +6265,15 @@
               <w:bidi w:val="0"/>
               <w:spacing w:before="0" w:after="283"/>
               <w:jc w:val="start"/>
-              <w:rPr/>
+              <w:rPr>
+                <w:sz w:val="18"/>
+              </w:rPr>
             </w:pPr>
             <w:r>
-              <w:rPr/>
-              <w:t xml:space="preserve">已取消 </w:t>
-            </w:r>
-            <w:r>
-              <w:rPr/>
-              <w:t>/ CANCELLED</w:t>
-            </w:r>
-          </w:p>
-        </w:tc>
-        <w:tc>
-          <w:tcPr>
-            <w:tcW w:w="3031" w:type="dxa"/>
-            <w:tcBorders/>
-            <w:vAlign w:val="center"/>
-          </w:tcPr>
-          <w:p>
-            <w:pPr>
-              <w:pStyle w:val="TableContents"/>
-              <w:bidi w:val="0"/>
-              <w:spacing w:before="0" w:after="283"/>
-              <w:jc w:val="start"/>
-              <w:rPr/>
-            </w:pPr>
-            <w:r>
-              <w:rPr/>
-              <w:t>单据或任务终止</w:t>
-            </w:r>
-          </w:p>
-        </w:tc>
-        <w:tc>
-          <w:tcPr>
-            <w:tcW w:w="4831" w:type="dxa"/>
-            <w:tcBorders/>
-            <w:vAlign w:val="center"/>
-          </w:tcPr>
-          <w:p>
-            <w:pPr>
-              <w:pStyle w:val="TableContents"/>
-              <w:bidi w:val="0"/>
-              <w:spacing w:before="0" w:after="283"/>
-              <w:jc w:val="start"/>
-              <w:rPr/>
-            </w:pPr>
-            <w:r>
-              <w:rPr/>
-              <w:t>核对冻结库存是否释放、现场实物是否隔离</w:t>
+              <w:rPr>
+                <w:sz w:val="18"/>
+              </w:rPr>
+              <w:t>操作员说明现场情况，管理员处理原因后决定恢复或作废</w:t>
             </w:r>
           </w:p>
         </w:tc>
@@ -5040,7 +6296,7 @@
         <w:pStyle w:val="BodyText"/>
         <w:numPr>
           <w:ilvl w:val="0"/>
-          <w:numId w:val="16"/>
+          <w:numId w:val="19"/>
         </w:numPr>
         <w:tabs>
           <w:tab w:val="clear" w:pos="1134"/>
@@ -5062,7 +6318,7 @@
         <w:pStyle w:val="BodyText"/>
         <w:numPr>
           <w:ilvl w:val="0"/>
-          <w:numId w:val="16"/>
+          <w:numId w:val="19"/>
         </w:numPr>
         <w:tabs>
           <w:tab w:val="clear" w:pos="1134"/>
@@ -5084,7 +6340,7 @@
         <w:pStyle w:val="BodyText"/>
         <w:numPr>
           <w:ilvl w:val="0"/>
-          <w:numId w:val="16"/>
+          <w:numId w:val="19"/>
         </w:numPr>
         <w:tabs>
           <w:tab w:val="clear" w:pos="1134"/>
@@ -5120,13 +6376,14 @@
         <w:pStyle w:val="BodyText"/>
         <w:numPr>
           <w:ilvl w:val="0"/>
-          <w:numId w:val="16"/>
-        </w:numPr>
-        <w:tabs>
-          <w:tab w:val="clear" w:pos="1134"/>
-          <w:tab w:val="left" w:pos="709" w:leader="none"/>
-        </w:tabs>
-        <w:bidi w:val="0"/>
+          <w:numId w:val="19"/>
+        </w:numPr>
+        <w:tabs>
+          <w:tab w:val="clear" w:pos="1134"/>
+          <w:tab w:val="left" w:pos="709" w:leader="none"/>
+        </w:tabs>
+        <w:bidi w:val="0"/>
+        <w:spacing w:before="0" w:after="0"/>
         <w:ind w:hanging="283" w:start="709"/>
         <w:jc w:val="start"/>
         <w:rPr/>
@@ -5138,6 +6395,83 @@
     </w:p>
     <w:p>
       <w:pPr>
+        <w:pStyle w:val="BodyText"/>
+        <w:numPr>
+          <w:ilvl w:val="0"/>
+          <w:numId w:val="19"/>
+        </w:numPr>
+        <w:tabs>
+          <w:tab w:val="clear" w:pos="1134"/>
+          <w:tab w:val="left" w:pos="709" w:leader="none"/>
+        </w:tabs>
+        <w:bidi w:val="0"/>
+        <w:spacing w:before="0" w:after="0"/>
+        <w:ind w:hanging="283" w:start="709"/>
+        <w:jc w:val="start"/>
+        <w:rPr/>
+      </w:pPr>
+      <w:r>
+        <w:rPr/>
+        <w:t xml:space="preserve">移库和补货需要同时看任务状态、行完成量和过账状态；分次扫描只累计执行数量，库存移动以整任务过账成功为准。 </w:t>
+      </w:r>
+    </w:p>
+    <w:p>
+      <w:pPr>
+        <w:pStyle w:val="BodyText"/>
+        <w:numPr>
+          <w:ilvl w:val="0"/>
+          <w:numId w:val="19"/>
+        </w:numPr>
+        <w:tabs>
+          <w:tab w:val="clear" w:pos="1134"/>
+          <w:tab w:val="left" w:pos="709" w:leader="none"/>
+        </w:tabs>
+        <w:bidi w:val="0"/>
+        <w:spacing w:before="0" w:after="0"/>
+        <w:ind w:hanging="283" w:start="709"/>
+        <w:jc w:val="start"/>
+        <w:rPr/>
+      </w:pPr>
+      <w:r>
+        <w:rPr/>
+        <w:t xml:space="preserve">移库异常执行状态与过账失败不是同一件事；“恢复”用于异常任务，“重试过账”用于过账失败，均由有权限的仓库管理员处理。 </w:t>
+      </w:r>
+    </w:p>
+    <w:p>
+      <w:pPr>
+        <w:pStyle w:val="BodyText"/>
+        <w:numPr>
+          <w:ilvl w:val="0"/>
+          <w:numId w:val="19"/>
+        </w:numPr>
+        <w:tabs>
+          <w:tab w:val="clear" w:pos="1134"/>
+          <w:tab w:val="left" w:pos="709" w:leader="none"/>
+        </w:tabs>
+        <w:bidi w:val="0"/>
+        <w:ind w:hanging="283" w:start="709"/>
+        <w:jc w:val="start"/>
+        <w:rPr/>
+      </w:pPr>
+      <w:r>
+        <w:rPr/>
+        <w:t xml:space="preserve">POS </w:t>
+      </w:r>
+      <w:r>
+        <w:rPr/>
+        <w:t>销售状态和班次状态按《</w:t>
+      </w:r>
+      <w:r>
+        <w:rPr/>
+        <w:t xml:space="preserve">POS </w:t>
+      </w:r>
+      <w:r>
+        <w:rPr/>
+        <w:t xml:space="preserve">使用手册》核对；现场还款或打印完成情况不能由普通仓库任务状态推断。 </w:t>
+      </w:r>
+    </w:p>
+    <w:p>
+      <w:pPr>
         <w:pStyle w:val="HorizontalLine"/>
         <w:bidi w:val="0"/>
         <w:jc w:val="start"/>
@@ -5155,8 +6489,8 @@
         <w:jc w:val="start"/>
         <w:rPr/>
       </w:pPr>
-      <w:bookmarkStart w:id="19" w:name="section-20-异常处理与问题上报"/>
-      <w:bookmarkEnd w:id="19"/>
+      <w:bookmarkStart w:id="22" w:name="section-23-异常处理与问题上报"/>
+      <w:bookmarkEnd w:id="22"/>
       <w:r>
         <w:rPr/>
         <w:t>异常处理与问题上报</w:t>
@@ -5170,8 +6504,8 @@
         <w:jc w:val="start"/>
         <w:rPr/>
       </w:pPr>
-      <w:bookmarkStart w:id="20" w:name="section-21-无法登录或菜单缺失"/>
-      <w:bookmarkEnd w:id="20"/>
+      <w:bookmarkStart w:id="23" w:name="section-24-无法登录或菜单缺失"/>
+      <w:bookmarkEnd w:id="23"/>
       <w:r>
         <w:rPr/>
         <w:t>无法登录或菜单缺失</w:t>
@@ -5186,7 +6520,15 @@
       </w:pPr>
       <w:r>
         <w:rPr/>
-        <w:t>按“网络 → 入口 → 用户名和密码 → 账号启用状态 → 职员状态 → 角色范围 → 规范角色组 → 额外权限”的顺序检查。连续失败后停止尝试，由系统管理员查看账号和审计日志。</w:t>
+        <w:t xml:space="preserve">按“网络 → 正式入口 → 用户名和密码 → 账号启用状态 → 职员状态（仅 </w:t>
+      </w:r>
+      <w:r>
+        <w:rPr/>
+        <w:t xml:space="preserve">Web </w:t>
+      </w:r>
+      <w:r>
+        <w:rPr/>
+        <w:t>后台）→ 角色范围 → 规范角色组 → 功能开关及额外权限”的顺序检查。移库、补货等功能即使有角色权限，也可能尚未启用。登录过于频繁时按页面提示等待，由系统管理员检查账号和审计日志。</w:t>
       </w:r>
     </w:p>
     <w:p>
@@ -5197,8 +6539,8 @@
         <w:jc w:val="start"/>
         <w:rPr/>
       </w:pPr>
-      <w:bookmarkStart w:id="21" w:name="section-22-数据为空或范围不正确"/>
-      <w:bookmarkEnd w:id="21"/>
+      <w:bookmarkStart w:id="24" w:name="section-25-数据为空或范围不正确"/>
+      <w:bookmarkEnd w:id="24"/>
       <w:r>
         <w:rPr/>
         <w:t>数据为空或范围不正确</w:t>
@@ -5232,8 +6574,8 @@
         <w:jc w:val="start"/>
         <w:rPr/>
       </w:pPr>
-      <w:bookmarkStart w:id="22" w:name="section-23-网络超时或重复提交提示"/>
-      <w:bookmarkEnd w:id="22"/>
+      <w:bookmarkStart w:id="25" w:name="section-26-网络超时或重复提交提示"/>
+      <w:bookmarkEnd w:id="25"/>
       <w:r>
         <w:rPr/>
         <w:t>网络超时或重复提交提示</w:t>
@@ -5253,14 +6595,232 @@
     </w:p>
     <w:p>
       <w:pPr>
+        <w:pStyle w:val="BodyText"/>
+        <w:numPr>
+          <w:ilvl w:val="0"/>
+          <w:numId w:val="20"/>
+        </w:numPr>
+        <w:tabs>
+          <w:tab w:val="clear" w:pos="1134"/>
+          <w:tab w:val="left" w:pos="709" w:leader="none"/>
+        </w:tabs>
+        <w:bidi w:val="0"/>
+        <w:spacing w:before="0" w:after="0"/>
+        <w:ind w:hanging="283" w:start="709"/>
+        <w:jc w:val="start"/>
+        <w:rPr/>
+      </w:pPr>
+      <w:r>
+        <w:rPr/>
+        <w:t xml:space="preserve">移库、补货扫描结果未确认时，保留当前页的原库位、商品、容器、序列号和数量再试；提示“已确认此前扫描记录”表示恢复了原结果，不能再次搬货。离开页面后先查原任务再决定下一步。 </w:t>
+      </w:r>
+    </w:p>
+    <w:p>
+      <w:pPr>
+        <w:pStyle w:val="BodyText"/>
+        <w:numPr>
+          <w:ilvl w:val="0"/>
+          <w:numId w:val="20"/>
+        </w:numPr>
+        <w:tabs>
+          <w:tab w:val="clear" w:pos="1134"/>
+          <w:tab w:val="left" w:pos="709" w:leader="none"/>
+        </w:tabs>
+        <w:bidi w:val="0"/>
+        <w:spacing w:before="0" w:after="0"/>
+        <w:ind w:hanging="283" w:start="709"/>
+        <w:jc w:val="start"/>
+        <w:rPr/>
+      </w:pPr>
+      <w:r>
+        <w:rPr/>
+        <w:t xml:space="preserve">收货与上架使用不同数量口径：普通商品有订单收货登记当前行累计数量，上架登记本次增量。重试前不要把累计数量当作新增数量再次录入。 </w:t>
+      </w:r>
+    </w:p>
+    <w:p>
+      <w:pPr>
+        <w:pStyle w:val="BodyText"/>
+        <w:numPr>
+          <w:ilvl w:val="0"/>
+          <w:numId w:val="20"/>
+        </w:numPr>
+        <w:tabs>
+          <w:tab w:val="clear" w:pos="1134"/>
+          <w:tab w:val="left" w:pos="709" w:leader="none"/>
+        </w:tabs>
+        <w:bidi w:val="0"/>
+        <w:ind w:hanging="283" w:start="709"/>
+        <w:jc w:val="start"/>
+        <w:rPr/>
+      </w:pPr>
+      <w:r>
+        <w:rPr/>
+        <w:t xml:space="preserve">POS </w:t>
+      </w:r>
+      <w:r>
+        <w:rPr/>
+        <w:t>还款结果未确认时，回到原收银员、原仓库和原客户核对并恢复该笔还款；不能更换客户或金额当作新收款。具体步骤见《</w:t>
+      </w:r>
+      <w:r>
+        <w:rPr/>
+        <w:t xml:space="preserve">POS </w:t>
+      </w:r>
+      <w:r>
+        <w:rPr/>
+        <w:t xml:space="preserve">使用手册》。 </w:t>
+      </w:r>
+    </w:p>
+    <w:p>
+      <w:pPr>
         <w:pStyle w:val="Heading3"/>
         <w:bidi w:val="0"/>
         <w:ind w:hanging="0" w:start="0" w:end="0"/>
         <w:jc w:val="start"/>
         <w:rPr/>
       </w:pPr>
-      <w:bookmarkStart w:id="23" w:name="section-24-库存-任务或账单不一致"/>
-      <w:bookmarkEnd w:id="23"/>
+      <w:bookmarkStart w:id="26" w:name="section-27-打印失败或打印页过期"/>
+      <w:bookmarkEnd w:id="26"/>
+      <w:r>
+        <w:rPr/>
+        <w:t>打印失败或打印页过期</w:t>
+      </w:r>
+    </w:p>
+    <w:p>
+      <w:pPr>
+        <w:pStyle w:val="BodyText"/>
+        <w:numPr>
+          <w:ilvl w:val="0"/>
+          <w:numId w:val="21"/>
+        </w:numPr>
+        <w:tabs>
+          <w:tab w:val="clear" w:pos="1134"/>
+          <w:tab w:val="left" w:pos="709" w:leader="none"/>
+        </w:tabs>
+        <w:bidi w:val="0"/>
+        <w:spacing w:before="0" w:after="0"/>
+        <w:ind w:hanging="283" w:start="709"/>
+        <w:jc w:val="start"/>
+        <w:rPr/>
+      </w:pPr>
+      <w:r>
+        <w:rPr/>
+        <w:t xml:space="preserve">先核对原单是否已成功保存或结账，保留单号。 </w:t>
+      </w:r>
+    </w:p>
+    <w:p>
+      <w:pPr>
+        <w:pStyle w:val="BodyText"/>
+        <w:numPr>
+          <w:ilvl w:val="0"/>
+          <w:numId w:val="21"/>
+        </w:numPr>
+        <w:tabs>
+          <w:tab w:val="clear" w:pos="1134"/>
+          <w:tab w:val="left" w:pos="709" w:leader="none"/>
+        </w:tabs>
+        <w:bidi w:val="0"/>
+        <w:spacing w:before="0" w:after="0"/>
+        <w:ind w:hanging="283" w:start="709"/>
+        <w:jc w:val="start"/>
+        <w:rPr/>
+      </w:pPr>
+      <w:r>
+        <w:rPr/>
+        <w:t>从原收货任务、出库记录、</w:t>
+      </w:r>
+      <w:r>
+        <w:rPr/>
+        <w:t xml:space="preserve">POS </w:t>
+      </w:r>
+      <w:r>
+        <w:rPr/>
+        <w:t xml:space="preserve">销售单或班次记录重新点击打印；打印页过期时不要反复使用原链接。 </w:t>
+      </w:r>
+    </w:p>
+    <w:p>
+      <w:pPr>
+        <w:pStyle w:val="BodyText"/>
+        <w:numPr>
+          <w:ilvl w:val="0"/>
+          <w:numId w:val="21"/>
+        </w:numPr>
+        <w:tabs>
+          <w:tab w:val="clear" w:pos="1134"/>
+          <w:tab w:val="left" w:pos="709" w:leader="none"/>
+        </w:tabs>
+        <w:bidi w:val="0"/>
+        <w:spacing w:before="0" w:after="0"/>
+        <w:ind w:hanging="283" w:start="709"/>
+        <w:jc w:val="start"/>
+        <w:rPr/>
+      </w:pPr>
+      <w:r>
+        <w:rPr/>
+        <w:t xml:space="preserve">浏览器阻止新窗口时，按设备提示允许本系统打开打印窗口，再从原记录重试。 </w:t>
+      </w:r>
+    </w:p>
+    <w:p>
+      <w:pPr>
+        <w:pStyle w:val="BodyText"/>
+        <w:numPr>
+          <w:ilvl w:val="0"/>
+          <w:numId w:val="21"/>
+        </w:numPr>
+        <w:tabs>
+          <w:tab w:val="clear" w:pos="1134"/>
+          <w:tab w:val="left" w:pos="709" w:leader="none"/>
+        </w:tabs>
+        <w:bidi w:val="0"/>
+        <w:ind w:hanging="283" w:start="709"/>
+        <w:jc w:val="start"/>
+        <w:rPr/>
+      </w:pPr>
+      <w:r>
+        <w:rPr/>
+        <w:t>“</w:t>
+      </w:r>
+      <w:r>
+        <w:rPr/>
+        <w:t xml:space="preserve">打印已发起”不代表纸张已输出；核对打印机、纸张和实际份数。结账成功但打印失败时仅补打，不能重新结账。 </w:t>
+      </w:r>
+    </w:p>
+    <w:p>
+      <w:pPr>
+        <w:pStyle w:val="Heading3"/>
+        <w:bidi w:val="0"/>
+        <w:ind w:hanging="0" w:start="0" w:end="0"/>
+        <w:jc w:val="start"/>
+        <w:rPr/>
+      </w:pPr>
+      <w:bookmarkStart w:id="27" w:name="section-28-移库-补货过账失败"/>
+      <w:bookmarkEnd w:id="27"/>
+      <w:r>
+        <w:rPr/>
+        <w:t>移库、补货过账失败</w:t>
+      </w:r>
+    </w:p>
+    <w:p>
+      <w:pPr>
+        <w:pStyle w:val="BodyText"/>
+        <w:bidi w:val="0"/>
+        <w:jc w:val="start"/>
+        <w:rPr/>
+      </w:pPr>
+      <w:r>
+        <w:rPr/>
+        <w:t>扫描数量已保存不代表库存已移动。保留原任务号、来源和目标库位、已搬数量及完整错误信息，交仓库管理员处理原任务；管理员修复原因后按权限重试过账，不能新建任务重复搬货或修改库存数。</w:t>
+      </w:r>
+    </w:p>
+    <w:p>
+      <w:pPr>
+        <w:pStyle w:val="Heading3"/>
+        <w:bidi w:val="0"/>
+        <w:ind w:hanging="0" w:start="0" w:end="0"/>
+        <w:jc w:val="start"/>
+        <w:rPr/>
+      </w:pPr>
+      <w:bookmarkStart w:id="28" w:name="section-29-库存-任务或账单不一致"/>
+      <w:bookmarkEnd w:id="28"/>
       <w:r>
         <w:rPr/>
         <w:t>库存、任务或账单不一致</w:t>
@@ -5294,8 +6854,8 @@
         <w:jc w:val="start"/>
         <w:rPr/>
       </w:pPr>
-      <w:bookmarkStart w:id="24" w:name="section-25-问题上报模板"/>
-      <w:bookmarkEnd w:id="24"/>
+      <w:bookmarkStart w:id="29" w:name="section-30-问题上报模板"/>
+      <w:bookmarkEnd w:id="29"/>
       <w:r>
         <w:rPr/>
         <w:t>问题上报模板</w:t>
@@ -5306,7 +6866,7 @@
         <w:pStyle w:val="BodyText"/>
         <w:numPr>
           <w:ilvl w:val="0"/>
-          <w:numId w:val="17"/>
+          <w:numId w:val="22"/>
         </w:numPr>
         <w:tabs>
           <w:tab w:val="clear" w:pos="1134"/>
@@ -5328,7 +6888,7 @@
         <w:pStyle w:val="BodyText"/>
         <w:numPr>
           <w:ilvl w:val="0"/>
-          <w:numId w:val="17"/>
+          <w:numId w:val="22"/>
         </w:numPr>
         <w:tabs>
           <w:tab w:val="clear" w:pos="1134"/>
@@ -5350,7 +6910,7 @@
         <w:pStyle w:val="BodyText"/>
         <w:numPr>
           <w:ilvl w:val="0"/>
-          <w:numId w:val="17"/>
+          <w:numId w:val="22"/>
         </w:numPr>
         <w:tabs>
           <w:tab w:val="clear" w:pos="1134"/>
@@ -5372,7 +6932,7 @@
         <w:pStyle w:val="BodyText"/>
         <w:numPr>
           <w:ilvl w:val="0"/>
-          <w:numId w:val="17"/>
+          <w:numId w:val="22"/>
         </w:numPr>
         <w:tabs>
           <w:tab w:val="clear" w:pos="1134"/>
@@ -5394,7 +6954,7 @@
         <w:pStyle w:val="BodyText"/>
         <w:numPr>
           <w:ilvl w:val="0"/>
-          <w:numId w:val="17"/>
+          <w:numId w:val="22"/>
         </w:numPr>
         <w:tabs>
           <w:tab w:val="clear" w:pos="1134"/>
@@ -5416,7 +6976,7 @@
         <w:pStyle w:val="BodyText"/>
         <w:numPr>
           <w:ilvl w:val="0"/>
-          <w:numId w:val="17"/>
+          <w:numId w:val="22"/>
         </w:numPr>
         <w:tabs>
           <w:tab w:val="clear" w:pos="1134"/>
@@ -5438,7 +6998,7 @@
         <w:pStyle w:val="BodyText"/>
         <w:numPr>
           <w:ilvl w:val="0"/>
-          <w:numId w:val="17"/>
+          <w:numId w:val="22"/>
         </w:numPr>
         <w:tabs>
           <w:tab w:val="clear" w:pos="1134"/>
@@ -5460,7 +7020,7 @@
         <w:pStyle w:val="BodyText"/>
         <w:numPr>
           <w:ilvl w:val="0"/>
-          <w:numId w:val="17"/>
+          <w:numId w:val="22"/>
         </w:numPr>
         <w:tabs>
           <w:tab w:val="clear" w:pos="1134"/>
@@ -5482,7 +7042,7 @@
         <w:pStyle w:val="BodyText"/>
         <w:numPr>
           <w:ilvl w:val="0"/>
-          <w:numId w:val="17"/>
+          <w:numId w:val="22"/>
         </w:numPr>
         <w:tabs>
           <w:tab w:val="clear" w:pos="1134"/>
@@ -5504,7 +7064,7 @@
         <w:pStyle w:val="BodyText"/>
         <w:numPr>
           <w:ilvl w:val="0"/>
-          <w:numId w:val="17"/>
+          <w:numId w:val="22"/>
         </w:numPr>
         <w:tabs>
           <w:tab w:val="clear" w:pos="1134"/>
@@ -5528,8 +7088,8 @@
         <w:jc w:val="start"/>
         <w:rPr/>
       </w:pPr>
-      <w:bookmarkStart w:id="25" w:name="section-26-日常自检与培训验收"/>
-      <w:bookmarkEnd w:id="25"/>
+      <w:bookmarkStart w:id="30" w:name="section-31-日常自检与培训验收"/>
+      <w:bookmarkEnd w:id="30"/>
       <w:r>
         <w:rPr/>
         <w:t>日常自检与培训验收</w:t>
@@ -5540,7 +7100,7 @@
         <w:pStyle w:val="BodyText"/>
         <w:numPr>
           <w:ilvl w:val="0"/>
-          <w:numId w:val="18"/>
+          <w:numId w:val="23"/>
         </w:numPr>
         <w:tabs>
           <w:tab w:val="clear" w:pos="1134"/>
@@ -5562,7 +7122,7 @@
         <w:pStyle w:val="BodyText"/>
         <w:numPr>
           <w:ilvl w:val="0"/>
-          <w:numId w:val="18"/>
+          <w:numId w:val="23"/>
         </w:numPr>
         <w:tabs>
           <w:tab w:val="clear" w:pos="1134"/>
@@ -5584,7 +7144,7 @@
         <w:pStyle w:val="BodyText"/>
         <w:numPr>
           <w:ilvl w:val="0"/>
-          <w:numId w:val="18"/>
+          <w:numId w:val="23"/>
         </w:numPr>
         <w:tabs>
           <w:tab w:val="clear" w:pos="1134"/>
@@ -5606,7 +7166,7 @@
         <w:pStyle w:val="BodyText"/>
         <w:numPr>
           <w:ilvl w:val="0"/>
-          <w:numId w:val="18"/>
+          <w:numId w:val="23"/>
         </w:numPr>
         <w:tabs>
           <w:tab w:val="clear" w:pos="1134"/>
@@ -5628,7 +7188,7 @@
         <w:pStyle w:val="BodyText"/>
         <w:numPr>
           <w:ilvl w:val="0"/>
-          <w:numId w:val="18"/>
+          <w:numId w:val="23"/>
         </w:numPr>
         <w:tabs>
           <w:tab w:val="clear" w:pos="1134"/>
@@ -5650,7 +7210,29 @@
         <w:pStyle w:val="BodyText"/>
         <w:numPr>
           <w:ilvl w:val="0"/>
-          <w:numId w:val="18"/>
+          <w:numId w:val="23"/>
+        </w:numPr>
+        <w:tabs>
+          <w:tab w:val="clear" w:pos="1134"/>
+          <w:tab w:val="left" w:pos="709" w:leader="none"/>
+        </w:tabs>
+        <w:bidi w:val="0"/>
+        <w:spacing w:before="0" w:after="0"/>
+        <w:ind w:hanging="283" w:start="709"/>
+        <w:jc w:val="start"/>
+        <w:rPr/>
+      </w:pPr>
+      <w:r>
+        <w:rPr/>
+        <w:t xml:space="preserve">能区分已保存、已过账和已打印，知道登录切换后必须重新核对业务范围。 </w:t>
+      </w:r>
+    </w:p>
+    <w:p>
+      <w:pPr>
+        <w:pStyle w:val="BodyText"/>
+        <w:numPr>
+          <w:ilvl w:val="0"/>
+          <w:numId w:val="23"/>
         </w:numPr>
         <w:tabs>
           <w:tab w:val="clear" w:pos="1134"/>
@@ -5674,8 +7256,8 @@
         <w:jc w:val="start"/>
         <w:rPr/>
       </w:pPr>
-      <w:bookmarkStart w:id="26" w:name="section-27-专项手册与边界"/>
-      <w:bookmarkEnd w:id="26"/>
+      <w:bookmarkStart w:id="31" w:name="section-32-专项手册与边界"/>
+      <w:bookmarkEnd w:id="31"/>
       <w:r>
         <w:rPr/>
         <w:t>专项手册与边界</w:t>
@@ -5686,7 +7268,7 @@
         <w:pStyle w:val="BodyText"/>
         <w:numPr>
           <w:ilvl w:val="0"/>
-          <w:numId w:val="19"/>
+          <w:numId w:val="24"/>
         </w:numPr>
         <w:tabs>
           <w:tab w:val="clear" w:pos="1134"/>
@@ -5704,7 +7286,7 @@
       </w:r>
       <w:r>
         <w:rPr/>
-        <w:t xml:space="preserve">收银、退款、交班和 </w:t>
+        <w:t>收银、赊账、客户还款、退货、打印、交班和对账参见《</w:t>
       </w:r>
       <w:r>
         <w:rPr/>
@@ -5712,17 +7294,7 @@
       </w:r>
       <w:r>
         <w:rPr/>
-        <w:t xml:space="preserve">对账参见 </w:t>
-      </w:r>
-      <w:r>
-        <w:rPr>
-          <w:rStyle w:val="SourceText"/>
-        </w:rPr>
-        <w:t>docs/pos_user_manual.md</w:t>
-      </w:r>
-      <w:r>
-        <w:rPr/>
-        <w:t xml:space="preserve">；只有取得相应 </w:t>
+        <w:t xml:space="preserve">使用手册》；只有取得相应 </w:t>
       </w:r>
       <w:r>
         <w:rPr/>
@@ -5738,31 +7310,21 @@
         <w:pStyle w:val="BodyText"/>
         <w:numPr>
           <w:ilvl w:val="0"/>
-          <w:numId w:val="19"/>
-        </w:numPr>
-        <w:tabs>
-          <w:tab w:val="clear" w:pos="1134"/>
-          <w:tab w:val="left" w:pos="709" w:leader="none"/>
-        </w:tabs>
-        <w:bidi w:val="0"/>
-        <w:spacing w:before="0" w:after="0"/>
-        <w:ind w:hanging="283" w:start="709"/>
-        <w:jc w:val="start"/>
-        <w:rPr/>
-      </w:pPr>
-      <w:r>
-        <w:rPr/>
-        <w:t xml:space="preserve">面向终端客户的商城参见 </w:t>
-      </w:r>
-      <w:r>
-        <w:rPr>
-          <w:rStyle w:val="SourceText"/>
-        </w:rPr>
-        <w:t>docs/sales-miniapp-user-guide.md</w:t>
-      </w:r>
-      <w:r>
-        <w:rPr/>
-        <w:t xml:space="preserve">；商城买家不是本手册六类 </w:t>
+          <w:numId w:val="24"/>
+        </w:numPr>
+        <w:tabs>
+          <w:tab w:val="clear" w:pos="1134"/>
+          <w:tab w:val="left" w:pos="709" w:leader="none"/>
+        </w:tabs>
+        <w:bidi w:val="0"/>
+        <w:spacing w:before="0" w:after="0"/>
+        <w:ind w:hanging="283" w:start="709"/>
+        <w:jc w:val="start"/>
+        <w:rPr/>
+      </w:pPr>
+      <w:r>
+        <w:rPr/>
+        <w:t xml:space="preserve">面向终端客户的商城参见《商城小程序使用教程》；商城买家不是本手册六类 </w:t>
       </w:r>
       <w:r>
         <w:rPr/>
@@ -5778,7 +7340,7 @@
         <w:pStyle w:val="BodyText"/>
         <w:numPr>
           <w:ilvl w:val="0"/>
-          <w:numId w:val="19"/>
+          <w:numId w:val="24"/>
         </w:numPr>
         <w:tabs>
           <w:tab w:val="clear" w:pos="1134"/>
@@ -5800,7 +7362,7 @@
         <w:pStyle w:val="BodyText"/>
         <w:numPr>
           <w:ilvl w:val="0"/>
-          <w:numId w:val="19"/>
+          <w:numId w:val="24"/>
         </w:numPr>
         <w:tabs>
           <w:tab w:val="clear" w:pos="1134"/>
@@ -5824,8 +7386,8 @@
         <w:jc w:val="start"/>
         <w:rPr/>
       </w:pPr>
-      <w:bookmarkStart w:id="27" w:name="section-28-文档修订记录"/>
-      <w:bookmarkEnd w:id="27"/>
+      <w:bookmarkStart w:id="32" w:name="section-33-文档修订记录"/>
+      <w:bookmarkEnd w:id="32"/>
       <w:r>
         <w:rPr/>
         <w:t>文档修订记录</w:t>
@@ -5833,21 +7395,21 @@
     </w:p>
     <w:tbl>
       <w:tblPr>
-        <w:tblW w:w="6933" w:type="dxa"/>
+        <w:tblW w:w="10050" w:type="dxa"/>
         <w:jc w:val="start"/>
         <w:tblInd w:w="0" w:type="dxa"/>
         <w:tblLayout w:type="fixed"/>
         <w:tblCellMar>
-          <w:top w:w="28" w:type="dxa"/>
-          <w:start w:w="28" w:type="dxa"/>
-          <w:bottom w:w="28" w:type="dxa"/>
-          <w:end w:w="28" w:type="dxa"/>
+          <w:top w:w="80" w:type="dxa"/>
+          <w:start w:w="80" w:type="dxa"/>
+          <w:bottom w:w="80" w:type="dxa"/>
+          <w:end w:w="80" w:type="dxa"/>
         </w:tblCellMar>
       </w:tblPr>
       <w:tblGrid>
-        <w:gridCol w:w="511"/>
-        <w:gridCol w:w="1006"/>
-        <w:gridCol w:w="5416"/>
+        <w:gridCol w:w="545"/>
+        <w:gridCol w:w="885"/>
+        <w:gridCol w:w="8620"/>
       </w:tblGrid>
       <w:tr>
         <w:trPr>
@@ -5855,63 +7417,87 @@
         </w:trPr>
         <w:tc>
           <w:tcPr>
-            <w:tcW w:w="511" w:type="dxa"/>
-            <w:tcBorders/>
-            <w:vAlign w:val="center"/>
+            <w:tcW w:w="545" w:type="dxa"/>
+            <w:tcBorders>
+              <w:top w:val="single" w:sz="2" w:space="0" w:color="BDC9DA"/>
+              <w:start w:val="single" w:sz="2" w:space="0" w:color="BDC9DA"/>
+              <w:bottom w:val="single" w:sz="2" w:space="0" w:color="BDC9DA"/>
+              <w:end w:val="single" w:sz="2" w:space="0" w:color="BDC9DA"/>
+            </w:tcBorders>
+            <w:shd w:fill="EAF1FD" w:val="clear"/>
           </w:tcPr>
           <w:p>
             <w:pPr>
               <w:pStyle w:val="TableHeading"/>
-              <w:suppressLineNumbers/>
               <w:bidi w:val="0"/>
               <w:spacing w:before="0" w:after="283"/>
-              <w:jc w:val="center"/>
-              <w:rPr/>
+              <w:ind w:hanging="0" w:start="0" w:end="0"/>
+              <w:rPr>
+                <w:sz w:val="18"/>
+              </w:rPr>
             </w:pPr>
             <w:r>
-              <w:rPr/>
+              <w:rPr>
+                <w:sz w:val="18"/>
+              </w:rPr>
               <w:t>版本</w:t>
             </w:r>
           </w:p>
         </w:tc>
         <w:tc>
           <w:tcPr>
-            <w:tcW w:w="1006" w:type="dxa"/>
-            <w:tcBorders/>
-            <w:vAlign w:val="center"/>
+            <w:tcW w:w="885" w:type="dxa"/>
+            <w:tcBorders>
+              <w:top w:val="single" w:sz="2" w:space="0" w:color="BDC9DA"/>
+              <w:start w:val="single" w:sz="2" w:space="0" w:color="BDC9DA"/>
+              <w:bottom w:val="single" w:sz="2" w:space="0" w:color="BDC9DA"/>
+              <w:end w:val="single" w:sz="2" w:space="0" w:color="BDC9DA"/>
+            </w:tcBorders>
+            <w:shd w:fill="EAF1FD" w:val="clear"/>
           </w:tcPr>
           <w:p>
             <w:pPr>
               <w:pStyle w:val="TableHeading"/>
-              <w:suppressLineNumbers/>
               <w:bidi w:val="0"/>
               <w:spacing w:before="0" w:after="283"/>
-              <w:jc w:val="center"/>
-              <w:rPr/>
+              <w:ind w:hanging="0" w:start="0" w:end="0"/>
+              <w:rPr>
+                <w:sz w:val="18"/>
+              </w:rPr>
             </w:pPr>
             <w:r>
-              <w:rPr/>
+              <w:rPr>
+                <w:sz w:val="18"/>
+              </w:rPr>
               <w:t>日期</w:t>
             </w:r>
           </w:p>
         </w:tc>
         <w:tc>
           <w:tcPr>
-            <w:tcW w:w="5416" w:type="dxa"/>
-            <w:tcBorders/>
-            <w:vAlign w:val="center"/>
+            <w:tcW w:w="8620" w:type="dxa"/>
+            <w:tcBorders>
+              <w:top w:val="single" w:sz="2" w:space="0" w:color="BDC9DA"/>
+              <w:start w:val="single" w:sz="2" w:space="0" w:color="BDC9DA"/>
+              <w:bottom w:val="single" w:sz="2" w:space="0" w:color="BDC9DA"/>
+              <w:end w:val="single" w:sz="2" w:space="0" w:color="BDC9DA"/>
+            </w:tcBorders>
+            <w:shd w:fill="EAF1FD" w:val="clear"/>
           </w:tcPr>
           <w:p>
             <w:pPr>
               <w:pStyle w:val="TableHeading"/>
-              <w:suppressLineNumbers/>
               <w:bidi w:val="0"/>
               <w:spacing w:before="0" w:after="283"/>
-              <w:jc w:val="center"/>
-              <w:rPr/>
+              <w:ind w:hanging="0" w:start="0" w:end="0"/>
+              <w:rPr>
+                <w:sz w:val="18"/>
+              </w:rPr>
             </w:pPr>
             <w:r>
-              <w:rPr/>
+              <w:rPr>
+                <w:sz w:val="18"/>
+              </w:rPr>
               <w:t>说明</w:t>
             </w:r>
           </w:p>
@@ -5921,9 +7507,161 @@
         <w:trPr/>
         <w:tc>
           <w:tcPr>
-            <w:tcW w:w="511" w:type="dxa"/>
-            <w:tcBorders/>
-            <w:vAlign w:val="center"/>
+            <w:tcW w:w="545" w:type="dxa"/>
+            <w:tcBorders>
+              <w:top w:val="single" w:sz="2" w:space="0" w:color="BDC9DA"/>
+              <w:start w:val="single" w:sz="2" w:space="0" w:color="BDC9DA"/>
+              <w:bottom w:val="single" w:sz="2" w:space="0" w:color="BDC9DA"/>
+              <w:end w:val="single" w:sz="2" w:space="0" w:color="BDC9DA"/>
+            </w:tcBorders>
+          </w:tcPr>
+          <w:p>
+            <w:pPr>
+              <w:pStyle w:val="TableContents"/>
+              <w:bidi w:val="0"/>
+              <w:spacing w:before="0" w:after="283"/>
+              <w:ind w:hanging="0" w:start="0" w:end="0"/>
+              <w:jc w:val="start"/>
+              <w:rPr>
+                <w:sz w:val="18"/>
+              </w:rPr>
+            </w:pPr>
+            <w:r>
+              <w:rPr>
+                <w:sz w:val="18"/>
+              </w:rPr>
+              <w:t>V2.1</w:t>
+            </w:r>
+          </w:p>
+        </w:tc>
+        <w:tc>
+          <w:tcPr>
+            <w:tcW w:w="885" w:type="dxa"/>
+            <w:tcBorders>
+              <w:top w:val="single" w:sz="2" w:space="0" w:color="BDC9DA"/>
+              <w:start w:val="single" w:sz="2" w:space="0" w:color="BDC9DA"/>
+              <w:bottom w:val="single" w:sz="2" w:space="0" w:color="BDC9DA"/>
+              <w:end w:val="single" w:sz="2" w:space="0" w:color="BDC9DA"/>
+            </w:tcBorders>
+          </w:tcPr>
+          <w:p>
+            <w:pPr>
+              <w:pStyle w:val="TableContents"/>
+              <w:bidi w:val="0"/>
+              <w:spacing w:before="0" w:after="283"/>
+              <w:ind w:hanging="0" w:start="0" w:end="0"/>
+              <w:jc w:val="start"/>
+              <w:rPr>
+                <w:sz w:val="18"/>
+              </w:rPr>
+            </w:pPr>
+            <w:r>
+              <w:rPr>
+                <w:sz w:val="18"/>
+              </w:rPr>
+              <w:t>2026-09-07</w:t>
+            </w:r>
+          </w:p>
+        </w:tc>
+        <w:tc>
+          <w:tcPr>
+            <w:tcW w:w="8620" w:type="dxa"/>
+            <w:tcBorders>
+              <w:top w:val="single" w:sz="2" w:space="0" w:color="BDC9DA"/>
+              <w:start w:val="single" w:sz="2" w:space="0" w:color="BDC9DA"/>
+              <w:bottom w:val="single" w:sz="2" w:space="0" w:color="BDC9DA"/>
+              <w:end w:val="single" w:sz="2" w:space="0" w:color="BDC9DA"/>
+            </w:tcBorders>
+          </w:tcPr>
+          <w:p>
+            <w:pPr>
+              <w:pStyle w:val="TableContents"/>
+              <w:bidi w:val="0"/>
+              <w:spacing w:before="0" w:after="283"/>
+              <w:ind w:hanging="0" w:start="0" w:end="0"/>
+              <w:jc w:val="start"/>
+              <w:rPr>
+                <w:sz w:val="18"/>
+              </w:rPr>
+            </w:pPr>
+            <w:r>
+              <w:rPr>
+                <w:sz w:val="18"/>
+              </w:rPr>
+              <w:t>按当前工作区（含未提交改动）更新收货上架、移库补货、商品建档、登录恢复、打印和财务核对；功能启用及设备使用以实际部署为准</w:t>
+            </w:r>
+          </w:p>
+        </w:tc>
+      </w:tr>
+      <w:tr>
+        <w:trPr/>
+        <w:tc>
+          <w:tcPr>
+            <w:tcW w:w="545" w:type="dxa"/>
+            <w:tcBorders>
+              <w:top w:val="single" w:sz="2" w:space="0" w:color="BDC9DA"/>
+              <w:start w:val="single" w:sz="2" w:space="0" w:color="BDC9DA"/>
+              <w:bottom w:val="single" w:sz="2" w:space="0" w:color="BDC9DA"/>
+              <w:end w:val="single" w:sz="2" w:space="0" w:color="BDC9DA"/>
+            </w:tcBorders>
+          </w:tcPr>
+          <w:p>
+            <w:pPr>
+              <w:pStyle w:val="TableContents"/>
+              <w:bidi w:val="0"/>
+              <w:spacing w:before="0" w:after="283"/>
+              <w:ind w:hanging="0" w:start="0" w:end="0"/>
+              <w:jc w:val="start"/>
+              <w:rPr>
+                <w:sz w:val="18"/>
+              </w:rPr>
+            </w:pPr>
+            <w:r>
+              <w:rPr>
+                <w:sz w:val="18"/>
+              </w:rPr>
+              <w:t>V2.0</w:t>
+            </w:r>
+          </w:p>
+        </w:tc>
+        <w:tc>
+          <w:tcPr>
+            <w:tcW w:w="885" w:type="dxa"/>
+            <w:tcBorders>
+              <w:top w:val="single" w:sz="2" w:space="0" w:color="BDC9DA"/>
+              <w:start w:val="single" w:sz="2" w:space="0" w:color="BDC9DA"/>
+              <w:bottom w:val="single" w:sz="2" w:space="0" w:color="BDC9DA"/>
+              <w:end w:val="single" w:sz="2" w:space="0" w:color="BDC9DA"/>
+            </w:tcBorders>
+          </w:tcPr>
+          <w:p>
+            <w:pPr>
+              <w:pStyle w:val="TableContents"/>
+              <w:bidi w:val="0"/>
+              <w:spacing w:before="0" w:after="283"/>
+              <w:ind w:hanging="0" w:start="0" w:end="0"/>
+              <w:jc w:val="start"/>
+              <w:rPr>
+                <w:sz w:val="18"/>
+              </w:rPr>
+            </w:pPr>
+            <w:r>
+              <w:rPr>
+                <w:sz w:val="18"/>
+              </w:rPr>
+              <w:t>2026-08-04</w:t>
+            </w:r>
+          </w:p>
+        </w:tc>
+        <w:tc>
+          <w:tcPr>
+            <w:tcW w:w="8620" w:type="dxa"/>
+            <w:tcBorders>
+              <w:top w:val="single" w:sz="2" w:space="0" w:color="BDC9DA"/>
+              <w:start w:val="single" w:sz="2" w:space="0" w:color="BDC9DA"/>
+              <w:bottom w:val="single" w:sz="2" w:space="0" w:color="BDC9DA"/>
+              <w:end w:val="single" w:sz="2" w:space="0" w:color="BDC9DA"/>
+            </w:tcBorders>
           </w:tcPr>
           <w:p>
             <w:pPr>
@@ -5931,50 +7669,14 @@
               <w:bidi w:val="0"/>
               <w:spacing w:before="0" w:after="283"/>
               <w:jc w:val="start"/>
-              <w:rPr/>
+              <w:rPr>
+                <w:sz w:val="18"/>
+              </w:rPr>
             </w:pPr>
             <w:r>
-              <w:rPr/>
-              <w:t>V2.0</w:t>
-            </w:r>
-          </w:p>
-        </w:tc>
-        <w:tc>
-          <w:tcPr>
-            <w:tcW w:w="1006" w:type="dxa"/>
-            <w:tcBorders/>
-            <w:vAlign w:val="center"/>
-          </w:tcPr>
-          <w:p>
-            <w:pPr>
-              <w:pStyle w:val="TableContents"/>
-              <w:bidi w:val="0"/>
-              <w:spacing w:before="0" w:after="283"/>
-              <w:jc w:val="start"/>
-              <w:rPr/>
-            </w:pPr>
-            <w:r>
-              <w:rPr/>
-              <w:t>2026-08-04</w:t>
-            </w:r>
-          </w:p>
-        </w:tc>
-        <w:tc>
-          <w:tcPr>
-            <w:tcW w:w="5416" w:type="dxa"/>
-            <w:tcBorders/>
-            <w:vAlign w:val="center"/>
-          </w:tcPr>
-          <w:p>
-            <w:pPr>
-              <w:pStyle w:val="TableContents"/>
-              <w:bidi w:val="0"/>
-              <w:spacing w:before="0" w:after="283"/>
-              <w:jc w:val="start"/>
-              <w:rPr/>
-            </w:pPr>
-            <w:r>
-              <w:rPr/>
+              <w:rPr>
+                <w:sz w:val="18"/>
+              </w:rPr>
               <w:t>按当前代码、权限和客户端契约拆分角色手册并修订业务流程</w:t>
             </w:r>
           </w:p>
@@ -6267,8 +7969,8 @@
   <w:abstractNum w:abstractNumId="3">
     <w:lvl w:ilvl="0">
       <w:start w:val="1"/>
-      <w:numFmt w:val="bullet"/>
-      <w:lvlText w:val=""/>
+      <w:numFmt w:val="decimal"/>
+      <w:lvlText w:val="%1."/>
       <w:lvlJc w:val="start"/>
       <w:pPr>
         <w:tabs>
@@ -6276,14 +7978,12 @@
         </w:tabs>
         <w:ind w:start="709" w:hanging="283"/>
       </w:pPr>
-      <w:rPr>
-        <w:rFonts w:ascii="Symbol" w:hAnsi="Symbol" w:cs="Symbol" w:hint="default"/>
-      </w:rPr>
+      <w:rPr/>
     </w:lvl>
     <w:lvl w:ilvl="1">
       <w:start w:val="1"/>
-      <w:numFmt w:val="bullet"/>
-      <w:lvlText w:val=""/>
+      <w:numFmt w:val="decimal"/>
+      <w:lvlText w:val="%2."/>
       <w:lvlJc w:val="start"/>
       <w:pPr>
         <w:tabs>
@@ -6291,14 +7991,12 @@
         </w:tabs>
         <w:ind w:start="1418" w:hanging="283"/>
       </w:pPr>
-      <w:rPr>
-        <w:rFonts w:ascii="Symbol" w:hAnsi="Symbol" w:cs="Symbol" w:hint="default"/>
-      </w:rPr>
+      <w:rPr/>
     </w:lvl>
     <w:lvl w:ilvl="2">
       <w:start w:val="1"/>
-      <w:numFmt w:val="bullet"/>
-      <w:lvlText w:val=""/>
+      <w:numFmt w:val="decimal"/>
+      <w:lvlText w:val="%3."/>
       <w:lvlJc w:val="start"/>
       <w:pPr>
         <w:tabs>
@@ -6306,14 +8004,12 @@
         </w:tabs>
         <w:ind w:start="2127" w:hanging="283"/>
       </w:pPr>
-      <w:rPr>
-        <w:rFonts w:ascii="Symbol" w:hAnsi="Symbol" w:cs="Symbol" w:hint="default"/>
-      </w:rPr>
+      <w:rPr/>
     </w:lvl>
     <w:lvl w:ilvl="3">
       <w:start w:val="1"/>
-      <w:numFmt w:val="bullet"/>
-      <w:lvlText w:val=""/>
+      <w:numFmt w:val="decimal"/>
+      <w:lvlText w:val="%4."/>
       <w:lvlJc w:val="start"/>
       <w:pPr>
         <w:tabs>
@@ -6321,14 +8017,12 @@
         </w:tabs>
         <w:ind w:start="2836" w:hanging="283"/>
       </w:pPr>
-      <w:rPr>
-        <w:rFonts w:ascii="Symbol" w:hAnsi="Symbol" w:cs="Symbol" w:hint="default"/>
-      </w:rPr>
+      <w:rPr/>
     </w:lvl>
     <w:lvl w:ilvl="4">
       <w:start w:val="1"/>
-      <w:numFmt w:val="bullet"/>
-      <w:lvlText w:val=""/>
+      <w:numFmt w:val="decimal"/>
+      <w:lvlText w:val="%5."/>
       <w:lvlJc w:val="start"/>
       <w:pPr>
         <w:tabs>
@@ -6336,14 +8030,12 @@
         </w:tabs>
         <w:ind w:start="3545" w:hanging="283"/>
       </w:pPr>
-      <w:rPr>
-        <w:rFonts w:ascii="Symbol" w:hAnsi="Symbol" w:cs="Symbol" w:hint="default"/>
-      </w:rPr>
+      <w:rPr/>
     </w:lvl>
     <w:lvl w:ilvl="5">
       <w:start w:val="1"/>
-      <w:numFmt w:val="bullet"/>
-      <w:lvlText w:val=""/>
+      <w:numFmt w:val="decimal"/>
+      <w:lvlText w:val="%6."/>
       <w:lvlJc w:val="start"/>
       <w:pPr>
         <w:tabs>
@@ -6351,14 +8043,12 @@
         </w:tabs>
         <w:ind w:start="4254" w:hanging="283"/>
       </w:pPr>
-      <w:rPr>
-        <w:rFonts w:ascii="Symbol" w:hAnsi="Symbol" w:cs="Symbol" w:hint="default"/>
-      </w:rPr>
+      <w:rPr/>
     </w:lvl>
     <w:lvl w:ilvl="6">
       <w:start w:val="1"/>
-      <w:numFmt w:val="bullet"/>
-      <w:lvlText w:val=""/>
+      <w:numFmt w:val="decimal"/>
+      <w:lvlText w:val="%7."/>
       <w:lvlJc w:val="start"/>
       <w:pPr>
         <w:tabs>
@@ -6366,14 +8056,12 @@
         </w:tabs>
         <w:ind w:start="4963" w:hanging="283"/>
       </w:pPr>
-      <w:rPr>
-        <w:rFonts w:ascii="Symbol" w:hAnsi="Symbol" w:cs="Symbol" w:hint="default"/>
-      </w:rPr>
+      <w:rPr/>
     </w:lvl>
     <w:lvl w:ilvl="7">
       <w:start w:val="1"/>
-      <w:numFmt w:val="bullet"/>
-      <w:lvlText w:val=""/>
+      <w:numFmt w:val="decimal"/>
+      <w:lvlText w:val="%8."/>
       <w:lvlJc w:val="start"/>
       <w:pPr>
         <w:tabs>
@@ -6381,14 +8069,12 @@
         </w:tabs>
         <w:ind w:start="5672" w:hanging="283"/>
       </w:pPr>
-      <w:rPr>
-        <w:rFonts w:ascii="Symbol" w:hAnsi="Symbol" w:cs="Symbol" w:hint="default"/>
-      </w:rPr>
+      <w:rPr/>
     </w:lvl>
     <w:lvl w:ilvl="8">
       <w:start w:val="1"/>
-      <w:numFmt w:val="bullet"/>
-      <w:lvlText w:val=""/>
+      <w:numFmt w:val="decimal"/>
+      <w:lvlText w:val="%9."/>
       <w:lvlJc w:val="start"/>
       <w:pPr>
         <w:tabs>
@@ -6396,16 +8082,14 @@
         </w:tabs>
         <w:ind w:start="6381" w:hanging="283"/>
       </w:pPr>
-      <w:rPr>
-        <w:rFonts w:ascii="Symbol" w:hAnsi="Symbol" w:cs="Symbol" w:hint="default"/>
-      </w:rPr>
+      <w:rPr/>
     </w:lvl>
   </w:abstractNum>
   <w:abstractNum w:abstractNumId="4">
     <w:lvl w:ilvl="0">
       <w:start w:val="1"/>
-      <w:numFmt w:val="decimal"/>
-      <w:lvlText w:val="%1."/>
+      <w:numFmt w:val="bullet"/>
+      <w:lvlText w:val=""/>
       <w:lvlJc w:val="start"/>
       <w:pPr>
         <w:tabs>
@@ -6413,12 +8097,14 @@
         </w:tabs>
         <w:ind w:start="709" w:hanging="283"/>
       </w:pPr>
-      <w:rPr/>
+      <w:rPr>
+        <w:rFonts w:ascii="Symbol" w:hAnsi="Symbol" w:cs="Symbol" w:hint="default"/>
+      </w:rPr>
     </w:lvl>
     <w:lvl w:ilvl="1">
       <w:start w:val="1"/>
-      <w:numFmt w:val="decimal"/>
-      <w:lvlText w:val="%2."/>
+      <w:numFmt w:val="bullet"/>
+      <w:lvlText w:val=""/>
       <w:lvlJc w:val="start"/>
       <w:pPr>
         <w:tabs>
@@ -6426,12 +8112,14 @@
         </w:tabs>
         <w:ind w:start="1418" w:hanging="283"/>
       </w:pPr>
-      <w:rPr/>
+      <w:rPr>
+        <w:rFonts w:ascii="Symbol" w:hAnsi="Symbol" w:cs="Symbol" w:hint="default"/>
+      </w:rPr>
     </w:lvl>
     <w:lvl w:ilvl="2">
       <w:start w:val="1"/>
-      <w:numFmt w:val="decimal"/>
-      <w:lvlText w:val="%3."/>
+      <w:numFmt w:val="bullet"/>
+      <w:lvlText w:val=""/>
       <w:lvlJc w:val="start"/>
       <w:pPr>
         <w:tabs>
@@ -6439,12 +8127,14 @@
         </w:tabs>
         <w:ind w:start="2127" w:hanging="283"/>
       </w:pPr>
-      <w:rPr/>
+      <w:rPr>
+        <w:rFonts w:ascii="Symbol" w:hAnsi="Symbol" w:cs="Symbol" w:hint="default"/>
+      </w:rPr>
     </w:lvl>
     <w:lvl w:ilvl="3">
       <w:start w:val="1"/>
-      <w:numFmt w:val="decimal"/>
-      <w:lvlText w:val="%4."/>
+      <w:numFmt w:val="bullet"/>
+      <w:lvlText w:val=""/>
       <w:lvlJc w:val="start"/>
       <w:pPr>
         <w:tabs>
@@ -6452,12 +8142,14 @@
         </w:tabs>
         <w:ind w:start="2836" w:hanging="283"/>
       </w:pPr>
-      <w:rPr/>
+      <w:rPr>
+        <w:rFonts w:ascii="Symbol" w:hAnsi="Symbol" w:cs="Symbol" w:hint="default"/>
+      </w:rPr>
     </w:lvl>
     <w:lvl w:ilvl="4">
       <w:start w:val="1"/>
-      <w:numFmt w:val="decimal"/>
-      <w:lvlText w:val="%5."/>
+      <w:numFmt w:val="bullet"/>
+      <w:lvlText w:val=""/>
       <w:lvlJc w:val="start"/>
       <w:pPr>
         <w:tabs>
@@ -6465,12 +8157,14 @@
         </w:tabs>
         <w:ind w:start="3545" w:hanging="283"/>
       </w:pPr>
-      <w:rPr/>
+      <w:rPr>
+        <w:rFonts w:ascii="Symbol" w:hAnsi="Symbol" w:cs="Symbol" w:hint="default"/>
+      </w:rPr>
     </w:lvl>
     <w:lvl w:ilvl="5">
       <w:start w:val="1"/>
-      <w:numFmt w:val="decimal"/>
-      <w:lvlText w:val="%6."/>
+      <w:numFmt w:val="bullet"/>
+      <w:lvlText w:val=""/>
       <w:lvlJc w:val="start"/>
       <w:pPr>
         <w:tabs>
@@ -6478,12 +8172,14 @@
         </w:tabs>
         <w:ind w:start="4254" w:hanging="283"/>
       </w:pPr>
-      <w:rPr/>
+      <w:rPr>
+        <w:rFonts w:ascii="Symbol" w:hAnsi="Symbol" w:cs="Symbol" w:hint="default"/>
+      </w:rPr>
     </w:lvl>
     <w:lvl w:ilvl="6">
       <w:start w:val="1"/>
-      <w:numFmt w:val="decimal"/>
-      <w:lvlText w:val="%7."/>
+      <w:numFmt w:val="bullet"/>
+      <w:lvlText w:val=""/>
       <w:lvlJc w:val="start"/>
       <w:pPr>
         <w:tabs>
@@ -6491,12 +8187,14 @@
         </w:tabs>
         <w:ind w:start="4963" w:hanging="283"/>
       </w:pPr>
-      <w:rPr/>
+      <w:rPr>
+        <w:rFonts w:ascii="Symbol" w:hAnsi="Symbol" w:cs="Symbol" w:hint="default"/>
+      </w:rPr>
     </w:lvl>
     <w:lvl w:ilvl="7">
       <w:start w:val="1"/>
-      <w:numFmt w:val="decimal"/>
-      <w:lvlText w:val="%8."/>
+      <w:numFmt w:val="bullet"/>
+      <w:lvlText w:val=""/>
       <w:lvlJc w:val="start"/>
       <w:pPr>
         <w:tabs>
@@ -6504,12 +8202,14 @@
         </w:tabs>
         <w:ind w:start="5672" w:hanging="283"/>
       </w:pPr>
-      <w:rPr/>
+      <w:rPr>
+        <w:rFonts w:ascii="Symbol" w:hAnsi="Symbol" w:cs="Symbol" w:hint="default"/>
+      </w:rPr>
     </w:lvl>
     <w:lvl w:ilvl="8">
       <w:start w:val="1"/>
-      <w:numFmt w:val="decimal"/>
-      <w:lvlText w:val="%9."/>
+      <w:numFmt w:val="bullet"/>
+      <w:lvlText w:val=""/>
       <w:lvlJc w:val="start"/>
       <w:pPr>
         <w:tabs>
@@ -6517,7 +8217,9 @@
         </w:tabs>
         <w:ind w:start="6381" w:hanging="283"/>
       </w:pPr>
-      <w:rPr/>
+      <w:rPr>
+        <w:rFonts w:ascii="Symbol" w:hAnsi="Symbol" w:cs="Symbol" w:hint="default"/>
+      </w:rPr>
     </w:lvl>
   </w:abstractNum>
   <w:abstractNum w:abstractNumId="5">
@@ -6761,8 +8463,8 @@
   <w:abstractNum w:abstractNumId="7">
     <w:lvl w:ilvl="0">
       <w:start w:val="1"/>
-      <w:numFmt w:val="bullet"/>
-      <w:lvlText w:val=""/>
+      <w:numFmt w:val="decimal"/>
+      <w:lvlText w:val="%1."/>
       <w:lvlJc w:val="start"/>
       <w:pPr>
         <w:tabs>
@@ -6770,14 +8472,12 @@
         </w:tabs>
         <w:ind w:start="709" w:hanging="283"/>
       </w:pPr>
-      <w:rPr>
-        <w:rFonts w:ascii="Symbol" w:hAnsi="Symbol" w:cs="Symbol" w:hint="default"/>
-      </w:rPr>
+      <w:rPr/>
     </w:lvl>
     <w:lvl w:ilvl="1">
       <w:start w:val="1"/>
-      <w:numFmt w:val="bullet"/>
-      <w:lvlText w:val=""/>
+      <w:numFmt w:val="decimal"/>
+      <w:lvlText w:val="%2."/>
       <w:lvlJc w:val="start"/>
       <w:pPr>
         <w:tabs>
@@ -6785,14 +8485,12 @@
         </w:tabs>
         <w:ind w:start="1418" w:hanging="283"/>
       </w:pPr>
-      <w:rPr>
-        <w:rFonts w:ascii="Symbol" w:hAnsi="Symbol" w:cs="Symbol" w:hint="default"/>
-      </w:rPr>
+      <w:rPr/>
     </w:lvl>
     <w:lvl w:ilvl="2">
       <w:start w:val="1"/>
-      <w:numFmt w:val="bullet"/>
-      <w:lvlText w:val=""/>
+      <w:numFmt w:val="decimal"/>
+      <w:lvlText w:val="%3."/>
       <w:lvlJc w:val="start"/>
       <w:pPr>
         <w:tabs>
@@ -6800,14 +8498,12 @@
         </w:tabs>
         <w:ind w:start="2127" w:hanging="283"/>
       </w:pPr>
-      <w:rPr>
-        <w:rFonts w:ascii="Symbol" w:hAnsi="Symbol" w:cs="Symbol" w:hint="default"/>
-      </w:rPr>
+      <w:rPr/>
     </w:lvl>
     <w:lvl w:ilvl="3">
       <w:start w:val="1"/>
-      <w:numFmt w:val="bullet"/>
-      <w:lvlText w:val=""/>
+      <w:numFmt w:val="decimal"/>
+      <w:lvlText w:val="%4."/>
       <w:lvlJc w:val="start"/>
       <w:pPr>
         <w:tabs>
@@ -6815,14 +8511,12 @@
         </w:tabs>
         <w:ind w:start="2836" w:hanging="283"/>
       </w:pPr>
-      <w:rPr>
-        <w:rFonts w:ascii="Symbol" w:hAnsi="Symbol" w:cs="Symbol" w:hint="default"/>
-      </w:rPr>
+      <w:rPr/>
     </w:lvl>
     <w:lvl w:ilvl="4">
       <w:start w:val="1"/>
-      <w:numFmt w:val="bullet"/>
-      <w:lvlText w:val=""/>
+      <w:numFmt w:val="decimal"/>
+      <w:lvlText w:val="%5."/>
       <w:lvlJc w:val="start"/>
       <w:pPr>
         <w:tabs>
@@ -6830,14 +8524,12 @@
         </w:tabs>
         <w:ind w:start="3545" w:hanging="283"/>
       </w:pPr>
-      <w:rPr>
-        <w:rFonts w:ascii="Symbol" w:hAnsi="Symbol" w:cs="Symbol" w:hint="default"/>
-      </w:rPr>
+      <w:rPr/>
     </w:lvl>
     <w:lvl w:ilvl="5">
       <w:start w:val="1"/>
-      <w:numFmt w:val="bullet"/>
-      <w:lvlText w:val=""/>
+      <w:numFmt w:val="decimal"/>
+      <w:lvlText w:val="%6."/>
       <w:lvlJc w:val="start"/>
       <w:pPr>
         <w:tabs>
@@ -6845,14 +8537,12 @@
         </w:tabs>
         <w:ind w:start="4254" w:hanging="283"/>
       </w:pPr>
-      <w:rPr>
-        <w:rFonts w:ascii="Symbol" w:hAnsi="Symbol" w:cs="Symbol" w:hint="default"/>
-      </w:rPr>
+      <w:rPr/>
     </w:lvl>
     <w:lvl w:ilvl="6">
       <w:start w:val="1"/>
-      <w:numFmt w:val="bullet"/>
-      <w:lvlText w:val=""/>
+      <w:numFmt w:val="decimal"/>
+      <w:lvlText w:val="%7."/>
       <w:lvlJc w:val="start"/>
       <w:pPr>
         <w:tabs>
@@ -6860,14 +8550,12 @@
         </w:tabs>
         <w:ind w:start="4963" w:hanging="283"/>
       </w:pPr>
-      <w:rPr>
-        <w:rFonts w:ascii="Symbol" w:hAnsi="Symbol" w:cs="Symbol" w:hint="default"/>
-      </w:rPr>
+      <w:rPr/>
     </w:lvl>
     <w:lvl w:ilvl="7">
       <w:start w:val="1"/>
-      <w:numFmt w:val="bullet"/>
-      <w:lvlText w:val=""/>
+      <w:numFmt w:val="decimal"/>
+      <w:lvlText w:val="%8."/>
       <w:lvlJc w:val="start"/>
       <w:pPr>
         <w:tabs>
@@ -6875,14 +8563,12 @@
         </w:tabs>
         <w:ind w:start="5672" w:hanging="283"/>
       </w:pPr>
-      <w:rPr>
-        <w:rFonts w:ascii="Symbol" w:hAnsi="Symbol" w:cs="Symbol" w:hint="default"/>
-      </w:rPr>
+      <w:rPr/>
     </w:lvl>
     <w:lvl w:ilvl="8">
       <w:start w:val="1"/>
-      <w:numFmt w:val="bullet"/>
-      <w:lvlText w:val=""/>
+      <w:numFmt w:val="decimal"/>
+      <w:lvlText w:val="%9."/>
       <w:lvlJc w:val="start"/>
       <w:pPr>
         <w:tabs>
@@ -6890,9 +8576,7 @@
         </w:tabs>
         <w:ind w:start="6381" w:hanging="283"/>
       </w:pPr>
-      <w:rPr>
-        <w:rFonts w:ascii="Symbol" w:hAnsi="Symbol" w:cs="Symbol" w:hint="default"/>
-      </w:rPr>
+      <w:rPr/>
     </w:lvl>
   </w:abstractNum>
   <w:abstractNum w:abstractNumId="8">
@@ -7172,8 +8856,8 @@
   <w:abstractNum w:abstractNumId="10">
     <w:lvl w:ilvl="0">
       <w:start w:val="1"/>
-      <w:numFmt w:val="decimal"/>
-      <w:lvlText w:val="%1."/>
+      <w:numFmt w:val="bullet"/>
+      <w:lvlText w:val=""/>
       <w:lvlJc w:val="start"/>
       <w:pPr>
         <w:tabs>
@@ -7181,12 +8865,14 @@
         </w:tabs>
         <w:ind w:start="709" w:hanging="283"/>
       </w:pPr>
-      <w:rPr/>
+      <w:rPr>
+        <w:rFonts w:ascii="Symbol" w:hAnsi="Symbol" w:cs="Symbol" w:hint="default"/>
+      </w:rPr>
     </w:lvl>
     <w:lvl w:ilvl="1">
       <w:start w:val="1"/>
-      <w:numFmt w:val="decimal"/>
-      <w:lvlText w:val="%2."/>
+      <w:numFmt w:val="bullet"/>
+      <w:lvlText w:val=""/>
       <w:lvlJc w:val="start"/>
       <w:pPr>
         <w:tabs>
@@ -7194,12 +8880,14 @@
         </w:tabs>
         <w:ind w:start="1418" w:hanging="283"/>
       </w:pPr>
-      <w:rPr/>
+      <w:rPr>
+        <w:rFonts w:ascii="Symbol" w:hAnsi="Symbol" w:cs="Symbol" w:hint="default"/>
+      </w:rPr>
     </w:lvl>
     <w:lvl w:ilvl="2">
       <w:start w:val="1"/>
-      <w:numFmt w:val="decimal"/>
-      <w:lvlText w:val="%3."/>
+      <w:numFmt w:val="bullet"/>
+      <w:lvlText w:val=""/>
       <w:lvlJc w:val="start"/>
       <w:pPr>
         <w:tabs>
@@ -7207,12 +8895,14 @@
         </w:tabs>
         <w:ind w:start="2127" w:hanging="283"/>
       </w:pPr>
-      <w:rPr/>
+      <w:rPr>
+        <w:rFonts w:ascii="Symbol" w:hAnsi="Symbol" w:cs="Symbol" w:hint="default"/>
+      </w:rPr>
     </w:lvl>
     <w:lvl w:ilvl="3">
       <w:start w:val="1"/>
-      <w:numFmt w:val="decimal"/>
-      <w:lvlText w:val="%4."/>
+      <w:numFmt w:val="bullet"/>
+      <w:lvlText w:val=""/>
       <w:lvlJc w:val="start"/>
       <w:pPr>
         <w:tabs>
@@ -7220,12 +8910,14 @@
         </w:tabs>
         <w:ind w:start="2836" w:hanging="283"/>
       </w:pPr>
-      <w:rPr/>
+      <w:rPr>
+        <w:rFonts w:ascii="Symbol" w:hAnsi="Symbol" w:cs="Symbol" w:hint="default"/>
+      </w:rPr>
     </w:lvl>
     <w:lvl w:ilvl="4">
       <w:start w:val="1"/>
-      <w:numFmt w:val="decimal"/>
-      <w:lvlText w:val="%5."/>
+      <w:numFmt w:val="bullet"/>
+      <w:lvlText w:val=""/>
       <w:lvlJc w:val="start"/>
       <w:pPr>
         <w:tabs>
@@ -7233,12 +8925,14 @@
         </w:tabs>
         <w:ind w:start="3545" w:hanging="283"/>
       </w:pPr>
-      <w:rPr/>
+      <w:rPr>
+        <w:rFonts w:ascii="Symbol" w:hAnsi="Symbol" w:cs="Symbol" w:hint="default"/>
+      </w:rPr>
     </w:lvl>
     <w:lvl w:ilvl="5">
       <w:start w:val="1"/>
-      <w:numFmt w:val="decimal"/>
-      <w:lvlText w:val="%6."/>
+      <w:numFmt w:val="bullet"/>
+      <w:lvlText w:val=""/>
       <w:lvlJc w:val="start"/>
       <w:pPr>
         <w:tabs>
@@ -7246,12 +8940,14 @@
         </w:tabs>
         <w:ind w:start="4254" w:hanging="283"/>
       </w:pPr>
-      <w:rPr/>
+      <w:rPr>
+        <w:rFonts w:ascii="Symbol" w:hAnsi="Symbol" w:cs="Symbol" w:hint="default"/>
+      </w:rPr>
     </w:lvl>
     <w:lvl w:ilvl="6">
       <w:start w:val="1"/>
-      <w:numFmt w:val="decimal"/>
-      <w:lvlText w:val="%7."/>
+      <w:numFmt w:val="bullet"/>
+      <w:lvlText w:val=""/>
       <w:lvlJc w:val="start"/>
       <w:pPr>
         <w:tabs>
@@ -7259,12 +8955,14 @@
         </w:tabs>
         <w:ind w:start="4963" w:hanging="283"/>
       </w:pPr>
-      <w:rPr/>
+      <w:rPr>
+        <w:rFonts w:ascii="Symbol" w:hAnsi="Symbol" w:cs="Symbol" w:hint="default"/>
+      </w:rPr>
     </w:lvl>
     <w:lvl w:ilvl="7">
       <w:start w:val="1"/>
-      <w:numFmt w:val="decimal"/>
-      <w:lvlText w:val="%8."/>
+      <w:numFmt w:val="bullet"/>
+      <w:lvlText w:val=""/>
       <w:lvlJc w:val="start"/>
       <w:pPr>
         <w:tabs>
@@ -7272,12 +8970,14 @@
         </w:tabs>
         <w:ind w:start="5672" w:hanging="283"/>
       </w:pPr>
-      <w:rPr/>
+      <w:rPr>
+        <w:rFonts w:ascii="Symbol" w:hAnsi="Symbol" w:cs="Symbol" w:hint="default"/>
+      </w:rPr>
     </w:lvl>
     <w:lvl w:ilvl="8">
       <w:start w:val="1"/>
-      <w:numFmt w:val="decimal"/>
-      <w:lvlText w:val="%9."/>
+      <w:numFmt w:val="bullet"/>
+      <w:lvlText w:val=""/>
       <w:lvlJc w:val="start"/>
       <w:pPr>
         <w:tabs>
@@ -7285,14 +8985,16 @@
         </w:tabs>
         <w:ind w:start="6381" w:hanging="283"/>
       </w:pPr>
-      <w:rPr/>
+      <w:rPr>
+        <w:rFonts w:ascii="Symbol" w:hAnsi="Symbol" w:cs="Symbol" w:hint="default"/>
+      </w:rPr>
     </w:lvl>
   </w:abstractNum>
   <w:abstractNum w:abstractNumId="11">
     <w:lvl w:ilvl="0">
       <w:start w:val="1"/>
-      <w:numFmt w:val="bullet"/>
-      <w:lvlText w:val=""/>
+      <w:numFmt w:val="decimal"/>
+      <w:lvlText w:val="%1."/>
       <w:lvlJc w:val="start"/>
       <w:pPr>
         <w:tabs>
@@ -7300,14 +9002,12 @@
         </w:tabs>
         <w:ind w:start="709" w:hanging="283"/>
       </w:pPr>
-      <w:rPr>
-        <w:rFonts w:ascii="Symbol" w:hAnsi="Symbol" w:cs="Symbol" w:hint="default"/>
-      </w:rPr>
+      <w:rPr/>
     </w:lvl>
     <w:lvl w:ilvl="1">
       <w:start w:val="1"/>
-      <w:numFmt w:val="bullet"/>
-      <w:lvlText w:val=""/>
+      <w:numFmt w:val="decimal"/>
+      <w:lvlText w:val="%2."/>
       <w:lvlJc w:val="start"/>
       <w:pPr>
         <w:tabs>
@@ -7315,14 +9015,12 @@
         </w:tabs>
         <w:ind w:start="1418" w:hanging="283"/>
       </w:pPr>
-      <w:rPr>
-        <w:rFonts w:ascii="Symbol" w:hAnsi="Symbol" w:cs="Symbol" w:hint="default"/>
-      </w:rPr>
+      <w:rPr/>
     </w:lvl>
     <w:lvl w:ilvl="2">
       <w:start w:val="1"/>
-      <w:numFmt w:val="bullet"/>
-      <w:lvlText w:val=""/>
+      <w:numFmt w:val="decimal"/>
+      <w:lvlText w:val="%3."/>
       <w:lvlJc w:val="start"/>
       <w:pPr>
         <w:tabs>
@@ -7330,14 +9028,12 @@
         </w:tabs>
         <w:ind w:start="2127" w:hanging="283"/>
       </w:pPr>
-      <w:rPr>
-        <w:rFonts w:ascii="Symbol" w:hAnsi="Symbol" w:cs="Symbol" w:hint="default"/>
-      </w:rPr>
+      <w:rPr/>
     </w:lvl>
     <w:lvl w:ilvl="3">
       <w:start w:val="1"/>
-      <w:numFmt w:val="bullet"/>
-      <w:lvlText w:val=""/>
+      <w:numFmt w:val="decimal"/>
+      <w:lvlText w:val="%4."/>
       <w:lvlJc w:val="start"/>
       <w:pPr>
         <w:tabs>
@@ -7345,14 +9041,12 @@
         </w:tabs>
         <w:ind w:start="2836" w:hanging="283"/>
       </w:pPr>
-      <w:rPr>
-        <w:rFonts w:ascii="Symbol" w:hAnsi="Symbol" w:cs="Symbol" w:hint="default"/>
-      </w:rPr>
+      <w:rPr/>
     </w:lvl>
     <w:lvl w:ilvl="4">
       <w:start w:val="1"/>
-      <w:numFmt w:val="bullet"/>
-      <w:lvlText w:val=""/>
+      <w:numFmt w:val="decimal"/>
+      <w:lvlText w:val="%5."/>
       <w:lvlJc w:val="start"/>
       <w:pPr>
         <w:tabs>
@@ -7360,14 +9054,12 @@
         </w:tabs>
         <w:ind w:start="3545" w:hanging="283"/>
       </w:pPr>
-      <w:rPr>
-        <w:rFonts w:ascii="Symbol" w:hAnsi="Symbol" w:cs="Symbol" w:hint="default"/>
-      </w:rPr>
+      <w:rPr/>
     </w:lvl>
     <w:lvl w:ilvl="5">
       <w:start w:val="1"/>
-      <w:numFmt w:val="bullet"/>
-      <w:lvlText w:val=""/>
+      <w:numFmt w:val="decimal"/>
+      <w:lvlText w:val="%6."/>
       <w:lvlJc w:val="start"/>
       <w:pPr>
         <w:tabs>
@@ -7375,14 +9067,12 @@
         </w:tabs>
         <w:ind w:start="4254" w:hanging="283"/>
       </w:pPr>
-      <w:rPr>
-        <w:rFonts w:ascii="Symbol" w:hAnsi="Symbol" w:cs="Symbol" w:hint="default"/>
-      </w:rPr>
+      <w:rPr/>
     </w:lvl>
     <w:lvl w:ilvl="6">
       <w:start w:val="1"/>
-      <w:numFmt w:val="bullet"/>
-      <w:lvlText w:val=""/>
+      <w:numFmt w:val="decimal"/>
+      <w:lvlText w:val="%7."/>
       <w:lvlJc w:val="start"/>
       <w:pPr>
         <w:tabs>
@@ -7390,14 +9080,12 @@
         </w:tabs>
         <w:ind w:start="4963" w:hanging="283"/>
       </w:pPr>
-      <w:rPr>
-        <w:rFonts w:ascii="Symbol" w:hAnsi="Symbol" w:cs="Symbol" w:hint="default"/>
-      </w:rPr>
+      <w:rPr/>
     </w:lvl>
     <w:lvl w:ilvl="7">
       <w:start w:val="1"/>
-      <w:numFmt w:val="bullet"/>
-      <w:lvlText w:val=""/>
+      <w:numFmt w:val="decimal"/>
+      <w:lvlText w:val="%8."/>
       <w:lvlJc w:val="start"/>
       <w:pPr>
         <w:tabs>
@@ -7405,14 +9093,12 @@
         </w:tabs>
         <w:ind w:start="5672" w:hanging="283"/>
       </w:pPr>
-      <w:rPr>
-        <w:rFonts w:ascii="Symbol" w:hAnsi="Symbol" w:cs="Symbol" w:hint="default"/>
-      </w:rPr>
+      <w:rPr/>
     </w:lvl>
     <w:lvl w:ilvl="8">
       <w:start w:val="1"/>
-      <w:numFmt w:val="bullet"/>
-      <w:lvlText w:val=""/>
+      <w:numFmt w:val="decimal"/>
+      <w:lvlText w:val="%9."/>
       <w:lvlJc w:val="start"/>
       <w:pPr>
         <w:tabs>
@@ -7420,16 +9106,14 @@
         </w:tabs>
         <w:ind w:start="6381" w:hanging="283"/>
       </w:pPr>
-      <w:rPr>
-        <w:rFonts w:ascii="Symbol" w:hAnsi="Symbol" w:cs="Symbol" w:hint="default"/>
-      </w:rPr>
+      <w:rPr/>
     </w:lvl>
   </w:abstractNum>
   <w:abstractNum w:abstractNumId="12">
     <w:lvl w:ilvl="0">
       <w:start w:val="1"/>
-      <w:numFmt w:val="bullet"/>
-      <w:lvlText w:val=""/>
+      <w:numFmt w:val="decimal"/>
+      <w:lvlText w:val="%1."/>
       <w:lvlJc w:val="start"/>
       <w:pPr>
         <w:tabs>
@@ -7437,14 +9121,12 @@
         </w:tabs>
         <w:ind w:start="709" w:hanging="283"/>
       </w:pPr>
-      <w:rPr>
-        <w:rFonts w:ascii="Symbol" w:hAnsi="Symbol" w:cs="Symbol" w:hint="default"/>
-      </w:rPr>
+      <w:rPr/>
     </w:lvl>
     <w:lvl w:ilvl="1">
       <w:start w:val="1"/>
-      <w:numFmt w:val="bullet"/>
-      <w:lvlText w:val=""/>
+      <w:numFmt w:val="decimal"/>
+      <w:lvlText w:val="%2."/>
       <w:lvlJc w:val="start"/>
       <w:pPr>
         <w:tabs>
@@ -7452,14 +9134,12 @@
         </w:tabs>
         <w:ind w:start="1418" w:hanging="283"/>
       </w:pPr>
-      <w:rPr>
-        <w:rFonts w:ascii="Symbol" w:hAnsi="Symbol" w:cs="Symbol" w:hint="default"/>
-      </w:rPr>
+      <w:rPr/>
     </w:lvl>
     <w:lvl w:ilvl="2">
       <w:start w:val="1"/>
-      <w:numFmt w:val="bullet"/>
-      <w:lvlText w:val=""/>
+      <w:numFmt w:val="decimal"/>
+      <w:lvlText w:val="%3."/>
       <w:lvlJc w:val="start"/>
       <w:pPr>
         <w:tabs>
@@ -7467,14 +9147,12 @@
         </w:tabs>
         <w:ind w:start="2127" w:hanging="283"/>
       </w:pPr>
-      <w:rPr>
-        <w:rFonts w:ascii="Symbol" w:hAnsi="Symbol" w:cs="Symbol" w:hint="default"/>
-      </w:rPr>
+      <w:rPr/>
     </w:lvl>
     <w:lvl w:ilvl="3">
       <w:start w:val="1"/>
-      <w:numFmt w:val="bullet"/>
-      <w:lvlText w:val=""/>
+      <w:numFmt w:val="decimal"/>
+      <w:lvlText w:val="%4."/>
       <w:lvlJc w:val="start"/>
       <w:pPr>
         <w:tabs>
@@ -7482,14 +9160,12 @@
         </w:tabs>
         <w:ind w:start="2836" w:hanging="283"/>
       </w:pPr>
-      <w:rPr>
-        <w:rFonts w:ascii="Symbol" w:hAnsi="Symbol" w:cs="Symbol" w:hint="default"/>
-      </w:rPr>
+      <w:rPr/>
     </w:lvl>
     <w:lvl w:ilvl="4">
       <w:start w:val="1"/>
-      <w:numFmt w:val="bullet"/>
-      <w:lvlText w:val=""/>
+      <w:numFmt w:val="decimal"/>
+      <w:lvlText w:val="%5."/>
       <w:lvlJc w:val="start"/>
       <w:pPr>
         <w:tabs>
@@ -7497,14 +9173,12 @@
         </w:tabs>
         <w:ind w:start="3545" w:hanging="283"/>
       </w:pPr>
-      <w:rPr>
-        <w:rFonts w:ascii="Symbol" w:hAnsi="Symbol" w:cs="Symbol" w:hint="default"/>
-      </w:rPr>
+      <w:rPr/>
     </w:lvl>
     <w:lvl w:ilvl="5">
       <w:start w:val="1"/>
-      <w:numFmt w:val="bullet"/>
-      <w:lvlText w:val=""/>
+      <w:numFmt w:val="decimal"/>
+      <w:lvlText w:val="%6."/>
       <w:lvlJc w:val="start"/>
       <w:pPr>
         <w:tabs>
@@ -7512,14 +9186,12 @@
         </w:tabs>
         <w:ind w:start="4254" w:hanging="283"/>
       </w:pPr>
-      <w:rPr>
-        <w:rFonts w:ascii="Symbol" w:hAnsi="Symbol" w:cs="Symbol" w:hint="default"/>
-      </w:rPr>
+      <w:rPr/>
     </w:lvl>
     <w:lvl w:ilvl="6">
       <w:start w:val="1"/>
-      <w:numFmt w:val="bullet"/>
-      <w:lvlText w:val=""/>
+      <w:numFmt w:val="decimal"/>
+      <w:lvlText w:val="%7."/>
       <w:lvlJc w:val="start"/>
       <w:pPr>
         <w:tabs>
@@ -7527,14 +9199,12 @@
         </w:tabs>
         <w:ind w:start="4963" w:hanging="283"/>
       </w:pPr>
-      <w:rPr>
-        <w:rFonts w:ascii="Symbol" w:hAnsi="Symbol" w:cs="Symbol" w:hint="default"/>
-      </w:rPr>
+      <w:rPr/>
     </w:lvl>
     <w:lvl w:ilvl="7">
       <w:start w:val="1"/>
-      <w:numFmt w:val="bullet"/>
-      <w:lvlText w:val=""/>
+      <w:numFmt w:val="decimal"/>
+      <w:lvlText w:val="%8."/>
       <w:lvlJc w:val="start"/>
       <w:pPr>
         <w:tabs>
@@ -7542,14 +9212,12 @@
         </w:tabs>
         <w:ind w:start="5672" w:hanging="283"/>
       </w:pPr>
-      <w:rPr>
-        <w:rFonts w:ascii="Symbol" w:hAnsi="Symbol" w:cs="Symbol" w:hint="default"/>
-      </w:rPr>
+      <w:rPr/>
     </w:lvl>
     <w:lvl w:ilvl="8">
       <w:start w:val="1"/>
-      <w:numFmt w:val="bullet"/>
-      <w:lvlText w:val=""/>
+      <w:numFmt w:val="decimal"/>
+      <w:lvlText w:val="%9."/>
       <w:lvlJc w:val="start"/>
       <w:pPr>
         <w:tabs>
@@ -7557,9 +9225,7 @@
         </w:tabs>
         <w:ind w:start="6381" w:hanging="283"/>
       </w:pPr>
-      <w:rPr>
-        <w:rFonts w:ascii="Symbol" w:hAnsi="Symbol" w:cs="Symbol" w:hint="default"/>
-      </w:rPr>
+      <w:rPr/>
     </w:lvl>
   </w:abstractNum>
   <w:abstractNum w:abstractNumId="13">
@@ -8095,8 +9761,8 @@
   <w:abstractNum w:abstractNumId="17">
     <w:lvl w:ilvl="0">
       <w:start w:val="1"/>
-      <w:numFmt w:val="bullet"/>
-      <w:lvlText w:val=""/>
+      <w:numFmt w:val="decimal"/>
+      <w:lvlText w:val="%1."/>
       <w:lvlJc w:val="start"/>
       <w:pPr>
         <w:tabs>
@@ -8104,14 +9770,12 @@
         </w:tabs>
         <w:ind w:start="709" w:hanging="283"/>
       </w:pPr>
-      <w:rPr>
-        <w:rFonts w:ascii="Symbol" w:hAnsi="Symbol" w:cs="Symbol" w:hint="default"/>
-      </w:rPr>
+      <w:rPr/>
     </w:lvl>
     <w:lvl w:ilvl="1">
       <w:start w:val="1"/>
-      <w:numFmt w:val="bullet"/>
-      <w:lvlText w:val=""/>
+      <w:numFmt w:val="decimal"/>
+      <w:lvlText w:val="%2."/>
       <w:lvlJc w:val="start"/>
       <w:pPr>
         <w:tabs>
@@ -8119,14 +9783,12 @@
         </w:tabs>
         <w:ind w:start="1418" w:hanging="283"/>
       </w:pPr>
-      <w:rPr>
-        <w:rFonts w:ascii="Symbol" w:hAnsi="Symbol" w:cs="Symbol" w:hint="default"/>
-      </w:rPr>
+      <w:rPr/>
     </w:lvl>
     <w:lvl w:ilvl="2">
       <w:start w:val="1"/>
-      <w:numFmt w:val="bullet"/>
-      <w:lvlText w:val=""/>
+      <w:numFmt w:val="decimal"/>
+      <w:lvlText w:val="%3."/>
       <w:lvlJc w:val="start"/>
       <w:pPr>
         <w:tabs>
@@ -8134,14 +9796,12 @@
         </w:tabs>
         <w:ind w:start="2127" w:hanging="283"/>
       </w:pPr>
-      <w:rPr>
-        <w:rFonts w:ascii="Symbol" w:hAnsi="Symbol" w:cs="Symbol" w:hint="default"/>
-      </w:rPr>
+      <w:rPr/>
     </w:lvl>
     <w:lvl w:ilvl="3">
       <w:start w:val="1"/>
-      <w:numFmt w:val="bullet"/>
-      <w:lvlText w:val=""/>
+      <w:numFmt w:val="decimal"/>
+      <w:lvlText w:val="%4."/>
       <w:lvlJc w:val="start"/>
       <w:pPr>
         <w:tabs>
@@ -8149,14 +9809,12 @@
         </w:tabs>
         <w:ind w:start="2836" w:hanging="283"/>
       </w:pPr>
-      <w:rPr>
-        <w:rFonts w:ascii="Symbol" w:hAnsi="Symbol" w:cs="Symbol" w:hint="default"/>
-      </w:rPr>
+      <w:rPr/>
     </w:lvl>
     <w:lvl w:ilvl="4">
       <w:start w:val="1"/>
-      <w:numFmt w:val="bullet"/>
-      <w:lvlText w:val=""/>
+      <w:numFmt w:val="decimal"/>
+      <w:lvlText w:val="%5."/>
       <w:lvlJc w:val="start"/>
       <w:pPr>
         <w:tabs>
@@ -8164,14 +9822,12 @@
         </w:tabs>
         <w:ind w:start="3545" w:hanging="283"/>
       </w:pPr>
-      <w:rPr>
-        <w:rFonts w:ascii="Symbol" w:hAnsi="Symbol" w:cs="Symbol" w:hint="default"/>
-      </w:rPr>
+      <w:rPr/>
     </w:lvl>
     <w:lvl w:ilvl="5">
       <w:start w:val="1"/>
-      <w:numFmt w:val="bullet"/>
-      <w:lvlText w:val=""/>
+      <w:numFmt w:val="decimal"/>
+      <w:lvlText w:val="%6."/>
       <w:lvlJc w:val="start"/>
       <w:pPr>
         <w:tabs>
@@ -8179,14 +9835,12 @@
         </w:tabs>
         <w:ind w:start="4254" w:hanging="283"/>
       </w:pPr>
-      <w:rPr>
-        <w:rFonts w:ascii="Symbol" w:hAnsi="Symbol" w:cs="Symbol" w:hint="default"/>
-      </w:rPr>
+      <w:rPr/>
     </w:lvl>
     <w:lvl w:ilvl="6">
       <w:start w:val="1"/>
-      <w:numFmt w:val="bullet"/>
-      <w:lvlText w:val=""/>
+      <w:numFmt w:val="decimal"/>
+      <w:lvlText w:val="%7."/>
       <w:lvlJc w:val="start"/>
       <w:pPr>
         <w:tabs>
@@ -8194,14 +9848,12 @@
         </w:tabs>
         <w:ind w:start="4963" w:hanging="283"/>
       </w:pPr>
-      <w:rPr>
-        <w:rFonts w:ascii="Symbol" w:hAnsi="Symbol" w:cs="Symbol" w:hint="default"/>
-      </w:rPr>
+      <w:rPr/>
     </w:lvl>
     <w:lvl w:ilvl="7">
       <w:start w:val="1"/>
-      <w:numFmt w:val="bullet"/>
-      <w:lvlText w:val=""/>
+      <w:numFmt w:val="decimal"/>
+      <w:lvlText w:val="%8."/>
       <w:lvlJc w:val="start"/>
       <w:pPr>
         <w:tabs>
@@ -8209,14 +9861,12 @@
         </w:tabs>
         <w:ind w:start="5672" w:hanging="283"/>
       </w:pPr>
-      <w:rPr>
-        <w:rFonts w:ascii="Symbol" w:hAnsi="Symbol" w:cs="Symbol" w:hint="default"/>
-      </w:rPr>
+      <w:rPr/>
     </w:lvl>
     <w:lvl w:ilvl="8">
       <w:start w:val="1"/>
-      <w:numFmt w:val="bullet"/>
-      <w:lvlText w:val=""/>
+      <w:numFmt w:val="decimal"/>
+      <w:lvlText w:val="%9."/>
       <w:lvlJc w:val="start"/>
       <w:pPr>
         <w:tabs>
@@ -8224,9 +9874,7 @@
         </w:tabs>
         <w:ind w:start="6381" w:hanging="283"/>
       </w:pPr>
-      <w:rPr>
-        <w:rFonts w:ascii="Symbol" w:hAnsi="Symbol" w:cs="Symbol" w:hint="default"/>
-      </w:rPr>
+      <w:rPr/>
     </w:lvl>
   </w:abstractNum>
   <w:abstractNum w:abstractNumId="18">
@@ -8504,6 +10152,673 @@
     </w:lvl>
   </w:abstractNum>
   <w:abstractNum w:abstractNumId="20">
+    <w:lvl w:ilvl="0">
+      <w:start w:val="1"/>
+      <w:numFmt w:val="bullet"/>
+      <w:lvlText w:val=""/>
+      <w:lvlJc w:val="start"/>
+      <w:pPr>
+        <w:tabs>
+          <w:tab w:val="num" w:pos="709"/>
+        </w:tabs>
+        <w:ind w:start="709" w:hanging="283"/>
+      </w:pPr>
+      <w:rPr>
+        <w:rFonts w:ascii="Symbol" w:hAnsi="Symbol" w:cs="Symbol" w:hint="default"/>
+      </w:rPr>
+    </w:lvl>
+    <w:lvl w:ilvl="1">
+      <w:start w:val="1"/>
+      <w:numFmt w:val="bullet"/>
+      <w:lvlText w:val=""/>
+      <w:lvlJc w:val="start"/>
+      <w:pPr>
+        <w:tabs>
+          <w:tab w:val="num" w:pos="1418"/>
+        </w:tabs>
+        <w:ind w:start="1418" w:hanging="283"/>
+      </w:pPr>
+      <w:rPr>
+        <w:rFonts w:ascii="Symbol" w:hAnsi="Symbol" w:cs="Symbol" w:hint="default"/>
+      </w:rPr>
+    </w:lvl>
+    <w:lvl w:ilvl="2">
+      <w:start w:val="1"/>
+      <w:numFmt w:val="bullet"/>
+      <w:lvlText w:val=""/>
+      <w:lvlJc w:val="start"/>
+      <w:pPr>
+        <w:tabs>
+          <w:tab w:val="num" w:pos="2127"/>
+        </w:tabs>
+        <w:ind w:start="2127" w:hanging="283"/>
+      </w:pPr>
+      <w:rPr>
+        <w:rFonts w:ascii="Symbol" w:hAnsi="Symbol" w:cs="Symbol" w:hint="default"/>
+      </w:rPr>
+    </w:lvl>
+    <w:lvl w:ilvl="3">
+      <w:start w:val="1"/>
+      <w:numFmt w:val="bullet"/>
+      <w:lvlText w:val=""/>
+      <w:lvlJc w:val="start"/>
+      <w:pPr>
+        <w:tabs>
+          <w:tab w:val="num" w:pos="2836"/>
+        </w:tabs>
+        <w:ind w:start="2836" w:hanging="283"/>
+      </w:pPr>
+      <w:rPr>
+        <w:rFonts w:ascii="Symbol" w:hAnsi="Symbol" w:cs="Symbol" w:hint="default"/>
+      </w:rPr>
+    </w:lvl>
+    <w:lvl w:ilvl="4">
+      <w:start w:val="1"/>
+      <w:numFmt w:val="bullet"/>
+      <w:lvlText w:val=""/>
+      <w:lvlJc w:val="start"/>
+      <w:pPr>
+        <w:tabs>
+          <w:tab w:val="num" w:pos="3545"/>
+        </w:tabs>
+        <w:ind w:start="3545" w:hanging="283"/>
+      </w:pPr>
+      <w:rPr>
+        <w:rFonts w:ascii="Symbol" w:hAnsi="Symbol" w:cs="Symbol" w:hint="default"/>
+      </w:rPr>
+    </w:lvl>
+    <w:lvl w:ilvl="5">
+      <w:start w:val="1"/>
+      <w:numFmt w:val="bullet"/>
+      <w:lvlText w:val=""/>
+      <w:lvlJc w:val="start"/>
+      <w:pPr>
+        <w:tabs>
+          <w:tab w:val="num" w:pos="4254"/>
+        </w:tabs>
+        <w:ind w:start="4254" w:hanging="283"/>
+      </w:pPr>
+      <w:rPr>
+        <w:rFonts w:ascii="Symbol" w:hAnsi="Symbol" w:cs="Symbol" w:hint="default"/>
+      </w:rPr>
+    </w:lvl>
+    <w:lvl w:ilvl="6">
+      <w:start w:val="1"/>
+      <w:numFmt w:val="bullet"/>
+      <w:lvlText w:val=""/>
+      <w:lvlJc w:val="start"/>
+      <w:pPr>
+        <w:tabs>
+          <w:tab w:val="num" w:pos="4963"/>
+        </w:tabs>
+        <w:ind w:start="4963" w:hanging="283"/>
+      </w:pPr>
+      <w:rPr>
+        <w:rFonts w:ascii="Symbol" w:hAnsi="Symbol" w:cs="Symbol" w:hint="default"/>
+      </w:rPr>
+    </w:lvl>
+    <w:lvl w:ilvl="7">
+      <w:start w:val="1"/>
+      <w:numFmt w:val="bullet"/>
+      <w:lvlText w:val=""/>
+      <w:lvlJc w:val="start"/>
+      <w:pPr>
+        <w:tabs>
+          <w:tab w:val="num" w:pos="5672"/>
+        </w:tabs>
+        <w:ind w:start="5672" w:hanging="283"/>
+      </w:pPr>
+      <w:rPr>
+        <w:rFonts w:ascii="Symbol" w:hAnsi="Symbol" w:cs="Symbol" w:hint="default"/>
+      </w:rPr>
+    </w:lvl>
+    <w:lvl w:ilvl="8">
+      <w:start w:val="1"/>
+      <w:numFmt w:val="bullet"/>
+      <w:lvlText w:val=""/>
+      <w:lvlJc w:val="start"/>
+      <w:pPr>
+        <w:tabs>
+          <w:tab w:val="num" w:pos="6381"/>
+        </w:tabs>
+        <w:ind w:start="6381" w:hanging="283"/>
+      </w:pPr>
+      <w:rPr>
+        <w:rFonts w:ascii="Symbol" w:hAnsi="Symbol" w:cs="Symbol" w:hint="default"/>
+      </w:rPr>
+    </w:lvl>
+  </w:abstractNum>
+  <w:abstractNum w:abstractNumId="21">
+    <w:lvl w:ilvl="0">
+      <w:start w:val="1"/>
+      <w:numFmt w:val="decimal"/>
+      <w:lvlText w:val="%1."/>
+      <w:lvlJc w:val="start"/>
+      <w:pPr>
+        <w:tabs>
+          <w:tab w:val="num" w:pos="709"/>
+        </w:tabs>
+        <w:ind w:start="709" w:hanging="283"/>
+      </w:pPr>
+      <w:rPr/>
+    </w:lvl>
+    <w:lvl w:ilvl="1">
+      <w:start w:val="1"/>
+      <w:numFmt w:val="decimal"/>
+      <w:lvlText w:val="%2."/>
+      <w:lvlJc w:val="start"/>
+      <w:pPr>
+        <w:tabs>
+          <w:tab w:val="num" w:pos="1418"/>
+        </w:tabs>
+        <w:ind w:start="1418" w:hanging="283"/>
+      </w:pPr>
+      <w:rPr/>
+    </w:lvl>
+    <w:lvl w:ilvl="2">
+      <w:start w:val="1"/>
+      <w:numFmt w:val="decimal"/>
+      <w:lvlText w:val="%3."/>
+      <w:lvlJc w:val="start"/>
+      <w:pPr>
+        <w:tabs>
+          <w:tab w:val="num" w:pos="2127"/>
+        </w:tabs>
+        <w:ind w:start="2127" w:hanging="283"/>
+      </w:pPr>
+      <w:rPr/>
+    </w:lvl>
+    <w:lvl w:ilvl="3">
+      <w:start w:val="1"/>
+      <w:numFmt w:val="decimal"/>
+      <w:lvlText w:val="%4."/>
+      <w:lvlJc w:val="start"/>
+      <w:pPr>
+        <w:tabs>
+          <w:tab w:val="num" w:pos="2836"/>
+        </w:tabs>
+        <w:ind w:start="2836" w:hanging="283"/>
+      </w:pPr>
+      <w:rPr/>
+    </w:lvl>
+    <w:lvl w:ilvl="4">
+      <w:start w:val="1"/>
+      <w:numFmt w:val="decimal"/>
+      <w:lvlText w:val="%5."/>
+      <w:lvlJc w:val="start"/>
+      <w:pPr>
+        <w:tabs>
+          <w:tab w:val="num" w:pos="3545"/>
+        </w:tabs>
+        <w:ind w:start="3545" w:hanging="283"/>
+      </w:pPr>
+      <w:rPr/>
+    </w:lvl>
+    <w:lvl w:ilvl="5">
+      <w:start w:val="1"/>
+      <w:numFmt w:val="decimal"/>
+      <w:lvlText w:val="%6."/>
+      <w:lvlJc w:val="start"/>
+      <w:pPr>
+        <w:tabs>
+          <w:tab w:val="num" w:pos="4254"/>
+        </w:tabs>
+        <w:ind w:start="4254" w:hanging="283"/>
+      </w:pPr>
+      <w:rPr/>
+    </w:lvl>
+    <w:lvl w:ilvl="6">
+      <w:start w:val="1"/>
+      <w:numFmt w:val="decimal"/>
+      <w:lvlText w:val="%7."/>
+      <w:lvlJc w:val="start"/>
+      <w:pPr>
+        <w:tabs>
+          <w:tab w:val="num" w:pos="4963"/>
+        </w:tabs>
+        <w:ind w:start="4963" w:hanging="283"/>
+      </w:pPr>
+      <w:rPr/>
+    </w:lvl>
+    <w:lvl w:ilvl="7">
+      <w:start w:val="1"/>
+      <w:numFmt w:val="decimal"/>
+      <w:lvlText w:val="%8."/>
+      <w:lvlJc w:val="start"/>
+      <w:pPr>
+        <w:tabs>
+          <w:tab w:val="num" w:pos="5672"/>
+        </w:tabs>
+        <w:ind w:start="5672" w:hanging="283"/>
+      </w:pPr>
+      <w:rPr/>
+    </w:lvl>
+    <w:lvl w:ilvl="8">
+      <w:start w:val="1"/>
+      <w:numFmt w:val="decimal"/>
+      <w:lvlText w:val="%9."/>
+      <w:lvlJc w:val="start"/>
+      <w:pPr>
+        <w:tabs>
+          <w:tab w:val="num" w:pos="6381"/>
+        </w:tabs>
+        <w:ind w:start="6381" w:hanging="283"/>
+      </w:pPr>
+      <w:rPr/>
+    </w:lvl>
+  </w:abstractNum>
+  <w:abstractNum w:abstractNumId="22">
+    <w:lvl w:ilvl="0">
+      <w:start w:val="1"/>
+      <w:numFmt w:val="bullet"/>
+      <w:lvlText w:val=""/>
+      <w:lvlJc w:val="start"/>
+      <w:pPr>
+        <w:tabs>
+          <w:tab w:val="num" w:pos="709"/>
+        </w:tabs>
+        <w:ind w:start="709" w:hanging="283"/>
+      </w:pPr>
+      <w:rPr>
+        <w:rFonts w:ascii="Symbol" w:hAnsi="Symbol" w:cs="Symbol" w:hint="default"/>
+      </w:rPr>
+    </w:lvl>
+    <w:lvl w:ilvl="1">
+      <w:start w:val="1"/>
+      <w:numFmt w:val="bullet"/>
+      <w:lvlText w:val=""/>
+      <w:lvlJc w:val="start"/>
+      <w:pPr>
+        <w:tabs>
+          <w:tab w:val="num" w:pos="1418"/>
+        </w:tabs>
+        <w:ind w:start="1418" w:hanging="283"/>
+      </w:pPr>
+      <w:rPr>
+        <w:rFonts w:ascii="Symbol" w:hAnsi="Symbol" w:cs="Symbol" w:hint="default"/>
+      </w:rPr>
+    </w:lvl>
+    <w:lvl w:ilvl="2">
+      <w:start w:val="1"/>
+      <w:numFmt w:val="bullet"/>
+      <w:lvlText w:val=""/>
+      <w:lvlJc w:val="start"/>
+      <w:pPr>
+        <w:tabs>
+          <w:tab w:val="num" w:pos="2127"/>
+        </w:tabs>
+        <w:ind w:start="2127" w:hanging="283"/>
+      </w:pPr>
+      <w:rPr>
+        <w:rFonts w:ascii="Symbol" w:hAnsi="Symbol" w:cs="Symbol" w:hint="default"/>
+      </w:rPr>
+    </w:lvl>
+    <w:lvl w:ilvl="3">
+      <w:start w:val="1"/>
+      <w:numFmt w:val="bullet"/>
+      <w:lvlText w:val=""/>
+      <w:lvlJc w:val="start"/>
+      <w:pPr>
+        <w:tabs>
+          <w:tab w:val="num" w:pos="2836"/>
+        </w:tabs>
+        <w:ind w:start="2836" w:hanging="283"/>
+      </w:pPr>
+      <w:rPr>
+        <w:rFonts w:ascii="Symbol" w:hAnsi="Symbol" w:cs="Symbol" w:hint="default"/>
+      </w:rPr>
+    </w:lvl>
+    <w:lvl w:ilvl="4">
+      <w:start w:val="1"/>
+      <w:numFmt w:val="bullet"/>
+      <w:lvlText w:val=""/>
+      <w:lvlJc w:val="start"/>
+      <w:pPr>
+        <w:tabs>
+          <w:tab w:val="num" w:pos="3545"/>
+        </w:tabs>
+        <w:ind w:start="3545" w:hanging="283"/>
+      </w:pPr>
+      <w:rPr>
+        <w:rFonts w:ascii="Symbol" w:hAnsi="Symbol" w:cs="Symbol" w:hint="default"/>
+      </w:rPr>
+    </w:lvl>
+    <w:lvl w:ilvl="5">
+      <w:start w:val="1"/>
+      <w:numFmt w:val="bullet"/>
+      <w:lvlText w:val=""/>
+      <w:lvlJc w:val="start"/>
+      <w:pPr>
+        <w:tabs>
+          <w:tab w:val="num" w:pos="4254"/>
+        </w:tabs>
+        <w:ind w:start="4254" w:hanging="283"/>
+      </w:pPr>
+      <w:rPr>
+        <w:rFonts w:ascii="Symbol" w:hAnsi="Symbol" w:cs="Symbol" w:hint="default"/>
+      </w:rPr>
+    </w:lvl>
+    <w:lvl w:ilvl="6">
+      <w:start w:val="1"/>
+      <w:numFmt w:val="bullet"/>
+      <w:lvlText w:val=""/>
+      <w:lvlJc w:val="start"/>
+      <w:pPr>
+        <w:tabs>
+          <w:tab w:val="num" w:pos="4963"/>
+        </w:tabs>
+        <w:ind w:start="4963" w:hanging="283"/>
+      </w:pPr>
+      <w:rPr>
+        <w:rFonts w:ascii="Symbol" w:hAnsi="Symbol" w:cs="Symbol" w:hint="default"/>
+      </w:rPr>
+    </w:lvl>
+    <w:lvl w:ilvl="7">
+      <w:start w:val="1"/>
+      <w:numFmt w:val="bullet"/>
+      <w:lvlText w:val=""/>
+      <w:lvlJc w:val="start"/>
+      <w:pPr>
+        <w:tabs>
+          <w:tab w:val="num" w:pos="5672"/>
+        </w:tabs>
+        <w:ind w:start="5672" w:hanging="283"/>
+      </w:pPr>
+      <w:rPr>
+        <w:rFonts w:ascii="Symbol" w:hAnsi="Symbol" w:cs="Symbol" w:hint="default"/>
+      </w:rPr>
+    </w:lvl>
+    <w:lvl w:ilvl="8">
+      <w:start w:val="1"/>
+      <w:numFmt w:val="bullet"/>
+      <w:lvlText w:val=""/>
+      <w:lvlJc w:val="start"/>
+      <w:pPr>
+        <w:tabs>
+          <w:tab w:val="num" w:pos="6381"/>
+        </w:tabs>
+        <w:ind w:start="6381" w:hanging="283"/>
+      </w:pPr>
+      <w:rPr>
+        <w:rFonts w:ascii="Symbol" w:hAnsi="Symbol" w:cs="Symbol" w:hint="default"/>
+      </w:rPr>
+    </w:lvl>
+  </w:abstractNum>
+  <w:abstractNum w:abstractNumId="23">
+    <w:lvl w:ilvl="0">
+      <w:start w:val="1"/>
+      <w:numFmt w:val="bullet"/>
+      <w:lvlText w:val=""/>
+      <w:lvlJc w:val="start"/>
+      <w:pPr>
+        <w:tabs>
+          <w:tab w:val="num" w:pos="709"/>
+        </w:tabs>
+        <w:ind w:start="709" w:hanging="283"/>
+      </w:pPr>
+      <w:rPr>
+        <w:rFonts w:ascii="Symbol" w:hAnsi="Symbol" w:cs="Symbol" w:hint="default"/>
+      </w:rPr>
+    </w:lvl>
+    <w:lvl w:ilvl="1">
+      <w:start w:val="1"/>
+      <w:numFmt w:val="bullet"/>
+      <w:lvlText w:val=""/>
+      <w:lvlJc w:val="start"/>
+      <w:pPr>
+        <w:tabs>
+          <w:tab w:val="num" w:pos="1418"/>
+        </w:tabs>
+        <w:ind w:start="1418" w:hanging="283"/>
+      </w:pPr>
+      <w:rPr>
+        <w:rFonts w:ascii="Symbol" w:hAnsi="Symbol" w:cs="Symbol" w:hint="default"/>
+      </w:rPr>
+    </w:lvl>
+    <w:lvl w:ilvl="2">
+      <w:start w:val="1"/>
+      <w:numFmt w:val="bullet"/>
+      <w:lvlText w:val=""/>
+      <w:lvlJc w:val="start"/>
+      <w:pPr>
+        <w:tabs>
+          <w:tab w:val="num" w:pos="2127"/>
+        </w:tabs>
+        <w:ind w:start="2127" w:hanging="283"/>
+      </w:pPr>
+      <w:rPr>
+        <w:rFonts w:ascii="Symbol" w:hAnsi="Symbol" w:cs="Symbol" w:hint="default"/>
+      </w:rPr>
+    </w:lvl>
+    <w:lvl w:ilvl="3">
+      <w:start w:val="1"/>
+      <w:numFmt w:val="bullet"/>
+      <w:lvlText w:val=""/>
+      <w:lvlJc w:val="start"/>
+      <w:pPr>
+        <w:tabs>
+          <w:tab w:val="num" w:pos="2836"/>
+        </w:tabs>
+        <w:ind w:start="2836" w:hanging="283"/>
+      </w:pPr>
+      <w:rPr>
+        <w:rFonts w:ascii="Symbol" w:hAnsi="Symbol" w:cs="Symbol" w:hint="default"/>
+      </w:rPr>
+    </w:lvl>
+    <w:lvl w:ilvl="4">
+      <w:start w:val="1"/>
+      <w:numFmt w:val="bullet"/>
+      <w:lvlText w:val=""/>
+      <w:lvlJc w:val="start"/>
+      <w:pPr>
+        <w:tabs>
+          <w:tab w:val="num" w:pos="3545"/>
+        </w:tabs>
+        <w:ind w:start="3545" w:hanging="283"/>
+      </w:pPr>
+      <w:rPr>
+        <w:rFonts w:ascii="Symbol" w:hAnsi="Symbol" w:cs="Symbol" w:hint="default"/>
+      </w:rPr>
+    </w:lvl>
+    <w:lvl w:ilvl="5">
+      <w:start w:val="1"/>
+      <w:numFmt w:val="bullet"/>
+      <w:lvlText w:val=""/>
+      <w:lvlJc w:val="start"/>
+      <w:pPr>
+        <w:tabs>
+          <w:tab w:val="num" w:pos="4254"/>
+        </w:tabs>
+        <w:ind w:start="4254" w:hanging="283"/>
+      </w:pPr>
+      <w:rPr>
+        <w:rFonts w:ascii="Symbol" w:hAnsi="Symbol" w:cs="Symbol" w:hint="default"/>
+      </w:rPr>
+    </w:lvl>
+    <w:lvl w:ilvl="6">
+      <w:start w:val="1"/>
+      <w:numFmt w:val="bullet"/>
+      <w:lvlText w:val=""/>
+      <w:lvlJc w:val="start"/>
+      <w:pPr>
+        <w:tabs>
+          <w:tab w:val="num" w:pos="4963"/>
+        </w:tabs>
+        <w:ind w:start="4963" w:hanging="283"/>
+      </w:pPr>
+      <w:rPr>
+        <w:rFonts w:ascii="Symbol" w:hAnsi="Symbol" w:cs="Symbol" w:hint="default"/>
+      </w:rPr>
+    </w:lvl>
+    <w:lvl w:ilvl="7">
+      <w:start w:val="1"/>
+      <w:numFmt w:val="bullet"/>
+      <w:lvlText w:val=""/>
+      <w:lvlJc w:val="start"/>
+      <w:pPr>
+        <w:tabs>
+          <w:tab w:val="num" w:pos="5672"/>
+        </w:tabs>
+        <w:ind w:start="5672" w:hanging="283"/>
+      </w:pPr>
+      <w:rPr>
+        <w:rFonts w:ascii="Symbol" w:hAnsi="Symbol" w:cs="Symbol" w:hint="default"/>
+      </w:rPr>
+    </w:lvl>
+    <w:lvl w:ilvl="8">
+      <w:start w:val="1"/>
+      <w:numFmt w:val="bullet"/>
+      <w:lvlText w:val=""/>
+      <w:lvlJc w:val="start"/>
+      <w:pPr>
+        <w:tabs>
+          <w:tab w:val="num" w:pos="6381"/>
+        </w:tabs>
+        <w:ind w:start="6381" w:hanging="283"/>
+      </w:pPr>
+      <w:rPr>
+        <w:rFonts w:ascii="Symbol" w:hAnsi="Symbol" w:cs="Symbol" w:hint="default"/>
+      </w:rPr>
+    </w:lvl>
+  </w:abstractNum>
+  <w:abstractNum w:abstractNumId="24">
+    <w:lvl w:ilvl="0">
+      <w:start w:val="1"/>
+      <w:numFmt w:val="bullet"/>
+      <w:lvlText w:val=""/>
+      <w:lvlJc w:val="start"/>
+      <w:pPr>
+        <w:tabs>
+          <w:tab w:val="num" w:pos="709"/>
+        </w:tabs>
+        <w:ind w:start="709" w:hanging="283"/>
+      </w:pPr>
+      <w:rPr>
+        <w:rFonts w:ascii="Symbol" w:hAnsi="Symbol" w:cs="Symbol" w:hint="default"/>
+      </w:rPr>
+    </w:lvl>
+    <w:lvl w:ilvl="1">
+      <w:start w:val="1"/>
+      <w:numFmt w:val="bullet"/>
+      <w:lvlText w:val=""/>
+      <w:lvlJc w:val="start"/>
+      <w:pPr>
+        <w:tabs>
+          <w:tab w:val="num" w:pos="1418"/>
+        </w:tabs>
+        <w:ind w:start="1418" w:hanging="283"/>
+      </w:pPr>
+      <w:rPr>
+        <w:rFonts w:ascii="Symbol" w:hAnsi="Symbol" w:cs="Symbol" w:hint="default"/>
+      </w:rPr>
+    </w:lvl>
+    <w:lvl w:ilvl="2">
+      <w:start w:val="1"/>
+      <w:numFmt w:val="bullet"/>
+      <w:lvlText w:val=""/>
+      <w:lvlJc w:val="start"/>
+      <w:pPr>
+        <w:tabs>
+          <w:tab w:val="num" w:pos="2127"/>
+        </w:tabs>
+        <w:ind w:start="2127" w:hanging="283"/>
+      </w:pPr>
+      <w:rPr>
+        <w:rFonts w:ascii="Symbol" w:hAnsi="Symbol" w:cs="Symbol" w:hint="default"/>
+      </w:rPr>
+    </w:lvl>
+    <w:lvl w:ilvl="3">
+      <w:start w:val="1"/>
+      <w:numFmt w:val="bullet"/>
+      <w:lvlText w:val=""/>
+      <w:lvlJc w:val="start"/>
+      <w:pPr>
+        <w:tabs>
+          <w:tab w:val="num" w:pos="2836"/>
+        </w:tabs>
+        <w:ind w:start="2836" w:hanging="283"/>
+      </w:pPr>
+      <w:rPr>
+        <w:rFonts w:ascii="Symbol" w:hAnsi="Symbol" w:cs="Symbol" w:hint="default"/>
+      </w:rPr>
+    </w:lvl>
+    <w:lvl w:ilvl="4">
+      <w:start w:val="1"/>
+      <w:numFmt w:val="bullet"/>
+      <w:lvlText w:val=""/>
+      <w:lvlJc w:val="start"/>
+      <w:pPr>
+        <w:tabs>
+          <w:tab w:val="num" w:pos="3545"/>
+        </w:tabs>
+        <w:ind w:start="3545" w:hanging="283"/>
+      </w:pPr>
+      <w:rPr>
+        <w:rFonts w:ascii="Symbol" w:hAnsi="Symbol" w:cs="Symbol" w:hint="default"/>
+      </w:rPr>
+    </w:lvl>
+    <w:lvl w:ilvl="5">
+      <w:start w:val="1"/>
+      <w:numFmt w:val="bullet"/>
+      <w:lvlText w:val=""/>
+      <w:lvlJc w:val="start"/>
+      <w:pPr>
+        <w:tabs>
+          <w:tab w:val="num" w:pos="4254"/>
+        </w:tabs>
+        <w:ind w:start="4254" w:hanging="283"/>
+      </w:pPr>
+      <w:rPr>
+        <w:rFonts w:ascii="Symbol" w:hAnsi="Symbol" w:cs="Symbol" w:hint="default"/>
+      </w:rPr>
+    </w:lvl>
+    <w:lvl w:ilvl="6">
+      <w:start w:val="1"/>
+      <w:numFmt w:val="bullet"/>
+      <w:lvlText w:val=""/>
+      <w:lvlJc w:val="start"/>
+      <w:pPr>
+        <w:tabs>
+          <w:tab w:val="num" w:pos="4963"/>
+        </w:tabs>
+        <w:ind w:start="4963" w:hanging="283"/>
+      </w:pPr>
+      <w:rPr>
+        <w:rFonts w:ascii="Symbol" w:hAnsi="Symbol" w:cs="Symbol" w:hint="default"/>
+      </w:rPr>
+    </w:lvl>
+    <w:lvl w:ilvl="7">
+      <w:start w:val="1"/>
+      <w:numFmt w:val="bullet"/>
+      <w:lvlText w:val=""/>
+      <w:lvlJc w:val="start"/>
+      <w:pPr>
+        <w:tabs>
+          <w:tab w:val="num" w:pos="5672"/>
+        </w:tabs>
+        <w:ind w:start="5672" w:hanging="283"/>
+      </w:pPr>
+      <w:rPr>
+        <w:rFonts w:ascii="Symbol" w:hAnsi="Symbol" w:cs="Symbol" w:hint="default"/>
+      </w:rPr>
+    </w:lvl>
+    <w:lvl w:ilvl="8">
+      <w:start w:val="1"/>
+      <w:numFmt w:val="bullet"/>
+      <w:lvlText w:val=""/>
+      <w:lvlJc w:val="start"/>
+      <w:pPr>
+        <w:tabs>
+          <w:tab w:val="num" w:pos="6381"/>
+        </w:tabs>
+        <w:ind w:start="6381" w:hanging="283"/>
+      </w:pPr>
+      <w:rPr>
+        <w:rFonts w:ascii="Symbol" w:hAnsi="Symbol" w:cs="Symbol" w:hint="default"/>
+      </w:rPr>
+    </w:lvl>
+  </w:abstractNum>
+  <w:abstractNum w:abstractNumId="25">
     <w:lvl w:ilvl="0">
       <w:start w:val="1"/>
       <w:numFmt w:val="none"/>
@@ -8683,6 +10998,21 @@
   </w:num>
   <w:num w:numId="20">
     <w:abstractNumId w:val="20"/>
+  </w:num>
+  <w:num w:numId="21">
+    <w:abstractNumId w:val="21"/>
+  </w:num>
+  <w:num w:numId="22">
+    <w:abstractNumId w:val="22"/>
+  </w:num>
+  <w:num w:numId="23">
+    <w:abstractNumId w:val="23"/>
+  </w:num>
+  <w:num w:numId="24">
+    <w:abstractNumId w:val="24"/>
+  </w:num>
+  <w:num w:numId="25">
+    <w:abstractNumId w:val="25"/>
   </w:num>
 </w:numbering>
 </file>

--- a/docs/manuals/金桥融通WMS系统管理员操作手册.docx
+++ b/docs/manuals/金桥融通WMS系统管理员操作手册.docx
@@ -117,7 +117,7 @@
       </w:r>
       <w:r>
         <w:rPr/>
-        <w:t>V2.1</w:t>
+        <w:t>V2.2</w:t>
       </w:r>
     </w:p>
     <w:p>
@@ -134,7 +134,7 @@
       </w:r>
       <w:r>
         <w:rPr/>
-        <w:t xml:space="preserve">2026-09-07 </w:t>
+        <w:t xml:space="preserve">2026-10-17 </w:t>
       </w:r>
       <w:r>
         <w:rPr/>
@@ -607,7 +607,59 @@
         <w:jc w:val="start"/>
         <w:rPr/>
       </w:pPr>
-      <w:hyperlink w:anchor="section-16-商品标识历史维护">
+      <w:hyperlink w:anchor="section-16-共享客户与货主业务资料">
+        <w:r>
+          <w:rPr>
+            <w:rStyle w:val="Hyperlink"/>
+          </w:rPr>
+          <w:t>共享客户与货主业务资料</w:t>
+        </w:r>
+      </w:hyperlink>
+    </w:p>
+    <w:p>
+      <w:pPr>
+        <w:pStyle w:val="BodyText"/>
+        <w:numPr>
+          <w:ilvl w:val="0"/>
+          <w:numId w:val="1"/>
+        </w:numPr>
+        <w:tabs>
+          <w:tab w:val="clear" w:pos="1134"/>
+          <w:tab w:val="left" w:pos="709" w:leader="none"/>
+        </w:tabs>
+        <w:bidi w:val="0"/>
+        <w:spacing w:before="0" w:after="0"/>
+        <w:ind w:hanging="283" w:start="709"/>
+        <w:jc w:val="start"/>
+        <w:rPr/>
+      </w:pPr>
+      <w:hyperlink w:anchor="section-17-代办转货-退货权限与商品对应">
+        <w:r>
+          <w:rPr>
+            <w:rStyle w:val="Hyperlink"/>
+          </w:rPr>
+          <w:t>代办转货、退货权限与商品对应</w:t>
+        </w:r>
+      </w:hyperlink>
+    </w:p>
+    <w:p>
+      <w:pPr>
+        <w:pStyle w:val="BodyText"/>
+        <w:numPr>
+          <w:ilvl w:val="0"/>
+          <w:numId w:val="1"/>
+        </w:numPr>
+        <w:tabs>
+          <w:tab w:val="clear" w:pos="1134"/>
+          <w:tab w:val="left" w:pos="709" w:leader="none"/>
+        </w:tabs>
+        <w:bidi w:val="0"/>
+        <w:spacing w:before="0" w:after="0"/>
+        <w:ind w:hanging="283" w:start="709"/>
+        <w:jc w:val="start"/>
+        <w:rPr/>
+      </w:pPr>
+      <w:hyperlink w:anchor="section-18-商品标识历史维护">
         <w:r>
           <w:rPr>
             <w:rStyle w:val="Hyperlink"/>
@@ -633,7 +685,7 @@
         <w:jc w:val="start"/>
         <w:rPr/>
       </w:pPr>
-      <w:hyperlink w:anchor="section-17-GS1-辅助建档的准备与核对">
+      <w:hyperlink w:anchor="section-19-GS1-辅助建档的准备与核对">
         <w:r>
           <w:rPr>
             <w:rStyle w:val="Hyperlink"/>
@@ -665,7 +717,7 @@
         <w:jc w:val="start"/>
         <w:rPr/>
       </w:pPr>
-      <w:hyperlink w:anchor="section-18-Excel-导入与批量配置">
+      <w:hyperlink w:anchor="section-20-Excel-导入与批量配置">
         <w:r>
           <w:rPr>
             <w:rStyle w:val="Hyperlink"/>
@@ -697,7 +749,7 @@
         <w:jc w:val="start"/>
         <w:rPr/>
       </w:pPr>
-      <w:hyperlink w:anchor="section-19-商城-POS-与计费管理边界">
+      <w:hyperlink w:anchor="section-21-商城-POS-与计费管理边界">
         <w:r>
           <w:rPr>
             <w:rStyle w:val="Hyperlink"/>
@@ -735,7 +787,7 @@
         <w:jc w:val="start"/>
         <w:rPr/>
       </w:pPr>
-      <w:hyperlink w:anchor="section-20-审计-账号安全与故障处理">
+      <w:hyperlink w:anchor="section-22-审计-账号安全与故障处理">
         <w:r>
           <w:rPr>
             <w:rStyle w:val="Hyperlink"/>
@@ -761,7 +813,7 @@
         <w:jc w:val="start"/>
         <w:rPr/>
       </w:pPr>
-      <w:hyperlink w:anchor="section-21-用户开通验收表">
+      <w:hyperlink w:anchor="section-23-用户开通验收表">
         <w:r>
           <w:rPr>
             <w:rStyle w:val="Hyperlink"/>
@@ -787,7 +839,7 @@
         <w:jc w:val="start"/>
         <w:rPr/>
       </w:pPr>
-      <w:hyperlink w:anchor="section-22-常见状态与控制点">
+      <w:hyperlink w:anchor="section-24-常见状态与控制点">
         <w:r>
           <w:rPr>
             <w:rStyle w:val="Hyperlink"/>
@@ -813,7 +865,7 @@
         <w:jc w:val="start"/>
         <w:rPr/>
       </w:pPr>
-      <w:hyperlink w:anchor="section-23-异常处理与问题上报">
+      <w:hyperlink w:anchor="section-25-异常处理与问题上报">
         <w:r>
           <w:rPr>
             <w:rStyle w:val="Hyperlink"/>
@@ -839,7 +891,7 @@
         <w:jc w:val="start"/>
         <w:rPr/>
       </w:pPr>
-      <w:hyperlink w:anchor="section-24-无法登录或菜单缺失">
+      <w:hyperlink w:anchor="section-26-无法登录或菜单缺失">
         <w:r>
           <w:rPr>
             <w:rStyle w:val="Hyperlink"/>
@@ -865,7 +917,7 @@
         <w:jc w:val="start"/>
         <w:rPr/>
       </w:pPr>
-      <w:hyperlink w:anchor="section-25-数据为空或范围不正确">
+      <w:hyperlink w:anchor="section-27-数据为空或范围不正确">
         <w:r>
           <w:rPr>
             <w:rStyle w:val="Hyperlink"/>
@@ -891,7 +943,7 @@
         <w:jc w:val="start"/>
         <w:rPr/>
       </w:pPr>
-      <w:hyperlink w:anchor="section-26-网络超时或重复提交提示">
+      <w:hyperlink w:anchor="section-28-网络超时或重复提交提示">
         <w:r>
           <w:rPr>
             <w:rStyle w:val="Hyperlink"/>
@@ -917,7 +969,7 @@
         <w:jc w:val="start"/>
         <w:rPr/>
       </w:pPr>
-      <w:hyperlink w:anchor="section-27-打印失败或打印页过期">
+      <w:hyperlink w:anchor="section-29-打印失败或打印页过期">
         <w:r>
           <w:rPr>
             <w:rStyle w:val="Hyperlink"/>
@@ -943,7 +995,7 @@
         <w:jc w:val="start"/>
         <w:rPr/>
       </w:pPr>
-      <w:hyperlink w:anchor="section-28-移库-补货过账失败">
+      <w:hyperlink w:anchor="section-30-移库-补货过账失败">
         <w:r>
           <w:rPr>
             <w:rStyle w:val="Hyperlink"/>
@@ -969,7 +1021,7 @@
         <w:jc w:val="start"/>
         <w:rPr/>
       </w:pPr>
-      <w:hyperlink w:anchor="section-29-库存-任务或账单不一致">
+      <w:hyperlink w:anchor="section-31-库存-任务或账单不一致">
         <w:r>
           <w:rPr>
             <w:rStyle w:val="Hyperlink"/>
@@ -995,7 +1047,7 @@
         <w:jc w:val="start"/>
         <w:rPr/>
       </w:pPr>
-      <w:hyperlink w:anchor="section-30-问题上报模板">
+      <w:hyperlink w:anchor="section-32-问题上报模板">
         <w:r>
           <w:rPr>
             <w:rStyle w:val="Hyperlink"/>
@@ -1021,7 +1073,7 @@
         <w:jc w:val="start"/>
         <w:rPr/>
       </w:pPr>
-      <w:hyperlink w:anchor="section-31-日常自检与培训验收">
+      <w:hyperlink w:anchor="section-33-日常自检与培训验收">
         <w:r>
           <w:rPr>
             <w:rStyle w:val="Hyperlink"/>
@@ -1047,7 +1099,7 @@
         <w:jc w:val="start"/>
         <w:rPr/>
       </w:pPr>
-      <w:hyperlink w:anchor="section-32-专项手册与边界">
+      <w:hyperlink w:anchor="section-34-专项手册与边界">
         <w:r>
           <w:rPr>
             <w:rStyle w:val="Hyperlink"/>
@@ -1072,7 +1124,7 @@
         <w:jc w:val="start"/>
         <w:rPr/>
       </w:pPr>
-      <w:hyperlink w:anchor="section-33-文档修订记录">
+      <w:hyperlink w:anchor="section-35-文档修订记录">
         <w:r>
           <w:rPr>
             <w:rStyle w:val="Hyperlink"/>
@@ -1113,7 +1165,7 @@
       </w:r>
       <w:r>
         <w:rPr/>
-        <w:t>V2.1</w:t>
+        <w:t>V2.2</w:t>
       </w:r>
     </w:p>
     <w:p>
@@ -1135,7 +1187,7 @@
       </w:r>
       <w:r>
         <w:rPr/>
-        <w:t xml:space="preserve">2026-09-07 </w:t>
+        <w:t xml:space="preserve">2026-10-17 </w:t>
       </w:r>
       <w:r>
         <w:rPr/>
@@ -3490,10 +3542,366 @@
         <w:jc w:val="start"/>
         <w:rPr/>
       </w:pPr>
-      <w:bookmarkStart w:id="15" w:name="section-16-商品标识历史维护"/>
+      <w:bookmarkStart w:id="15" w:name="section-16-共享客户与货主业务资料"/>
       <w:bookmarkEnd w:id="15"/>
       <w:r>
         <w:rPr/>
+        <w:t>共享客户与货主业务资料</w:t>
+      </w:r>
+    </w:p>
+    <w:p>
+      <w:pPr>
+        <w:pStyle w:val="BodyText"/>
+        <w:numPr>
+          <w:ilvl w:val="0"/>
+          <w:numId w:val="13"/>
+        </w:numPr>
+        <w:tabs>
+          <w:tab w:val="clear" w:pos="1134"/>
+          <w:tab w:val="left" w:pos="709" w:leader="none"/>
+        </w:tabs>
+        <w:bidi w:val="0"/>
+        <w:spacing w:before="0" w:after="0"/>
+        <w:ind w:hanging="283" w:start="709"/>
+        <w:jc w:val="start"/>
+        <w:rPr/>
+      </w:pPr>
+      <w:r>
+        <w:rPr/>
+        <w:t xml:space="preserve">新增客户前先查名称、电话及地址，确认是否已有同一终端客户档案。通用档案保存名称、联系方式、地址等资料；各货主的客户编号、外部编号、业务员及配送资料保存在“货主客户关联”。 </w:t>
+      </w:r>
+    </w:p>
+    <w:p>
+      <w:pPr>
+        <w:pStyle w:val="BodyText"/>
+        <w:numPr>
+          <w:ilvl w:val="0"/>
+          <w:numId w:val="13"/>
+        </w:numPr>
+        <w:tabs>
+          <w:tab w:val="clear" w:pos="1134"/>
+          <w:tab w:val="left" w:pos="709" w:leader="none"/>
+        </w:tabs>
+        <w:bidi w:val="0"/>
+        <w:spacing w:before="0" w:after="0"/>
+        <w:ind w:hanging="283" w:start="709"/>
+        <w:jc w:val="start"/>
+        <w:rPr/>
+      </w:pPr>
+      <w:r>
+        <w:rPr/>
+        <w:t xml:space="preserve">新增客户时先选货主，再选其有效业务员；下拉项来自该货主的活动“货主业务员”角色范围。未选货主、货主无有效业务员或无权维护该货主时，业务员列表为空。更换货主后重新选择，不能使用其他货主业务员。 </w:t>
+      </w:r>
+    </w:p>
+    <w:p>
+      <w:pPr>
+        <w:pStyle w:val="BodyText"/>
+        <w:numPr>
+          <w:ilvl w:val="0"/>
+          <w:numId w:val="13"/>
+        </w:numPr>
+        <w:tabs>
+          <w:tab w:val="clear" w:pos="1134"/>
+          <w:tab w:val="left" w:pos="709" w:leader="none"/>
+        </w:tabs>
+        <w:bidi w:val="0"/>
+        <w:spacing w:before="0" w:after="0"/>
+        <w:ind w:hanging="283" w:start="709"/>
+        <w:jc w:val="start"/>
+        <w:rPr/>
+      </w:pPr>
+      <w:r>
+        <w:rPr/>
+        <w:t xml:space="preserve">同一客户需要服务多个货主时，由具有全局范围和相应权限的管理员，在客户详情的关联明细新增各货主关系；每个货主的客户编号及非空外部编号须唯一，每个货主与同一客户只保留一条关联。 </w:t>
+      </w:r>
+    </w:p>
+    <w:p>
+      <w:pPr>
+        <w:pStyle w:val="BodyText"/>
+        <w:numPr>
+          <w:ilvl w:val="0"/>
+          <w:numId w:val="13"/>
+        </w:numPr>
+        <w:tabs>
+          <w:tab w:val="clear" w:pos="1134"/>
+          <w:tab w:val="left" w:pos="709" w:leader="none"/>
+        </w:tabs>
+        <w:bidi w:val="0"/>
+        <w:spacing w:before="0" w:after="0"/>
+        <w:ind w:hanging="283" w:start="709"/>
+        <w:jc w:val="start"/>
+        <w:rPr/>
+      </w:pPr>
+      <w:r>
+        <w:rPr/>
+        <w:t xml:space="preserve">普通货主后台账号仅按授权维护自己可见的业务关联，不能修改共享通用档案、跨货主新增关联或删除共享客户。需要改名称、地址或停用通用档案时交全局管理员评估对其他货主的影响。 </w:t>
+      </w:r>
+    </w:p>
+    <w:p>
+      <w:pPr>
+        <w:pStyle w:val="BodyText"/>
+        <w:numPr>
+          <w:ilvl w:val="0"/>
+          <w:numId w:val="13"/>
+        </w:numPr>
+        <w:tabs>
+          <w:tab w:val="clear" w:pos="1134"/>
+          <w:tab w:val="left" w:pos="709" w:leader="none"/>
+        </w:tabs>
+        <w:bidi w:val="0"/>
+        <w:spacing w:before="0" w:after="0"/>
+        <w:ind w:hanging="283" w:start="709"/>
+        <w:jc w:val="start"/>
+        <w:rPr/>
+      </w:pPr>
+      <w:r>
+        <w:rPr/>
+        <w:t xml:space="preserve">停用某个货主关联与停用共享客户含义不同；前者停止该货主使用，后者影响全部关联。商城买家也必须有当前货主的有效客户关联。 </w:t>
+      </w:r>
+    </w:p>
+    <w:p>
+      <w:pPr>
+        <w:pStyle w:val="BodyText"/>
+        <w:numPr>
+          <w:ilvl w:val="0"/>
+          <w:numId w:val="13"/>
+        </w:numPr>
+        <w:tabs>
+          <w:tab w:val="clear" w:pos="1134"/>
+          <w:tab w:val="left" w:pos="709" w:leader="none"/>
+        </w:tabs>
+        <w:bidi w:val="0"/>
+        <w:ind w:hanging="283" w:start="709"/>
+        <w:jc w:val="start"/>
+        <w:rPr/>
+      </w:pPr>
+      <w:r>
+        <w:rPr/>
+        <w:t xml:space="preserve">不使用客户旧 </w:t>
+      </w:r>
+      <w:r>
+        <w:rPr>
+          <w:rStyle w:val="SourceText"/>
+        </w:rPr>
+        <w:t>owner/code/salesperson</w:t>
+      </w:r>
+      <w:r>
+        <w:rPr/>
+        <w:t xml:space="preserve"> </w:t>
+      </w:r>
+      <w:r>
+        <w:rPr/>
+        <w:t xml:space="preserve">字段判断当前业务归属，不因同名或同电话自动合并历史档案。发布共享客户迁移后先核对既有客户关联、业务员、历史订单及报表，再交付账号使用。 </w:t>
+      </w:r>
+    </w:p>
+    <w:p>
+      <w:pPr>
+        <w:pStyle w:val="Heading3"/>
+        <w:bidi w:val="0"/>
+        <w:ind w:hanging="0" w:start="0" w:end="0"/>
+        <w:jc w:val="start"/>
+        <w:rPr/>
+      </w:pPr>
+      <w:bookmarkStart w:id="16" w:name="section-17-代办转货-退货权限与商品对应"/>
+      <w:bookmarkEnd w:id="16"/>
+      <w:r>
+        <w:rPr/>
+        <w:t>代办转货、退货权限与商品对应</w:t>
+      </w:r>
+    </w:p>
+    <w:p>
+      <w:pPr>
+        <w:pStyle w:val="BodyText"/>
+        <w:numPr>
+          <w:ilvl w:val="0"/>
+          <w:numId w:val="14"/>
+        </w:numPr>
+        <w:tabs>
+          <w:tab w:val="clear" w:pos="1134"/>
+          <w:tab w:val="left" w:pos="709" w:leader="none"/>
+        </w:tabs>
+        <w:bidi w:val="0"/>
+        <w:spacing w:before="0" w:after="0"/>
+        <w:ind w:hanging="283" w:start="709"/>
+        <w:jc w:val="start"/>
+        <w:rPr/>
+      </w:pPr>
+      <w:r>
+        <w:rPr/>
+        <w:t xml:space="preserve">代办转货需要双方货主均启用仓库授权和仓库代办，并有新货主的有效客户关联；原货主到新货主的商品对应由全局管理员在 </w:t>
+      </w:r>
+      <w:r>
+        <w:rPr>
+          <w:rStyle w:val="SourceText"/>
+        </w:rPr>
+        <w:t>OwnerProductMapping</w:t>
+      </w:r>
+      <w:r>
+        <w:rPr/>
+        <w:t xml:space="preserve"> </w:t>
+      </w:r>
+      <w:r>
+        <w:rPr/>
+        <w:t>后台维护。核对基本单位、批次</w:t>
+      </w:r>
+      <w:r>
+        <w:rPr/>
+        <w:t>/</w:t>
+      </w:r>
+      <w:r>
+        <w:rPr/>
+        <w:t>效期</w:t>
+      </w:r>
+      <w:r>
+        <w:rPr/>
+        <w:t>/</w:t>
+      </w:r>
+      <w:r>
+        <w:rPr/>
+        <w:t xml:space="preserve">序列号控制及包装换算，不能仅凭商品同名关联。 </w:t>
+      </w:r>
+    </w:p>
+    <w:p>
+      <w:pPr>
+        <w:pStyle w:val="BodyText"/>
+        <w:numPr>
+          <w:ilvl w:val="0"/>
+          <w:numId w:val="14"/>
+        </w:numPr>
+        <w:tabs>
+          <w:tab w:val="clear" w:pos="1134"/>
+          <w:tab w:val="left" w:pos="709" w:leader="none"/>
+        </w:tabs>
+        <w:bidi w:val="0"/>
+        <w:spacing w:before="0" w:after="0"/>
+        <w:ind w:hanging="283" w:start="709"/>
+        <w:jc w:val="start"/>
+        <w:rPr/>
+      </w:pPr>
+      <w:r>
+        <w:rPr/>
+        <w:t xml:space="preserve">系统会优先采用有效对应；无对应时按有效条码匹配或建立目标商品。匹配不唯一、对应停用或包装冲突应修复资料后再继续，不能手工更改已预留转货单。 </w:t>
+      </w:r>
+    </w:p>
+    <w:p>
+      <w:pPr>
+        <w:pStyle w:val="BodyText"/>
+        <w:numPr>
+          <w:ilvl w:val="0"/>
+          <w:numId w:val="14"/>
+        </w:numPr>
+        <w:tabs>
+          <w:tab w:val="clear" w:pos="1134"/>
+          <w:tab w:val="left" w:pos="709" w:leader="none"/>
+        </w:tabs>
+        <w:bidi w:val="0"/>
+        <w:spacing w:before="0" w:after="0"/>
+        <w:ind w:hanging="283" w:start="709"/>
+        <w:jc w:val="start"/>
+        <w:rPr/>
+      </w:pPr>
+      <w:r>
+        <w:rPr/>
+        <w:t xml:space="preserve">仓库管理员和货主管理员默认模板包含 </w:t>
+      </w:r>
+      <w:r>
+        <w:rPr>
+          <w:rStyle w:val="SourceText"/>
+        </w:rPr>
+        <w:t>outbound.view_assistedownershiptransfer</w:t>
+      </w:r>
+      <w:r>
+        <w:rPr/>
+        <w:t xml:space="preserve">；这只授予按范围查看转货证据，不授予改写或删除。 </w:t>
+      </w:r>
+    </w:p>
+    <w:p>
+      <w:pPr>
+        <w:pStyle w:val="BodyText"/>
+        <w:numPr>
+          <w:ilvl w:val="0"/>
+          <w:numId w:val="14"/>
+        </w:numPr>
+        <w:tabs>
+          <w:tab w:val="clear" w:pos="1134"/>
+          <w:tab w:val="left" w:pos="709" w:leader="none"/>
+        </w:tabs>
+        <w:bidi w:val="0"/>
+        <w:spacing w:before="0" w:after="0"/>
+        <w:ind w:hanging="283" w:start="709"/>
+        <w:jc w:val="start"/>
+        <w:rPr/>
+      </w:pPr>
+      <w:r>
+        <w:rPr/>
+        <w:t xml:space="preserve">PDA </w:t>
+      </w:r>
+      <w:r>
+        <w:rPr/>
+        <w:t xml:space="preserve">退货需单仓操作员角色和 </w:t>
+      </w:r>
+      <w:r>
+        <w:rPr>
+          <w:rStyle w:val="SourceText"/>
+        </w:rPr>
+        <w:t>outbound.process_pda_return</w:t>
+      </w:r>
+      <w:r>
+        <w:rPr/>
+        <w:t xml:space="preserve">。已有组升级是否补齐权限须单独核对；默认组同步保留原权限，采用完整默认模板时才由部署负责人按既有流程执行 </w:t>
+      </w:r>
+      <w:r>
+        <w:rPr>
+          <w:rStyle w:val="SourceText"/>
+        </w:rPr>
+        <w:t>sync_wms_role_groups --ensure-defaults</w:t>
+      </w:r>
+      <w:r>
+        <w:rPr/>
+        <w:t xml:space="preserve">，定制环境只补批准权限。 </w:t>
+      </w:r>
+    </w:p>
+    <w:p>
+      <w:pPr>
+        <w:pStyle w:val="BodyText"/>
+        <w:numPr>
+          <w:ilvl w:val="0"/>
+          <w:numId w:val="14"/>
+        </w:numPr>
+        <w:tabs>
+          <w:tab w:val="clear" w:pos="1134"/>
+          <w:tab w:val="left" w:pos="709" w:leader="none"/>
+        </w:tabs>
+        <w:bidi w:val="0"/>
+        <w:ind w:hanging="283" w:start="709"/>
+        <w:jc w:val="start"/>
+        <w:rPr/>
+      </w:pPr>
+      <w:r>
+        <w:rPr/>
+        <w:t>发布时通过正常迁移流程部署共享客户、代办转货、</w:t>
+      </w:r>
+      <w:r>
+        <w:rPr/>
+        <w:t xml:space="preserve">PDA </w:t>
+      </w:r>
+      <w:r>
+        <w:rPr/>
+        <w:t xml:space="preserve">退货等当前迁移及对应前端。不清空业务库存、不伪造迁移状态、不补造成本层；退货冲销因成本层不完整被拒绝时先排查。 </w:t>
+      </w:r>
+    </w:p>
+    <w:p>
+      <w:pPr>
+        <w:pStyle w:val="Heading3"/>
+        <w:bidi w:val="0"/>
+        <w:ind w:hanging="0" w:start="0" w:end="0"/>
+        <w:jc w:val="start"/>
+        <w:rPr/>
+      </w:pPr>
+      <w:bookmarkStart w:id="17" w:name="section-18-商品标识历史维护"/>
+      <w:bookmarkEnd w:id="17"/>
+      <w:r>
+        <w:rPr/>
         <w:t>商品标识历史维护</w:t>
       </w:r>
     </w:p>
@@ -3502,7 +3910,7 @@
         <w:pStyle w:val="BodyText"/>
         <w:numPr>
           <w:ilvl w:val="0"/>
-          <w:numId w:val="13"/>
+          <w:numId w:val="15"/>
         </w:numPr>
         <w:tabs>
           <w:tab w:val="clear" w:pos="1134"/>
@@ -3532,7 +3940,7 @@
         <w:pStyle w:val="BodyText"/>
         <w:numPr>
           <w:ilvl w:val="0"/>
-          <w:numId w:val="13"/>
+          <w:numId w:val="15"/>
         </w:numPr>
         <w:tabs>
           <w:tab w:val="clear" w:pos="1134"/>
@@ -3554,7 +3962,7 @@
         <w:pStyle w:val="BodyText"/>
         <w:numPr>
           <w:ilvl w:val="0"/>
-          <w:numId w:val="13"/>
+          <w:numId w:val="15"/>
         </w:numPr>
         <w:tabs>
           <w:tab w:val="clear" w:pos="1134"/>
@@ -3580,7 +3988,7 @@
         <w:pStyle w:val="BodyText"/>
         <w:numPr>
           <w:ilvl w:val="0"/>
-          <w:numId w:val="13"/>
+          <w:numId w:val="15"/>
         </w:numPr>
         <w:tabs>
           <w:tab w:val="clear" w:pos="1134"/>
@@ -3606,7 +4014,7 @@
         <w:pStyle w:val="BodyText"/>
         <w:numPr>
           <w:ilvl w:val="0"/>
-          <w:numId w:val="13"/>
+          <w:numId w:val="15"/>
         </w:numPr>
         <w:tabs>
           <w:tab w:val="clear" w:pos="1134"/>
@@ -3628,7 +4036,7 @@
         <w:pStyle w:val="BodyText"/>
         <w:numPr>
           <w:ilvl w:val="0"/>
-          <w:numId w:val="13"/>
+          <w:numId w:val="15"/>
         </w:numPr>
         <w:tabs>
           <w:tab w:val="clear" w:pos="1134"/>
@@ -3650,7 +4058,7 @@
         <w:pStyle w:val="BodyText"/>
         <w:numPr>
           <w:ilvl w:val="0"/>
-          <w:numId w:val="13"/>
+          <w:numId w:val="15"/>
         </w:numPr>
         <w:tabs>
           <w:tab w:val="clear" w:pos="1134"/>
@@ -3726,8 +4134,8 @@
         <w:jc w:val="start"/>
         <w:rPr/>
       </w:pPr>
-      <w:bookmarkStart w:id="16" w:name="section-17-GS1-辅助建档的准备与核对"/>
-      <w:bookmarkEnd w:id="16"/>
+      <w:bookmarkStart w:id="18" w:name="section-19-GS1-辅助建档的准备与核对"/>
+      <w:bookmarkEnd w:id="18"/>
       <w:r>
         <w:rPr/>
         <w:t xml:space="preserve">GS1 </w:t>
@@ -3742,7 +4150,7 @@
         <w:pStyle w:val="BodyText"/>
         <w:numPr>
           <w:ilvl w:val="0"/>
-          <w:numId w:val="14"/>
+          <w:numId w:val="16"/>
         </w:numPr>
         <w:tabs>
           <w:tab w:val="clear" w:pos="1134"/>
@@ -3772,7 +4180,7 @@
         <w:pStyle w:val="BodyText"/>
         <w:numPr>
           <w:ilvl w:val="0"/>
-          <w:numId w:val="14"/>
+          <w:numId w:val="16"/>
         </w:numPr>
         <w:tabs>
           <w:tab w:val="clear" w:pos="1134"/>
@@ -3794,7 +4202,7 @@
         <w:pStyle w:val="BodyText"/>
         <w:numPr>
           <w:ilvl w:val="0"/>
-          <w:numId w:val="14"/>
+          <w:numId w:val="16"/>
         </w:numPr>
         <w:tabs>
           <w:tab w:val="clear" w:pos="1134"/>
@@ -3824,7 +4232,7 @@
         <w:pStyle w:val="BodyText"/>
         <w:numPr>
           <w:ilvl w:val="0"/>
-          <w:numId w:val="14"/>
+          <w:numId w:val="16"/>
         </w:numPr>
         <w:tabs>
           <w:tab w:val="clear" w:pos="1134"/>
@@ -3846,7 +4254,7 @@
         <w:pStyle w:val="BodyText"/>
         <w:numPr>
           <w:ilvl w:val="0"/>
-          <w:numId w:val="14"/>
+          <w:numId w:val="16"/>
         </w:numPr>
         <w:tabs>
           <w:tab w:val="clear" w:pos="1134"/>
@@ -3886,8 +4294,8 @@
         <w:jc w:val="start"/>
         <w:rPr/>
       </w:pPr>
-      <w:bookmarkStart w:id="17" w:name="section-18-Excel-导入与批量配置"/>
-      <w:bookmarkEnd w:id="17"/>
+      <w:bookmarkStart w:id="19" w:name="section-20-Excel-导入与批量配置"/>
+      <w:bookmarkEnd w:id="19"/>
       <w:r>
         <w:rPr/>
         <w:t xml:space="preserve">Excel </w:t>
@@ -3902,7 +4310,7 @@
         <w:pStyle w:val="BodyText"/>
         <w:numPr>
           <w:ilvl w:val="0"/>
-          <w:numId w:val="15"/>
+          <w:numId w:val="17"/>
         </w:numPr>
         <w:tabs>
           <w:tab w:val="clear" w:pos="1134"/>
@@ -3924,7 +4332,7 @@
         <w:pStyle w:val="BodyText"/>
         <w:numPr>
           <w:ilvl w:val="0"/>
-          <w:numId w:val="15"/>
+          <w:numId w:val="17"/>
         </w:numPr>
         <w:tabs>
           <w:tab w:val="clear" w:pos="1134"/>
@@ -3946,7 +4354,7 @@
         <w:pStyle w:val="BodyText"/>
         <w:numPr>
           <w:ilvl w:val="0"/>
-          <w:numId w:val="15"/>
+          <w:numId w:val="17"/>
         </w:numPr>
         <w:tabs>
           <w:tab w:val="clear" w:pos="1134"/>
@@ -3968,7 +4376,7 @@
         <w:pStyle w:val="BodyText"/>
         <w:numPr>
           <w:ilvl w:val="0"/>
-          <w:numId w:val="15"/>
+          <w:numId w:val="17"/>
         </w:numPr>
         <w:tabs>
           <w:tab w:val="clear" w:pos="1134"/>
@@ -3990,7 +4398,7 @@
         <w:pStyle w:val="BodyText"/>
         <w:numPr>
           <w:ilvl w:val="0"/>
-          <w:numId w:val="15"/>
+          <w:numId w:val="17"/>
         </w:numPr>
         <w:tabs>
           <w:tab w:val="clear" w:pos="1134"/>
@@ -4028,7 +4436,93 @@
         <w:pStyle w:val="BodyText"/>
         <w:numPr>
           <w:ilvl w:val="0"/>
-          <w:numId w:val="15"/>
+          <w:numId w:val="17"/>
+        </w:numPr>
+        <w:tabs>
+          <w:tab w:val="clear" w:pos="1134"/>
+          <w:tab w:val="left" w:pos="709" w:leader="none"/>
+        </w:tabs>
+        <w:bidi w:val="0"/>
+        <w:spacing w:before="0" w:after="0"/>
+        <w:ind w:hanging="283" w:start="709"/>
+        <w:jc w:val="start"/>
+        <w:rPr/>
+      </w:pPr>
+      <w:r>
+        <w:rPr/>
+        <w:t xml:space="preserve">商品导入最多 </w:t>
+      </w:r>
+      <w:r>
+        <w:rPr/>
+        <w:t xml:space="preserve">1000 </w:t>
+      </w:r>
+      <w:r>
+        <w:rPr/>
+        <w:t>条、</w:t>
+      </w:r>
+      <w:r>
+        <w:rPr/>
+        <w:t>5 MB</w:t>
+      </w:r>
+      <w:r>
+        <w:rPr/>
+        <w:t xml:space="preserve">；数量为空或零只建档，正数数量会按所选仓库默认收货库位自动收货，另须无订单收货权限。任一商品、字典或收货错误回滚整批；结果中已经自动收货的行不能再次入库。 </w:t>
+      </w:r>
+    </w:p>
+    <w:p>
+      <w:pPr>
+        <w:pStyle w:val="BodyText"/>
+        <w:numPr>
+          <w:ilvl w:val="0"/>
+          <w:numId w:val="17"/>
+        </w:numPr>
+        <w:tabs>
+          <w:tab w:val="clear" w:pos="1134"/>
+          <w:tab w:val="left" w:pos="709" w:leader="none"/>
+        </w:tabs>
+        <w:bidi w:val="0"/>
+        <w:spacing w:before="0" w:after="0"/>
+        <w:ind w:hanging="283" w:start="709"/>
+        <w:jc w:val="start"/>
+        <w:rPr/>
+      </w:pPr>
+      <w:r>
+        <w:rPr/>
+        <w:t xml:space="preserve">基本单位必须预先创建并启用，单位类型和小数位不由导入模板指定。既有商品跳过不等于覆盖更新。 </w:t>
+      </w:r>
+    </w:p>
+    <w:p>
+      <w:pPr>
+        <w:pStyle w:val="BodyText"/>
+        <w:numPr>
+          <w:ilvl w:val="0"/>
+          <w:numId w:val="17"/>
+        </w:numPr>
+        <w:tabs>
+          <w:tab w:val="clear" w:pos="1134"/>
+          <w:tab w:val="left" w:pos="709" w:leader="none"/>
+        </w:tabs>
+        <w:bidi w:val="0"/>
+        <w:spacing w:before="0" w:after="0"/>
+        <w:ind w:hanging="283" w:start="709"/>
+        <w:jc w:val="start"/>
+        <w:rPr/>
+      </w:pPr>
+      <w:r>
+        <w:rPr/>
+        <w:t>“</w:t>
+      </w:r>
+      <w:r>
+        <w:rPr/>
+        <w:t xml:space="preserve">全部商品档案导出”覆盖当前权限范围的货主商品和包装，不受导入行数上限约束；与单货主导出、缺标准贸易条码导出的用途分别说明。导出需要商品查看权限与有效可导出范围。 </w:t>
+      </w:r>
+    </w:p>
+    <w:p>
+      <w:pPr>
+        <w:pStyle w:val="BodyText"/>
+        <w:numPr>
+          <w:ilvl w:val="0"/>
+          <w:numId w:val="17"/>
         </w:numPr>
         <w:tabs>
           <w:tab w:val="clear" w:pos="1134"/>
@@ -4050,7 +4544,7 @@
         <w:pStyle w:val="BodyText"/>
         <w:numPr>
           <w:ilvl w:val="0"/>
-          <w:numId w:val="15"/>
+          <w:numId w:val="17"/>
         </w:numPr>
         <w:tabs>
           <w:tab w:val="clear" w:pos="1134"/>
@@ -4074,8 +4568,8 @@
         <w:jc w:val="start"/>
         <w:rPr/>
       </w:pPr>
-      <w:bookmarkStart w:id="18" w:name="section-19-商城-POS-与计费管理边界"/>
-      <w:bookmarkEnd w:id="18"/>
+      <w:bookmarkStart w:id="20" w:name="section-21-商城-POS-与计费管理边界"/>
+      <w:bookmarkEnd w:id="20"/>
       <w:r>
         <w:rPr/>
         <w:t>商城、</w:t>
@@ -4094,7 +4588,7 @@
         <w:pStyle w:val="BodyText"/>
         <w:numPr>
           <w:ilvl w:val="0"/>
-          <w:numId w:val="16"/>
+          <w:numId w:val="18"/>
         </w:numPr>
         <w:tabs>
           <w:tab w:val="clear" w:pos="1134"/>
@@ -4144,7 +4638,7 @@
         <w:pStyle w:val="BodyText"/>
         <w:numPr>
           <w:ilvl w:val="0"/>
-          <w:numId w:val="16"/>
+          <w:numId w:val="18"/>
         </w:numPr>
         <w:tabs>
           <w:tab w:val="clear" w:pos="1134"/>
@@ -4174,7 +4668,7 @@
         <w:pStyle w:val="BodyText"/>
         <w:numPr>
           <w:ilvl w:val="0"/>
-          <w:numId w:val="16"/>
+          <w:numId w:val="18"/>
         </w:numPr>
         <w:tabs>
           <w:tab w:val="clear" w:pos="1134"/>
@@ -4196,7 +4690,7 @@
         <w:pStyle w:val="BodyText"/>
         <w:numPr>
           <w:ilvl w:val="0"/>
-          <w:numId w:val="16"/>
+          <w:numId w:val="18"/>
         </w:numPr>
         <w:tabs>
           <w:tab w:val="clear" w:pos="1134"/>
@@ -4218,7 +4712,7 @@
         <w:pStyle w:val="BodyText"/>
         <w:numPr>
           <w:ilvl w:val="0"/>
-          <w:numId w:val="16"/>
+          <w:numId w:val="18"/>
         </w:numPr>
         <w:tabs>
           <w:tab w:val="clear" w:pos="1134"/>
@@ -4242,8 +4736,8 @@
         <w:jc w:val="start"/>
         <w:rPr/>
       </w:pPr>
-      <w:bookmarkStart w:id="19" w:name="section-20-审计-账号安全与故障处理"/>
-      <w:bookmarkEnd w:id="19"/>
+      <w:bookmarkStart w:id="21" w:name="section-22-审计-账号安全与故障处理"/>
+      <w:bookmarkEnd w:id="21"/>
       <w:r>
         <w:rPr/>
         <w:t>审计、账号安全与故障处理</w:t>
@@ -4254,7 +4748,7 @@
         <w:pStyle w:val="BodyText"/>
         <w:numPr>
           <w:ilvl w:val="0"/>
-          <w:numId w:val="17"/>
+          <w:numId w:val="19"/>
         </w:numPr>
         <w:tabs>
           <w:tab w:val="clear" w:pos="1134"/>
@@ -4284,7 +4778,7 @@
         <w:pStyle w:val="BodyText"/>
         <w:numPr>
           <w:ilvl w:val="0"/>
-          <w:numId w:val="17"/>
+          <w:numId w:val="19"/>
         </w:numPr>
         <w:tabs>
           <w:tab w:val="clear" w:pos="1134"/>
@@ -4306,7 +4800,7 @@
         <w:pStyle w:val="BodyText"/>
         <w:numPr>
           <w:ilvl w:val="0"/>
-          <w:numId w:val="17"/>
+          <w:numId w:val="19"/>
         </w:numPr>
         <w:tabs>
           <w:tab w:val="clear" w:pos="1134"/>
@@ -4328,7 +4822,7 @@
         <w:pStyle w:val="BodyText"/>
         <w:numPr>
           <w:ilvl w:val="0"/>
-          <w:numId w:val="17"/>
+          <w:numId w:val="19"/>
         </w:numPr>
         <w:tabs>
           <w:tab w:val="clear" w:pos="1134"/>
@@ -4350,7 +4844,7 @@
         <w:pStyle w:val="BodyText"/>
         <w:numPr>
           <w:ilvl w:val="0"/>
-          <w:numId w:val="17"/>
+          <w:numId w:val="19"/>
         </w:numPr>
         <w:tabs>
           <w:tab w:val="clear" w:pos="1134"/>
@@ -4372,7 +4866,7 @@
         <w:pStyle w:val="BodyText"/>
         <w:numPr>
           <w:ilvl w:val="0"/>
-          <w:numId w:val="17"/>
+          <w:numId w:val="19"/>
         </w:numPr>
         <w:tabs>
           <w:tab w:val="clear" w:pos="1134"/>
@@ -4408,8 +4902,8 @@
         <w:jc w:val="start"/>
         <w:rPr/>
       </w:pPr>
-      <w:bookmarkStart w:id="20" w:name="section-21-用户开通验收表"/>
-      <w:bookmarkEnd w:id="20"/>
+      <w:bookmarkStart w:id="22" w:name="section-23-用户开通验收表"/>
+      <w:bookmarkEnd w:id="22"/>
       <w:r>
         <w:rPr/>
         <w:t>用户开通验收表</w:t>
@@ -4420,7 +4914,7 @@
         <w:pStyle w:val="BodyText"/>
         <w:numPr>
           <w:ilvl w:val="0"/>
-          <w:numId w:val="18"/>
+          <w:numId w:val="20"/>
         </w:numPr>
         <w:tabs>
           <w:tab w:val="clear" w:pos="1134"/>
@@ -4442,7 +4936,7 @@
         <w:pStyle w:val="BodyText"/>
         <w:numPr>
           <w:ilvl w:val="0"/>
-          <w:numId w:val="18"/>
+          <w:numId w:val="20"/>
         </w:numPr>
         <w:tabs>
           <w:tab w:val="clear" w:pos="1134"/>
@@ -4472,7 +4966,7 @@
         <w:pStyle w:val="BodyText"/>
         <w:numPr>
           <w:ilvl w:val="0"/>
-          <w:numId w:val="18"/>
+          <w:numId w:val="20"/>
         </w:numPr>
         <w:tabs>
           <w:tab w:val="clear" w:pos="1134"/>
@@ -4494,7 +4988,7 @@
         <w:pStyle w:val="BodyText"/>
         <w:numPr>
           <w:ilvl w:val="0"/>
-          <w:numId w:val="18"/>
+          <w:numId w:val="20"/>
         </w:numPr>
         <w:tabs>
           <w:tab w:val="clear" w:pos="1134"/>
@@ -4516,7 +5010,7 @@
         <w:pStyle w:val="BodyText"/>
         <w:numPr>
           <w:ilvl w:val="0"/>
-          <w:numId w:val="18"/>
+          <w:numId w:val="20"/>
         </w:numPr>
         <w:tabs>
           <w:tab w:val="clear" w:pos="1134"/>
@@ -4538,7 +5032,7 @@
         <w:pStyle w:val="BodyText"/>
         <w:numPr>
           <w:ilvl w:val="0"/>
-          <w:numId w:val="18"/>
+          <w:numId w:val="20"/>
         </w:numPr>
         <w:tabs>
           <w:tab w:val="clear" w:pos="1134"/>
@@ -4560,7 +5054,7 @@
         <w:pStyle w:val="BodyText"/>
         <w:numPr>
           <w:ilvl w:val="0"/>
-          <w:numId w:val="18"/>
+          <w:numId w:val="20"/>
         </w:numPr>
         <w:tabs>
           <w:tab w:val="clear" w:pos="1134"/>
@@ -4582,7 +5076,7 @@
         <w:pStyle w:val="BodyText"/>
         <w:numPr>
           <w:ilvl w:val="0"/>
-          <w:numId w:val="18"/>
+          <w:numId w:val="20"/>
         </w:numPr>
         <w:tabs>
           <w:tab w:val="clear" w:pos="1134"/>
@@ -4604,7 +5098,7 @@
         <w:pStyle w:val="BodyText"/>
         <w:numPr>
           <w:ilvl w:val="0"/>
-          <w:numId w:val="18"/>
+          <w:numId w:val="20"/>
         </w:numPr>
         <w:tabs>
           <w:tab w:val="clear" w:pos="1134"/>
@@ -4634,7 +5128,29 @@
         <w:pStyle w:val="BodyText"/>
         <w:numPr>
           <w:ilvl w:val="0"/>
-          <w:numId w:val="18"/>
+          <w:numId w:val="20"/>
+        </w:numPr>
+        <w:tabs>
+          <w:tab w:val="clear" w:pos="1134"/>
+          <w:tab w:val="left" w:pos="709" w:leader="none"/>
+        </w:tabs>
+        <w:bidi w:val="0"/>
+        <w:spacing w:before="0" w:after="0"/>
+        <w:ind w:hanging="283" w:start="709"/>
+        <w:jc w:val="start"/>
+        <w:rPr/>
+      </w:pPr>
+      <w:r>
+        <w:rPr/>
+        <w:t xml:space="preserve">共享客户关联及业务员正确，转货查看和退货办理权限已按岗位核对。 </w:t>
+      </w:r>
+    </w:p>
+    <w:p>
+      <w:pPr>
+        <w:pStyle w:val="BodyText"/>
+        <w:numPr>
+          <w:ilvl w:val="0"/>
+          <w:numId w:val="20"/>
         </w:numPr>
         <w:tabs>
           <w:tab w:val="clear" w:pos="1134"/>
@@ -4658,8 +5174,8 @@
         <w:jc w:val="start"/>
         <w:rPr/>
       </w:pPr>
-      <w:bookmarkStart w:id="21" w:name="section-22-常见状态与控制点"/>
-      <w:bookmarkEnd w:id="21"/>
+      <w:bookmarkStart w:id="23" w:name="section-24-常见状态与控制点"/>
+      <w:bookmarkEnd w:id="23"/>
       <w:r>
         <w:rPr/>
         <w:t>常见状态与控制点</w:t>
@@ -4679,9 +5195,9 @@
         </w:tblCellMar>
       </w:tblPr>
       <w:tblGrid>
-        <w:gridCol w:w="2827"/>
-        <w:gridCol w:w="2749"/>
-        <w:gridCol w:w="4474"/>
+        <w:gridCol w:w="2728"/>
+        <w:gridCol w:w="2612"/>
+        <w:gridCol w:w="4710"/>
       </w:tblGrid>
       <w:tr>
         <w:trPr>
@@ -4689,7 +5205,7 @@
         </w:trPr>
         <w:tc>
           <w:tcPr>
-            <w:tcW w:w="2827" w:type="dxa"/>
+            <w:tcW w:w="2728" w:type="dxa"/>
             <w:tcBorders>
               <w:top w:val="single" w:sz="2" w:space="0" w:color="BDC9DA"/>
               <w:start w:val="single" w:sz="2" w:space="0" w:color="BDC9DA"/>
@@ -4718,7 +5234,7 @@
         </w:tc>
         <w:tc>
           <w:tcPr>
-            <w:tcW w:w="2749" w:type="dxa"/>
+            <w:tcW w:w="2612" w:type="dxa"/>
             <w:tcBorders>
               <w:top w:val="single" w:sz="2" w:space="0" w:color="BDC9DA"/>
               <w:start w:val="single" w:sz="2" w:space="0" w:color="BDC9DA"/>
@@ -4747,7 +5263,7 @@
         </w:tc>
         <w:tc>
           <w:tcPr>
-            <w:tcW w:w="4474" w:type="dxa"/>
+            <w:tcW w:w="4710" w:type="dxa"/>
             <w:tcBorders>
               <w:top w:val="single" w:sz="2" w:space="0" w:color="BDC9DA"/>
               <w:start w:val="single" w:sz="2" w:space="0" w:color="BDC9DA"/>
@@ -4779,7 +5295,7 @@
         <w:trPr/>
         <w:tc>
           <w:tcPr>
-            <w:tcW w:w="2827" w:type="dxa"/>
+            <w:tcW w:w="2728" w:type="dxa"/>
             <w:tcBorders>
               <w:top w:val="single" w:sz="2" w:space="0" w:color="BDC9DA"/>
               <w:start w:val="single" w:sz="2" w:space="0" w:color="BDC9DA"/>
@@ -4812,7 +5328,7 @@
         </w:tc>
         <w:tc>
           <w:tcPr>
-            <w:tcW w:w="2749" w:type="dxa"/>
+            <w:tcW w:w="2612" w:type="dxa"/>
             <w:tcBorders>
               <w:top w:val="single" w:sz="2" w:space="0" w:color="BDC9DA"/>
               <w:start w:val="single" w:sz="2" w:space="0" w:color="BDC9DA"/>
@@ -4841,7 +5357,7 @@
         </w:tc>
         <w:tc>
           <w:tcPr>
-            <w:tcW w:w="4474" w:type="dxa"/>
+            <w:tcW w:w="4710" w:type="dxa"/>
             <w:tcBorders>
               <w:top w:val="single" w:sz="2" w:space="0" w:color="BDC9DA"/>
               <w:start w:val="single" w:sz="2" w:space="0" w:color="BDC9DA"/>
@@ -4873,7 +5389,7 @@
         <w:trPr/>
         <w:tc>
           <w:tcPr>
-            <w:tcW w:w="2827" w:type="dxa"/>
+            <w:tcW w:w="2728" w:type="dxa"/>
             <w:tcBorders>
               <w:top w:val="single" w:sz="2" w:space="0" w:color="BDC9DA"/>
               <w:start w:val="single" w:sz="2" w:space="0" w:color="BDC9DA"/>
@@ -4906,7 +5422,7 @@
         </w:tc>
         <w:tc>
           <w:tcPr>
-            <w:tcW w:w="2749" w:type="dxa"/>
+            <w:tcW w:w="2612" w:type="dxa"/>
             <w:tcBorders>
               <w:top w:val="single" w:sz="2" w:space="0" w:color="BDC9DA"/>
               <w:start w:val="single" w:sz="2" w:space="0" w:color="BDC9DA"/>
@@ -4935,7 +5451,7 @@
         </w:tc>
         <w:tc>
           <w:tcPr>
-            <w:tcW w:w="4474" w:type="dxa"/>
+            <w:tcW w:w="4710" w:type="dxa"/>
             <w:tcBorders>
               <w:top w:val="single" w:sz="2" w:space="0" w:color="BDC9DA"/>
               <w:start w:val="single" w:sz="2" w:space="0" w:color="BDC9DA"/>
@@ -4967,7 +5483,7 @@
         <w:trPr/>
         <w:tc>
           <w:tcPr>
-            <w:tcW w:w="2827" w:type="dxa"/>
+            <w:tcW w:w="2728" w:type="dxa"/>
             <w:tcBorders>
               <w:top w:val="single" w:sz="2" w:space="0" w:color="BDC9DA"/>
               <w:start w:val="single" w:sz="2" w:space="0" w:color="BDC9DA"/>
@@ -5000,7 +5516,7 @@
         </w:tc>
         <w:tc>
           <w:tcPr>
-            <w:tcW w:w="2749" w:type="dxa"/>
+            <w:tcW w:w="2612" w:type="dxa"/>
             <w:tcBorders>
               <w:top w:val="single" w:sz="2" w:space="0" w:color="BDC9DA"/>
               <w:start w:val="single" w:sz="2" w:space="0" w:color="BDC9DA"/>
@@ -5029,7 +5545,7 @@
         </w:tc>
         <w:tc>
           <w:tcPr>
-            <w:tcW w:w="4474" w:type="dxa"/>
+            <w:tcW w:w="4710" w:type="dxa"/>
             <w:tcBorders>
               <w:top w:val="single" w:sz="2" w:space="0" w:color="BDC9DA"/>
               <w:start w:val="single" w:sz="2" w:space="0" w:color="BDC9DA"/>
@@ -5061,7 +5577,7 @@
         <w:trPr/>
         <w:tc>
           <w:tcPr>
-            <w:tcW w:w="2827" w:type="dxa"/>
+            <w:tcW w:w="2728" w:type="dxa"/>
             <w:tcBorders>
               <w:top w:val="single" w:sz="2" w:space="0" w:color="BDC9DA"/>
               <w:start w:val="single" w:sz="2" w:space="0" w:color="BDC9DA"/>
@@ -5094,7 +5610,7 @@
         </w:tc>
         <w:tc>
           <w:tcPr>
-            <w:tcW w:w="2749" w:type="dxa"/>
+            <w:tcW w:w="2612" w:type="dxa"/>
             <w:tcBorders>
               <w:top w:val="single" w:sz="2" w:space="0" w:color="BDC9DA"/>
               <w:start w:val="single" w:sz="2" w:space="0" w:color="BDC9DA"/>
@@ -5123,7 +5639,7 @@
         </w:tc>
         <w:tc>
           <w:tcPr>
-            <w:tcW w:w="4474" w:type="dxa"/>
+            <w:tcW w:w="4710" w:type="dxa"/>
             <w:tcBorders>
               <w:top w:val="single" w:sz="2" w:space="0" w:color="BDC9DA"/>
               <w:start w:val="single" w:sz="2" w:space="0" w:color="BDC9DA"/>
@@ -5155,7 +5671,7 @@
         <w:trPr/>
         <w:tc>
           <w:tcPr>
-            <w:tcW w:w="2827" w:type="dxa"/>
+            <w:tcW w:w="2728" w:type="dxa"/>
             <w:tcBorders>
               <w:top w:val="single" w:sz="2" w:space="0" w:color="BDC9DA"/>
               <w:start w:val="single" w:sz="2" w:space="0" w:color="BDC9DA"/>
@@ -5188,7 +5704,7 @@
         </w:tc>
         <w:tc>
           <w:tcPr>
-            <w:tcW w:w="2749" w:type="dxa"/>
+            <w:tcW w:w="2612" w:type="dxa"/>
             <w:tcBorders>
               <w:top w:val="single" w:sz="2" w:space="0" w:color="BDC9DA"/>
               <w:start w:val="single" w:sz="2" w:space="0" w:color="BDC9DA"/>
@@ -5217,7 +5733,7 @@
         </w:tc>
         <w:tc>
           <w:tcPr>
-            <w:tcW w:w="4474" w:type="dxa"/>
+            <w:tcW w:w="4710" w:type="dxa"/>
             <w:tcBorders>
               <w:top w:val="single" w:sz="2" w:space="0" w:color="BDC9DA"/>
               <w:start w:val="single" w:sz="2" w:space="0" w:color="BDC9DA"/>
@@ -5249,7 +5765,7 @@
         <w:trPr/>
         <w:tc>
           <w:tcPr>
-            <w:tcW w:w="2827" w:type="dxa"/>
+            <w:tcW w:w="2728" w:type="dxa"/>
             <w:tcBorders>
               <w:top w:val="single" w:sz="2" w:space="0" w:color="BDC9DA"/>
               <w:start w:val="single" w:sz="2" w:space="0" w:color="BDC9DA"/>
@@ -5282,7 +5798,7 @@
         </w:tc>
         <w:tc>
           <w:tcPr>
-            <w:tcW w:w="2749" w:type="dxa"/>
+            <w:tcW w:w="2612" w:type="dxa"/>
             <w:tcBorders>
               <w:top w:val="single" w:sz="2" w:space="0" w:color="BDC9DA"/>
               <w:start w:val="single" w:sz="2" w:space="0" w:color="BDC9DA"/>
@@ -5311,7 +5827,7 @@
         </w:tc>
         <w:tc>
           <w:tcPr>
-            <w:tcW w:w="4474" w:type="dxa"/>
+            <w:tcW w:w="4710" w:type="dxa"/>
             <w:tcBorders>
               <w:top w:val="single" w:sz="2" w:space="0" w:color="BDC9DA"/>
               <w:start w:val="single" w:sz="2" w:space="0" w:color="BDC9DA"/>
@@ -5343,7 +5859,7 @@
         <w:trPr/>
         <w:tc>
           <w:tcPr>
-            <w:tcW w:w="2827" w:type="dxa"/>
+            <w:tcW w:w="2728" w:type="dxa"/>
             <w:tcBorders>
               <w:top w:val="single" w:sz="2" w:space="0" w:color="BDC9DA"/>
               <w:start w:val="single" w:sz="2" w:space="0" w:color="BDC9DA"/>
@@ -5376,7 +5892,7 @@
         </w:tc>
         <w:tc>
           <w:tcPr>
-            <w:tcW w:w="2749" w:type="dxa"/>
+            <w:tcW w:w="2612" w:type="dxa"/>
             <w:tcBorders>
               <w:top w:val="single" w:sz="2" w:space="0" w:color="BDC9DA"/>
               <w:start w:val="single" w:sz="2" w:space="0" w:color="BDC9DA"/>
@@ -5405,7 +5921,7 @@
         </w:tc>
         <w:tc>
           <w:tcPr>
-            <w:tcW w:w="4474" w:type="dxa"/>
+            <w:tcW w:w="4710" w:type="dxa"/>
             <w:tcBorders>
               <w:top w:val="single" w:sz="2" w:space="0" w:color="BDC9DA"/>
               <w:start w:val="single" w:sz="2" w:space="0" w:color="BDC9DA"/>
@@ -5437,7 +5953,7 @@
         <w:trPr/>
         <w:tc>
           <w:tcPr>
-            <w:tcW w:w="2827" w:type="dxa"/>
+            <w:tcW w:w="2728" w:type="dxa"/>
             <w:tcBorders>
               <w:top w:val="single" w:sz="2" w:space="0" w:color="BDC9DA"/>
               <w:start w:val="single" w:sz="2" w:space="0" w:color="BDC9DA"/>
@@ -5470,7 +5986,7 @@
         </w:tc>
         <w:tc>
           <w:tcPr>
-            <w:tcW w:w="2749" w:type="dxa"/>
+            <w:tcW w:w="2612" w:type="dxa"/>
             <w:tcBorders>
               <w:top w:val="single" w:sz="2" w:space="0" w:color="BDC9DA"/>
               <w:start w:val="single" w:sz="2" w:space="0" w:color="BDC9DA"/>
@@ -5499,7 +6015,7 @@
         </w:tc>
         <w:tc>
           <w:tcPr>
-            <w:tcW w:w="4474" w:type="dxa"/>
+            <w:tcW w:w="4710" w:type="dxa"/>
             <w:tcBorders>
               <w:top w:val="single" w:sz="2" w:space="0" w:color="BDC9DA"/>
               <w:start w:val="single" w:sz="2" w:space="0" w:color="BDC9DA"/>
@@ -5531,7 +6047,7 @@
         <w:trPr/>
         <w:tc>
           <w:tcPr>
-            <w:tcW w:w="2827" w:type="dxa"/>
+            <w:tcW w:w="2728" w:type="dxa"/>
             <w:tcBorders>
               <w:top w:val="single" w:sz="2" w:space="0" w:color="BDC9DA"/>
               <w:start w:val="single" w:sz="2" w:space="0" w:color="BDC9DA"/>
@@ -5564,7 +6080,7 @@
         </w:tc>
         <w:tc>
           <w:tcPr>
-            <w:tcW w:w="2749" w:type="dxa"/>
+            <w:tcW w:w="2612" w:type="dxa"/>
             <w:tcBorders>
               <w:top w:val="single" w:sz="2" w:space="0" w:color="BDC9DA"/>
               <w:start w:val="single" w:sz="2" w:space="0" w:color="BDC9DA"/>
@@ -5593,7 +6109,7 @@
         </w:tc>
         <w:tc>
           <w:tcPr>
-            <w:tcW w:w="4474" w:type="dxa"/>
+            <w:tcW w:w="4710" w:type="dxa"/>
             <w:tcBorders>
               <w:top w:val="single" w:sz="2" w:space="0" w:color="BDC9DA"/>
               <w:start w:val="single" w:sz="2" w:space="0" w:color="BDC9DA"/>
@@ -5625,7 +6141,7 @@
         <w:trPr/>
         <w:tc>
           <w:tcPr>
-            <w:tcW w:w="2827" w:type="dxa"/>
+            <w:tcW w:w="2728" w:type="dxa"/>
             <w:tcBorders>
               <w:top w:val="single" w:sz="2" w:space="0" w:color="BDC9DA"/>
               <w:start w:val="single" w:sz="2" w:space="0" w:color="BDC9DA"/>
@@ -5658,7 +6174,7 @@
         </w:tc>
         <w:tc>
           <w:tcPr>
-            <w:tcW w:w="2749" w:type="dxa"/>
+            <w:tcW w:w="2612" w:type="dxa"/>
             <w:tcBorders>
               <w:top w:val="single" w:sz="2" w:space="0" w:color="BDC9DA"/>
               <w:start w:val="single" w:sz="2" w:space="0" w:color="BDC9DA"/>
@@ -5687,7 +6203,7 @@
         </w:tc>
         <w:tc>
           <w:tcPr>
-            <w:tcW w:w="4474" w:type="dxa"/>
+            <w:tcW w:w="4710" w:type="dxa"/>
             <w:tcBorders>
               <w:top w:val="single" w:sz="2" w:space="0" w:color="BDC9DA"/>
               <w:start w:val="single" w:sz="2" w:space="0" w:color="BDC9DA"/>
@@ -5719,7 +6235,7 @@
         <w:trPr/>
         <w:tc>
           <w:tcPr>
-            <w:tcW w:w="2827" w:type="dxa"/>
+            <w:tcW w:w="2728" w:type="dxa"/>
             <w:tcBorders>
               <w:top w:val="single" w:sz="2" w:space="0" w:color="BDC9DA"/>
               <w:start w:val="single" w:sz="2" w:space="0" w:color="BDC9DA"/>
@@ -5752,7 +6268,7 @@
         </w:tc>
         <w:tc>
           <w:tcPr>
-            <w:tcW w:w="2749" w:type="dxa"/>
+            <w:tcW w:w="2612" w:type="dxa"/>
             <w:tcBorders>
               <w:top w:val="single" w:sz="2" w:space="0" w:color="BDC9DA"/>
               <w:start w:val="single" w:sz="2" w:space="0" w:color="BDC9DA"/>
@@ -5781,7 +6297,7 @@
         </w:tc>
         <w:tc>
           <w:tcPr>
-            <w:tcW w:w="4474" w:type="dxa"/>
+            <w:tcW w:w="4710" w:type="dxa"/>
             <w:tcBorders>
               <w:top w:val="single" w:sz="2" w:space="0" w:color="BDC9DA"/>
               <w:start w:val="single" w:sz="2" w:space="0" w:color="BDC9DA"/>
@@ -5813,7 +6329,7 @@
         <w:trPr/>
         <w:tc>
           <w:tcPr>
-            <w:tcW w:w="2827" w:type="dxa"/>
+            <w:tcW w:w="2728" w:type="dxa"/>
             <w:tcBorders>
               <w:top w:val="single" w:sz="2" w:space="0" w:color="BDC9DA"/>
               <w:start w:val="single" w:sz="2" w:space="0" w:color="BDC9DA"/>
@@ -5846,7 +6362,7 @@
         </w:tc>
         <w:tc>
           <w:tcPr>
-            <w:tcW w:w="2749" w:type="dxa"/>
+            <w:tcW w:w="2612" w:type="dxa"/>
             <w:tcBorders>
               <w:top w:val="single" w:sz="2" w:space="0" w:color="BDC9DA"/>
               <w:start w:val="single" w:sz="2" w:space="0" w:color="BDC9DA"/>
@@ -5875,7 +6391,7 @@
         </w:tc>
         <w:tc>
           <w:tcPr>
-            <w:tcW w:w="4474" w:type="dxa"/>
+            <w:tcW w:w="4710" w:type="dxa"/>
             <w:tcBorders>
               <w:top w:val="single" w:sz="2" w:space="0" w:color="BDC9DA"/>
               <w:start w:val="single" w:sz="2" w:space="0" w:color="BDC9DA"/>
@@ -5907,7 +6423,7 @@
         <w:trPr/>
         <w:tc>
           <w:tcPr>
-            <w:tcW w:w="2827" w:type="dxa"/>
+            <w:tcW w:w="2728" w:type="dxa"/>
             <w:tcBorders>
               <w:top w:val="single" w:sz="2" w:space="0" w:color="BDC9DA"/>
               <w:start w:val="single" w:sz="2" w:space="0" w:color="BDC9DA"/>
@@ -5940,7 +6456,7 @@
         </w:tc>
         <w:tc>
           <w:tcPr>
-            <w:tcW w:w="2749" w:type="dxa"/>
+            <w:tcW w:w="2612" w:type="dxa"/>
             <w:tcBorders>
               <w:top w:val="single" w:sz="2" w:space="0" w:color="BDC9DA"/>
               <w:start w:val="single" w:sz="2" w:space="0" w:color="BDC9DA"/>
@@ -5969,7 +6485,7 @@
         </w:tc>
         <w:tc>
           <w:tcPr>
-            <w:tcW w:w="4474" w:type="dxa"/>
+            <w:tcW w:w="4710" w:type="dxa"/>
             <w:tcBorders>
               <w:top w:val="single" w:sz="2" w:space="0" w:color="BDC9DA"/>
               <w:start w:val="single" w:sz="2" w:space="0" w:color="BDC9DA"/>
@@ -6001,7 +6517,7 @@
         <w:trPr/>
         <w:tc>
           <w:tcPr>
-            <w:tcW w:w="2827" w:type="dxa"/>
+            <w:tcW w:w="2728" w:type="dxa"/>
             <w:tcBorders>
               <w:top w:val="single" w:sz="2" w:space="0" w:color="BDC9DA"/>
               <w:start w:val="single" w:sz="2" w:space="0" w:color="BDC9DA"/>
@@ -6034,7 +6550,7 @@
         </w:tc>
         <w:tc>
           <w:tcPr>
-            <w:tcW w:w="2749" w:type="dxa"/>
+            <w:tcW w:w="2612" w:type="dxa"/>
             <w:tcBorders>
               <w:top w:val="single" w:sz="2" w:space="0" w:color="BDC9DA"/>
               <w:start w:val="single" w:sz="2" w:space="0" w:color="BDC9DA"/>
@@ -6063,7 +6579,7 @@
         </w:tc>
         <w:tc>
           <w:tcPr>
-            <w:tcW w:w="4474" w:type="dxa"/>
+            <w:tcW w:w="4710" w:type="dxa"/>
             <w:tcBorders>
               <w:top w:val="single" w:sz="2" w:space="0" w:color="BDC9DA"/>
               <w:start w:val="single" w:sz="2" w:space="0" w:color="BDC9DA"/>
@@ -6095,7 +6611,7 @@
         <w:trPr/>
         <w:tc>
           <w:tcPr>
-            <w:tcW w:w="2827" w:type="dxa"/>
+            <w:tcW w:w="2728" w:type="dxa"/>
             <w:tcBorders>
               <w:top w:val="single" w:sz="2" w:space="0" w:color="BDC9DA"/>
               <w:start w:val="single" w:sz="2" w:space="0" w:color="BDC9DA"/>
@@ -6128,7 +6644,7 @@
         </w:tc>
         <w:tc>
           <w:tcPr>
-            <w:tcW w:w="2749" w:type="dxa"/>
+            <w:tcW w:w="2612" w:type="dxa"/>
             <w:tcBorders>
               <w:top w:val="single" w:sz="2" w:space="0" w:color="BDC9DA"/>
               <w:start w:val="single" w:sz="2" w:space="0" w:color="BDC9DA"/>
@@ -6157,7 +6673,7 @@
         </w:tc>
         <w:tc>
           <w:tcPr>
-            <w:tcW w:w="4474" w:type="dxa"/>
+            <w:tcW w:w="4710" w:type="dxa"/>
             <w:tcBorders>
               <w:top w:val="single" w:sz="2" w:space="0" w:color="BDC9DA"/>
               <w:start w:val="single" w:sz="2" w:space="0" w:color="BDC9DA"/>
@@ -6189,7 +6705,7 @@
         <w:trPr/>
         <w:tc>
           <w:tcPr>
-            <w:tcW w:w="2827" w:type="dxa"/>
+            <w:tcW w:w="2728" w:type="dxa"/>
             <w:tcBorders>
               <w:top w:val="single" w:sz="2" w:space="0" w:color="BDC9DA"/>
               <w:start w:val="single" w:sz="2" w:space="0" w:color="BDC9DA"/>
@@ -6222,7 +6738,7 @@
         </w:tc>
         <w:tc>
           <w:tcPr>
-            <w:tcW w:w="2749" w:type="dxa"/>
+            <w:tcW w:w="2612" w:type="dxa"/>
             <w:tcBorders>
               <w:top w:val="single" w:sz="2" w:space="0" w:color="BDC9DA"/>
               <w:start w:val="single" w:sz="2" w:space="0" w:color="BDC9DA"/>
@@ -6251,7 +6767,105 @@
         </w:tc>
         <w:tc>
           <w:tcPr>
-            <w:tcW w:w="4474" w:type="dxa"/>
+            <w:tcW w:w="4710" w:type="dxa"/>
+            <w:tcBorders>
+              <w:top w:val="single" w:sz="2" w:space="0" w:color="BDC9DA"/>
+              <w:start w:val="single" w:sz="2" w:space="0" w:color="BDC9DA"/>
+              <w:bottom w:val="single" w:sz="2" w:space="0" w:color="BDC9DA"/>
+              <w:end w:val="single" w:sz="2" w:space="0" w:color="BDC9DA"/>
+            </w:tcBorders>
+          </w:tcPr>
+          <w:p>
+            <w:pPr>
+              <w:pStyle w:val="TableContents"/>
+              <w:bidi w:val="0"/>
+              <w:spacing w:before="0" w:after="283"/>
+              <w:ind w:hanging="0" w:start="0" w:end="0"/>
+              <w:jc w:val="start"/>
+              <w:rPr>
+                <w:sz w:val="18"/>
+              </w:rPr>
+            </w:pPr>
+            <w:r>
+              <w:rPr>
+                <w:sz w:val="18"/>
+              </w:rPr>
+              <w:t>操作员说明现场情况，管理员处理原因后决定恢复或作废</w:t>
+            </w:r>
+          </w:p>
+        </w:tc>
+      </w:tr>
+      <w:tr>
+        <w:trPr/>
+        <w:tc>
+          <w:tcPr>
+            <w:tcW w:w="2728" w:type="dxa"/>
+            <w:tcBorders>
+              <w:top w:val="single" w:sz="2" w:space="0" w:color="BDC9DA"/>
+              <w:start w:val="single" w:sz="2" w:space="0" w:color="BDC9DA"/>
+              <w:bottom w:val="single" w:sz="2" w:space="0" w:color="BDC9DA"/>
+              <w:end w:val="single" w:sz="2" w:space="0" w:color="BDC9DA"/>
+            </w:tcBorders>
+          </w:tcPr>
+          <w:p>
+            <w:pPr>
+              <w:pStyle w:val="TableContents"/>
+              <w:bidi w:val="0"/>
+              <w:spacing w:before="0" w:after="283"/>
+              <w:ind w:hanging="0" w:start="0" w:end="0"/>
+              <w:jc w:val="start"/>
+              <w:rPr/>
+            </w:pPr>
+            <w:r>
+              <w:rPr>
+                <w:sz w:val="18"/>
+              </w:rPr>
+              <w:t xml:space="preserve">退货已冲销 </w:t>
+            </w:r>
+            <w:r>
+              <w:rPr>
+                <w:sz w:val="18"/>
+              </w:rPr>
+              <w:t>/ REVERSED</w:t>
+            </w:r>
+          </w:p>
+        </w:tc>
+        <w:tc>
+          <w:tcPr>
+            <w:tcW w:w="2612" w:type="dxa"/>
+            <w:tcBorders>
+              <w:top w:val="single" w:sz="2" w:space="0" w:color="BDC9DA"/>
+              <w:start w:val="single" w:sz="2" w:space="0" w:color="BDC9DA"/>
+              <w:bottom w:val="single" w:sz="2" w:space="0" w:color="BDC9DA"/>
+              <w:end w:val="single" w:sz="2" w:space="0" w:color="BDC9DA"/>
+            </w:tcBorders>
+          </w:tcPr>
+          <w:p>
+            <w:pPr>
+              <w:pStyle w:val="TableContents"/>
+              <w:bidi w:val="0"/>
+              <w:spacing w:before="0" w:after="283"/>
+              <w:ind w:hanging="0" w:start="0" w:end="0"/>
+              <w:jc w:val="start"/>
+              <w:rPr/>
+            </w:pPr>
+            <w:r>
+              <w:rPr>
+                <w:sz w:val="18"/>
+              </w:rPr>
+              <w:t xml:space="preserve">PDA </w:t>
+            </w:r>
+            <w:r>
+              <w:rPr>
+                <w:sz w:val="18"/>
+              </w:rPr>
+              <w:t>退货整单已恢复原库存维度</w:t>
+            </w:r>
+          </w:p>
+        </w:tc>
+        <w:tc>
+          <w:tcPr>
+            <w:tcW w:w="4710" w:type="dxa"/>
             <w:tcBorders>
               <w:top w:val="single" w:sz="2" w:space="0" w:color="BDC9DA"/>
               <w:start w:val="single" w:sz="2" w:space="0" w:color="BDC9DA"/>
@@ -6273,7 +6887,7 @@
               <w:rPr>
                 <w:sz w:val="18"/>
               </w:rPr>
-              <w:t>操作员说明现场情况，管理员处理原因后决定恢复或作废</w:t>
+              <w:t>原退货记录保留；现场发现破损仍恢复为破损，不再重复补库存</w:t>
             </w:r>
           </w:p>
         </w:tc>
@@ -6296,7 +6910,7 @@
         <w:pStyle w:val="BodyText"/>
         <w:numPr>
           <w:ilvl w:val="0"/>
-          <w:numId w:val="19"/>
+          <w:numId w:val="21"/>
         </w:numPr>
         <w:tabs>
           <w:tab w:val="clear" w:pos="1134"/>
@@ -6318,7 +6932,7 @@
         <w:pStyle w:val="BodyText"/>
         <w:numPr>
           <w:ilvl w:val="0"/>
-          <w:numId w:val="19"/>
+          <w:numId w:val="21"/>
         </w:numPr>
         <w:tabs>
           <w:tab w:val="clear" w:pos="1134"/>
@@ -6340,7 +6954,7 @@
         <w:pStyle w:val="BodyText"/>
         <w:numPr>
           <w:ilvl w:val="0"/>
-          <w:numId w:val="19"/>
+          <w:numId w:val="21"/>
         </w:numPr>
         <w:tabs>
           <w:tab w:val="clear" w:pos="1134"/>
@@ -6376,7 +6990,7 @@
         <w:pStyle w:val="BodyText"/>
         <w:numPr>
           <w:ilvl w:val="0"/>
-          <w:numId w:val="19"/>
+          <w:numId w:val="21"/>
         </w:numPr>
         <w:tabs>
           <w:tab w:val="clear" w:pos="1134"/>
@@ -6398,7 +7012,7 @@
         <w:pStyle w:val="BodyText"/>
         <w:numPr>
           <w:ilvl w:val="0"/>
-          <w:numId w:val="19"/>
+          <w:numId w:val="21"/>
         </w:numPr>
         <w:tabs>
           <w:tab w:val="clear" w:pos="1134"/>
@@ -6420,7 +7034,7 @@
         <w:pStyle w:val="BodyText"/>
         <w:numPr>
           <w:ilvl w:val="0"/>
-          <w:numId w:val="19"/>
+          <w:numId w:val="21"/>
         </w:numPr>
         <w:tabs>
           <w:tab w:val="clear" w:pos="1134"/>
@@ -6442,13 +7056,14 @@
         <w:pStyle w:val="BodyText"/>
         <w:numPr>
           <w:ilvl w:val="0"/>
-          <w:numId w:val="19"/>
-        </w:numPr>
-        <w:tabs>
-          <w:tab w:val="clear" w:pos="1134"/>
-          <w:tab w:val="left" w:pos="709" w:leader="none"/>
-        </w:tabs>
-        <w:bidi w:val="0"/>
+          <w:numId w:val="21"/>
+        </w:numPr>
+        <w:tabs>
+          <w:tab w:val="clear" w:pos="1134"/>
+          <w:tab w:val="left" w:pos="709" w:leader="none"/>
+        </w:tabs>
+        <w:bidi w:val="0"/>
+        <w:spacing w:before="0" w:after="0"/>
         <w:ind w:hanging="283" w:start="709"/>
         <w:jc w:val="start"/>
         <w:rPr/>
@@ -6472,6 +7087,77 @@
     </w:p>
     <w:p>
       <w:pPr>
+        <w:pStyle w:val="BodyText"/>
+        <w:numPr>
+          <w:ilvl w:val="0"/>
+          <w:numId w:val="21"/>
+        </w:numPr>
+        <w:tabs>
+          <w:tab w:val="clear" w:pos="1134"/>
+          <w:tab w:val="left" w:pos="709" w:leader="none"/>
+        </w:tabs>
+        <w:bidi w:val="0"/>
+        <w:ind w:hanging="283" w:start="709"/>
+        <w:jc w:val="start"/>
+        <w:rPr/>
+      </w:pPr>
+      <w:r>
+        <w:rPr/>
+        <w:t>同名状态必须结合单据类型解释：</w:t>
+      </w:r>
+      <w:r>
+        <w:rPr/>
+        <w:t xml:space="preserve">PDA </w:t>
+      </w:r>
+      <w:r>
+        <w:rPr/>
+        <w:t xml:space="preserve">退货 </w:t>
+      </w:r>
+      <w:r>
+        <w:rPr>
+          <w:rStyle w:val="SourceText"/>
+        </w:rPr>
+        <w:t>COMPLETED</w:t>
+      </w:r>
+      <w:r>
+        <w:rPr/>
+        <w:t xml:space="preserve"> </w:t>
+      </w:r>
+      <w:r>
+        <w:rPr/>
+        <w:t xml:space="preserve">已直接扣库；代办货权转移 </w:t>
+      </w:r>
+      <w:r>
+        <w:rPr>
+          <w:rStyle w:val="SourceText"/>
+        </w:rPr>
+        <w:t>RESERVED</w:t>
+      </w:r>
+      <w:r>
+        <w:rPr/>
+        <w:t xml:space="preserve"> </w:t>
+      </w:r>
+      <w:r>
+        <w:rPr/>
+        <w:t>是待转货，</w:t>
+      </w:r>
+      <w:r>
+        <w:rPr>
+          <w:rStyle w:val="SourceText"/>
+        </w:rPr>
+        <w:t>POSTED</w:t>
+      </w:r>
+      <w:r>
+        <w:rPr/>
+        <w:t xml:space="preserve"> </w:t>
+      </w:r>
+      <w:r>
+        <w:rPr/>
+        <w:t xml:space="preserve">是已转货并销售出库。不能套用普通任务的“已完成、待过账”结论。 </w:t>
+      </w:r>
+    </w:p>
+    <w:p>
+      <w:pPr>
         <w:pStyle w:val="HorizontalLine"/>
         <w:bidi w:val="0"/>
         <w:jc w:val="start"/>
@@ -6489,8 +7175,8 @@
         <w:jc w:val="start"/>
         <w:rPr/>
       </w:pPr>
-      <w:bookmarkStart w:id="22" w:name="section-23-异常处理与问题上报"/>
-      <w:bookmarkEnd w:id="22"/>
+      <w:bookmarkStart w:id="24" w:name="section-25-异常处理与问题上报"/>
+      <w:bookmarkEnd w:id="24"/>
       <w:r>
         <w:rPr/>
         <w:t>异常处理与问题上报</w:t>
@@ -6504,8 +7190,8 @@
         <w:jc w:val="start"/>
         <w:rPr/>
       </w:pPr>
-      <w:bookmarkStart w:id="23" w:name="section-24-无法登录或菜单缺失"/>
-      <w:bookmarkEnd w:id="23"/>
+      <w:bookmarkStart w:id="25" w:name="section-26-无法登录或菜单缺失"/>
+      <w:bookmarkEnd w:id="25"/>
       <w:r>
         <w:rPr/>
         <w:t>无法登录或菜单缺失</w:t>
@@ -6539,8 +7225,8 @@
         <w:jc w:val="start"/>
         <w:rPr/>
       </w:pPr>
-      <w:bookmarkStart w:id="24" w:name="section-25-数据为空或范围不正确"/>
-      <w:bookmarkEnd w:id="24"/>
+      <w:bookmarkStart w:id="26" w:name="section-27-数据为空或范围不正确"/>
+      <w:bookmarkEnd w:id="26"/>
       <w:r>
         <w:rPr/>
         <w:t>数据为空或范围不正确</w:t>
@@ -6574,8 +7260,8 @@
         <w:jc w:val="start"/>
         <w:rPr/>
       </w:pPr>
-      <w:bookmarkStart w:id="25" w:name="section-26-网络超时或重复提交提示"/>
-      <w:bookmarkEnd w:id="25"/>
+      <w:bookmarkStart w:id="27" w:name="section-28-网络超时或重复提交提示"/>
+      <w:bookmarkEnd w:id="27"/>
       <w:r>
         <w:rPr/>
         <w:t>网络超时或重复提交提示</w:t>
@@ -6598,7 +7284,7 @@
         <w:pStyle w:val="BodyText"/>
         <w:numPr>
           <w:ilvl w:val="0"/>
-          <w:numId w:val="20"/>
+          <w:numId w:val="22"/>
         </w:numPr>
         <w:tabs>
           <w:tab w:val="clear" w:pos="1134"/>
@@ -6620,7 +7306,7 @@
         <w:pStyle w:val="BodyText"/>
         <w:numPr>
           <w:ilvl w:val="0"/>
-          <w:numId w:val="20"/>
+          <w:numId w:val="22"/>
         </w:numPr>
         <w:tabs>
           <w:tab w:val="clear" w:pos="1134"/>
@@ -6642,13 +7328,14 @@
         <w:pStyle w:val="BodyText"/>
         <w:numPr>
           <w:ilvl w:val="0"/>
-          <w:numId w:val="20"/>
-        </w:numPr>
-        <w:tabs>
-          <w:tab w:val="clear" w:pos="1134"/>
-          <w:tab w:val="left" w:pos="709" w:leader="none"/>
-        </w:tabs>
-        <w:bidi w:val="0"/>
+          <w:numId w:val="22"/>
+        </w:numPr>
+        <w:tabs>
+          <w:tab w:val="clear" w:pos="1134"/>
+          <w:tab w:val="left" w:pos="709" w:leader="none"/>
+        </w:tabs>
+        <w:bidi w:val="0"/>
+        <w:spacing w:before="0" w:after="0"/>
         <w:ind w:hanging="283" w:start="709"/>
         <w:jc w:val="start"/>
         <w:rPr/>
@@ -6672,14 +7359,89 @@
     </w:p>
     <w:p>
       <w:pPr>
+        <w:pStyle w:val="BodyText"/>
+        <w:numPr>
+          <w:ilvl w:val="0"/>
+          <w:numId w:val="22"/>
+        </w:numPr>
+        <w:tabs>
+          <w:tab w:val="clear" w:pos="1134"/>
+          <w:tab w:val="left" w:pos="709" w:leader="none"/>
+        </w:tabs>
+        <w:bidi w:val="0"/>
+        <w:spacing w:before="0" w:after="0"/>
+        <w:ind w:hanging="283" w:start="709"/>
+        <w:jc w:val="start"/>
+        <w:rPr/>
+      </w:pPr>
+      <w:r>
+        <w:rPr/>
+        <w:t xml:space="preserve">PDA </w:t>
+      </w:r>
+      <w:r>
+        <w:rPr/>
+        <w:t xml:space="preserve">退货出库出现“继续确认结果”时，使用原账号、原仓库恢复原请求；冲销待确认也不能另建退货单抵消。跨货主代办同时按销售单号、转货单号和任务号查原结果。 </w:t>
+      </w:r>
+    </w:p>
+    <w:p>
+      <w:pPr>
+        <w:pStyle w:val="BodyText"/>
+        <w:numPr>
+          <w:ilvl w:val="0"/>
+          <w:numId w:val="22"/>
+        </w:numPr>
+        <w:tabs>
+          <w:tab w:val="clear" w:pos="1134"/>
+          <w:tab w:val="left" w:pos="709" w:leader="none"/>
+        </w:tabs>
+        <w:bidi w:val="0"/>
+        <w:ind w:hanging="283" w:start="709"/>
+        <w:jc w:val="start"/>
+        <w:rPr/>
+      </w:pPr>
+      <w:r>
+        <w:rPr/>
+        <w:t xml:space="preserve">Android </w:t>
+      </w:r>
+      <w:r>
+        <w:rPr/>
+        <w:t xml:space="preserve">拣货、收银或 </w:t>
+      </w:r>
+      <w:r>
+        <w:rPr/>
+        <w:t xml:space="preserve">POS </w:t>
+      </w:r>
+      <w:r>
+        <w:rPr/>
+        <w:t>退货出现待确认提示时，保留原设备本地数据，使用页面提供的原请求恢复按钮。不要清应用数据、修改原请求或换账号继续办理，具体区别见《</w:t>
+      </w:r>
+      <w:r>
+        <w:rPr/>
+        <w:t xml:space="preserve">Android </w:t>
+      </w:r>
+      <w:r>
+        <w:rPr/>
+        <w:t>移动端使用手册》和《</w:t>
+      </w:r>
+      <w:r>
+        <w:rPr/>
+        <w:t xml:space="preserve">POS </w:t>
+      </w:r>
+      <w:r>
+        <w:rPr/>
+        <w:t xml:space="preserve">使用手册》。 </w:t>
+      </w:r>
+    </w:p>
+    <w:p>
+      <w:pPr>
         <w:pStyle w:val="Heading3"/>
         <w:bidi w:val="0"/>
         <w:ind w:hanging="0" w:start="0" w:end="0"/>
         <w:jc w:val="start"/>
         <w:rPr/>
       </w:pPr>
-      <w:bookmarkStart w:id="26" w:name="section-27-打印失败或打印页过期"/>
-      <w:bookmarkEnd w:id="26"/>
+      <w:bookmarkStart w:id="28" w:name="section-29-打印失败或打印页过期"/>
+      <w:bookmarkEnd w:id="28"/>
       <w:r>
         <w:rPr/>
         <w:t>打印失败或打印页过期</w:t>
@@ -6690,7 +7452,7 @@
         <w:pStyle w:val="BodyText"/>
         <w:numPr>
           <w:ilvl w:val="0"/>
-          <w:numId w:val="21"/>
+          <w:numId w:val="23"/>
         </w:numPr>
         <w:tabs>
           <w:tab w:val="clear" w:pos="1134"/>
@@ -6712,7 +7474,7 @@
         <w:pStyle w:val="BodyText"/>
         <w:numPr>
           <w:ilvl w:val="0"/>
-          <w:numId w:val="21"/>
+          <w:numId w:val="23"/>
         </w:numPr>
         <w:tabs>
           <w:tab w:val="clear" w:pos="1134"/>
@@ -6742,7 +7504,7 @@
         <w:pStyle w:val="BodyText"/>
         <w:numPr>
           <w:ilvl w:val="0"/>
-          <w:numId w:val="21"/>
+          <w:numId w:val="23"/>
         </w:numPr>
         <w:tabs>
           <w:tab w:val="clear" w:pos="1134"/>
@@ -6764,7 +7526,7 @@
         <w:pStyle w:val="BodyText"/>
         <w:numPr>
           <w:ilvl w:val="0"/>
-          <w:numId w:val="21"/>
+          <w:numId w:val="23"/>
         </w:numPr>
         <w:tabs>
           <w:tab w:val="clear" w:pos="1134"/>
@@ -6792,8 +7554,8 @@
         <w:jc w:val="start"/>
         <w:rPr/>
       </w:pPr>
-      <w:bookmarkStart w:id="27" w:name="section-28-移库-补货过账失败"/>
-      <w:bookmarkEnd w:id="27"/>
+      <w:bookmarkStart w:id="29" w:name="section-30-移库-补货过账失败"/>
+      <w:bookmarkEnd w:id="29"/>
       <w:r>
         <w:rPr/>
         <w:t>移库、补货过账失败</w:t>
@@ -6819,8 +7581,8 @@
         <w:jc w:val="start"/>
         <w:rPr/>
       </w:pPr>
-      <w:bookmarkStart w:id="28" w:name="section-29-库存-任务或账单不一致"/>
-      <w:bookmarkEnd w:id="28"/>
+      <w:bookmarkStart w:id="30" w:name="section-31-库存-任务或账单不一致"/>
+      <w:bookmarkEnd w:id="30"/>
       <w:r>
         <w:rPr/>
         <w:t>库存、任务或账单不一致</w:t>
@@ -6854,8 +7616,8 @@
         <w:jc w:val="start"/>
         <w:rPr/>
       </w:pPr>
-      <w:bookmarkStart w:id="29" w:name="section-30-问题上报模板"/>
-      <w:bookmarkEnd w:id="29"/>
+      <w:bookmarkStart w:id="31" w:name="section-32-问题上报模板"/>
+      <w:bookmarkEnd w:id="31"/>
       <w:r>
         <w:rPr/>
         <w:t>问题上报模板</w:t>
@@ -6866,7 +7628,7 @@
         <w:pStyle w:val="BodyText"/>
         <w:numPr>
           <w:ilvl w:val="0"/>
-          <w:numId w:val="22"/>
+          <w:numId w:val="24"/>
         </w:numPr>
         <w:tabs>
           <w:tab w:val="clear" w:pos="1134"/>
@@ -6888,7 +7650,7 @@
         <w:pStyle w:val="BodyText"/>
         <w:numPr>
           <w:ilvl w:val="0"/>
-          <w:numId w:val="22"/>
+          <w:numId w:val="24"/>
         </w:numPr>
         <w:tabs>
           <w:tab w:val="clear" w:pos="1134"/>
@@ -6910,7 +7672,7 @@
         <w:pStyle w:val="BodyText"/>
         <w:numPr>
           <w:ilvl w:val="0"/>
-          <w:numId w:val="22"/>
+          <w:numId w:val="24"/>
         </w:numPr>
         <w:tabs>
           <w:tab w:val="clear" w:pos="1134"/>
@@ -6932,7 +7694,7 @@
         <w:pStyle w:val="BodyText"/>
         <w:numPr>
           <w:ilvl w:val="0"/>
-          <w:numId w:val="22"/>
+          <w:numId w:val="24"/>
         </w:numPr>
         <w:tabs>
           <w:tab w:val="clear" w:pos="1134"/>
@@ -6954,7 +7716,7 @@
         <w:pStyle w:val="BodyText"/>
         <w:numPr>
           <w:ilvl w:val="0"/>
-          <w:numId w:val="22"/>
+          <w:numId w:val="24"/>
         </w:numPr>
         <w:tabs>
           <w:tab w:val="clear" w:pos="1134"/>
@@ -6976,7 +7738,7 @@
         <w:pStyle w:val="BodyText"/>
         <w:numPr>
           <w:ilvl w:val="0"/>
-          <w:numId w:val="22"/>
+          <w:numId w:val="24"/>
         </w:numPr>
         <w:tabs>
           <w:tab w:val="clear" w:pos="1134"/>
@@ -6998,7 +7760,7 @@
         <w:pStyle w:val="BodyText"/>
         <w:numPr>
           <w:ilvl w:val="0"/>
-          <w:numId w:val="22"/>
+          <w:numId w:val="24"/>
         </w:numPr>
         <w:tabs>
           <w:tab w:val="clear" w:pos="1134"/>
@@ -7020,7 +7782,7 @@
         <w:pStyle w:val="BodyText"/>
         <w:numPr>
           <w:ilvl w:val="0"/>
-          <w:numId w:val="22"/>
+          <w:numId w:val="24"/>
         </w:numPr>
         <w:tabs>
           <w:tab w:val="clear" w:pos="1134"/>
@@ -7042,7 +7804,7 @@
         <w:pStyle w:val="BodyText"/>
         <w:numPr>
           <w:ilvl w:val="0"/>
-          <w:numId w:val="22"/>
+          <w:numId w:val="24"/>
         </w:numPr>
         <w:tabs>
           <w:tab w:val="clear" w:pos="1134"/>
@@ -7064,7 +7826,7 @@
         <w:pStyle w:val="BodyText"/>
         <w:numPr>
           <w:ilvl w:val="0"/>
-          <w:numId w:val="22"/>
+          <w:numId w:val="24"/>
         </w:numPr>
         <w:tabs>
           <w:tab w:val="clear" w:pos="1134"/>
@@ -7088,8 +7850,8 @@
         <w:jc w:val="start"/>
         <w:rPr/>
       </w:pPr>
-      <w:bookmarkStart w:id="30" w:name="section-31-日常自检与培训验收"/>
-      <w:bookmarkEnd w:id="30"/>
+      <w:bookmarkStart w:id="32" w:name="section-33-日常自检与培训验收"/>
+      <w:bookmarkEnd w:id="32"/>
       <w:r>
         <w:rPr/>
         <w:t>日常自检与培训验收</w:t>
@@ -7100,7 +7862,7 @@
         <w:pStyle w:val="BodyText"/>
         <w:numPr>
           <w:ilvl w:val="0"/>
-          <w:numId w:val="23"/>
+          <w:numId w:val="25"/>
         </w:numPr>
         <w:tabs>
           <w:tab w:val="clear" w:pos="1134"/>
@@ -7122,7 +7884,7 @@
         <w:pStyle w:val="BodyText"/>
         <w:numPr>
           <w:ilvl w:val="0"/>
-          <w:numId w:val="23"/>
+          <w:numId w:val="25"/>
         </w:numPr>
         <w:tabs>
           <w:tab w:val="clear" w:pos="1134"/>
@@ -7144,7 +7906,7 @@
         <w:pStyle w:val="BodyText"/>
         <w:numPr>
           <w:ilvl w:val="0"/>
-          <w:numId w:val="23"/>
+          <w:numId w:val="25"/>
         </w:numPr>
         <w:tabs>
           <w:tab w:val="clear" w:pos="1134"/>
@@ -7166,7 +7928,7 @@
         <w:pStyle w:val="BodyText"/>
         <w:numPr>
           <w:ilvl w:val="0"/>
-          <w:numId w:val="23"/>
+          <w:numId w:val="25"/>
         </w:numPr>
         <w:tabs>
           <w:tab w:val="clear" w:pos="1134"/>
@@ -7188,7 +7950,7 @@
         <w:pStyle w:val="BodyText"/>
         <w:numPr>
           <w:ilvl w:val="0"/>
-          <w:numId w:val="23"/>
+          <w:numId w:val="25"/>
         </w:numPr>
         <w:tabs>
           <w:tab w:val="clear" w:pos="1134"/>
@@ -7210,7 +7972,7 @@
         <w:pStyle w:val="BodyText"/>
         <w:numPr>
           <w:ilvl w:val="0"/>
-          <w:numId w:val="23"/>
+          <w:numId w:val="25"/>
         </w:numPr>
         <w:tabs>
           <w:tab w:val="clear" w:pos="1134"/>
@@ -7232,7 +7994,7 @@
         <w:pStyle w:val="BodyText"/>
         <w:numPr>
           <w:ilvl w:val="0"/>
-          <w:numId w:val="23"/>
+          <w:numId w:val="25"/>
         </w:numPr>
         <w:tabs>
           <w:tab w:val="clear" w:pos="1134"/>
@@ -7256,8 +8018,8 @@
         <w:jc w:val="start"/>
         <w:rPr/>
       </w:pPr>
-      <w:bookmarkStart w:id="31" w:name="section-32-专项手册与边界"/>
-      <w:bookmarkEnd w:id="31"/>
+      <w:bookmarkStart w:id="33" w:name="section-34-专项手册与边界"/>
+      <w:bookmarkEnd w:id="33"/>
       <w:r>
         <w:rPr/>
         <w:t>专项手册与边界</w:t>
@@ -7268,7 +8030,7 @@
         <w:pStyle w:val="BodyText"/>
         <w:numPr>
           <w:ilvl w:val="0"/>
-          <w:numId w:val="24"/>
+          <w:numId w:val="26"/>
         </w:numPr>
         <w:tabs>
           <w:tab w:val="clear" w:pos="1134"/>
@@ -7310,7 +8072,61 @@
         <w:pStyle w:val="BodyText"/>
         <w:numPr>
           <w:ilvl w:val="0"/>
-          <w:numId w:val="24"/>
+          <w:numId w:val="26"/>
+        </w:numPr>
+        <w:tabs>
+          <w:tab w:val="clear" w:pos="1134"/>
+          <w:tab w:val="left" w:pos="709" w:leader="none"/>
+        </w:tabs>
+        <w:bidi w:val="0"/>
+        <w:spacing w:before="0" w:after="0"/>
+        <w:ind w:hanging="283" w:start="709"/>
+        <w:jc w:val="start"/>
+        <w:rPr/>
+      </w:pPr>
+      <w:r>
+        <w:rPr/>
+        <w:t>仓库向货主</w:t>
+      </w:r>
+      <w:r>
+        <w:rPr/>
+        <w:t>/</w:t>
+      </w:r>
+      <w:r>
+        <w:rPr/>
+        <w:t>原供应商退货参见《</w:t>
+      </w:r>
+      <w:r>
+        <w:rPr/>
+        <w:t xml:space="preserve">PDA </w:t>
+      </w:r>
+      <w:r>
+        <w:rPr/>
+        <w:t>退货出库使用手册》；</w:t>
+      </w:r>
+      <w:r>
+        <w:rPr/>
+        <w:t xml:space="preserve">Android </w:t>
+      </w:r>
+      <w:r>
+        <w:rPr/>
+        <w:t>现场操作与原请求恢复参见《</w:t>
+      </w:r>
+      <w:r>
+        <w:rPr/>
+        <w:t xml:space="preserve">Android </w:t>
+      </w:r>
+      <w:r>
+        <w:rPr/>
+        <w:t xml:space="preserve">移动端使用手册》。功能以各客户端已注册页面和实际权限为准。 </w:t>
+      </w:r>
+    </w:p>
+    <w:p>
+      <w:pPr>
+        <w:pStyle w:val="BodyText"/>
+        <w:numPr>
+          <w:ilvl w:val="0"/>
+          <w:numId w:val="26"/>
         </w:numPr>
         <w:tabs>
           <w:tab w:val="clear" w:pos="1134"/>
@@ -7340,7 +8156,7 @@
         <w:pStyle w:val="BodyText"/>
         <w:numPr>
           <w:ilvl w:val="0"/>
-          <w:numId w:val="24"/>
+          <w:numId w:val="26"/>
         </w:numPr>
         <w:tabs>
           <w:tab w:val="clear" w:pos="1134"/>
@@ -7362,7 +8178,7 @@
         <w:pStyle w:val="BodyText"/>
         <w:numPr>
           <w:ilvl w:val="0"/>
-          <w:numId w:val="24"/>
+          <w:numId w:val="26"/>
         </w:numPr>
         <w:tabs>
           <w:tab w:val="clear" w:pos="1134"/>
@@ -7386,8 +8202,8 @@
         <w:jc w:val="start"/>
         <w:rPr/>
       </w:pPr>
-      <w:bookmarkStart w:id="32" w:name="section-33-文档修订记录"/>
-      <w:bookmarkEnd w:id="32"/>
+      <w:bookmarkStart w:id="34" w:name="section-35-文档修订记录"/>
+      <w:bookmarkEnd w:id="34"/>
       <w:r>
         <w:rPr/>
         <w:t>文档修订记录</w:t>
@@ -7408,8 +8224,8 @@
       </w:tblPr>
       <w:tblGrid>
         <w:gridCol w:w="545"/>
-        <w:gridCol w:w="885"/>
-        <w:gridCol w:w="8620"/>
+        <w:gridCol w:w="884"/>
+        <w:gridCol w:w="8621"/>
       </w:tblGrid>
       <w:tr>
         <w:trPr>
@@ -7446,7 +8262,7 @@
         </w:tc>
         <w:tc>
           <w:tcPr>
-            <w:tcW w:w="885" w:type="dxa"/>
+            <w:tcW w:w="884" w:type="dxa"/>
             <w:tcBorders>
               <w:top w:val="single" w:sz="2" w:space="0" w:color="BDC9DA"/>
               <w:start w:val="single" w:sz="2" w:space="0" w:color="BDC9DA"/>
@@ -7475,7 +8291,7 @@
         </w:tc>
         <w:tc>
           <w:tcPr>
-            <w:tcW w:w="8620" w:type="dxa"/>
+            <w:tcW w:w="8621" w:type="dxa"/>
             <w:tcBorders>
               <w:top w:val="single" w:sz="2" w:space="0" w:color="BDC9DA"/>
               <w:start w:val="single" w:sz="2" w:space="0" w:color="BDC9DA"/>
@@ -7530,13 +8346,13 @@
               <w:rPr>
                 <w:sz w:val="18"/>
               </w:rPr>
-              <w:t>V2.1</w:t>
+              <w:t>V2.2</w:t>
             </w:r>
           </w:p>
         </w:tc>
         <w:tc>
           <w:tcPr>
-            <w:tcW w:w="885" w:type="dxa"/>
+            <w:tcW w:w="884" w:type="dxa"/>
             <w:tcBorders>
               <w:top w:val="single" w:sz="2" w:space="0" w:color="BDC9DA"/>
               <w:start w:val="single" w:sz="2" w:space="0" w:color="BDC9DA"/>
@@ -7559,13 +8375,125 @@
               <w:rPr>
                 <w:sz w:val="18"/>
               </w:rPr>
+              <w:t>2026-10-17</w:t>
+            </w:r>
+          </w:p>
+        </w:tc>
+        <w:tc>
+          <w:tcPr>
+            <w:tcW w:w="8621" w:type="dxa"/>
+            <w:tcBorders>
+              <w:top w:val="single" w:sz="2" w:space="0" w:color="BDC9DA"/>
+              <w:start w:val="single" w:sz="2" w:space="0" w:color="BDC9DA"/>
+              <w:bottom w:val="single" w:sz="2" w:space="0" w:color="BDC9DA"/>
+              <w:end w:val="single" w:sz="2" w:space="0" w:color="BDC9DA"/>
+            </w:tcBorders>
+          </w:tcPr>
+          <w:p>
+            <w:pPr>
+              <w:pStyle w:val="TableContents"/>
+              <w:bidi w:val="0"/>
+              <w:spacing w:before="0" w:after="283"/>
+              <w:ind w:hanging="0" w:start="0" w:end="0"/>
+              <w:jc w:val="start"/>
+              <w:rPr/>
+            </w:pPr>
+            <w:r>
+              <w:rPr>
+                <w:sz w:val="18"/>
+              </w:rPr>
+              <w:t>补齐共享客户、代办转货、</w:t>
+            </w:r>
+            <w:r>
+              <w:rPr>
+                <w:sz w:val="18"/>
+              </w:rPr>
+              <w:t xml:space="preserve">PDA </w:t>
+            </w:r>
+            <w:r>
+              <w:rPr>
+                <w:sz w:val="18"/>
+              </w:rPr>
+              <w:t xml:space="preserve">退货出库、商品导入自动收货与导出；区分 </w:t>
+            </w:r>
+            <w:r>
+              <w:rPr>
+                <w:sz w:val="18"/>
+              </w:rPr>
+              <w:t xml:space="preserve">Android/PDA </w:t>
+            </w:r>
+            <w:r>
+              <w:rPr>
+                <w:sz w:val="18"/>
+              </w:rPr>
+              <w:t>收银库存和恢复能力，更新老板筛选及计费口径</w:t>
+            </w:r>
+          </w:p>
+        </w:tc>
+      </w:tr>
+      <w:tr>
+        <w:trPr/>
+        <w:tc>
+          <w:tcPr>
+            <w:tcW w:w="545" w:type="dxa"/>
+            <w:tcBorders>
+              <w:top w:val="single" w:sz="2" w:space="0" w:color="BDC9DA"/>
+              <w:start w:val="single" w:sz="2" w:space="0" w:color="BDC9DA"/>
+              <w:bottom w:val="single" w:sz="2" w:space="0" w:color="BDC9DA"/>
+              <w:end w:val="single" w:sz="2" w:space="0" w:color="BDC9DA"/>
+            </w:tcBorders>
+          </w:tcPr>
+          <w:p>
+            <w:pPr>
+              <w:pStyle w:val="TableContents"/>
+              <w:bidi w:val="0"/>
+              <w:spacing w:before="0" w:after="283"/>
+              <w:ind w:hanging="0" w:start="0" w:end="0"/>
+              <w:jc w:val="start"/>
+              <w:rPr>
+                <w:sz w:val="18"/>
+              </w:rPr>
+            </w:pPr>
+            <w:r>
+              <w:rPr>
+                <w:sz w:val="18"/>
+              </w:rPr>
+              <w:t>V2.1</w:t>
+            </w:r>
+          </w:p>
+        </w:tc>
+        <w:tc>
+          <w:tcPr>
+            <w:tcW w:w="884" w:type="dxa"/>
+            <w:tcBorders>
+              <w:top w:val="single" w:sz="2" w:space="0" w:color="BDC9DA"/>
+              <w:start w:val="single" w:sz="2" w:space="0" w:color="BDC9DA"/>
+              <w:bottom w:val="single" w:sz="2" w:space="0" w:color="BDC9DA"/>
+              <w:end w:val="single" w:sz="2" w:space="0" w:color="BDC9DA"/>
+            </w:tcBorders>
+          </w:tcPr>
+          <w:p>
+            <w:pPr>
+              <w:pStyle w:val="TableContents"/>
+              <w:bidi w:val="0"/>
+              <w:spacing w:before="0" w:after="283"/>
+              <w:ind w:hanging="0" w:start="0" w:end="0"/>
+              <w:jc w:val="start"/>
+              <w:rPr>
+                <w:sz w:val="18"/>
+              </w:rPr>
+            </w:pPr>
+            <w:r>
+              <w:rPr>
+                <w:sz w:val="18"/>
+              </w:rPr>
               <w:t>2026-09-07</w:t>
             </w:r>
           </w:p>
         </w:tc>
         <w:tc>
           <w:tcPr>
-            <w:tcW w:w="8620" w:type="dxa"/>
+            <w:tcW w:w="8621" w:type="dxa"/>
             <w:tcBorders>
               <w:top w:val="single" w:sz="2" w:space="0" w:color="BDC9DA"/>
               <w:start w:val="single" w:sz="2" w:space="0" w:color="BDC9DA"/>
@@ -7626,7 +8554,7 @@
         </w:tc>
         <w:tc>
           <w:tcPr>
-            <w:tcW w:w="885" w:type="dxa"/>
+            <w:tcW w:w="884" w:type="dxa"/>
             <w:tcBorders>
               <w:top w:val="single" w:sz="2" w:space="0" w:color="BDC9DA"/>
               <w:start w:val="single" w:sz="2" w:space="0" w:color="BDC9DA"/>
@@ -7655,7 +8583,7 @@
         </w:tc>
         <w:tc>
           <w:tcPr>
-            <w:tcW w:w="8620" w:type="dxa"/>
+            <w:tcW w:w="8621" w:type="dxa"/>
             <w:tcBorders>
               <w:top w:val="single" w:sz="2" w:space="0" w:color="BDC9DA"/>
               <w:start w:val="single" w:sz="2" w:space="0" w:color="BDC9DA"/>
@@ -7697,7 +8625,7 @@
     </w:p>
     <w:sectPr>
       <w:type w:val="nextPage"/>
-      <w:pgSz w:w="11906" w:h="16838"/>
+      <w:pgSz w:w="12240" w:h="15840"/>
       <w:pgMar w:left="907" w:right="907" w:gutter="0" w:header="0" w:top="1020" w:footer="0" w:bottom="1077"/>
       <w:pgNumType w:fmt="decimal"/>
       <w:formProt w:val="false"/>
@@ -9231,8 +10159,8 @@
   <w:abstractNum w:abstractNumId="13">
     <w:lvl w:ilvl="0">
       <w:start w:val="1"/>
-      <w:numFmt w:val="bullet"/>
-      <w:lvlText w:val=""/>
+      <w:numFmt w:val="decimal"/>
+      <w:lvlText w:val="%1."/>
       <w:lvlJc w:val="start"/>
       <w:pPr>
         <w:tabs>
@@ -9240,14 +10168,12 @@
         </w:tabs>
         <w:ind w:start="709" w:hanging="283"/>
       </w:pPr>
-      <w:rPr>
-        <w:rFonts w:ascii="Symbol" w:hAnsi="Symbol" w:cs="Symbol" w:hint="default"/>
-      </w:rPr>
+      <w:rPr/>
     </w:lvl>
     <w:lvl w:ilvl="1">
       <w:start w:val="1"/>
-      <w:numFmt w:val="bullet"/>
-      <w:lvlText w:val=""/>
+      <w:numFmt w:val="decimal"/>
+      <w:lvlText w:val="%2."/>
       <w:lvlJc w:val="start"/>
       <w:pPr>
         <w:tabs>
@@ -9255,14 +10181,12 @@
         </w:tabs>
         <w:ind w:start="1418" w:hanging="283"/>
       </w:pPr>
-      <w:rPr>
-        <w:rFonts w:ascii="Symbol" w:hAnsi="Symbol" w:cs="Symbol" w:hint="default"/>
-      </w:rPr>
+      <w:rPr/>
     </w:lvl>
     <w:lvl w:ilvl="2">
       <w:start w:val="1"/>
-      <w:numFmt w:val="bullet"/>
-      <w:lvlText w:val=""/>
+      <w:numFmt w:val="decimal"/>
+      <w:lvlText w:val="%3."/>
       <w:lvlJc w:val="start"/>
       <w:pPr>
         <w:tabs>
@@ -9270,14 +10194,12 @@
         </w:tabs>
         <w:ind w:start="2127" w:hanging="283"/>
       </w:pPr>
-      <w:rPr>
-        <w:rFonts w:ascii="Symbol" w:hAnsi="Symbol" w:cs="Symbol" w:hint="default"/>
-      </w:rPr>
+      <w:rPr/>
     </w:lvl>
     <w:lvl w:ilvl="3">
       <w:start w:val="1"/>
-      <w:numFmt w:val="bullet"/>
-      <w:lvlText w:val=""/>
+      <w:numFmt w:val="decimal"/>
+      <w:lvlText w:val="%4."/>
       <w:lvlJc w:val="start"/>
       <w:pPr>
         <w:tabs>
@@ -9285,14 +10207,12 @@
         </w:tabs>
         <w:ind w:start="2836" w:hanging="283"/>
       </w:pPr>
-      <w:rPr>
-        <w:rFonts w:ascii="Symbol" w:hAnsi="Symbol" w:cs="Symbol" w:hint="default"/>
-      </w:rPr>
+      <w:rPr/>
     </w:lvl>
     <w:lvl w:ilvl="4">
       <w:start w:val="1"/>
-      <w:numFmt w:val="bullet"/>
-      <w:lvlText w:val=""/>
+      <w:numFmt w:val="decimal"/>
+      <w:lvlText w:val="%5."/>
       <w:lvlJc w:val="start"/>
       <w:pPr>
         <w:tabs>
@@ -9300,14 +10220,12 @@
         </w:tabs>
         <w:ind w:start="3545" w:hanging="283"/>
       </w:pPr>
-      <w:rPr>
-        <w:rFonts w:ascii="Symbol" w:hAnsi="Symbol" w:cs="Symbol" w:hint="default"/>
-      </w:rPr>
+      <w:rPr/>
     </w:lvl>
     <w:lvl w:ilvl="5">
       <w:start w:val="1"/>
-      <w:numFmt w:val="bullet"/>
-      <w:lvlText w:val=""/>
+      <w:numFmt w:val="decimal"/>
+      <w:lvlText w:val="%6."/>
       <w:lvlJc w:val="start"/>
       <w:pPr>
         <w:tabs>
@@ -9315,14 +10233,12 @@
         </w:tabs>
         <w:ind w:start="4254" w:hanging="283"/>
       </w:pPr>
-      <w:rPr>
-        <w:rFonts w:ascii="Symbol" w:hAnsi="Symbol" w:cs="Symbol" w:hint="default"/>
-      </w:rPr>
+      <w:rPr/>
     </w:lvl>
     <w:lvl w:ilvl="6">
       <w:start w:val="1"/>
-      <w:numFmt w:val="bullet"/>
-      <w:lvlText w:val=""/>
+      <w:numFmt w:val="decimal"/>
+      <w:lvlText w:val="%7."/>
       <w:lvlJc w:val="start"/>
       <w:pPr>
         <w:tabs>
@@ -9330,14 +10246,12 @@
         </w:tabs>
         <w:ind w:start="4963" w:hanging="283"/>
       </w:pPr>
-      <w:rPr>
-        <w:rFonts w:ascii="Symbol" w:hAnsi="Symbol" w:cs="Symbol" w:hint="default"/>
-      </w:rPr>
+      <w:rPr/>
     </w:lvl>
     <w:lvl w:ilvl="7">
       <w:start w:val="1"/>
-      <w:numFmt w:val="bullet"/>
-      <w:lvlText w:val=""/>
+      <w:numFmt w:val="decimal"/>
+      <w:lvlText w:val="%8."/>
       <w:lvlJc w:val="start"/>
       <w:pPr>
         <w:tabs>
@@ -9345,14 +10259,12 @@
         </w:tabs>
         <w:ind w:start="5672" w:hanging="283"/>
       </w:pPr>
-      <w:rPr>
-        <w:rFonts w:ascii="Symbol" w:hAnsi="Symbol" w:cs="Symbol" w:hint="default"/>
-      </w:rPr>
+      <w:rPr/>
     </w:lvl>
     <w:lvl w:ilvl="8">
       <w:start w:val="1"/>
-      <w:numFmt w:val="bullet"/>
-      <w:lvlText w:val=""/>
+      <w:numFmt w:val="decimal"/>
+      <w:lvlText w:val="%9."/>
       <w:lvlJc w:val="start"/>
       <w:pPr>
         <w:tabs>
@@ -9360,16 +10272,14 @@
         </w:tabs>
         <w:ind w:start="6381" w:hanging="283"/>
       </w:pPr>
-      <w:rPr>
-        <w:rFonts w:ascii="Symbol" w:hAnsi="Symbol" w:cs="Symbol" w:hint="default"/>
-      </w:rPr>
+      <w:rPr/>
     </w:lvl>
   </w:abstractNum>
   <w:abstractNum w:abstractNumId="14">
     <w:lvl w:ilvl="0">
       <w:start w:val="1"/>
-      <w:numFmt w:val="decimal"/>
-      <w:lvlText w:val="%1."/>
+      <w:numFmt w:val="bullet"/>
+      <w:lvlText w:val=""/>
       <w:lvlJc w:val="start"/>
       <w:pPr>
         <w:tabs>
@@ -9377,12 +10287,14 @@
         </w:tabs>
         <w:ind w:start="709" w:hanging="283"/>
       </w:pPr>
-      <w:rPr/>
+      <w:rPr>
+        <w:rFonts w:ascii="Symbol" w:hAnsi="Symbol" w:cs="Symbol" w:hint="default"/>
+      </w:rPr>
     </w:lvl>
     <w:lvl w:ilvl="1">
       <w:start w:val="1"/>
-      <w:numFmt w:val="decimal"/>
-      <w:lvlText w:val="%2."/>
+      <w:numFmt w:val="bullet"/>
+      <w:lvlText w:val=""/>
       <w:lvlJc w:val="start"/>
       <w:pPr>
         <w:tabs>
@@ -9390,12 +10302,14 @@
         </w:tabs>
         <w:ind w:start="1418" w:hanging="283"/>
       </w:pPr>
-      <w:rPr/>
+      <w:rPr>
+        <w:rFonts w:ascii="Symbol" w:hAnsi="Symbol" w:cs="Symbol" w:hint="default"/>
+      </w:rPr>
     </w:lvl>
     <w:lvl w:ilvl="2">
       <w:start w:val="1"/>
-      <w:numFmt w:val="decimal"/>
-      <w:lvlText w:val="%3."/>
+      <w:numFmt w:val="bullet"/>
+      <w:lvlText w:val=""/>
       <w:lvlJc w:val="start"/>
       <w:pPr>
         <w:tabs>
@@ -9403,12 +10317,14 @@
         </w:tabs>
         <w:ind w:start="2127" w:hanging="283"/>
       </w:pPr>
-      <w:rPr/>
+      <w:rPr>
+        <w:rFonts w:ascii="Symbol" w:hAnsi="Symbol" w:cs="Symbol" w:hint="default"/>
+      </w:rPr>
     </w:lvl>
     <w:lvl w:ilvl="3">
       <w:start w:val="1"/>
-      <w:numFmt w:val="decimal"/>
-      <w:lvlText w:val="%4."/>
+      <w:numFmt w:val="bullet"/>
+      <w:lvlText w:val=""/>
       <w:lvlJc w:val="start"/>
       <w:pPr>
         <w:tabs>
@@ -9416,12 +10332,14 @@
         </w:tabs>
         <w:ind w:start="2836" w:hanging="283"/>
       </w:pPr>
-      <w:rPr/>
+      <w:rPr>
+        <w:rFonts w:ascii="Symbol" w:hAnsi="Symbol" w:cs="Symbol" w:hint="default"/>
+      </w:rPr>
     </w:lvl>
     <w:lvl w:ilvl="4">
       <w:start w:val="1"/>
-      <w:numFmt w:val="decimal"/>
-      <w:lvlText w:val="%5."/>
+      <w:numFmt w:val="bullet"/>
+      <w:lvlText w:val=""/>
       <w:lvlJc w:val="start"/>
       <w:pPr>
         <w:tabs>
@@ -9429,12 +10347,14 @@
         </w:tabs>
         <w:ind w:start="3545" w:hanging="283"/>
       </w:pPr>
-      <w:rPr/>
+      <w:rPr>
+        <w:rFonts w:ascii="Symbol" w:hAnsi="Symbol" w:cs="Symbol" w:hint="default"/>
+      </w:rPr>
     </w:lvl>
     <w:lvl w:ilvl="5">
       <w:start w:val="1"/>
-      <w:numFmt w:val="decimal"/>
-      <w:lvlText w:val="%6."/>
+      <w:numFmt w:val="bullet"/>
+      <w:lvlText w:val=""/>
       <w:lvlJc w:val="start"/>
       <w:pPr>
         <w:tabs>
@@ -9442,12 +10362,14 @@
         </w:tabs>
         <w:ind w:start="4254" w:hanging="283"/>
       </w:pPr>
-      <w:rPr/>
+      <w:rPr>
+        <w:rFonts w:ascii="Symbol" w:hAnsi="Symbol" w:cs="Symbol" w:hint="default"/>
+      </w:rPr>
     </w:lvl>
     <w:lvl w:ilvl="6">
       <w:start w:val="1"/>
-      <w:numFmt w:val="decimal"/>
-      <w:lvlText w:val="%7."/>
+      <w:numFmt w:val="bullet"/>
+      <w:lvlText w:val=""/>
       <w:lvlJc w:val="start"/>
       <w:pPr>
         <w:tabs>
@@ -9455,12 +10377,14 @@
         </w:tabs>
         <w:ind w:start="4963" w:hanging="283"/>
       </w:pPr>
-      <w:rPr/>
+      <w:rPr>
+        <w:rFonts w:ascii="Symbol" w:hAnsi="Symbol" w:cs="Symbol" w:hint="default"/>
+      </w:rPr>
     </w:lvl>
     <w:lvl w:ilvl="7">
       <w:start w:val="1"/>
-      <w:numFmt w:val="decimal"/>
-      <w:lvlText w:val="%8."/>
+      <w:numFmt w:val="bullet"/>
+      <w:lvlText w:val=""/>
       <w:lvlJc w:val="start"/>
       <w:pPr>
         <w:tabs>
@@ -9468,12 +10392,14 @@
         </w:tabs>
         <w:ind w:start="5672" w:hanging="283"/>
       </w:pPr>
-      <w:rPr/>
+      <w:rPr>
+        <w:rFonts w:ascii="Symbol" w:hAnsi="Symbol" w:cs="Symbol" w:hint="default"/>
+      </w:rPr>
     </w:lvl>
     <w:lvl w:ilvl="8">
       <w:start w:val="1"/>
-      <w:numFmt w:val="decimal"/>
-      <w:lvlText w:val="%9."/>
+      <w:numFmt w:val="bullet"/>
+      <w:lvlText w:val=""/>
       <w:lvlJc w:val="start"/>
       <w:pPr>
         <w:tabs>
@@ -9481,7 +10407,9 @@
         </w:tabs>
         <w:ind w:start="6381" w:hanging="283"/>
       </w:pPr>
-      <w:rPr/>
+      <w:rPr>
+        <w:rFonts w:ascii="Symbol" w:hAnsi="Symbol" w:cs="Symbol" w:hint="default"/>
+      </w:rPr>
     </w:lvl>
   </w:abstractNum>
   <w:abstractNum w:abstractNumId="15">
@@ -9624,8 +10552,8 @@
   <w:abstractNum w:abstractNumId="16">
     <w:lvl w:ilvl="0">
       <w:start w:val="1"/>
-      <w:numFmt w:val="bullet"/>
-      <w:lvlText w:val=""/>
+      <w:numFmt w:val="decimal"/>
+      <w:lvlText w:val="%1."/>
       <w:lvlJc w:val="start"/>
       <w:pPr>
         <w:tabs>
@@ -9633,14 +10561,12 @@
         </w:tabs>
         <w:ind w:start="709" w:hanging="283"/>
       </w:pPr>
-      <w:rPr>
-        <w:rFonts w:ascii="Symbol" w:hAnsi="Symbol" w:cs="Symbol" w:hint="default"/>
-      </w:rPr>
+      <w:rPr/>
     </w:lvl>
     <w:lvl w:ilvl="1">
       <w:start w:val="1"/>
-      <w:numFmt w:val="bullet"/>
-      <w:lvlText w:val=""/>
+      <w:numFmt w:val="decimal"/>
+      <w:lvlText w:val="%2."/>
       <w:lvlJc w:val="start"/>
       <w:pPr>
         <w:tabs>
@@ -9648,14 +10574,12 @@
         </w:tabs>
         <w:ind w:start="1418" w:hanging="283"/>
       </w:pPr>
-      <w:rPr>
-        <w:rFonts w:ascii="Symbol" w:hAnsi="Symbol" w:cs="Symbol" w:hint="default"/>
-      </w:rPr>
+      <w:rPr/>
     </w:lvl>
     <w:lvl w:ilvl="2">
       <w:start w:val="1"/>
-      <w:numFmt w:val="bullet"/>
-      <w:lvlText w:val=""/>
+      <w:numFmt w:val="decimal"/>
+      <w:lvlText w:val="%3."/>
       <w:lvlJc w:val="start"/>
       <w:pPr>
         <w:tabs>
@@ -9663,14 +10587,12 @@
         </w:tabs>
         <w:ind w:start="2127" w:hanging="283"/>
       </w:pPr>
-      <w:rPr>
-        <w:rFonts w:ascii="Symbol" w:hAnsi="Symbol" w:cs="Symbol" w:hint="default"/>
-      </w:rPr>
+      <w:rPr/>
     </w:lvl>
     <w:lvl w:ilvl="3">
       <w:start w:val="1"/>
-      <w:numFmt w:val="bullet"/>
-      <w:lvlText w:val=""/>
+      <w:numFmt w:val="decimal"/>
+      <w:lvlText w:val="%4."/>
       <w:lvlJc w:val="start"/>
       <w:pPr>
         <w:tabs>
@@ -9678,14 +10600,12 @@
         </w:tabs>
         <w:ind w:start="2836" w:hanging="283"/>
       </w:pPr>
-      <w:rPr>
-        <w:rFonts w:ascii="Symbol" w:hAnsi="Symbol" w:cs="Symbol" w:hint="default"/>
-      </w:rPr>
+      <w:rPr/>
     </w:lvl>
     <w:lvl w:ilvl="4">
       <w:start w:val="1"/>
-      <w:numFmt w:val="bullet"/>
-      <w:lvlText w:val=""/>
+      <w:numFmt w:val="decimal"/>
+      <w:lvlText w:val="%5."/>
       <w:lvlJc w:val="start"/>
       <w:pPr>
         <w:tabs>
@@ -9693,14 +10613,12 @@
         </w:tabs>
         <w:ind w:start="3545" w:hanging="283"/>
       </w:pPr>
-      <w:rPr>
-        <w:rFonts w:ascii="Symbol" w:hAnsi="Symbol" w:cs="Symbol" w:hint="default"/>
-      </w:rPr>
+      <w:rPr/>
     </w:lvl>
     <w:lvl w:ilvl="5">
       <w:start w:val="1"/>
-      <w:numFmt w:val="bullet"/>
-      <w:lvlText w:val=""/>
+      <w:numFmt w:val="decimal"/>
+      <w:lvlText w:val="%6."/>
       <w:lvlJc w:val="start"/>
       <w:pPr>
         <w:tabs>
@@ -9708,14 +10626,12 @@
         </w:tabs>
         <w:ind w:start="4254" w:hanging="283"/>
       </w:pPr>
-      <w:rPr>
-        <w:rFonts w:ascii="Symbol" w:hAnsi="Symbol" w:cs="Symbol" w:hint="default"/>
-      </w:rPr>
+      <w:rPr/>
     </w:lvl>
     <w:lvl w:ilvl="6">
       <w:start w:val="1"/>
-      <w:numFmt w:val="bullet"/>
-      <w:lvlText w:val=""/>
+      <w:numFmt w:val="decimal"/>
+      <w:lvlText w:val="%7."/>
       <w:lvlJc w:val="start"/>
       <w:pPr>
         <w:tabs>
@@ -9723,14 +10639,12 @@
         </w:tabs>
         <w:ind w:start="4963" w:hanging="283"/>
       </w:pPr>
-      <w:rPr>
-        <w:rFonts w:ascii="Symbol" w:hAnsi="Symbol" w:cs="Symbol" w:hint="default"/>
-      </w:rPr>
+      <w:rPr/>
     </w:lvl>
     <w:lvl w:ilvl="7">
       <w:start w:val="1"/>
-      <w:numFmt w:val="bullet"/>
-      <w:lvlText w:val=""/>
+      <w:numFmt w:val="decimal"/>
+      <w:lvlText w:val="%8."/>
       <w:lvlJc w:val="start"/>
       <w:pPr>
         <w:tabs>
@@ -9738,14 +10652,12 @@
         </w:tabs>
         <w:ind w:start="5672" w:hanging="283"/>
       </w:pPr>
-      <w:rPr>
-        <w:rFonts w:ascii="Symbol" w:hAnsi="Symbol" w:cs="Symbol" w:hint="default"/>
-      </w:rPr>
+      <w:rPr/>
     </w:lvl>
     <w:lvl w:ilvl="8">
       <w:start w:val="1"/>
-      <w:numFmt w:val="bullet"/>
-      <w:lvlText w:val=""/>
+      <w:numFmt w:val="decimal"/>
+      <w:lvlText w:val="%9."/>
       <w:lvlJc w:val="start"/>
       <w:pPr>
         <w:tabs>
@@ -9753,16 +10665,14 @@
         </w:tabs>
         <w:ind w:start="6381" w:hanging="283"/>
       </w:pPr>
-      <w:rPr>
-        <w:rFonts w:ascii="Symbol" w:hAnsi="Symbol" w:cs="Symbol" w:hint="default"/>
-      </w:rPr>
+      <w:rPr/>
     </w:lvl>
   </w:abstractNum>
   <w:abstractNum w:abstractNumId="17">
     <w:lvl w:ilvl="0">
       <w:start w:val="1"/>
-      <w:numFmt w:val="decimal"/>
-      <w:lvlText w:val="%1."/>
+      <w:numFmt w:val="bullet"/>
+      <w:lvlText w:val=""/>
       <w:lvlJc w:val="start"/>
       <w:pPr>
         <w:tabs>
@@ -9770,12 +10680,14 @@
         </w:tabs>
         <w:ind w:start="709" w:hanging="283"/>
       </w:pPr>
-      <w:rPr/>
+      <w:rPr>
+        <w:rFonts w:ascii="Symbol" w:hAnsi="Symbol" w:cs="Symbol" w:hint="default"/>
+      </w:rPr>
     </w:lvl>
     <w:lvl w:ilvl="1">
       <w:start w:val="1"/>
-      <w:numFmt w:val="decimal"/>
-      <w:lvlText w:val="%2."/>
+      <w:numFmt w:val="bullet"/>
+      <w:lvlText w:val=""/>
       <w:lvlJc w:val="start"/>
       <w:pPr>
         <w:tabs>
@@ -9783,12 +10695,14 @@
         </w:tabs>
         <w:ind w:start="1418" w:hanging="283"/>
       </w:pPr>
-      <w:rPr/>
+      <w:rPr>
+        <w:rFonts w:ascii="Symbol" w:hAnsi="Symbol" w:cs="Symbol" w:hint="default"/>
+      </w:rPr>
     </w:lvl>
     <w:lvl w:ilvl="2">
       <w:start w:val="1"/>
-      <w:numFmt w:val="decimal"/>
-      <w:lvlText w:val="%3."/>
+      <w:numFmt w:val="bullet"/>
+      <w:lvlText w:val=""/>
       <w:lvlJc w:val="start"/>
       <w:pPr>
         <w:tabs>
@@ -9796,12 +10710,14 @@
         </w:tabs>
         <w:ind w:start="2127" w:hanging="283"/>
       </w:pPr>
-      <w:rPr/>
+      <w:rPr>
+        <w:rFonts w:ascii="Symbol" w:hAnsi="Symbol" w:cs="Symbol" w:hint="default"/>
+      </w:rPr>
     </w:lvl>
     <w:lvl w:ilvl="3">
       <w:start w:val="1"/>
-      <w:numFmt w:val="decimal"/>
-      <w:lvlText w:val="%4."/>
+      <w:numFmt w:val="bullet"/>
+      <w:lvlText w:val=""/>
       <w:lvlJc w:val="start"/>
       <w:pPr>
         <w:tabs>
@@ -9809,12 +10725,14 @@
         </w:tabs>
         <w:ind w:start="2836" w:hanging="283"/>
       </w:pPr>
-      <w:rPr/>
+      <w:rPr>
+        <w:rFonts w:ascii="Symbol" w:hAnsi="Symbol" w:cs="Symbol" w:hint="default"/>
+      </w:rPr>
     </w:lvl>
     <w:lvl w:ilvl="4">
       <w:start w:val="1"/>
-      <w:numFmt w:val="decimal"/>
-      <w:lvlText w:val="%5."/>
+      <w:numFmt w:val="bullet"/>
+      <w:lvlText w:val=""/>
       <w:lvlJc w:val="start"/>
       <w:pPr>
         <w:tabs>
@@ -9822,12 +10740,14 @@
         </w:tabs>
         <w:ind w:start="3545" w:hanging="283"/>
       </w:pPr>
-      <w:rPr/>
+      <w:rPr>
+        <w:rFonts w:ascii="Symbol" w:hAnsi="Symbol" w:cs="Symbol" w:hint="default"/>
+      </w:rPr>
     </w:lvl>
     <w:lvl w:ilvl="5">
       <w:start w:val="1"/>
-      <w:numFmt w:val="decimal"/>
-      <w:lvlText w:val="%6."/>
+      <w:numFmt w:val="bullet"/>
+      <w:lvlText w:val=""/>
       <w:lvlJc w:val="start"/>
       <w:pPr>
         <w:tabs>
@@ -9835,12 +10755,14 @@
         </w:tabs>
         <w:ind w:start="4254" w:hanging="283"/>
       </w:pPr>
-      <w:rPr/>
+      <w:rPr>
+        <w:rFonts w:ascii="Symbol" w:hAnsi="Symbol" w:cs="Symbol" w:hint="default"/>
+      </w:rPr>
     </w:lvl>
     <w:lvl w:ilvl="6">
       <w:start w:val="1"/>
-      <w:numFmt w:val="decimal"/>
-      <w:lvlText w:val="%7."/>
+      <w:numFmt w:val="bullet"/>
+      <w:lvlText w:val=""/>
       <w:lvlJc w:val="start"/>
       <w:pPr>
         <w:tabs>
@@ -9848,12 +10770,14 @@
         </w:tabs>
         <w:ind w:start="4963" w:hanging="283"/>
       </w:pPr>
-      <w:rPr/>
+      <w:rPr>
+        <w:rFonts w:ascii="Symbol" w:hAnsi="Symbol" w:cs="Symbol" w:hint="default"/>
+      </w:rPr>
     </w:lvl>
     <w:lvl w:ilvl="7">
       <w:start w:val="1"/>
-      <w:numFmt w:val="decimal"/>
-      <w:lvlText w:val="%8."/>
+      <w:numFmt w:val="bullet"/>
+      <w:lvlText w:val=""/>
       <w:lvlJc w:val="start"/>
       <w:pPr>
         <w:tabs>
@@ -9861,12 +10785,14 @@
         </w:tabs>
         <w:ind w:start="5672" w:hanging="283"/>
       </w:pPr>
-      <w:rPr/>
+      <w:rPr>
+        <w:rFonts w:ascii="Symbol" w:hAnsi="Symbol" w:cs="Symbol" w:hint="default"/>
+      </w:rPr>
     </w:lvl>
     <w:lvl w:ilvl="8">
       <w:start w:val="1"/>
-      <w:numFmt w:val="decimal"/>
-      <w:lvlText w:val="%9."/>
+      <w:numFmt w:val="bullet"/>
+      <w:lvlText w:val=""/>
       <w:lvlJc w:val="start"/>
       <w:pPr>
         <w:tabs>
@@ -9874,7 +10800,9 @@
         </w:tabs>
         <w:ind w:start="6381" w:hanging="283"/>
       </w:pPr>
-      <w:rPr/>
+      <w:rPr>
+        <w:rFonts w:ascii="Symbol" w:hAnsi="Symbol" w:cs="Symbol" w:hint="default"/>
+      </w:rPr>
     </w:lvl>
   </w:abstractNum>
   <w:abstractNum w:abstractNumId="18">
@@ -10017,8 +10945,8 @@
   <w:abstractNum w:abstractNumId="19">
     <w:lvl w:ilvl="0">
       <w:start w:val="1"/>
-      <w:numFmt w:val="bullet"/>
-      <w:lvlText w:val=""/>
+      <w:numFmt w:val="decimal"/>
+      <w:lvlText w:val="%1."/>
       <w:lvlJc w:val="start"/>
       <w:pPr>
         <w:tabs>
@@ -10026,14 +10954,12 @@
         </w:tabs>
         <w:ind w:start="709" w:hanging="283"/>
       </w:pPr>
-      <w:rPr>
-        <w:rFonts w:ascii="Symbol" w:hAnsi="Symbol" w:cs="Symbol" w:hint="default"/>
-      </w:rPr>
+      <w:rPr/>
     </w:lvl>
     <w:lvl w:ilvl="1">
       <w:start w:val="1"/>
-      <w:numFmt w:val="bullet"/>
-      <w:lvlText w:val=""/>
+      <w:numFmt w:val="decimal"/>
+      <w:lvlText w:val="%2."/>
       <w:lvlJc w:val="start"/>
       <w:pPr>
         <w:tabs>
@@ -10041,14 +10967,12 @@
         </w:tabs>
         <w:ind w:start="1418" w:hanging="283"/>
       </w:pPr>
-      <w:rPr>
-        <w:rFonts w:ascii="Symbol" w:hAnsi="Symbol" w:cs="Symbol" w:hint="default"/>
-      </w:rPr>
+      <w:rPr/>
     </w:lvl>
     <w:lvl w:ilvl="2">
       <w:start w:val="1"/>
-      <w:numFmt w:val="bullet"/>
-      <w:lvlText w:val=""/>
+      <w:numFmt w:val="decimal"/>
+      <w:lvlText w:val="%3."/>
       <w:lvlJc w:val="start"/>
       <w:pPr>
         <w:tabs>
@@ -10056,14 +10980,12 @@
         </w:tabs>
         <w:ind w:start="2127" w:hanging="283"/>
       </w:pPr>
-      <w:rPr>
-        <w:rFonts w:ascii="Symbol" w:hAnsi="Symbol" w:cs="Symbol" w:hint="default"/>
-      </w:rPr>
+      <w:rPr/>
     </w:lvl>
     <w:lvl w:ilvl="3">
       <w:start w:val="1"/>
-      <w:numFmt w:val="bullet"/>
-      <w:lvlText w:val=""/>
+      <w:numFmt w:val="decimal"/>
+      <w:lvlText w:val="%4."/>
       <w:lvlJc w:val="start"/>
       <w:pPr>
         <w:tabs>
@@ -10071,14 +10993,12 @@
         </w:tabs>
         <w:ind w:start="2836" w:hanging="283"/>
       </w:pPr>
-      <w:rPr>
-        <w:rFonts w:ascii="Symbol" w:hAnsi="Symbol" w:cs="Symbol" w:hint="default"/>
-      </w:rPr>
+      <w:rPr/>
     </w:lvl>
     <w:lvl w:ilvl="4">
       <w:start w:val="1"/>
-      <w:numFmt w:val="bullet"/>
-      <w:lvlText w:val=""/>
+      <w:numFmt w:val="decimal"/>
+      <w:lvlText w:val="%5."/>
       <w:lvlJc w:val="start"/>
       <w:pPr>
         <w:tabs>
@@ -10086,14 +11006,12 @@
         </w:tabs>
         <w:ind w:start="3545" w:hanging="283"/>
       </w:pPr>
-      <w:rPr>
-        <w:rFonts w:ascii="Symbol" w:hAnsi="Symbol" w:cs="Symbol" w:hint="default"/>
-      </w:rPr>
+      <w:rPr/>
     </w:lvl>
     <w:lvl w:ilvl="5">
       <w:start w:val="1"/>
-      <w:numFmt w:val="bullet"/>
-      <w:lvlText w:val=""/>
+      <w:numFmt w:val="decimal"/>
+      <w:lvlText w:val="%6."/>
       <w:lvlJc w:val="start"/>
       <w:pPr>
         <w:tabs>
@@ -10101,14 +11019,12 @@
         </w:tabs>
         <w:ind w:start="4254" w:hanging="283"/>
       </w:pPr>
-      <w:rPr>
-        <w:rFonts w:ascii="Symbol" w:hAnsi="Symbol" w:cs="Symbol" w:hint="default"/>
-      </w:rPr>
+      <w:rPr/>
     </w:lvl>
     <w:lvl w:ilvl="6">
       <w:start w:val="1"/>
-      <w:numFmt w:val="bullet"/>
-      <w:lvlText w:val=""/>
+      <w:numFmt w:val="decimal"/>
+      <w:lvlText w:val="%7."/>
       <w:lvlJc w:val="start"/>
       <w:pPr>
         <w:tabs>
@@ -10116,14 +11032,12 @@
         </w:tabs>
         <w:ind w:start="4963" w:hanging="283"/>
       </w:pPr>
-      <w:rPr>
-        <w:rFonts w:ascii="Symbol" w:hAnsi="Symbol" w:cs="Symbol" w:hint="default"/>
-      </w:rPr>
+      <w:rPr/>
     </w:lvl>
     <w:lvl w:ilvl="7">
       <w:start w:val="1"/>
-      <w:numFmt w:val="bullet"/>
-      <w:lvlText w:val=""/>
+      <w:numFmt w:val="decimal"/>
+      <w:lvlText w:val="%8."/>
       <w:lvlJc w:val="start"/>
       <w:pPr>
         <w:tabs>
@@ -10131,14 +11045,12 @@
         </w:tabs>
         <w:ind w:start="5672" w:hanging="283"/>
       </w:pPr>
-      <w:rPr>
-        <w:rFonts w:ascii="Symbol" w:hAnsi="Symbol" w:cs="Symbol" w:hint="default"/>
-      </w:rPr>
+      <w:rPr/>
     </w:lvl>
     <w:lvl w:ilvl="8">
       <w:start w:val="1"/>
-      <w:numFmt w:val="bullet"/>
-      <w:lvlText w:val=""/>
+      <w:numFmt w:val="decimal"/>
+      <w:lvlText w:val="%9."/>
       <w:lvlJc w:val="start"/>
       <w:pPr>
         <w:tabs>
@@ -10146,9 +11058,7 @@
         </w:tabs>
         <w:ind w:start="6381" w:hanging="283"/>
       </w:pPr>
-      <w:rPr>
-        <w:rFonts w:ascii="Symbol" w:hAnsi="Symbol" w:cs="Symbol" w:hint="default"/>
-      </w:rPr>
+      <w:rPr/>
     </w:lvl>
   </w:abstractNum>
   <w:abstractNum w:abstractNumId="20">
@@ -10291,8 +11201,8 @@
   <w:abstractNum w:abstractNumId="21">
     <w:lvl w:ilvl="0">
       <w:start w:val="1"/>
-      <w:numFmt w:val="decimal"/>
-      <w:lvlText w:val="%1."/>
+      <w:numFmt w:val="bullet"/>
+      <w:lvlText w:val=""/>
       <w:lvlJc w:val="start"/>
       <w:pPr>
         <w:tabs>
@@ -10300,12 +11210,14 @@
         </w:tabs>
         <w:ind w:start="709" w:hanging="283"/>
       </w:pPr>
-      <w:rPr/>
+      <w:rPr>
+        <w:rFonts w:ascii="Symbol" w:hAnsi="Symbol" w:cs="Symbol" w:hint="default"/>
+      </w:rPr>
     </w:lvl>
     <w:lvl w:ilvl="1">
       <w:start w:val="1"/>
-      <w:numFmt w:val="decimal"/>
-      <w:lvlText w:val="%2."/>
+      <w:numFmt w:val="bullet"/>
+      <w:lvlText w:val=""/>
       <w:lvlJc w:val="start"/>
       <w:pPr>
         <w:tabs>
@@ -10313,12 +11225,14 @@
         </w:tabs>
         <w:ind w:start="1418" w:hanging="283"/>
       </w:pPr>
-      <w:rPr/>
+      <w:rPr>
+        <w:rFonts w:ascii="Symbol" w:hAnsi="Symbol" w:cs="Symbol" w:hint="default"/>
+      </w:rPr>
     </w:lvl>
     <w:lvl w:ilvl="2">
       <w:start w:val="1"/>
-      <w:numFmt w:val="decimal"/>
-      <w:lvlText w:val="%3."/>
+      <w:numFmt w:val="bullet"/>
+      <w:lvlText w:val=""/>
       <w:lvlJc w:val="start"/>
       <w:pPr>
         <w:tabs>
@@ -10326,12 +11240,14 @@
         </w:tabs>
         <w:ind w:start="2127" w:hanging="283"/>
       </w:pPr>
-      <w:rPr/>
+      <w:rPr>
+        <w:rFonts w:ascii="Symbol" w:hAnsi="Symbol" w:cs="Symbol" w:hint="default"/>
+      </w:rPr>
     </w:lvl>
     <w:lvl w:ilvl="3">
       <w:start w:val="1"/>
-      <w:numFmt w:val="decimal"/>
-      <w:lvlText w:val="%4."/>
+      <w:numFmt w:val="bullet"/>
+      <w:lvlText w:val=""/>
       <w:lvlJc w:val="start"/>
       <w:pPr>
         <w:tabs>
@@ -10339,12 +11255,14 @@
         </w:tabs>
         <w:ind w:start="2836" w:hanging="283"/>
       </w:pPr>
-      <w:rPr/>
+      <w:rPr>
+        <w:rFonts w:ascii="Symbol" w:hAnsi="Symbol" w:cs="Symbol" w:hint="default"/>
+      </w:rPr>
     </w:lvl>
     <w:lvl w:ilvl="4">
       <w:start w:val="1"/>
-      <w:numFmt w:val="decimal"/>
-      <w:lvlText w:val="%5."/>
+      <w:numFmt w:val="bullet"/>
+      <w:lvlText w:val=""/>
       <w:lvlJc w:val="start"/>
       <w:pPr>
         <w:tabs>
@@ -10352,12 +11270,14 @@
         </w:tabs>
         <w:ind w:start="3545" w:hanging="283"/>
       </w:pPr>
-      <w:rPr/>
+      <w:rPr>
+        <w:rFonts w:ascii="Symbol" w:hAnsi="Symbol" w:cs="Symbol" w:hint="default"/>
+      </w:rPr>
     </w:lvl>
     <w:lvl w:ilvl="5">
       <w:start w:val="1"/>
-      <w:numFmt w:val="decimal"/>
-      <w:lvlText w:val="%6."/>
+      <w:numFmt w:val="bullet"/>
+      <w:lvlText w:val=""/>
       <w:lvlJc w:val="start"/>
       <w:pPr>
         <w:tabs>
@@ -10365,12 +11285,14 @@
         </w:tabs>
         <w:ind w:start="4254" w:hanging="283"/>
       </w:pPr>
-      <w:rPr/>
+      <w:rPr>
+        <w:rFonts w:ascii="Symbol" w:hAnsi="Symbol" w:cs="Symbol" w:hint="default"/>
+      </w:rPr>
     </w:lvl>
     <w:lvl w:ilvl="6">
       <w:start w:val="1"/>
-      <w:numFmt w:val="decimal"/>
-      <w:lvlText w:val="%7."/>
+      <w:numFmt w:val="bullet"/>
+      <w:lvlText w:val=""/>
       <w:lvlJc w:val="start"/>
       <w:pPr>
         <w:tabs>
@@ -10378,12 +11300,14 @@
         </w:tabs>
         <w:ind w:start="4963" w:hanging="283"/>
       </w:pPr>
-      <w:rPr/>
+      <w:rPr>
+        <w:rFonts w:ascii="Symbol" w:hAnsi="Symbol" w:cs="Symbol" w:hint="default"/>
+      </w:rPr>
     </w:lvl>
     <w:lvl w:ilvl="7">
       <w:start w:val="1"/>
-      <w:numFmt w:val="decimal"/>
-      <w:lvlText w:val="%8."/>
+      <w:numFmt w:val="bullet"/>
+      <w:lvlText w:val=""/>
       <w:lvlJc w:val="start"/>
       <w:pPr>
         <w:tabs>
@@ -10391,12 +11315,14 @@
         </w:tabs>
         <w:ind w:start="5672" w:hanging="283"/>
       </w:pPr>
-      <w:rPr/>
+      <w:rPr>
+        <w:rFonts w:ascii="Symbol" w:hAnsi="Symbol" w:cs="Symbol" w:hint="default"/>
+      </w:rPr>
     </w:lvl>
     <w:lvl w:ilvl="8">
       <w:start w:val="1"/>
-      <w:numFmt w:val="decimal"/>
-      <w:lvlText w:val="%9."/>
+      <w:numFmt w:val="bullet"/>
+      <w:lvlText w:val=""/>
       <w:lvlJc w:val="start"/>
       <w:pPr>
         <w:tabs>
@@ -10404,7 +11330,9 @@
         </w:tabs>
         <w:ind w:start="6381" w:hanging="283"/>
       </w:pPr>
-      <w:rPr/>
+      <w:rPr>
+        <w:rFonts w:ascii="Symbol" w:hAnsi="Symbol" w:cs="Symbol" w:hint="default"/>
+      </w:rPr>
     </w:lvl>
   </w:abstractNum>
   <w:abstractNum w:abstractNumId="22">
@@ -10547,8 +11475,8 @@
   <w:abstractNum w:abstractNumId="23">
     <w:lvl w:ilvl="0">
       <w:start w:val="1"/>
-      <w:numFmt w:val="bullet"/>
-      <w:lvlText w:val=""/>
+      <w:numFmt w:val="decimal"/>
+      <w:lvlText w:val="%1."/>
       <w:lvlJc w:val="start"/>
       <w:pPr>
         <w:tabs>
@@ -10556,14 +11484,12 @@
         </w:tabs>
         <w:ind w:start="709" w:hanging="283"/>
       </w:pPr>
-      <w:rPr>
-        <w:rFonts w:ascii="Symbol" w:hAnsi="Symbol" w:cs="Symbol" w:hint="default"/>
-      </w:rPr>
+      <w:rPr/>
     </w:lvl>
     <w:lvl w:ilvl="1">
       <w:start w:val="1"/>
-      <w:numFmt w:val="bullet"/>
-      <w:lvlText w:val=""/>
+      <w:numFmt w:val="decimal"/>
+      <w:lvlText w:val="%2."/>
       <w:lvlJc w:val="start"/>
       <w:pPr>
         <w:tabs>
@@ -10571,14 +11497,12 @@
         </w:tabs>
         <w:ind w:start="1418" w:hanging="283"/>
       </w:pPr>
-      <w:rPr>
-        <w:rFonts w:ascii="Symbol" w:hAnsi="Symbol" w:cs="Symbol" w:hint="default"/>
-      </w:rPr>
+      <w:rPr/>
     </w:lvl>
     <w:lvl w:ilvl="2">
       <w:start w:val="1"/>
-      <w:numFmt w:val="bullet"/>
-      <w:lvlText w:val=""/>
+      <w:numFmt w:val="decimal"/>
+      <w:lvlText w:val="%3."/>
       <w:lvlJc w:val="start"/>
       <w:pPr>
         <w:tabs>
@@ -10586,14 +11510,12 @@
         </w:tabs>
         <w:ind w:start="2127" w:hanging="283"/>
       </w:pPr>
-      <w:rPr>
-        <w:rFonts w:ascii="Symbol" w:hAnsi="Symbol" w:cs="Symbol" w:hint="default"/>
-      </w:rPr>
+      <w:rPr/>
     </w:lvl>
     <w:lvl w:ilvl="3">
       <w:start w:val="1"/>
-      <w:numFmt w:val="bullet"/>
-      <w:lvlText w:val=""/>
+      <w:numFmt w:val="decimal"/>
+      <w:lvlText w:val="%4."/>
       <w:lvlJc w:val="start"/>
       <w:pPr>
         <w:tabs>
@@ -10601,14 +11523,12 @@
         </w:tabs>
         <w:ind w:start="2836" w:hanging="283"/>
       </w:pPr>
-      <w:rPr>
-        <w:rFonts w:ascii="Symbol" w:hAnsi="Symbol" w:cs="Symbol" w:hint="default"/>
-      </w:rPr>
+      <w:rPr/>
     </w:lvl>
     <w:lvl w:ilvl="4">
       <w:start w:val="1"/>
-      <w:numFmt w:val="bullet"/>
-      <w:lvlText w:val=""/>
+      <w:numFmt w:val="decimal"/>
+      <w:lvlText w:val="%5."/>
       <w:lvlJc w:val="start"/>
       <w:pPr>
         <w:tabs>
@@ -10616,14 +11536,12 @@
         </w:tabs>
         <w:ind w:start="3545" w:hanging="283"/>
       </w:pPr>
-      <w:rPr>
-        <w:rFonts w:ascii="Symbol" w:hAnsi="Symbol" w:cs="Symbol" w:hint="default"/>
-      </w:rPr>
+      <w:rPr/>
     </w:lvl>
     <w:lvl w:ilvl="5">
       <w:start w:val="1"/>
-      <w:numFmt w:val="bullet"/>
-      <w:lvlText w:val=""/>
+      <w:numFmt w:val="decimal"/>
+      <w:lvlText w:val="%6."/>
       <w:lvlJc w:val="start"/>
       <w:pPr>
         <w:tabs>
@@ -10631,14 +11549,12 @@
         </w:tabs>
         <w:ind w:start="4254" w:hanging="283"/>
       </w:pPr>
-      <w:rPr>
-        <w:rFonts w:ascii="Symbol" w:hAnsi="Symbol" w:cs="Symbol" w:hint="default"/>
-      </w:rPr>
+      <w:rPr/>
     </w:lvl>
     <w:lvl w:ilvl="6">
       <w:start w:val="1"/>
-      <w:numFmt w:val="bullet"/>
-      <w:lvlText w:val=""/>
+      <w:numFmt w:val="decimal"/>
+      <w:lvlText w:val="%7."/>
       <w:lvlJc w:val="start"/>
       <w:pPr>
         <w:tabs>
@@ -10646,14 +11562,12 @@
         </w:tabs>
         <w:ind w:start="4963" w:hanging="283"/>
       </w:pPr>
-      <w:rPr>
-        <w:rFonts w:ascii="Symbol" w:hAnsi="Symbol" w:cs="Symbol" w:hint="default"/>
-      </w:rPr>
+      <w:rPr/>
     </w:lvl>
     <w:lvl w:ilvl="7">
       <w:start w:val="1"/>
-      <w:numFmt w:val="bullet"/>
-      <w:lvlText w:val=""/>
+      <w:numFmt w:val="decimal"/>
+      <w:lvlText w:val="%8."/>
       <w:lvlJc w:val="start"/>
       <w:pPr>
         <w:tabs>
@@ -10661,14 +11575,12 @@
         </w:tabs>
         <w:ind w:start="5672" w:hanging="283"/>
       </w:pPr>
-      <w:rPr>
-        <w:rFonts w:ascii="Symbol" w:hAnsi="Symbol" w:cs="Symbol" w:hint="default"/>
-      </w:rPr>
+      <w:rPr/>
     </w:lvl>
     <w:lvl w:ilvl="8">
       <w:start w:val="1"/>
-      <w:numFmt w:val="bullet"/>
-      <w:lvlText w:val=""/>
+      <w:numFmt w:val="decimal"/>
+      <w:lvlText w:val="%9."/>
       <w:lvlJc w:val="start"/>
       <w:pPr>
         <w:tabs>
@@ -10676,9 +11588,7 @@
         </w:tabs>
         <w:ind w:start="6381" w:hanging="283"/>
       </w:pPr>
-      <w:rPr>
-        <w:rFonts w:ascii="Symbol" w:hAnsi="Symbol" w:cs="Symbol" w:hint="default"/>
-      </w:rPr>
+      <w:rPr/>
     </w:lvl>
   </w:abstractNum>
   <w:abstractNum w:abstractNumId="24">
@@ -10819,6 +11729,280 @@
     </w:lvl>
   </w:abstractNum>
   <w:abstractNum w:abstractNumId="25">
+    <w:lvl w:ilvl="0">
+      <w:start w:val="1"/>
+      <w:numFmt w:val="bullet"/>
+      <w:lvlText w:val=""/>
+      <w:lvlJc w:val="start"/>
+      <w:pPr>
+        <w:tabs>
+          <w:tab w:val="num" w:pos="709"/>
+        </w:tabs>
+        <w:ind w:start="709" w:hanging="283"/>
+      </w:pPr>
+      <w:rPr>
+        <w:rFonts w:ascii="Symbol" w:hAnsi="Symbol" w:cs="Symbol" w:hint="default"/>
+      </w:rPr>
+    </w:lvl>
+    <w:lvl w:ilvl="1">
+      <w:start w:val="1"/>
+      <w:numFmt w:val="bullet"/>
+      <w:lvlText w:val=""/>
+      <w:lvlJc w:val="start"/>
+      <w:pPr>
+        <w:tabs>
+          <w:tab w:val="num" w:pos="1418"/>
+        </w:tabs>
+        <w:ind w:start="1418" w:hanging="283"/>
+      </w:pPr>
+      <w:rPr>
+        <w:rFonts w:ascii="Symbol" w:hAnsi="Symbol" w:cs="Symbol" w:hint="default"/>
+      </w:rPr>
+    </w:lvl>
+    <w:lvl w:ilvl="2">
+      <w:start w:val="1"/>
+      <w:numFmt w:val="bullet"/>
+      <w:lvlText w:val=""/>
+      <w:lvlJc w:val="start"/>
+      <w:pPr>
+        <w:tabs>
+          <w:tab w:val="num" w:pos="2127"/>
+        </w:tabs>
+        <w:ind w:start="2127" w:hanging="283"/>
+      </w:pPr>
+      <w:rPr>
+        <w:rFonts w:ascii="Symbol" w:hAnsi="Symbol" w:cs="Symbol" w:hint="default"/>
+      </w:rPr>
+    </w:lvl>
+    <w:lvl w:ilvl="3">
+      <w:start w:val="1"/>
+      <w:numFmt w:val="bullet"/>
+      <w:lvlText w:val=""/>
+      <w:lvlJc w:val="start"/>
+      <w:pPr>
+        <w:tabs>
+          <w:tab w:val="num" w:pos="2836"/>
+        </w:tabs>
+        <w:ind w:start="2836" w:hanging="283"/>
+      </w:pPr>
+      <w:rPr>
+        <w:rFonts w:ascii="Symbol" w:hAnsi="Symbol" w:cs="Symbol" w:hint="default"/>
+      </w:rPr>
+    </w:lvl>
+    <w:lvl w:ilvl="4">
+      <w:start w:val="1"/>
+      <w:numFmt w:val="bullet"/>
+      <w:lvlText w:val=""/>
+      <w:lvlJc w:val="start"/>
+      <w:pPr>
+        <w:tabs>
+          <w:tab w:val="num" w:pos="3545"/>
+        </w:tabs>
+        <w:ind w:start="3545" w:hanging="283"/>
+      </w:pPr>
+      <w:rPr>
+        <w:rFonts w:ascii="Symbol" w:hAnsi="Symbol" w:cs="Symbol" w:hint="default"/>
+      </w:rPr>
+    </w:lvl>
+    <w:lvl w:ilvl="5">
+      <w:start w:val="1"/>
+      <w:numFmt w:val="bullet"/>
+      <w:lvlText w:val=""/>
+      <w:lvlJc w:val="start"/>
+      <w:pPr>
+        <w:tabs>
+          <w:tab w:val="num" w:pos="4254"/>
+        </w:tabs>
+        <w:ind w:start="4254" w:hanging="283"/>
+      </w:pPr>
+      <w:rPr>
+        <w:rFonts w:ascii="Symbol" w:hAnsi="Symbol" w:cs="Symbol" w:hint="default"/>
+      </w:rPr>
+    </w:lvl>
+    <w:lvl w:ilvl="6">
+      <w:start w:val="1"/>
+      <w:numFmt w:val="bullet"/>
+      <w:lvlText w:val=""/>
+      <w:lvlJc w:val="start"/>
+      <w:pPr>
+        <w:tabs>
+          <w:tab w:val="num" w:pos="4963"/>
+        </w:tabs>
+        <w:ind w:start="4963" w:hanging="283"/>
+      </w:pPr>
+      <w:rPr>
+        <w:rFonts w:ascii="Symbol" w:hAnsi="Symbol" w:cs="Symbol" w:hint="default"/>
+      </w:rPr>
+    </w:lvl>
+    <w:lvl w:ilvl="7">
+      <w:start w:val="1"/>
+      <w:numFmt w:val="bullet"/>
+      <w:lvlText w:val=""/>
+      <w:lvlJc w:val="start"/>
+      <w:pPr>
+        <w:tabs>
+          <w:tab w:val="num" w:pos="5672"/>
+        </w:tabs>
+        <w:ind w:start="5672" w:hanging="283"/>
+      </w:pPr>
+      <w:rPr>
+        <w:rFonts w:ascii="Symbol" w:hAnsi="Symbol" w:cs="Symbol" w:hint="default"/>
+      </w:rPr>
+    </w:lvl>
+    <w:lvl w:ilvl="8">
+      <w:start w:val="1"/>
+      <w:numFmt w:val="bullet"/>
+      <w:lvlText w:val=""/>
+      <w:lvlJc w:val="start"/>
+      <w:pPr>
+        <w:tabs>
+          <w:tab w:val="num" w:pos="6381"/>
+        </w:tabs>
+        <w:ind w:start="6381" w:hanging="283"/>
+      </w:pPr>
+      <w:rPr>
+        <w:rFonts w:ascii="Symbol" w:hAnsi="Symbol" w:cs="Symbol" w:hint="default"/>
+      </w:rPr>
+    </w:lvl>
+  </w:abstractNum>
+  <w:abstractNum w:abstractNumId="26">
+    <w:lvl w:ilvl="0">
+      <w:start w:val="1"/>
+      <w:numFmt w:val="bullet"/>
+      <w:lvlText w:val=""/>
+      <w:lvlJc w:val="start"/>
+      <w:pPr>
+        <w:tabs>
+          <w:tab w:val="num" w:pos="709"/>
+        </w:tabs>
+        <w:ind w:start="709" w:hanging="283"/>
+      </w:pPr>
+      <w:rPr>
+        <w:rFonts w:ascii="Symbol" w:hAnsi="Symbol" w:cs="Symbol" w:hint="default"/>
+      </w:rPr>
+    </w:lvl>
+    <w:lvl w:ilvl="1">
+      <w:start w:val="1"/>
+      <w:numFmt w:val="bullet"/>
+      <w:lvlText w:val=""/>
+      <w:lvlJc w:val="start"/>
+      <w:pPr>
+        <w:tabs>
+          <w:tab w:val="num" w:pos="1418"/>
+        </w:tabs>
+        <w:ind w:start="1418" w:hanging="283"/>
+      </w:pPr>
+      <w:rPr>
+        <w:rFonts w:ascii="Symbol" w:hAnsi="Symbol" w:cs="Symbol" w:hint="default"/>
+      </w:rPr>
+    </w:lvl>
+    <w:lvl w:ilvl="2">
+      <w:start w:val="1"/>
+      <w:numFmt w:val="bullet"/>
+      <w:lvlText w:val=""/>
+      <w:lvlJc w:val="start"/>
+      <w:pPr>
+        <w:tabs>
+          <w:tab w:val="num" w:pos="2127"/>
+        </w:tabs>
+        <w:ind w:start="2127" w:hanging="283"/>
+      </w:pPr>
+      <w:rPr>
+        <w:rFonts w:ascii="Symbol" w:hAnsi="Symbol" w:cs="Symbol" w:hint="default"/>
+      </w:rPr>
+    </w:lvl>
+    <w:lvl w:ilvl="3">
+      <w:start w:val="1"/>
+      <w:numFmt w:val="bullet"/>
+      <w:lvlText w:val=""/>
+      <w:lvlJc w:val="start"/>
+      <w:pPr>
+        <w:tabs>
+          <w:tab w:val="num" w:pos="2836"/>
+        </w:tabs>
+        <w:ind w:start="2836" w:hanging="283"/>
+      </w:pPr>
+      <w:rPr>
+        <w:rFonts w:ascii="Symbol" w:hAnsi="Symbol" w:cs="Symbol" w:hint="default"/>
+      </w:rPr>
+    </w:lvl>
+    <w:lvl w:ilvl="4">
+      <w:start w:val="1"/>
+      <w:numFmt w:val="bullet"/>
+      <w:lvlText w:val=""/>
+      <w:lvlJc w:val="start"/>
+      <w:pPr>
+        <w:tabs>
+          <w:tab w:val="num" w:pos="3545"/>
+        </w:tabs>
+        <w:ind w:start="3545" w:hanging="283"/>
+      </w:pPr>
+      <w:rPr>
+        <w:rFonts w:ascii="Symbol" w:hAnsi="Symbol" w:cs="Symbol" w:hint="default"/>
+      </w:rPr>
+    </w:lvl>
+    <w:lvl w:ilvl="5">
+      <w:start w:val="1"/>
+      <w:numFmt w:val="bullet"/>
+      <w:lvlText w:val=""/>
+      <w:lvlJc w:val="start"/>
+      <w:pPr>
+        <w:tabs>
+          <w:tab w:val="num" w:pos="4254"/>
+        </w:tabs>
+        <w:ind w:start="4254" w:hanging="283"/>
+      </w:pPr>
+      <w:rPr>
+        <w:rFonts w:ascii="Symbol" w:hAnsi="Symbol" w:cs="Symbol" w:hint="default"/>
+      </w:rPr>
+    </w:lvl>
+    <w:lvl w:ilvl="6">
+      <w:start w:val="1"/>
+      <w:numFmt w:val="bullet"/>
+      <w:lvlText w:val=""/>
+      <w:lvlJc w:val="start"/>
+      <w:pPr>
+        <w:tabs>
+          <w:tab w:val="num" w:pos="4963"/>
+        </w:tabs>
+        <w:ind w:start="4963" w:hanging="283"/>
+      </w:pPr>
+      <w:rPr>
+        <w:rFonts w:ascii="Symbol" w:hAnsi="Symbol" w:cs="Symbol" w:hint="default"/>
+      </w:rPr>
+    </w:lvl>
+    <w:lvl w:ilvl="7">
+      <w:start w:val="1"/>
+      <w:numFmt w:val="bullet"/>
+      <w:lvlText w:val=""/>
+      <w:lvlJc w:val="start"/>
+      <w:pPr>
+        <w:tabs>
+          <w:tab w:val="num" w:pos="5672"/>
+        </w:tabs>
+        <w:ind w:start="5672" w:hanging="283"/>
+      </w:pPr>
+      <w:rPr>
+        <w:rFonts w:ascii="Symbol" w:hAnsi="Symbol" w:cs="Symbol" w:hint="default"/>
+      </w:rPr>
+    </w:lvl>
+    <w:lvl w:ilvl="8">
+      <w:start w:val="1"/>
+      <w:numFmt w:val="bullet"/>
+      <w:lvlText w:val=""/>
+      <w:lvlJc w:val="start"/>
+      <w:pPr>
+        <w:tabs>
+          <w:tab w:val="num" w:pos="6381"/>
+        </w:tabs>
+        <w:ind w:start="6381" w:hanging="283"/>
+      </w:pPr>
+      <w:rPr>
+        <w:rFonts w:ascii="Symbol" w:hAnsi="Symbol" w:cs="Symbol" w:hint="default"/>
+      </w:rPr>
+    </w:lvl>
+  </w:abstractNum>
+  <w:abstractNum w:abstractNumId="27">
     <w:lvl w:ilvl="0">
       <w:start w:val="1"/>
       <w:numFmt w:val="none"/>
@@ -11013,6 +12197,12 @@
   </w:num>
   <w:num w:numId="25">
     <w:abstractNumId w:val="25"/>
+  </w:num>
+  <w:num w:numId="26">
+    <w:abstractNumId w:val="26"/>
+  </w:num>
+  <w:num w:numId="27">
+    <w:abstractNumId w:val="27"/>
   </w:num>
 </w:numbering>
 </file>
@@ -11206,8 +12396,8 @@
       <w:suppressLineNumbers/>
       <w:tabs>
         <w:tab w:val="clear" w:pos="1134"/>
-        <w:tab w:val="center" w:pos="4819" w:leader="none"/>
-        <w:tab w:val="right" w:pos="9638" w:leader="none"/>
+        <w:tab w:val="center" w:pos="4986" w:leader="none"/>
+        <w:tab w:val="right" w:pos="9972" w:leader="none"/>
       </w:tabs>
     </w:pPr>
     <w:rPr/>
